--- a/docs/PLEB_Consulting_ArsAutAbeat.docx
+++ b/docs/PLEB_Consulting_ArsAutAbeat.docx
@@ -25,7 +25,7 @@
           <w:lang w:eastAsia="de-DE"/>
         </w:rPr>
         <w:drawing>
-          <wp:anchor distT="0" distB="0" distL="114300" distR="114300" simplePos="0" relativeHeight="251704320" behindDoc="0" locked="0" layoutInCell="1" allowOverlap="1" wp14:anchorId="0B93EF97" wp14:editId="7FC7A9A8">
+          <wp:anchor distT="0" distB="0" distL="114300" distR="114300" simplePos="0" relativeHeight="251704320" behindDoc="0" locked="0" layoutInCell="1" allowOverlap="1" wp14:anchorId="0B93EF97" wp14:editId="5CB38644">
             <wp:simplePos x="0" y="0"/>
             <wp:positionH relativeFrom="column">
               <wp:posOffset>2000000</wp:posOffset>
@@ -79,6 +79,13 @@
             </wp14:sizeRelV>
           </wp:anchor>
         </w:drawing>
+      </w:r>
+      <w:r>
+        <w:rPr>
+          <w:rFonts w:asciiTheme="minorHAnsi" w:hAnsiTheme="minorHAnsi" w:cstheme="minorHAnsi"/>
+          <w:noProof/>
+          <w:lang w:eastAsia="de-DE"/>
+        </w:rPr>
         <w:drawing>
           <wp:anchor distT="0" distB="0" distL="114300" distR="114300" simplePos="0" relativeHeight="251689984" behindDoc="0" locked="0" layoutInCell="1" allowOverlap="1" wp14:anchorId="6ACF4511" wp14:editId="773C3F74">
             <wp:simplePos x="0" y="0"/>
@@ -128,6 +135,13 @@
             </wp14:sizeRelV>
           </wp:anchor>
         </w:drawing>
+      </w:r>
+      <w:r>
+        <w:rPr>
+          <w:rFonts w:asciiTheme="minorHAnsi" w:hAnsiTheme="minorHAnsi" w:cstheme="minorHAnsi"/>
+          <w:noProof/>
+          <w:lang w:eastAsia="de-DE"/>
+        </w:rPr>
         <mc:AlternateContent>
           <mc:Choice Requires="wps">
             <w:drawing>
@@ -204,7 +218,7 @@
                 <v:stroke joinstyle="miter"/>
                 <v:path gradientshapeok="t" o:connecttype="rect"/>
               </v:shapetype>
-              <v:shape id="Textfeld 6" o:spid="_x0000_s1026" type="#_x0000_t202" style="position:absolute;left:0;text-align:left;margin-left:-43.3pt;margin-top:131.1pt;width:477.75pt;height:92.25pt;z-index:251668480;visibility:visible;mso-wrap-style:square;mso-width-percent:0;mso-wrap-distance-left:9pt;mso-wrap-distance-top:0;mso-wrap-distance-right:9pt;mso-wrap-distance-bottom:0;mso-position-horizontal:absolute;mso-position-horizontal-relative:margin;mso-position-vertical:absolute;mso-position-vertical-relative:text;mso-width-percent:0;mso-width-relative:margin;v-text-anchor:top" o:gfxdata="UEsDBBQABgAIAAAAIQC2gziS/gAAAOEBAAATAAAAW0NvbnRlbnRfVHlwZXNdLnhtbJSRQU7DMBBF 90jcwfIWJU67QAgl6YK0S0CoHGBkTxKLZGx5TGhvj5O2G0SRWNoz/78nu9wcxkFMGNg6quQqL6RA 0s5Y6ir5vt9lD1JwBDIwOMJKHpHlpr69KfdHjyxSmriSfYz+USnWPY7AufNIadK6MEJMx9ApD/oD OlTrorhX2lFEilmcO2RdNtjC5xDF9pCuTyYBB5bi6bQ4syoJ3g9WQ0ymaiLzg5KdCXlKLjvcW893 SUOqXwnz5DrgnHtJTxOsQfEKIT7DmDSUCaxw7Rqn8787ZsmRM9e2VmPeBN4uqYvTtW7jvijg9N/y JsXecLq0q+WD6m8AAAD//wMAUEsDBBQABgAIAAAAIQA4/SH/1gAAAJQBAAALAAAAX3JlbHMvLnJl bHOkkMFqwzAMhu+DvYPRfXGawxijTi+j0GvpHsDYimMaW0Yy2fr2M4PBMnrbUb/Q94l/f/hMi1qR JVI2sOt6UJgd+ZiDgffL8ekFlFSbvV0oo4EbChzGx4f9GRdb25HMsYhqlCwG5lrLq9biZkxWOiqY 22YiTra2kYMu1l1tQD30/bPm3wwYN0x18gb45AdQl1tp5j/sFB2T0FQ7R0nTNEV3j6o9feQzro1i OWA14Fm+Q8a1a8+Bvu/d/dMb2JY5uiPbhG/ktn4cqGU/er3pcvwCAAD//wMAUEsDBBQABgAIAAAA IQCIXgi6IgIAADsEAAAOAAAAZHJzL2Uyb0RvYy54bWysU8tu2zAQvBfoPxC815JcP1LBcuAmcFEg TQI4Rc40RVoCKC5L0pbcr++Sklwj7anohVhyl/uYmV3ddo0iJ2FdDbqg2SSlRGgOZa0PBf3+sv1w Q4nzTJdMgRYFPQtHb9fv361ak4spVKBKYQkm0S5vTUEr702eJI5XomFuAkZodEqwDfN4tYektKzF 7I1Kpmm6SFqwpbHAhXP4et876Trml1Jw/ySlE56ogmJvPp42nvtwJusVyw+WmarmQxvsH7poWK2x 6CXVPfOMHG39R6qm5hYcSD/h0CQgZc1FnAGnydI30+wqZkScBcFx5gKT+39p+eNpZ54t8d1n6JDA AEhrXO7C4779BiWSxo4e4nSdtE2YEvsmGI2Ani8gis4Tjo+LdLGcTeeUcPRl2TKbL+cha8Ly8bux zn8R0JBgFNQiSzE9Oz0434eOIaGahm2tVGRKadJiiY/zNH64eDC50lhjbL0fwnf7bphnD+UZJ7LQ K8AZvq2x+ANz/plZpBxnQRn7JzykAiwCg0VJBfbn395DPDKBXkpalFBB3Y8js4IS9VUjR5+y2Sxo Ll5m8+UUL/bas7/26GNzB6jSDBfG8GiGeK9GU1poXlHtm1AVXUxzrF1QP5p3vhc2bgsXm00MQpUZ 5h/0zvCQOsAZoH3pXpk1A/4eqXuEUWwsf0NDH9sTsUElyDpyFKDuUR1wR4VGlodtCitwfY9Rv3d+ /QsAAP//AwBQSwMEFAAGAAgAAAAhAKQ0tdPkAAAAEAEAAA8AAABkcnMvZG93bnJldi54bWxMT7tO wzAU3ZH4B+sisbUOVjEmjVNVQRUSokNLFzYndpMIP0LstoGv5zLBcqWje57FanKWnM0Y++Al3M0z IMY3Qfe+lXB428wEkJiU18oGbyR8mQir8vqqULkOF78z531qCZr4mCsJXUpDTmlsOuNUnIfBePwd w+hUQji2VI/qgubOUpZlnDrVe0zo1GCqzjQf+5OT8FJttmpXMye+bfX8elwPn4f3eylvb6anJZ71 EkgyU/pTwO8G7A8lFqvDyetIrISZ4BypEhhnDAgyBBePQGoJiwV/AFoW9P+Q8gcAAP//AwBQSwEC LQAUAAYACAAAACEAtoM4kv4AAADhAQAAEwAAAAAAAAAAAAAAAAAAAAAAW0NvbnRlbnRfVHlwZXNd LnhtbFBLAQItABQABgAIAAAAIQA4/SH/1gAAAJQBAAALAAAAAAAAAAAAAAAAAC8BAABfcmVscy8u cmVsc1BLAQItABQABgAIAAAAIQCIXgi6IgIAADsEAAAOAAAAAAAAAAAAAAAAAC4CAABkcnMvZTJv RG9jLnhtbFBLAQItABQABgAIAAAAIQCkNLXT5AAAABABAAAPAAAAAAAAAAAAAAAAAHwEAABkcnMv ZG93bnJldi54bWxQSwUGAAAAAAQABADzAAAAjQUAAAAA " filled="f" stroked="f" strokeweight=".5pt">
+              <v:shape id="Textfeld 6" o:spid="_x0000_s1026" type="#_x0000_t202" style="position:absolute;left:0;text-align:left;margin-left:-43.3pt;margin-top:131.1pt;width:477.75pt;height:92.25pt;z-index:251668480;visibility:visible;mso-wrap-style:square;mso-width-percent:0;mso-wrap-distance-left:9pt;mso-wrap-distance-top:0;mso-wrap-distance-right:9pt;mso-wrap-distance-bottom:0;mso-position-horizontal:absolute;mso-position-horizontal-relative:margin;mso-position-vertical:absolute;mso-position-vertical-relative:text;mso-width-percent:0;mso-width-relative:margin;v-text-anchor:top" o:gfxdata="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" filled="f" stroked="f" strokeweight=".5pt">
                 <v:textbox>
                   <w:txbxContent>
                     <w:p>
@@ -232,6 +246,13 @@
             </w:pict>
           </mc:Fallback>
         </mc:AlternateContent>
+      </w:r>
+      <w:r>
+        <w:rPr>
+          <w:rFonts w:asciiTheme="minorHAnsi" w:hAnsiTheme="minorHAnsi" w:cstheme="minorHAnsi"/>
+          <w:noProof/>
+          <w:lang w:eastAsia="de-DE"/>
+        </w:rPr>
         <mc:AlternateContent>
           <mc:Choice Requires="wpg">
             <w:drawing>
@@ -314,6 +335,13 @@
             </w:pict>
           </mc:Fallback>
         </mc:AlternateContent>
+      </w:r>
+      <w:r>
+        <w:rPr>
+          <w:rFonts w:asciiTheme="minorHAnsi" w:hAnsiTheme="minorHAnsi" w:cstheme="minorHAnsi"/>
+          <w:noProof/>
+          <w:lang w:eastAsia="de-DE"/>
+        </w:rPr>
         <mc:AlternateContent>
           <mc:Choice Requires="wpg">
             <w:drawing>
@@ -391,6 +419,13 @@
             </w:pict>
           </mc:Fallback>
         </mc:AlternateContent>
+      </w:r>
+      <w:r>
+        <w:rPr>
+          <w:rFonts w:asciiTheme="minorHAnsi" w:hAnsiTheme="minorHAnsi" w:cstheme="minorHAnsi"/>
+          <w:noProof/>
+          <w:lang w:eastAsia="de-DE"/>
+        </w:rPr>
         <mc:AlternateContent>
           <mc:Choice Requires="wps">
             <w:drawing>
@@ -844,7 +879,7 @@
           </mc:Choice>
           <mc:Fallback>
             <w:pict>
-              <v:shape w14:anchorId="70F88DBE" id="Textfeld 8" o:spid="_x0000_s1027" type="#_x0000_t202" style="position:absolute;left:0;text-align:left;margin-left:-42.1pt;margin-top:209.4pt;width:477.75pt;height:696.75pt;z-index:251670528;visibility:visible;mso-wrap-style:square;mso-width-percent:0;mso-height-percent:0;mso-wrap-distance-left:9pt;mso-wrap-distance-top:0;mso-wrap-distance-right:9pt;mso-wrap-distance-bottom:0;mso-position-horizontal:absolute;mso-position-horizontal-relative:margin;mso-position-vertical:absolute;mso-position-vertical-relative:text;mso-width-percent:0;mso-height-percent:0;mso-width-relative:margin;mso-height-relative:margin;v-text-anchor:top" o:gfxdata="UEsDBBQABgAIAAAAIQC2gziS/gAAAOEBAAATAAAAW0NvbnRlbnRfVHlwZXNdLnhtbJSRQU7DMBBF 90jcwfIWJU67QAgl6YK0S0CoHGBkTxKLZGx5TGhvj5O2G0SRWNoz/78nu9wcxkFMGNg6quQqL6RA 0s5Y6ir5vt9lD1JwBDIwOMJKHpHlpr69KfdHjyxSmriSfYz+USnWPY7AufNIadK6MEJMx9ApD/oD OlTrorhX2lFEilmcO2RdNtjC5xDF9pCuTyYBB5bi6bQ4syoJ3g9WQ0ymaiLzg5KdCXlKLjvcW893 SUOqXwnz5DrgnHtJTxOsQfEKIT7DmDSUCaxw7Rqn8787ZsmRM9e2VmPeBN4uqYvTtW7jvijg9N/y JsXecLq0q+WD6m8AAAD//wMAUEsDBBQABgAIAAAAIQA4/SH/1gAAAJQBAAALAAAAX3JlbHMvLnJl bHOkkMFqwzAMhu+DvYPRfXGawxijTi+j0GvpHsDYimMaW0Yy2fr2M4PBMnrbUb/Q94l/f/hMi1qR JVI2sOt6UJgd+ZiDgffL8ekFlFSbvV0oo4EbChzGx4f9GRdb25HMsYhqlCwG5lrLq9biZkxWOiqY 22YiTra2kYMu1l1tQD30/bPm3wwYN0x18gb45AdQl1tp5j/sFB2T0FQ7R0nTNEV3j6o9feQzro1i OWA14Fm+Q8a1a8+Bvu/d/dMb2JY5uiPbhG/ktn4cqGU/er3pcvwCAAD//wMAUEsDBBQABgAIAAAA IQAkfwLSJAIAAEIEAAAOAAAAZHJzL2Uyb0RvYy54bWysU02P2yAQvVfqf0DcGztpvmrFWaW7SlUp 3V0pW+0ZY4gtYYYCiZ3++g44TqNtT1UvaIYZ3ny8x+quaxQ5Cetq0Dkdj1JKhOZQ1vqQ0+8v2w9L SpxnumQKtMjpWTh6t37/btWaTEygAlUKSxBEu6w1Oa28N1mSOF6JhrkRGKExKME2zKNrD0lpWYvo jUomaTpPWrClscCFc3j70AfpOuJLKbh/ktIJT1ROsTcfTxvPIpzJesWyg2WmqvmlDfYPXTSs1lj0 CvXAPCNHW/8B1dTcggPpRxyaBKSsuYgz4DTj9M00+4oZEWfB5ThzXZP7f7D88bQ3z5b47jN0SGBY SGtc5sJl0X6DEkljRw9xuk7aJkyJfRPMxoWer0sUnSccL+fpfDGdzCjhGFsup8sFOoiasGx4bqzz XwQ0JBg5tchShGennfN96pASqmnY1kpFppQmLZb4OEvjg2sEwZXGGkPr/RC+KzpSlzdjFVCecTAL vRCc4dsae9gx55+ZReZxJFSzf8JDKsBacLEoqcD+/Nt9yEdCMEpJi0rKqftxZFZQor5qpOrTeDoN 0ovOdLaYoGNvI8VtRB+be0CxjvHfGB7NkO/VYEoLzSuKfhOqYohpjrVz6gfz3vf6xk/DxWYTk1Bs hvmd3hseoMNWw4ZfuldmzYUGjww+wqA5lr1ho8/t+digIGQdqQob77d6WT8KNZJ9+VThJ9z6Mev3 11//AgAA//8DAFBLAwQUAAYACAAAACEAKUMCJecAAAARAQAADwAAAGRycy9kb3ducmV2LnhtbEyP zU7DMBCE70i8g7VI3FonaQErjVNVQRUSgkNLL9w2sZtE+CfEbht4epYTXFZa7TezM8V6soad9Rh6 7ySk8wSYdo1XvWslHN62MwEsRHQKjXdawpcOsC6vrwrMlb+4nT7vY8vIxIUcJXQxDjnnoem0xTD3 g3Z0O/rRYqR1bLka8ULm1vAsSe65xd7Rhw4HXXW6+difrITnavuKuzqz4ttUTy/HzfB5eL+T8vZm elzR2KyART3FPwX8dqD8UFKw2p+cCsxImIllRqiEZSqoCBHiIV0AqwkVabYAXhb8f5PyBwAA//8D AFBLAQItABQABgAIAAAAIQC2gziS/gAAAOEBAAATAAAAAAAAAAAAAAAAAAAAAABbQ29udGVudF9U eXBlc10ueG1sUEsBAi0AFAAGAAgAAAAhADj9If/WAAAAlAEAAAsAAAAAAAAAAAAAAAAALwEAAF9y ZWxzLy5yZWxzUEsBAi0AFAAGAAgAAAAhACR/AtIkAgAAQgQAAA4AAAAAAAAAAAAAAAAALgIAAGRy cy9lMm9Eb2MueG1sUEsBAi0AFAAGAAgAAAAhAClDAiXnAAAAEQEAAA8AAAAAAAAAAAAAAAAAfgQA AGRycy9kb3ducmV2LnhtbFBLBQYAAAAABAAEAPMAAACSBQAAAAA= " filled="f" stroked="f" strokeweight=".5pt">
+              <v:shape w14:anchorId="70F88DBE" id="Textfeld 8" o:spid="_x0000_s1027" type="#_x0000_t202" style="position:absolute;left:0;text-align:left;margin-left:-42.1pt;margin-top:209.4pt;width:477.75pt;height:696.75pt;z-index:251670528;visibility:visible;mso-wrap-style:square;mso-width-percent:0;mso-height-percent:0;mso-wrap-distance-left:9pt;mso-wrap-distance-top:0;mso-wrap-distance-right:9pt;mso-wrap-distance-bottom:0;mso-position-horizontal:absolute;mso-position-horizontal-relative:margin;mso-position-vertical:absolute;mso-position-vertical-relative:text;mso-width-percent:0;mso-height-percent:0;mso-width-relative:margin;mso-height-relative:margin;v-text-anchor:top" o:gfxdata="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" filled="f" stroked="f" strokeweight=".5pt">
                 <v:textbox>
                   <w:txbxContent>
                     <w:p>
@@ -1337,10 +1372,20 @@
               <w:rFonts w:asciiTheme="minorHAnsi" w:hAnsiTheme="minorHAnsi" w:cstheme="minorHAnsi"/>
             </w:rPr>
             <w:fldChar w:fldCharType="begin"/>
+          </w:r>
+          <w:r>
+            <w:rPr>
+              <w:rFonts w:asciiTheme="minorHAnsi" w:hAnsiTheme="minorHAnsi" w:cstheme="minorHAnsi"/>
+            </w:rPr>
             <w:instrText xml:space="preserve"> TOC \o "1-3" \h \z \u </w:instrText>
+          </w:r>
+          <w:r>
+            <w:rPr>
+              <w:rFonts w:asciiTheme="minorHAnsi" w:hAnsiTheme="minorHAnsi" w:cstheme="minorHAnsi"/>
+            </w:rPr>
             <w:fldChar w:fldCharType="separate"/>
           </w:r>
-          <w:hyperlink w:anchor="_Toc234514557" w:history="1">
+          <w:hyperlink w:anchor="_Toc234576320" w:history="1">
             <w:r>
               <w:rPr>
                 <w:rStyle w:val="Hyperlink"/>
@@ -1355,10 +1400,46 @@
                 <w:webHidden/>
               </w:rPr>
               <w:tab/>
+            </w:r>
+            <w:r>
+              <w:rPr>
+                <w:noProof/>
+                <w:webHidden/>
+              </w:rPr>
               <w:fldChar w:fldCharType="begin"/>
-              <w:instrText xml:space="preserve"> PAGEREF _Toc234514557 \h </w:instrText>
+            </w:r>
+            <w:r>
+              <w:rPr>
+                <w:noProof/>
+                <w:webHidden/>
+              </w:rPr>
+              <w:instrText xml:space="preserve"> PAGEREF _Toc234576320 \h </w:instrText>
+            </w:r>
+            <w:r>
+              <w:rPr>
+                <w:noProof/>
+                <w:webHidden/>
+              </w:rPr>
+            </w:r>
+            <w:r>
+              <w:rPr>
+                <w:noProof/>
+                <w:webHidden/>
+              </w:rPr>
               <w:fldChar w:fldCharType="separate"/>
+            </w:r>
+            <w:r>
+              <w:rPr>
+                <w:noProof/>
+                <w:webHidden/>
+              </w:rPr>
               <w:t>1</w:t>
+            </w:r>
+            <w:r>
+              <w:rPr>
+                <w:noProof/>
+                <w:webHidden/>
+              </w:rPr>
               <w:fldChar w:fldCharType="end"/>
             </w:r>
           </w:hyperlink>
@@ -1380,7 +1461,7 @@
               <w14:ligatures w14:val="standardContextual"/>
             </w:rPr>
           </w:pPr>
-          <w:hyperlink w:anchor="_Toc234514558" w:history="1">
+          <w:hyperlink w:anchor="_Toc234576321" w:history="1">
             <w:r>
               <w:rPr>
                 <w:rStyle w:val="Hyperlink"/>
@@ -1415,10 +1496,46 @@
                 <w:webHidden/>
               </w:rPr>
               <w:tab/>
+            </w:r>
+            <w:r>
+              <w:rPr>
+                <w:noProof/>
+                <w:webHidden/>
+              </w:rPr>
               <w:fldChar w:fldCharType="begin"/>
-              <w:instrText xml:space="preserve"> PAGEREF _Toc234514558 \h </w:instrText>
+            </w:r>
+            <w:r>
+              <w:rPr>
+                <w:noProof/>
+                <w:webHidden/>
+              </w:rPr>
+              <w:instrText xml:space="preserve"> PAGEREF _Toc234576321 \h </w:instrText>
+            </w:r>
+            <w:r>
+              <w:rPr>
+                <w:noProof/>
+                <w:webHidden/>
+              </w:rPr>
+            </w:r>
+            <w:r>
+              <w:rPr>
+                <w:noProof/>
+                <w:webHidden/>
+              </w:rPr>
               <w:fldChar w:fldCharType="separate"/>
+            </w:r>
+            <w:r>
+              <w:rPr>
+                <w:noProof/>
+                <w:webHidden/>
+              </w:rPr>
               <w:t>1</w:t>
+            </w:r>
+            <w:r>
+              <w:rPr>
+                <w:noProof/>
+                <w:webHidden/>
+              </w:rPr>
               <w:fldChar w:fldCharType="end"/>
             </w:r>
           </w:hyperlink>
@@ -1440,7 +1557,7 @@
               <w14:ligatures w14:val="standardContextual"/>
             </w:rPr>
           </w:pPr>
-          <w:hyperlink w:anchor="_Toc234514559" w:history="1">
+          <w:hyperlink w:anchor="_Toc234576322" w:history="1">
             <w:r>
               <w:rPr>
                 <w:rStyle w:val="Hyperlink"/>
@@ -1475,10 +1592,46 @@
                 <w:webHidden/>
               </w:rPr>
               <w:tab/>
+            </w:r>
+            <w:r>
+              <w:rPr>
+                <w:noProof/>
+                <w:webHidden/>
+              </w:rPr>
               <w:fldChar w:fldCharType="begin"/>
-              <w:instrText xml:space="preserve"> PAGEREF _Toc234514559 \h </w:instrText>
+            </w:r>
+            <w:r>
+              <w:rPr>
+                <w:noProof/>
+                <w:webHidden/>
+              </w:rPr>
+              <w:instrText xml:space="preserve"> PAGEREF _Toc234576322 \h </w:instrText>
+            </w:r>
+            <w:r>
+              <w:rPr>
+                <w:noProof/>
+                <w:webHidden/>
+              </w:rPr>
+            </w:r>
+            <w:r>
+              <w:rPr>
+                <w:noProof/>
+                <w:webHidden/>
+              </w:rPr>
               <w:fldChar w:fldCharType="separate"/>
+            </w:r>
+            <w:r>
+              <w:rPr>
+                <w:noProof/>
+                <w:webHidden/>
+              </w:rPr>
               <w:t>1</w:t>
+            </w:r>
+            <w:r>
+              <w:rPr>
+                <w:noProof/>
+                <w:webHidden/>
+              </w:rPr>
               <w:fldChar w:fldCharType="end"/>
             </w:r>
           </w:hyperlink>
@@ -1497,7 +1650,7 @@
               <w14:ligatures w14:val="standardContextual"/>
             </w:rPr>
           </w:pPr>
-          <w:hyperlink w:anchor="_Toc234514560" w:history="1">
+          <w:hyperlink w:anchor="_Toc234576323" w:history="1">
             <w:r>
               <w:rPr>
                 <w:rStyle w:val="Hyperlink"/>
@@ -1533,10 +1686,46 @@
                 <w:webHidden/>
               </w:rPr>
               <w:tab/>
+            </w:r>
+            <w:r>
+              <w:rPr>
+                <w:noProof/>
+                <w:webHidden/>
+              </w:rPr>
               <w:fldChar w:fldCharType="begin"/>
-              <w:instrText xml:space="preserve"> PAGEREF _Toc234514560 \h </w:instrText>
+            </w:r>
+            <w:r>
+              <w:rPr>
+                <w:noProof/>
+                <w:webHidden/>
+              </w:rPr>
+              <w:instrText xml:space="preserve"> PAGEREF _Toc234576323 \h </w:instrText>
+            </w:r>
+            <w:r>
+              <w:rPr>
+                <w:noProof/>
+                <w:webHidden/>
+              </w:rPr>
+            </w:r>
+            <w:r>
+              <w:rPr>
+                <w:noProof/>
+                <w:webHidden/>
+              </w:rPr>
               <w:fldChar w:fldCharType="separate"/>
+            </w:r>
+            <w:r>
+              <w:rPr>
+                <w:noProof/>
+                <w:webHidden/>
+              </w:rPr>
               <w:t>1</w:t>
+            </w:r>
+            <w:r>
+              <w:rPr>
+                <w:noProof/>
+                <w:webHidden/>
+              </w:rPr>
               <w:fldChar w:fldCharType="end"/>
             </w:r>
           </w:hyperlink>
@@ -1558,7 +1747,7 @@
               <w14:ligatures w14:val="standardContextual"/>
             </w:rPr>
           </w:pPr>
-          <w:hyperlink w:anchor="_Toc234514561" w:history="1">
+          <w:hyperlink w:anchor="_Toc234576324" w:history="1">
             <w:r>
               <w:rPr>
                 <w:rStyle w:val="Hyperlink"/>
@@ -1593,10 +1782,46 @@
                 <w:webHidden/>
               </w:rPr>
               <w:tab/>
+            </w:r>
+            <w:r>
+              <w:rPr>
+                <w:noProof/>
+                <w:webHidden/>
+              </w:rPr>
               <w:fldChar w:fldCharType="begin"/>
-              <w:instrText xml:space="preserve"> PAGEREF _Toc234514561 \h </w:instrText>
+            </w:r>
+            <w:r>
+              <w:rPr>
+                <w:noProof/>
+                <w:webHidden/>
+              </w:rPr>
+              <w:instrText xml:space="preserve"> PAGEREF _Toc234576324 \h </w:instrText>
+            </w:r>
+            <w:r>
+              <w:rPr>
+                <w:noProof/>
+                <w:webHidden/>
+              </w:rPr>
+            </w:r>
+            <w:r>
+              <w:rPr>
+                <w:noProof/>
+                <w:webHidden/>
+              </w:rPr>
               <w:fldChar w:fldCharType="separate"/>
+            </w:r>
+            <w:r>
+              <w:rPr>
+                <w:noProof/>
+                <w:webHidden/>
+              </w:rPr>
               <w:t>1</w:t>
+            </w:r>
+            <w:r>
+              <w:rPr>
+                <w:noProof/>
+                <w:webHidden/>
+              </w:rPr>
               <w:fldChar w:fldCharType="end"/>
             </w:r>
           </w:hyperlink>
@@ -1618,7 +1843,7 @@
               <w14:ligatures w14:val="standardContextual"/>
             </w:rPr>
           </w:pPr>
-          <w:hyperlink w:anchor="_Toc234514562" w:history="1">
+          <w:hyperlink w:anchor="_Toc234576325" w:history="1">
             <w:r>
               <w:rPr>
                 <w:rStyle w:val="Hyperlink"/>
@@ -1653,10 +1878,46 @@
                 <w:webHidden/>
               </w:rPr>
               <w:tab/>
+            </w:r>
+            <w:r>
+              <w:rPr>
+                <w:noProof/>
+                <w:webHidden/>
+              </w:rPr>
               <w:fldChar w:fldCharType="begin"/>
-              <w:instrText xml:space="preserve"> PAGEREF _Toc234514562 \h </w:instrText>
+            </w:r>
+            <w:r>
+              <w:rPr>
+                <w:noProof/>
+                <w:webHidden/>
+              </w:rPr>
+              <w:instrText xml:space="preserve"> PAGEREF _Toc234576325 \h </w:instrText>
+            </w:r>
+            <w:r>
+              <w:rPr>
+                <w:noProof/>
+                <w:webHidden/>
+              </w:rPr>
+            </w:r>
+            <w:r>
+              <w:rPr>
+                <w:noProof/>
+                <w:webHidden/>
+              </w:rPr>
               <w:fldChar w:fldCharType="separate"/>
-              <w:t>1</w:t>
+            </w:r>
+            <w:r>
+              <w:rPr>
+                <w:noProof/>
+                <w:webHidden/>
+              </w:rPr>
+              <w:t>2</w:t>
+            </w:r>
+            <w:r>
+              <w:rPr>
+                <w:noProof/>
+                <w:webHidden/>
+              </w:rPr>
               <w:fldChar w:fldCharType="end"/>
             </w:r>
           </w:hyperlink>
@@ -1678,7 +1939,7 @@
               <w14:ligatures w14:val="standardContextual"/>
             </w:rPr>
           </w:pPr>
-          <w:hyperlink w:anchor="_Toc234514563" w:history="1">
+          <w:hyperlink w:anchor="_Toc234576326" w:history="1">
             <w:r>
               <w:rPr>
                 <w:rStyle w:val="Hyperlink"/>
@@ -1713,10 +1974,46 @@
                 <w:webHidden/>
               </w:rPr>
               <w:tab/>
+            </w:r>
+            <w:r>
+              <w:rPr>
+                <w:noProof/>
+                <w:webHidden/>
+              </w:rPr>
               <w:fldChar w:fldCharType="begin"/>
-              <w:instrText xml:space="preserve"> PAGEREF _Toc234514563 \h </w:instrText>
+            </w:r>
+            <w:r>
+              <w:rPr>
+                <w:noProof/>
+                <w:webHidden/>
+              </w:rPr>
+              <w:instrText xml:space="preserve"> PAGEREF _Toc234576326 \h </w:instrText>
+            </w:r>
+            <w:r>
+              <w:rPr>
+                <w:noProof/>
+                <w:webHidden/>
+              </w:rPr>
+            </w:r>
+            <w:r>
+              <w:rPr>
+                <w:noProof/>
+                <w:webHidden/>
+              </w:rPr>
               <w:fldChar w:fldCharType="separate"/>
-              <w:t>1</w:t>
+            </w:r>
+            <w:r>
+              <w:rPr>
+                <w:noProof/>
+                <w:webHidden/>
+              </w:rPr>
+              <w:t>2</w:t>
+            </w:r>
+            <w:r>
+              <w:rPr>
+                <w:noProof/>
+                <w:webHidden/>
+              </w:rPr>
               <w:fldChar w:fldCharType="end"/>
             </w:r>
           </w:hyperlink>
@@ -1735,7 +2032,7 @@
               <w14:ligatures w14:val="standardContextual"/>
             </w:rPr>
           </w:pPr>
-          <w:hyperlink w:anchor="_Toc234514564" w:history="1">
+          <w:hyperlink w:anchor="_Toc234576327" w:history="1">
             <w:r>
               <w:rPr>
                 <w:rStyle w:val="Hyperlink"/>
@@ -1771,10 +2068,46 @@
                 <w:webHidden/>
               </w:rPr>
               <w:tab/>
+            </w:r>
+            <w:r>
+              <w:rPr>
+                <w:noProof/>
+                <w:webHidden/>
+              </w:rPr>
               <w:fldChar w:fldCharType="begin"/>
-              <w:instrText xml:space="preserve"> PAGEREF _Toc234514564 \h </w:instrText>
+            </w:r>
+            <w:r>
+              <w:rPr>
+                <w:noProof/>
+                <w:webHidden/>
+              </w:rPr>
+              <w:instrText xml:space="preserve"> PAGEREF _Toc234576327 \h </w:instrText>
+            </w:r>
+            <w:r>
+              <w:rPr>
+                <w:noProof/>
+                <w:webHidden/>
+              </w:rPr>
+            </w:r>
+            <w:r>
+              <w:rPr>
+                <w:noProof/>
+                <w:webHidden/>
+              </w:rPr>
               <w:fldChar w:fldCharType="separate"/>
-              <w:t>1</w:t>
+            </w:r>
+            <w:r>
+              <w:rPr>
+                <w:noProof/>
+                <w:webHidden/>
+              </w:rPr>
+              <w:t>3</w:t>
+            </w:r>
+            <w:r>
+              <w:rPr>
+                <w:noProof/>
+                <w:webHidden/>
+              </w:rPr>
               <w:fldChar w:fldCharType="end"/>
             </w:r>
           </w:hyperlink>
@@ -1796,7 +2129,7 @@
               <w14:ligatures w14:val="standardContextual"/>
             </w:rPr>
           </w:pPr>
-          <w:hyperlink w:anchor="_Toc234514565" w:history="1">
+          <w:hyperlink w:anchor="_Toc234576328" w:history="1">
             <w:r>
               <w:rPr>
                 <w:rStyle w:val="Hyperlink"/>
@@ -1831,10 +2164,46 @@
                 <w:webHidden/>
               </w:rPr>
               <w:tab/>
+            </w:r>
+            <w:r>
+              <w:rPr>
+                <w:noProof/>
+                <w:webHidden/>
+              </w:rPr>
               <w:fldChar w:fldCharType="begin"/>
-              <w:instrText xml:space="preserve"> PAGEREF _Toc234514565 \h </w:instrText>
+            </w:r>
+            <w:r>
+              <w:rPr>
+                <w:noProof/>
+                <w:webHidden/>
+              </w:rPr>
+              <w:instrText xml:space="preserve"> PAGEREF _Toc234576328 \h </w:instrText>
+            </w:r>
+            <w:r>
+              <w:rPr>
+                <w:noProof/>
+                <w:webHidden/>
+              </w:rPr>
+            </w:r>
+            <w:r>
+              <w:rPr>
+                <w:noProof/>
+                <w:webHidden/>
+              </w:rPr>
               <w:fldChar w:fldCharType="separate"/>
-              <w:t>1</w:t>
+            </w:r>
+            <w:r>
+              <w:rPr>
+                <w:noProof/>
+                <w:webHidden/>
+              </w:rPr>
+              <w:t>3</w:t>
+            </w:r>
+            <w:r>
+              <w:rPr>
+                <w:noProof/>
+                <w:webHidden/>
+              </w:rPr>
               <w:fldChar w:fldCharType="end"/>
             </w:r>
           </w:hyperlink>
@@ -1856,7 +2225,7 @@
               <w14:ligatures w14:val="standardContextual"/>
             </w:rPr>
           </w:pPr>
-          <w:hyperlink w:anchor="_Toc234514566" w:history="1">
+          <w:hyperlink w:anchor="_Toc234576329" w:history="1">
             <w:r>
               <w:rPr>
                 <w:rStyle w:val="Hyperlink"/>
@@ -1891,10 +2260,46 @@
                 <w:webHidden/>
               </w:rPr>
               <w:tab/>
+            </w:r>
+            <w:r>
+              <w:rPr>
+                <w:noProof/>
+                <w:webHidden/>
+              </w:rPr>
               <w:fldChar w:fldCharType="begin"/>
-              <w:instrText xml:space="preserve"> PAGEREF _Toc234514566 \h </w:instrText>
+            </w:r>
+            <w:r>
+              <w:rPr>
+                <w:noProof/>
+                <w:webHidden/>
+              </w:rPr>
+              <w:instrText xml:space="preserve"> PAGEREF _Toc234576329 \h </w:instrText>
+            </w:r>
+            <w:r>
+              <w:rPr>
+                <w:noProof/>
+                <w:webHidden/>
+              </w:rPr>
+            </w:r>
+            <w:r>
+              <w:rPr>
+                <w:noProof/>
+                <w:webHidden/>
+              </w:rPr>
               <w:fldChar w:fldCharType="separate"/>
-              <w:t>1</w:t>
+            </w:r>
+            <w:r>
+              <w:rPr>
+                <w:noProof/>
+                <w:webHidden/>
+              </w:rPr>
+              <w:t>4</w:t>
+            </w:r>
+            <w:r>
+              <w:rPr>
+                <w:noProof/>
+                <w:webHidden/>
+              </w:rPr>
               <w:fldChar w:fldCharType="end"/>
             </w:r>
           </w:hyperlink>
@@ -1913,7 +2318,7 @@
               <w14:ligatures w14:val="standardContextual"/>
             </w:rPr>
           </w:pPr>
-          <w:hyperlink w:anchor="_Toc234514567" w:history="1">
+          <w:hyperlink w:anchor="_Toc234576330" w:history="1">
             <w:r>
               <w:rPr>
                 <w:rStyle w:val="Hyperlink"/>
@@ -1949,10 +2354,46 @@
                 <w:webHidden/>
               </w:rPr>
               <w:tab/>
+            </w:r>
+            <w:r>
+              <w:rPr>
+                <w:noProof/>
+                <w:webHidden/>
+              </w:rPr>
               <w:fldChar w:fldCharType="begin"/>
-              <w:instrText xml:space="preserve"> PAGEREF _Toc234514567 \h </w:instrText>
+            </w:r>
+            <w:r>
+              <w:rPr>
+                <w:noProof/>
+                <w:webHidden/>
+              </w:rPr>
+              <w:instrText xml:space="preserve"> PAGEREF _Toc234576330 \h </w:instrText>
+            </w:r>
+            <w:r>
+              <w:rPr>
+                <w:noProof/>
+                <w:webHidden/>
+              </w:rPr>
+            </w:r>
+            <w:r>
+              <w:rPr>
+                <w:noProof/>
+                <w:webHidden/>
+              </w:rPr>
               <w:fldChar w:fldCharType="separate"/>
-              <w:t>1</w:t>
+            </w:r>
+            <w:r>
+              <w:rPr>
+                <w:noProof/>
+                <w:webHidden/>
+              </w:rPr>
+              <w:t>4</w:t>
+            </w:r>
+            <w:r>
+              <w:rPr>
+                <w:noProof/>
+                <w:webHidden/>
+              </w:rPr>
               <w:fldChar w:fldCharType="end"/>
             </w:r>
           </w:hyperlink>
@@ -1974,7 +2415,7 @@
               <w14:ligatures w14:val="standardContextual"/>
             </w:rPr>
           </w:pPr>
-          <w:hyperlink w:anchor="_Toc234514568" w:history="1">
+          <w:hyperlink w:anchor="_Toc234576331" w:history="1">
             <w:r>
               <w:rPr>
                 <w:rStyle w:val="Hyperlink"/>
@@ -2009,10 +2450,46 @@
                 <w:webHidden/>
               </w:rPr>
               <w:tab/>
+            </w:r>
+            <w:r>
+              <w:rPr>
+                <w:noProof/>
+                <w:webHidden/>
+              </w:rPr>
               <w:fldChar w:fldCharType="begin"/>
-              <w:instrText xml:space="preserve"> PAGEREF _Toc234514568 \h </w:instrText>
+            </w:r>
+            <w:r>
+              <w:rPr>
+                <w:noProof/>
+                <w:webHidden/>
+              </w:rPr>
+              <w:instrText xml:space="preserve"> PAGEREF _Toc234576331 \h </w:instrText>
+            </w:r>
+            <w:r>
+              <w:rPr>
+                <w:noProof/>
+                <w:webHidden/>
+              </w:rPr>
+            </w:r>
+            <w:r>
+              <w:rPr>
+                <w:noProof/>
+                <w:webHidden/>
+              </w:rPr>
               <w:fldChar w:fldCharType="separate"/>
-              <w:t>1</w:t>
+            </w:r>
+            <w:r>
+              <w:rPr>
+                <w:noProof/>
+                <w:webHidden/>
+              </w:rPr>
+              <w:t>4</w:t>
+            </w:r>
+            <w:r>
+              <w:rPr>
+                <w:noProof/>
+                <w:webHidden/>
+              </w:rPr>
               <w:fldChar w:fldCharType="end"/>
             </w:r>
           </w:hyperlink>
@@ -2034,7 +2511,7 @@
               <w14:ligatures w14:val="standardContextual"/>
             </w:rPr>
           </w:pPr>
-          <w:hyperlink w:anchor="_Toc234514569" w:history="1">
+          <w:hyperlink w:anchor="_Toc234576332" w:history="1">
             <w:r>
               <w:rPr>
                 <w:rStyle w:val="Hyperlink"/>
@@ -2069,10 +2546,46 @@
                 <w:webHidden/>
               </w:rPr>
               <w:tab/>
+            </w:r>
+            <w:r>
+              <w:rPr>
+                <w:noProof/>
+                <w:webHidden/>
+              </w:rPr>
               <w:fldChar w:fldCharType="begin"/>
-              <w:instrText xml:space="preserve"> PAGEREF _Toc234514569 \h </w:instrText>
+            </w:r>
+            <w:r>
+              <w:rPr>
+                <w:noProof/>
+                <w:webHidden/>
+              </w:rPr>
+              <w:instrText xml:space="preserve"> PAGEREF _Toc234576332 \h </w:instrText>
+            </w:r>
+            <w:r>
+              <w:rPr>
+                <w:noProof/>
+                <w:webHidden/>
+              </w:rPr>
+            </w:r>
+            <w:r>
+              <w:rPr>
+                <w:noProof/>
+                <w:webHidden/>
+              </w:rPr>
               <w:fldChar w:fldCharType="separate"/>
-              <w:t>1</w:t>
+            </w:r>
+            <w:r>
+              <w:rPr>
+                <w:noProof/>
+                <w:webHidden/>
+              </w:rPr>
+              <w:t>5</w:t>
+            </w:r>
+            <w:r>
+              <w:rPr>
+                <w:noProof/>
+                <w:webHidden/>
+              </w:rPr>
               <w:fldChar w:fldCharType="end"/>
             </w:r>
           </w:hyperlink>
@@ -2094,7 +2607,7 @@
               <w14:ligatures w14:val="standardContextual"/>
             </w:rPr>
           </w:pPr>
-          <w:hyperlink w:anchor="_Toc234514570" w:history="1">
+          <w:hyperlink w:anchor="_Toc234576333" w:history="1">
             <w:r>
               <w:rPr>
                 <w:rStyle w:val="Hyperlink"/>
@@ -2129,10 +2642,46 @@
                 <w:webHidden/>
               </w:rPr>
               <w:tab/>
+            </w:r>
+            <w:r>
+              <w:rPr>
+                <w:noProof/>
+                <w:webHidden/>
+              </w:rPr>
               <w:fldChar w:fldCharType="begin"/>
-              <w:instrText xml:space="preserve"> PAGEREF _Toc234514570 \h </w:instrText>
+            </w:r>
+            <w:r>
+              <w:rPr>
+                <w:noProof/>
+                <w:webHidden/>
+              </w:rPr>
+              <w:instrText xml:space="preserve"> PAGEREF _Toc234576333 \h </w:instrText>
+            </w:r>
+            <w:r>
+              <w:rPr>
+                <w:noProof/>
+                <w:webHidden/>
+              </w:rPr>
+            </w:r>
+            <w:r>
+              <w:rPr>
+                <w:noProof/>
+                <w:webHidden/>
+              </w:rPr>
               <w:fldChar w:fldCharType="separate"/>
-              <w:t>1</w:t>
+            </w:r>
+            <w:r>
+              <w:rPr>
+                <w:noProof/>
+                <w:webHidden/>
+              </w:rPr>
+              <w:t>6</w:t>
+            </w:r>
+            <w:r>
+              <w:rPr>
+                <w:noProof/>
+                <w:webHidden/>
+              </w:rPr>
               <w:fldChar w:fldCharType="end"/>
             </w:r>
           </w:hyperlink>
@@ -2154,7 +2703,7 @@
               <w14:ligatures w14:val="standardContextual"/>
             </w:rPr>
           </w:pPr>
-          <w:hyperlink w:anchor="_Toc234514571" w:history="1">
+          <w:hyperlink w:anchor="_Toc234576334" w:history="1">
             <w:r>
               <w:rPr>
                 <w:rStyle w:val="Hyperlink"/>
@@ -2189,10 +2738,46 @@
                 <w:webHidden/>
               </w:rPr>
               <w:tab/>
+            </w:r>
+            <w:r>
+              <w:rPr>
+                <w:noProof/>
+                <w:webHidden/>
+              </w:rPr>
               <w:fldChar w:fldCharType="begin"/>
-              <w:instrText xml:space="preserve"> PAGEREF _Toc234514571 \h </w:instrText>
+            </w:r>
+            <w:r>
+              <w:rPr>
+                <w:noProof/>
+                <w:webHidden/>
+              </w:rPr>
+              <w:instrText xml:space="preserve"> PAGEREF _Toc234576334 \h </w:instrText>
+            </w:r>
+            <w:r>
+              <w:rPr>
+                <w:noProof/>
+                <w:webHidden/>
+              </w:rPr>
+            </w:r>
+            <w:r>
+              <w:rPr>
+                <w:noProof/>
+                <w:webHidden/>
+              </w:rPr>
               <w:fldChar w:fldCharType="separate"/>
-              <w:t>1</w:t>
+            </w:r>
+            <w:r>
+              <w:rPr>
+                <w:noProof/>
+                <w:webHidden/>
+              </w:rPr>
+              <w:t>6</w:t>
+            </w:r>
+            <w:r>
+              <w:rPr>
+                <w:noProof/>
+                <w:webHidden/>
+              </w:rPr>
               <w:fldChar w:fldCharType="end"/>
             </w:r>
           </w:hyperlink>
@@ -2214,7 +2799,7 @@
               <w14:ligatures w14:val="standardContextual"/>
             </w:rPr>
           </w:pPr>
-          <w:hyperlink w:anchor="_Toc234514572" w:history="1">
+          <w:hyperlink w:anchor="_Toc234576335" w:history="1">
             <w:r>
               <w:rPr>
                 <w:rStyle w:val="Hyperlink"/>
@@ -2249,10 +2834,46 @@
                 <w:webHidden/>
               </w:rPr>
               <w:tab/>
+            </w:r>
+            <w:r>
+              <w:rPr>
+                <w:noProof/>
+                <w:webHidden/>
+              </w:rPr>
               <w:fldChar w:fldCharType="begin"/>
-              <w:instrText xml:space="preserve"> PAGEREF _Toc234514572 \h </w:instrText>
+            </w:r>
+            <w:r>
+              <w:rPr>
+                <w:noProof/>
+                <w:webHidden/>
+              </w:rPr>
+              <w:instrText xml:space="preserve"> PAGEREF _Toc234576335 \h </w:instrText>
+            </w:r>
+            <w:r>
+              <w:rPr>
+                <w:noProof/>
+                <w:webHidden/>
+              </w:rPr>
+            </w:r>
+            <w:r>
+              <w:rPr>
+                <w:noProof/>
+                <w:webHidden/>
+              </w:rPr>
               <w:fldChar w:fldCharType="separate"/>
-              <w:t>1</w:t>
+            </w:r>
+            <w:r>
+              <w:rPr>
+                <w:noProof/>
+                <w:webHidden/>
+              </w:rPr>
+              <w:t>6</w:t>
+            </w:r>
+            <w:r>
+              <w:rPr>
+                <w:noProof/>
+                <w:webHidden/>
+              </w:rPr>
               <w:fldChar w:fldCharType="end"/>
             </w:r>
           </w:hyperlink>
@@ -2274,7 +2895,7 @@
               <w14:ligatures w14:val="standardContextual"/>
             </w:rPr>
           </w:pPr>
-          <w:hyperlink w:anchor="_Toc234514573" w:history="1">
+          <w:hyperlink w:anchor="_Toc234576336" w:history="1">
             <w:r>
               <w:rPr>
                 <w:rStyle w:val="Hyperlink"/>
@@ -2309,10 +2930,46 @@
                 <w:webHidden/>
               </w:rPr>
               <w:tab/>
+            </w:r>
+            <w:r>
+              <w:rPr>
+                <w:noProof/>
+                <w:webHidden/>
+              </w:rPr>
               <w:fldChar w:fldCharType="begin"/>
-              <w:instrText xml:space="preserve"> PAGEREF _Toc234514573 \h </w:instrText>
+            </w:r>
+            <w:r>
+              <w:rPr>
+                <w:noProof/>
+                <w:webHidden/>
+              </w:rPr>
+              <w:instrText xml:space="preserve"> PAGEREF _Toc234576336 \h </w:instrText>
+            </w:r>
+            <w:r>
+              <w:rPr>
+                <w:noProof/>
+                <w:webHidden/>
+              </w:rPr>
+            </w:r>
+            <w:r>
+              <w:rPr>
+                <w:noProof/>
+                <w:webHidden/>
+              </w:rPr>
               <w:fldChar w:fldCharType="separate"/>
-              <w:t>1</w:t>
+            </w:r>
+            <w:r>
+              <w:rPr>
+                <w:noProof/>
+                <w:webHidden/>
+              </w:rPr>
+              <w:t>7</w:t>
+            </w:r>
+            <w:r>
+              <w:rPr>
+                <w:noProof/>
+                <w:webHidden/>
+              </w:rPr>
               <w:fldChar w:fldCharType="end"/>
             </w:r>
           </w:hyperlink>
@@ -2331,7 +2988,7 @@
               <w14:ligatures w14:val="standardContextual"/>
             </w:rPr>
           </w:pPr>
-          <w:hyperlink w:anchor="_Toc234514574" w:history="1">
+          <w:hyperlink w:anchor="_Toc234576337" w:history="1">
             <w:r>
               <w:rPr>
                 <w:rStyle w:val="Hyperlink"/>
@@ -2367,10 +3024,46 @@
                 <w:webHidden/>
               </w:rPr>
               <w:tab/>
+            </w:r>
+            <w:r>
+              <w:rPr>
+                <w:noProof/>
+                <w:webHidden/>
+              </w:rPr>
               <w:fldChar w:fldCharType="begin"/>
-              <w:instrText xml:space="preserve"> PAGEREF _Toc234514574 \h </w:instrText>
+            </w:r>
+            <w:r>
+              <w:rPr>
+                <w:noProof/>
+                <w:webHidden/>
+              </w:rPr>
+              <w:instrText xml:space="preserve"> PAGEREF _Toc234576337 \h </w:instrText>
+            </w:r>
+            <w:r>
+              <w:rPr>
+                <w:noProof/>
+                <w:webHidden/>
+              </w:rPr>
+            </w:r>
+            <w:r>
+              <w:rPr>
+                <w:noProof/>
+                <w:webHidden/>
+              </w:rPr>
               <w:fldChar w:fldCharType="separate"/>
-              <w:t>1</w:t>
+            </w:r>
+            <w:r>
+              <w:rPr>
+                <w:noProof/>
+                <w:webHidden/>
+              </w:rPr>
+              <w:t>7</w:t>
+            </w:r>
+            <w:r>
+              <w:rPr>
+                <w:noProof/>
+                <w:webHidden/>
+              </w:rPr>
               <w:fldChar w:fldCharType="end"/>
             </w:r>
           </w:hyperlink>
@@ -2389,7 +3082,7 @@
               <w14:ligatures w14:val="standardContextual"/>
             </w:rPr>
           </w:pPr>
-          <w:hyperlink w:anchor="_Toc234514575" w:history="1">
+          <w:hyperlink w:anchor="_Toc234576338" w:history="1">
             <w:r>
               <w:rPr>
                 <w:rStyle w:val="Hyperlink"/>
@@ -2425,10 +3118,46 @@
                 <w:webHidden/>
               </w:rPr>
               <w:tab/>
+            </w:r>
+            <w:r>
+              <w:rPr>
+                <w:noProof/>
+                <w:webHidden/>
+              </w:rPr>
               <w:fldChar w:fldCharType="begin"/>
-              <w:instrText xml:space="preserve"> PAGEREF _Toc234514575 \h </w:instrText>
+            </w:r>
+            <w:r>
+              <w:rPr>
+                <w:noProof/>
+                <w:webHidden/>
+              </w:rPr>
+              <w:instrText xml:space="preserve"> PAGEREF _Toc234576338 \h </w:instrText>
+            </w:r>
+            <w:r>
+              <w:rPr>
+                <w:noProof/>
+                <w:webHidden/>
+              </w:rPr>
+            </w:r>
+            <w:r>
+              <w:rPr>
+                <w:noProof/>
+                <w:webHidden/>
+              </w:rPr>
               <w:fldChar w:fldCharType="separate"/>
-              <w:t>1</w:t>
+            </w:r>
+            <w:r>
+              <w:rPr>
+                <w:noProof/>
+                <w:webHidden/>
+              </w:rPr>
+              <w:t>7</w:t>
+            </w:r>
+            <w:r>
+              <w:rPr>
+                <w:noProof/>
+                <w:webHidden/>
+              </w:rPr>
               <w:fldChar w:fldCharType="end"/>
             </w:r>
           </w:hyperlink>
@@ -2450,7 +3179,7 @@
               <w14:ligatures w14:val="standardContextual"/>
             </w:rPr>
           </w:pPr>
-          <w:hyperlink w:anchor="_Toc234514576" w:history="1">
+          <w:hyperlink w:anchor="_Toc234576339" w:history="1">
             <w:r>
               <w:rPr>
                 <w:rStyle w:val="Hyperlink"/>
@@ -2485,10 +3214,46 @@
                 <w:webHidden/>
               </w:rPr>
               <w:tab/>
+            </w:r>
+            <w:r>
+              <w:rPr>
+                <w:noProof/>
+                <w:webHidden/>
+              </w:rPr>
               <w:fldChar w:fldCharType="begin"/>
-              <w:instrText xml:space="preserve"> PAGEREF _Toc234514576 \h </w:instrText>
+            </w:r>
+            <w:r>
+              <w:rPr>
+                <w:noProof/>
+                <w:webHidden/>
+              </w:rPr>
+              <w:instrText xml:space="preserve"> PAGEREF _Toc234576339 \h </w:instrText>
+            </w:r>
+            <w:r>
+              <w:rPr>
+                <w:noProof/>
+                <w:webHidden/>
+              </w:rPr>
+            </w:r>
+            <w:r>
+              <w:rPr>
+                <w:noProof/>
+                <w:webHidden/>
+              </w:rPr>
               <w:fldChar w:fldCharType="separate"/>
-              <w:t>1</w:t>
+            </w:r>
+            <w:r>
+              <w:rPr>
+                <w:noProof/>
+                <w:webHidden/>
+              </w:rPr>
+              <w:t>8</w:t>
+            </w:r>
+            <w:r>
+              <w:rPr>
+                <w:noProof/>
+                <w:webHidden/>
+              </w:rPr>
               <w:fldChar w:fldCharType="end"/>
             </w:r>
           </w:hyperlink>
@@ -2510,7 +3275,7 @@
               <w14:ligatures w14:val="standardContextual"/>
             </w:rPr>
           </w:pPr>
-          <w:hyperlink w:anchor="_Toc234514577" w:history="1">
+          <w:hyperlink w:anchor="_Toc234576340" w:history="1">
             <w:r>
               <w:rPr>
                 <w:rStyle w:val="Hyperlink"/>
@@ -2545,10 +3310,46 @@
                 <w:webHidden/>
               </w:rPr>
               <w:tab/>
+            </w:r>
+            <w:r>
+              <w:rPr>
+                <w:noProof/>
+                <w:webHidden/>
+              </w:rPr>
               <w:fldChar w:fldCharType="begin"/>
-              <w:instrText xml:space="preserve"> PAGEREF _Toc234514577 \h </w:instrText>
+            </w:r>
+            <w:r>
+              <w:rPr>
+                <w:noProof/>
+                <w:webHidden/>
+              </w:rPr>
+              <w:instrText xml:space="preserve"> PAGEREF _Toc234576340 \h </w:instrText>
+            </w:r>
+            <w:r>
+              <w:rPr>
+                <w:noProof/>
+                <w:webHidden/>
+              </w:rPr>
+            </w:r>
+            <w:r>
+              <w:rPr>
+                <w:noProof/>
+                <w:webHidden/>
+              </w:rPr>
               <w:fldChar w:fldCharType="separate"/>
-              <w:t>1</w:t>
+            </w:r>
+            <w:r>
+              <w:rPr>
+                <w:noProof/>
+                <w:webHidden/>
+              </w:rPr>
+              <w:t>8</w:t>
+            </w:r>
+            <w:r>
+              <w:rPr>
+                <w:noProof/>
+                <w:webHidden/>
+              </w:rPr>
               <w:fldChar w:fldCharType="end"/>
             </w:r>
           </w:hyperlink>
@@ -2567,7 +3368,7 @@
               <w14:ligatures w14:val="standardContextual"/>
             </w:rPr>
           </w:pPr>
-          <w:hyperlink w:anchor="_Toc234514578" w:history="1">
+          <w:hyperlink w:anchor="_Toc234576341" w:history="1">
             <w:r>
               <w:rPr>
                 <w:rStyle w:val="Hyperlink"/>
@@ -2603,10 +3404,46 @@
                 <w:webHidden/>
               </w:rPr>
               <w:tab/>
+            </w:r>
+            <w:r>
+              <w:rPr>
+                <w:noProof/>
+                <w:webHidden/>
+              </w:rPr>
               <w:fldChar w:fldCharType="begin"/>
-              <w:instrText xml:space="preserve"> PAGEREF _Toc234514578 \h </w:instrText>
+            </w:r>
+            <w:r>
+              <w:rPr>
+                <w:noProof/>
+                <w:webHidden/>
+              </w:rPr>
+              <w:instrText xml:space="preserve"> PAGEREF _Toc234576341 \h </w:instrText>
+            </w:r>
+            <w:r>
+              <w:rPr>
+                <w:noProof/>
+                <w:webHidden/>
+              </w:rPr>
+            </w:r>
+            <w:r>
+              <w:rPr>
+                <w:noProof/>
+                <w:webHidden/>
+              </w:rPr>
               <w:fldChar w:fldCharType="separate"/>
-              <w:t>1</w:t>
+            </w:r>
+            <w:r>
+              <w:rPr>
+                <w:noProof/>
+                <w:webHidden/>
+              </w:rPr>
+              <w:t>8</w:t>
+            </w:r>
+            <w:r>
+              <w:rPr>
+                <w:noProof/>
+                <w:webHidden/>
+              </w:rPr>
               <w:fldChar w:fldCharType="end"/>
             </w:r>
           </w:hyperlink>
@@ -2625,7 +3462,7 @@
               <w14:ligatures w14:val="standardContextual"/>
             </w:rPr>
           </w:pPr>
-          <w:hyperlink w:anchor="_Toc234514579" w:history="1">
+          <w:hyperlink w:anchor="_Toc234576342" w:history="1">
             <w:r>
               <w:rPr>
                 <w:rStyle w:val="Hyperlink"/>
@@ -2661,10 +3498,46 @@
                 <w:webHidden/>
               </w:rPr>
               <w:tab/>
+            </w:r>
+            <w:r>
+              <w:rPr>
+                <w:noProof/>
+                <w:webHidden/>
+              </w:rPr>
               <w:fldChar w:fldCharType="begin"/>
-              <w:instrText xml:space="preserve"> PAGEREF _Toc234514579 \h </w:instrText>
+            </w:r>
+            <w:r>
+              <w:rPr>
+                <w:noProof/>
+                <w:webHidden/>
+              </w:rPr>
+              <w:instrText xml:space="preserve"> PAGEREF _Toc234576342 \h </w:instrText>
+            </w:r>
+            <w:r>
+              <w:rPr>
+                <w:noProof/>
+                <w:webHidden/>
+              </w:rPr>
+            </w:r>
+            <w:r>
+              <w:rPr>
+                <w:noProof/>
+                <w:webHidden/>
+              </w:rPr>
               <w:fldChar w:fldCharType="separate"/>
-              <w:t>1</w:t>
+            </w:r>
+            <w:r>
+              <w:rPr>
+                <w:noProof/>
+                <w:webHidden/>
+              </w:rPr>
+              <w:t>8</w:t>
+            </w:r>
+            <w:r>
+              <w:rPr>
+                <w:noProof/>
+                <w:webHidden/>
+              </w:rPr>
               <w:fldChar w:fldCharType="end"/>
             </w:r>
           </w:hyperlink>
@@ -2686,7 +3559,7 @@
               <w14:ligatures w14:val="standardContextual"/>
             </w:rPr>
           </w:pPr>
-          <w:hyperlink w:anchor="_Toc234514580" w:history="1">
+          <w:hyperlink w:anchor="_Toc234576343" w:history="1">
             <w:r>
               <w:rPr>
                 <w:rStyle w:val="Hyperlink"/>
@@ -2721,10 +3594,46 @@
                 <w:webHidden/>
               </w:rPr>
               <w:tab/>
+            </w:r>
+            <w:r>
+              <w:rPr>
+                <w:noProof/>
+                <w:webHidden/>
+              </w:rPr>
               <w:fldChar w:fldCharType="begin"/>
-              <w:instrText xml:space="preserve"> PAGEREF _Toc234514580 \h </w:instrText>
+            </w:r>
+            <w:r>
+              <w:rPr>
+                <w:noProof/>
+                <w:webHidden/>
+              </w:rPr>
+              <w:instrText xml:space="preserve"> PAGEREF _Toc234576343 \h </w:instrText>
+            </w:r>
+            <w:r>
+              <w:rPr>
+                <w:noProof/>
+                <w:webHidden/>
+              </w:rPr>
+            </w:r>
+            <w:r>
+              <w:rPr>
+                <w:noProof/>
+                <w:webHidden/>
+              </w:rPr>
               <w:fldChar w:fldCharType="separate"/>
-              <w:t>1</w:t>
+            </w:r>
+            <w:r>
+              <w:rPr>
+                <w:noProof/>
+                <w:webHidden/>
+              </w:rPr>
+              <w:t>9</w:t>
+            </w:r>
+            <w:r>
+              <w:rPr>
+                <w:noProof/>
+                <w:webHidden/>
+              </w:rPr>
               <w:fldChar w:fldCharType="end"/>
             </w:r>
           </w:hyperlink>
@@ -2746,7 +3655,7 @@
               <w14:ligatures w14:val="standardContextual"/>
             </w:rPr>
           </w:pPr>
-          <w:hyperlink w:anchor="_Toc234514581" w:history="1">
+          <w:hyperlink w:anchor="_Toc234576344" w:history="1">
             <w:r>
               <w:rPr>
                 <w:rStyle w:val="Hyperlink"/>
@@ -2781,10 +3690,194 @@
                 <w:webHidden/>
               </w:rPr>
               <w:tab/>
+            </w:r>
+            <w:r>
+              <w:rPr>
+                <w:noProof/>
+                <w:webHidden/>
+              </w:rPr>
               <w:fldChar w:fldCharType="begin"/>
-              <w:instrText xml:space="preserve"> PAGEREF _Toc234514581 \h </w:instrText>
+            </w:r>
+            <w:r>
+              <w:rPr>
+                <w:noProof/>
+                <w:webHidden/>
+              </w:rPr>
+              <w:instrText xml:space="preserve"> PAGEREF _Toc234576344 \h </w:instrText>
+            </w:r>
+            <w:r>
+              <w:rPr>
+                <w:noProof/>
+                <w:webHidden/>
+              </w:rPr>
+            </w:r>
+            <w:r>
+              <w:rPr>
+                <w:noProof/>
+                <w:webHidden/>
+              </w:rPr>
               <w:fldChar w:fldCharType="separate"/>
-              <w:t>1</w:t>
+            </w:r>
+            <w:r>
+              <w:rPr>
+                <w:noProof/>
+                <w:webHidden/>
+              </w:rPr>
+              <w:t>9</w:t>
+            </w:r>
+            <w:r>
+              <w:rPr>
+                <w:noProof/>
+                <w:webHidden/>
+              </w:rPr>
+              <w:fldChar w:fldCharType="end"/>
+            </w:r>
+          </w:hyperlink>
+        </w:p>
+        <w:p>
+          <w:pPr>
+            <w:pStyle w:val="Verzeichnis1"/>
+            <w:rPr>
+              <w:rFonts w:asciiTheme="minorHAnsi" w:eastAsiaTheme="minorEastAsia" w:hAnsiTheme="minorHAnsi"/>
+              <w:b w:val="0"/>
+              <w:noProof/>
+              <w:kern w:val="2"/>
+              <w:sz w:val="24"/>
+              <w:szCs w:val="24"/>
+              <w:lang w:eastAsia="de-DE"/>
+              <w14:ligatures w14:val="standardContextual"/>
+            </w:rPr>
+          </w:pPr>
+          <w:hyperlink w:anchor="_Toc234576345" w:history="1">
+            <w:r>
+              <w:rPr>
+                <w:rStyle w:val="Hyperlink"/>
+                <w:rFonts w:cstheme="minorHAnsi"/>
+                <w:noProof/>
+              </w:rPr>
+              <w:t>Anhang</w:t>
+            </w:r>
+            <w:r>
+              <w:rPr>
+                <w:noProof/>
+                <w:webHidden/>
+              </w:rPr>
+              <w:tab/>
+            </w:r>
+            <w:r>
+              <w:rPr>
+                <w:noProof/>
+                <w:webHidden/>
+              </w:rPr>
+              <w:fldChar w:fldCharType="begin"/>
+            </w:r>
+            <w:r>
+              <w:rPr>
+                <w:noProof/>
+                <w:webHidden/>
+              </w:rPr>
+              <w:instrText xml:space="preserve"> PAGEREF _Toc234576345 \h </w:instrText>
+            </w:r>
+            <w:r>
+              <w:rPr>
+                <w:noProof/>
+                <w:webHidden/>
+              </w:rPr>
+            </w:r>
+            <w:r>
+              <w:rPr>
+                <w:noProof/>
+                <w:webHidden/>
+              </w:rPr>
+              <w:fldChar w:fldCharType="separate"/>
+            </w:r>
+            <w:r>
+              <w:rPr>
+                <w:noProof/>
+                <w:webHidden/>
+              </w:rPr>
+              <w:t>10</w:t>
+            </w:r>
+            <w:r>
+              <w:rPr>
+                <w:noProof/>
+                <w:webHidden/>
+              </w:rPr>
+              <w:fldChar w:fldCharType="end"/>
+            </w:r>
+          </w:hyperlink>
+        </w:p>
+        <w:p>
+          <w:pPr>
+            <w:pStyle w:val="Verzeichnis2"/>
+            <w:tabs>
+              <w:tab w:val="right" w:leader="dot" w:pos="9062"/>
+            </w:tabs>
+            <w:rPr>
+              <w:rFonts w:asciiTheme="minorHAnsi" w:eastAsiaTheme="minorEastAsia" w:hAnsiTheme="minorHAnsi"/>
+              <w:noProof/>
+              <w:kern w:val="2"/>
+              <w:sz w:val="24"/>
+              <w:szCs w:val="24"/>
+              <w:lang w:eastAsia="de-DE"/>
+              <w14:ligatures w14:val="standardContextual"/>
+            </w:rPr>
+          </w:pPr>
+          <w:hyperlink w:anchor="_Toc234576346" w:history="1">
+            <w:r>
+              <w:rPr>
+                <w:rStyle w:val="Hyperlink"/>
+                <w:rFonts w:cstheme="minorHAnsi"/>
+                <w:noProof/>
+              </w:rPr>
+              <w:t>Abbildungsverzeichnis</w:t>
+            </w:r>
+            <w:r>
+              <w:rPr>
+                <w:noProof/>
+                <w:webHidden/>
+              </w:rPr>
+              <w:tab/>
+            </w:r>
+            <w:r>
+              <w:rPr>
+                <w:noProof/>
+                <w:webHidden/>
+              </w:rPr>
+              <w:fldChar w:fldCharType="begin"/>
+            </w:r>
+            <w:r>
+              <w:rPr>
+                <w:noProof/>
+                <w:webHidden/>
+              </w:rPr>
+              <w:instrText xml:space="preserve"> PAGEREF _Toc234576346 \h </w:instrText>
+            </w:r>
+            <w:r>
+              <w:rPr>
+                <w:noProof/>
+                <w:webHidden/>
+              </w:rPr>
+            </w:r>
+            <w:r>
+              <w:rPr>
+                <w:noProof/>
+                <w:webHidden/>
+              </w:rPr>
+              <w:fldChar w:fldCharType="separate"/>
+            </w:r>
+            <w:r>
+              <w:rPr>
+                <w:noProof/>
+                <w:webHidden/>
+              </w:rPr>
+              <w:t>10</w:t>
+            </w:r>
+            <w:r>
+              <w:rPr>
+                <w:noProof/>
+                <w:webHidden/>
+              </w:rPr>
               <w:fldChar w:fldCharType="end"/>
             </w:r>
           </w:hyperlink>
@@ -2876,6 +3969,7 @@
         <w:rPr>
           <w:noProof/>
         </w:rPr>
+        <w:lastRenderedPageBreak/>
         <mc:AlternateContent>
           <mc:Choice Requires="wps">
             <w:drawing>
@@ -2934,7 +4028,7 @@
           </mc:Choice>
           <mc:Fallback>
             <w:pict>
-              <v:shape w14:anchorId="04CAE81F" id="Textfeld 10" o:spid="_x0000_s1028" type="#_x0000_t202" style="position:absolute;left:0;text-align:left;margin-left:482.2pt;margin-top:62.5pt;width:37.75pt;height:33.65pt;z-index:251710464;visibility:visible;mso-wrap-style:square;mso-wrap-distance-left:9pt;mso-wrap-distance-top:0;mso-wrap-distance-right:9pt;mso-wrap-distance-bottom:0;mso-position-horizontal:absolute;mso-position-horizontal-relative:text;mso-position-vertical:absolute;mso-position-vertical-relative:text;v-text-anchor:top" o:gfxdata="UEsDBBQABgAIAAAAIQC2gziS/gAAAOEBAAATAAAAW0NvbnRlbnRfVHlwZXNdLnhtbJSRQU7DMBBF 90jcwfIWJU67QAgl6YK0S0CoHGBkTxKLZGx5TGhvj5O2G0SRWNoz/78nu9wcxkFMGNg6quQqL6RA 0s5Y6ir5vt9lD1JwBDIwOMJKHpHlpr69KfdHjyxSmriSfYz+USnWPY7AufNIadK6MEJMx9ApD/oD OlTrorhX2lFEilmcO2RdNtjC5xDF9pCuTyYBB5bi6bQ4syoJ3g9WQ0ymaiLzg5KdCXlKLjvcW893 SUOqXwnz5DrgnHtJTxOsQfEKIT7DmDSUCaxw7Rqn8787ZsmRM9e2VmPeBN4uqYvTtW7jvijg9N/y JsXecLq0q+WD6m8AAAD//wMAUEsDBBQABgAIAAAAIQA4/SH/1gAAAJQBAAALAAAAX3JlbHMvLnJl bHOkkMFqwzAMhu+DvYPRfXGawxijTi+j0GvpHsDYimMaW0Yy2fr2M4PBMnrbUb/Q94l/f/hMi1qR JVI2sOt6UJgd+ZiDgffL8ekFlFSbvV0oo4EbChzGx4f9GRdb25HMsYhqlCwG5lrLq9biZkxWOiqY 22YiTra2kYMu1l1tQD30/bPm3wwYN0x18gb45AdQl1tp5j/sFB2T0FQ7R0nTNEV3j6o9feQzro1i OWA14Fm+Q8a1a8+Bvu/d/dMb2JY5uiPbhG/ktn4cqGU/er3pcvwCAAD//wMAUEsDBBQABgAIAAAA IQBcUsZKMQIAAFoEAAAOAAAAZHJzL2Uyb0RvYy54bWysVNuO2yAQfa/Uf0C8N07cXHatOKs0q1SV ot2VstU+EwwJEmYokNjp13fAuXXbp6oveGCGuZxz8PShrTU5COcVmJIOen1KhOFQKbMt6ffX5ac7 SnxgpmIajCjpUXj6MPv4YdrYQuSwA10JRzCJ8UVjS7oLwRZZ5vlO1Mz3wAqDTgmuZgG3bptVjjWY vdZZ3u+PswZcZR1w4T2ePnZOOkv5pRQ8PEvpRSC6pNhbSKtL6yau2WzKiq1jdqf4qQ32D13UTBks ekn1yAIje6f+SFUr7sCDDD0OdQZSKi7SDDjNoP9umvWOWZFmQXC8vcDk/19a/nRY2xdHQvsFWiQw AtJYX3g8jPO00tXxi50S9COExwtsog2E4+Fwcj++G1HC0TXMJ3meYM2ul63z4auAmkSjpA5ZSWCx w8oHLIih55BYy4NW1VJpnTZRCWKhHTkw5FCH1CLe+C1KG9KUdPx51E+JDcTrXWZtsMB1pGiFdtMS VZU0P4+7geqIKDjoBOItXyrsdcV8eGEOFYGDo8rDMy5SA9aCk0XJDtzPv53HeCQKvZQ0qLCS+h97 5gQl+ptBCu8Hw2GUZNoMRxOEjbhbz+bWY/b1AhCAAb4ny5MZ44M+m9JB/YaPYR6roosZjrVLGs7m InS6x8fExXyeglCEloWVWVseU0fAIxOv7Rtz9kRXQJ6f4KxFVrxjrYuNNw3M9wGkSpRGnDtUT/Cj gBPTp8cWX8jtPkVdfwmzXwAAAP//AwBQSwMEFAAGAAgAAAAhAPLejYXlAAAAEQEAAA8AAABkcnMv ZG93bnJldi54bWxMT8lOwzAQvSPxD9YgcUHUoWkLSeNUiKVI3GhYxM2NhyQiHkexm4S/Z3qCy2hG 781bss1kWzFg7xtHCq5mEQik0pmGKgWvxePlDQgfNBndOkIFP+hhk5+eZDo1bqQXHHahEixCPtUK 6hC6VEpf1mi1n7kOibEv11sd+OwraXo9srht5TyKVtLqhtih1h3e1Vh+7w5WwedF9fHsp+3bGC/j 7uFpKK7fTaHU+dl0v+ZxuwYRcAp/H3DswPkh52B7dyDjRasgWS0WTGVgvuRmR0YUJwmIPW/JPAaZ Z/J/k/wXAAD//wMAUEsBAi0AFAAGAAgAAAAhALaDOJL+AAAA4QEAABMAAAAAAAAAAAAAAAAAAAAA AFtDb250ZW50X1R5cGVzXS54bWxQSwECLQAUAAYACAAAACEAOP0h/9YAAACUAQAACwAAAAAAAAAA AAAAAAAvAQAAX3JlbHMvLnJlbHNQSwECLQAUAAYACAAAACEAXFLGSjECAABaBAAADgAAAAAAAAAA AAAAAAAuAgAAZHJzL2Uyb0RvYy54bWxQSwECLQAUAAYACAAAACEA8t6NheUAAAARAQAADwAAAAAA AAAAAAAAAACLBAAAZHJzL2Rvd25yZXYueG1sUEsFBgAAAAAEAAQA8wAAAJ0FAAAAAA== " fillcolor="white [3201]" stroked="f" strokeweight=".5pt">
+              <v:shape w14:anchorId="04CAE81F" id="Textfeld 10" o:spid="_x0000_s1028" type="#_x0000_t202" style="position:absolute;left:0;text-align:left;margin-left:482.2pt;margin-top:62.5pt;width:37.75pt;height:33.65pt;z-index:251710464;visibility:visible;mso-wrap-style:square;mso-wrap-distance-left:9pt;mso-wrap-distance-top:0;mso-wrap-distance-right:9pt;mso-wrap-distance-bottom:0;mso-position-horizontal:absolute;mso-position-horizontal-relative:text;mso-position-vertical:absolute;mso-position-vertical-relative:text;v-text-anchor:top" o:gfxdata="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" fillcolor="white [3201]" stroked="f" strokeweight=".5pt">
                 <v:textbox>
                   <w:txbxContent>
                     <w:p>
@@ -2949,16 +4043,6 @@
           </mc:Fallback>
         </mc:AlternateContent>
       </w:r>
-    </w:p>
-    <w:p>
-      <w:pPr>
-        <w:rPr>
-          <w:rFonts w:asciiTheme="minorHAnsi" w:hAnsiTheme="minorHAnsi" w:cstheme="minorHAnsi"/>
-          <w:color w:val="005076"/>
-          <w:sz w:val="32"/>
-          <w:szCs w:val="32"/>
-        </w:rPr>
-      </w:pPr>
     </w:p>
     <w:p>
       <w:pPr>
@@ -3219,11 +4303,7 @@
                       </wps:spPr>
                       <wps:txbx>
                         <w:txbxContent>
-                          <w:p>
-                            <w:r>
-                              <w:t>II</w:t>
-                            </w:r>
-                          </w:p>
+                          <w:p/>
                         </w:txbxContent>
                       </wps:txbx>
                       <wps:bodyPr rot="0" spcFirstLastPara="0" vertOverflow="overflow" horzOverflow="overflow" vert="horz" wrap="square" lIns="91440" tIns="45720" rIns="91440" bIns="45720" numCol="1" spcCol="0" rtlCol="0" fromWordArt="0" anchor="t" anchorCtr="0" forceAA="0" compatLnSpc="1">
@@ -3240,14 +4320,10 @@
           </mc:Choice>
           <mc:Fallback>
             <w:pict>
-              <v:shape w14:anchorId="61EC4F9C" id="_x0000_s1029" type="#_x0000_t202" style="position:absolute;left:0;text-align:left;margin-left:484.45pt;margin-top:89pt;width:37.75pt;height:33.65pt;z-index:251708416;visibility:visible;mso-wrap-style:square;mso-wrap-distance-left:9pt;mso-wrap-distance-top:0;mso-wrap-distance-right:9pt;mso-wrap-distance-bottom:0;mso-position-horizontal:absolute;mso-position-horizontal-relative:text;mso-position-vertical:absolute;mso-position-vertical-relative:text;v-text-anchor:top" o:gfxdata="UEsDBBQABgAIAAAAIQC2gziS/gAAAOEBAAATAAAAW0NvbnRlbnRfVHlwZXNdLnhtbJSRQU7DMBBF 90jcwfIWJU67QAgl6YK0S0CoHGBkTxKLZGx5TGhvj5O2G0SRWNoz/78nu9wcxkFMGNg6quQqL6RA 0s5Y6ir5vt9lD1JwBDIwOMJKHpHlpr69KfdHjyxSmriSfYz+USnWPY7AufNIadK6MEJMx9ApD/oD OlTrorhX2lFEilmcO2RdNtjC5xDF9pCuTyYBB5bi6bQ4syoJ3g9WQ0ymaiLzg5KdCXlKLjvcW893 SUOqXwnz5DrgnHtJTxOsQfEKIT7DmDSUCaxw7Rqn8787ZsmRM9e2VmPeBN4uqYvTtW7jvijg9N/y JsXecLq0q+WD6m8AAAD//wMAUEsDBBQABgAIAAAAIQA4/SH/1gAAAJQBAAALAAAAX3JlbHMvLnJl bHOkkMFqwzAMhu+DvYPRfXGawxijTi+j0GvpHsDYimMaW0Yy2fr2M4PBMnrbUb/Q94l/f/hMi1qR JVI2sOt6UJgd+ZiDgffL8ekFlFSbvV0oo4EbChzGx4f9GRdb25HMsYhqlCwG5lrLq9biZkxWOiqY 22YiTra2kYMu1l1tQD30/bPm3wwYN0x18gb45AdQl1tp5j/sFB2T0FQ7R0nTNEV3j6o9feQzro1i OWA14Fm+Q8a1a8+Bvu/d/dMb2JY5uiPbhG/ktn4cqGU/er3pcvwCAAD//wMAUEsDBBQABgAIAAAA IQAj4ImfMQIAAFoEAAAOAAAAZHJzL2Uyb0RvYy54bWysVE1vGjEQvVfqf7B8LwsESLJiiSgRVSWU RCJVzsZrs5a8Htc27NJf37GXr6Q9Vb14x57xfLz3vNOHttZkL5xXYAo66PUpEYZDqcy2oD9el1/u KPGBmZJpMKKgB+Hpw+zzp2ljczGECnQpHMEkxueNLWgVgs2zzPNK1Mz3wAqDTgmuZgG3bpuVjjWY vdbZsN+fZA240jrgwns8feycdJbySyl4eJbSi0B0QbG3kFaX1k1cs9mU5VvHbKX4sQ32D13UTBks ek71yAIjO6f+SFUr7sCDDD0OdQZSKi7SDDjNoP9hmnXFrEizIDjenmHy/y8tf9qv7Ysjof0KLRIY AWmszz0exnla6er4xU4J+hHCwxk20QbC8XB0ez+5G1PC0TUa3g6HCdbsctk6H74JqEk0CuqQlQQW 2698wIIYegqJtTxoVS6V1mkTlSAW2pE9Qw51SC3ijXdR2pCmoJObcT8lNhCvd5m1wQKXkaIV2k1L VFnQm9O4GygPiIKDTiDe8qXCXlfMhxfmUBE4OKo8POMiNWAtOFqUVOB+/e08xiNR6KWkQYUV1P/c MSco0d8NUng/GI2iJNNmNL5F2Ii79myuPWZXLwABGOB7sjyZMT7okykd1G/4GOaxKrqY4Vi7oOFk LkKne3xMXMznKQhFaFlYmbXlMXUEPDLx2r4xZ490BeT5CU5aZPkH1rrYeNPAfBdAqkRpxLlD9Qg/ CjgxfXxs8YVc71PU5Zcw+w0AAP//AwBQSwMEFAAGAAgAAAAhAAhsBzPoAAAAEQEAAA8AAABkcnMv ZG93bnJldi54bWxMj0tvgzAQhO+V8h+sjdRL1ZgGkhCCiao+Uqm3hj6Um4M3gIpthB2g/76bU3tZ aTWzs/Ol21E3rMfO1dYIuJsFwNAUVtWmFPCeP9/GwJyXRsnGGhTwgw622eQqlYmyg3nDfu9LRiHG JVJA5X2bcO6KCrV0M9uiIe1kOy09rV3JVScHCtcNnwfBkmtZG/pQyRYfKiy+92ct4HBTfr26cfcx hIuwfXrp89WnyoW4no6PGxr3G2AeR/93ARcG6g8ZFTvas1GONQLWy3hNVhJWMZFdHEEURcCOAubR IgSepfw/SfYLAAD//wMAUEsBAi0AFAAGAAgAAAAhALaDOJL+AAAA4QEAABMAAAAAAAAAAAAAAAAA AAAAAFtDb250ZW50X1R5cGVzXS54bWxQSwECLQAUAAYACAAAACEAOP0h/9YAAACUAQAACwAAAAAA AAAAAAAAAAAvAQAAX3JlbHMvLnJlbHNQSwECLQAUAAYACAAAACEAI+CJnzECAABaBAAADgAAAAAA AAAAAAAAAAAuAgAAZHJzL2Uyb0RvYy54bWxQSwECLQAUAAYACAAAACEACGwHM+gAAAARAQAADwAA AAAAAAAAAAAAAACLBAAAZHJzL2Rvd25yZXYueG1sUEsFBgAAAAAEAAQA8wAAAKAFAAAAAA== " fillcolor="white [3201]" stroked="f" strokeweight=".5pt">
+              <v:shape w14:anchorId="61EC4F9C" id="_x0000_s1029" type="#_x0000_t202" style="position:absolute;left:0;text-align:left;margin-left:484.45pt;margin-top:89pt;width:37.75pt;height:33.65pt;z-index:251708416;visibility:visible;mso-wrap-style:square;mso-wrap-distance-left:9pt;mso-wrap-distance-top:0;mso-wrap-distance-right:9pt;mso-wrap-distance-bottom:0;mso-position-horizontal:absolute;mso-position-horizontal-relative:text;mso-position-vertical:absolute;mso-position-vertical-relative:text;v-text-anchor:top" o:gfxdata="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" fillcolor="white [3201]" stroked="f" strokeweight=".5pt">
                 <v:textbox>
                   <w:txbxContent>
-                    <w:p>
-                      <w:r>
-                        <w:t>II</w:t>
-                      </w:r>
-                    </w:p>
+                    <w:p/>
                   </w:txbxContent>
                 </v:textbox>
               </v:shape>
@@ -3274,7 +4350,7 @@
           <w:color w:val="005076"/>
         </w:rPr>
       </w:pPr>
-      <w:bookmarkStart w:id="0" w:name="_Toc234514557"/>
+      <w:bookmarkStart w:id="0" w:name="_Toc234576320"/>
       <w:r>
         <w:rPr>
           <w:rFonts w:asciiTheme="minorHAnsi" w:hAnsiTheme="minorHAnsi" w:cstheme="minorHAnsi"/>
@@ -3305,7 +4381,7 @@
           <w:color w:val="005076"/>
         </w:rPr>
       </w:pPr>
-      <w:bookmarkStart w:id="1" w:name="_Toc234514558"/>
+      <w:bookmarkStart w:id="1" w:name="_Toc234576321"/>
       <w:r>
         <w:rPr>
           <w:rFonts w:asciiTheme="minorHAnsi" w:hAnsiTheme="minorHAnsi" w:cstheme="minorHAnsi"/>
@@ -3368,7 +4444,7 @@
           <w:color w:val="005076"/>
         </w:rPr>
       </w:pPr>
-      <w:bookmarkStart w:id="2" w:name="_Toc234514559"/>
+      <w:bookmarkStart w:id="2" w:name="_Toc234576322"/>
       <w:r>
         <w:rPr>
           <w:rFonts w:asciiTheme="minorHAnsi" w:hAnsiTheme="minorHAnsi" w:cstheme="minorHAnsi"/>
@@ -3430,7 +4506,7 @@
           <w:color w:val="005076"/>
         </w:rPr>
       </w:pPr>
-      <w:bookmarkStart w:id="3" w:name="_Toc234514560"/>
+      <w:bookmarkStart w:id="3" w:name="_Toc234576323"/>
       <w:r>
         <w:rPr>
           <w:rFonts w:asciiTheme="minorHAnsi" w:hAnsiTheme="minorHAnsi" w:cstheme="minorHAnsi"/>
@@ -3460,7 +4536,7 @@
           <w:color w:val="005076"/>
         </w:rPr>
       </w:pPr>
-      <w:bookmarkStart w:id="4" w:name="_Toc234514561"/>
+      <w:bookmarkStart w:id="4" w:name="_Toc234576324"/>
       <w:r>
         <w:rPr>
           <w:rFonts w:asciiTheme="minorHAnsi" w:hAnsiTheme="minorHAnsi" w:cstheme="minorHAnsi"/>
@@ -3521,6 +4597,11 @@
           <w:rFonts w:asciiTheme="minorHAnsi" w:hAnsiTheme="minorHAnsi" w:cstheme="minorHAnsi"/>
         </w:rPr>
         <w:t xml:space="preserve">Ziel ist es, das Phänomen des Uncanny Valley erfahrbar und messbar zu machen. Die verfremdeten Bilder erzeugen den unheimlichen Reiz, doch der eigentliche Nachweis entsteht erst durch die </w:t>
+      </w:r>
+      <w:r>
+        <w:rPr>
+          <w:rFonts w:asciiTheme="minorHAnsi" w:hAnsiTheme="minorHAnsi" w:cstheme="minorHAnsi"/>
+        </w:rPr>
         <w:lastRenderedPageBreak/>
         <w:t>gemessene Reaktion des Betrachters. Auf diese Weise wird der Besucher selbst zum Teil des Kunstwerks.</w:t>
       </w:r>
@@ -3545,7 +4626,7 @@
           <w:color w:val="005076"/>
         </w:rPr>
       </w:pPr>
-      <w:bookmarkStart w:id="5" w:name="_Toc234514562"/>
+      <w:bookmarkStart w:id="5" w:name="_Toc234576325"/>
       <w:r>
         <w:rPr>
           <w:rFonts w:asciiTheme="minorHAnsi" w:hAnsiTheme="minorHAnsi" w:cstheme="minorHAnsi"/>
@@ -3648,7 +4729,7 @@
           <w:color w:val="005076"/>
         </w:rPr>
       </w:pPr>
-      <w:bookmarkStart w:id="6" w:name="_Toc234514563"/>
+      <w:bookmarkStart w:id="6" w:name="_Toc234576326"/>
       <w:r>
         <w:rPr>
           <w:rFonts w:asciiTheme="minorHAnsi" w:hAnsiTheme="minorHAnsi" w:cstheme="minorHAnsi"/>
@@ -3728,6 +4809,7 @@
           <w:sz w:val="18"/>
         </w:rPr>
       </w:pPr>
+      <w:bookmarkStart w:id="7" w:name="_Abb1"/>
       <w:r>
         <w:rPr>
           <w:i/>
@@ -3736,6 +4818,7 @@
         </w:rPr>
         <w:t>Abb. 1: Ablauf einer Interaktion vom Handheben bis zum Urteil.</w:t>
       </w:r>
+      <w:bookmarkEnd w:id="7"/>
     </w:p>
     <w:p>
       <w:pPr>
@@ -3816,7 +4899,7 @@
           <w:color w:val="005076"/>
         </w:rPr>
       </w:pPr>
-      <w:bookmarkStart w:id="7" w:name="_Toc234514564"/>
+      <w:bookmarkStart w:id="8" w:name="_Toc234576327"/>
       <w:r>
         <w:rPr>
           <w:rFonts w:asciiTheme="minorHAnsi" w:hAnsiTheme="minorHAnsi" w:cstheme="minorHAnsi"/>
@@ -3824,7 +4907,7 @@
         </w:rPr>
         <w:t>Projektanforderungen</w:t>
       </w:r>
-      <w:bookmarkEnd w:id="7"/>
+      <w:bookmarkEnd w:id="8"/>
     </w:p>
     <w:p>
       <w:pPr>
@@ -3846,7 +4929,7 @@
           <w:color w:val="005076"/>
         </w:rPr>
       </w:pPr>
-      <w:bookmarkStart w:id="8" w:name="_Toc234514565"/>
+      <w:bookmarkStart w:id="9" w:name="_Toc234576328"/>
       <w:r>
         <w:rPr>
           <w:rFonts w:asciiTheme="minorHAnsi" w:hAnsiTheme="minorHAnsi" w:cstheme="minorHAnsi"/>
@@ -3854,7 +4937,7 @@
         </w:rPr>
         <w:t>Funktionale Anforderungen</w:t>
       </w:r>
-      <w:bookmarkEnd w:id="8"/>
+      <w:bookmarkEnd w:id="9"/>
     </w:p>
     <w:p>
       <w:pPr>
@@ -4070,7 +5153,7 @@
           <w:color w:val="005076"/>
         </w:rPr>
       </w:pPr>
-      <w:bookmarkStart w:id="9" w:name="_Toc234514566"/>
+      <w:bookmarkStart w:id="10" w:name="_Toc234576329"/>
       <w:r>
         <w:rPr>
           <w:rFonts w:asciiTheme="minorHAnsi" w:hAnsiTheme="minorHAnsi" w:cstheme="minorHAnsi"/>
@@ -4078,7 +5161,7 @@
         </w:rPr>
         <w:t>Nicht-funktionale Anforderungen</w:t>
       </w:r>
-      <w:bookmarkEnd w:id="9"/>
+      <w:bookmarkEnd w:id="10"/>
     </w:p>
     <w:p>
       <w:pPr>
@@ -4238,7 +5321,7 @@
           <w:color w:val="005076"/>
         </w:rPr>
       </w:pPr>
-      <w:bookmarkStart w:id="10" w:name="_Toc234514567"/>
+      <w:bookmarkStart w:id="11" w:name="_Toc234576330"/>
       <w:r>
         <w:rPr>
           <w:rFonts w:asciiTheme="minorHAnsi" w:hAnsiTheme="minorHAnsi" w:cstheme="minorHAnsi"/>
@@ -4246,7 +5329,7 @@
         </w:rPr>
         <w:t>Technische Umsetzung</w:t>
       </w:r>
-      <w:bookmarkEnd w:id="10"/>
+      <w:bookmarkEnd w:id="11"/>
     </w:p>
     <w:p>
       <w:pPr>
@@ -4267,6 +5350,20 @@
         </w:rPr>
         <w:t>Das Projekt gliedert sich in zwei Teilsysteme, die nur über das Dateisystem verbunden sind. Die Vorverarbeitung „uncanny_maker“ erzeugt einmalig die verfremdeten Bildsequenzen und wird vor der Ausstellung ausgeführt. Die eigentliche Ausstellungsanwendung „ars_aut_abeat“ läuft während des Betriebs und greift auf diese Sequenzen zu. Sie ist als Webanwendung umgesetzt. Ein Python-Backend auf Basis von FastAPI übernimmt die Verarbeitung, während die Anzeige in einem Frontend mit React erfolgt. Beide Seiten tauschen ihre Daten über eine dauerhafte WebSocket-Verbindung aus.</w:t>
       </w:r>
+    </w:p>
+    <w:p>
+      <w:pPr>
+        <w:rPr>
+          <w:rFonts w:asciiTheme="minorHAnsi" w:hAnsiTheme="minorHAnsi" w:cstheme="minorHAnsi"/>
+        </w:rPr>
+      </w:pPr>
+    </w:p>
+    <w:p>
+      <w:pPr>
+        <w:rPr>
+          <w:rFonts w:asciiTheme="minorHAnsi" w:hAnsiTheme="minorHAnsi" w:cstheme="minorHAnsi"/>
+        </w:rPr>
+      </w:pPr>
     </w:p>
     <w:p>
       <w:pPr>
@@ -4288,15 +5385,16 @@
           <w:color w:val="005076"/>
         </w:rPr>
       </w:pPr>
-      <w:bookmarkStart w:id="11" w:name="_Toc234514568"/>
+      <w:bookmarkStart w:id="12" w:name="_Toc234576331"/>
       <w:r>
         <w:rPr>
           <w:rFonts w:asciiTheme="minorHAnsi" w:hAnsiTheme="minorHAnsi" w:cstheme="minorHAnsi"/>
           <w:color w:val="005076"/>
         </w:rPr>
+        <w:lastRenderedPageBreak/>
         <w:t>Systemarchitektur &amp; Überblick</w:t>
       </w:r>
-      <w:bookmarkEnd w:id="11"/>
+      <w:bookmarkEnd w:id="12"/>
     </w:p>
     <w:p>
       <w:pPr>
@@ -4344,7 +5442,6 @@
         <w:rPr>
           <w:rFonts w:asciiTheme="minorHAnsi" w:hAnsiTheme="minorHAnsi" w:cstheme="minorHAnsi"/>
         </w:rPr>
-        <w:lastRenderedPageBreak/>
         <w:t>Backend (FastAPI): nimmt die Bilder entgegen, steuert den Ablauf über einen Zustandsautomaten und schickt bei jeder Änderung den aktuellen Zustand an das Frontend zurück.</w:t>
       </w:r>
     </w:p>
@@ -4447,6 +5544,7 @@
           <w:sz w:val="18"/>
         </w:rPr>
       </w:pPr>
+      <w:bookmarkStart w:id="13" w:name="_Abb2"/>
       <w:r>
         <w:rPr>
           <w:i/>
@@ -4455,6 +5553,7 @@
         </w:rPr>
         <w:t>Abb. 2: Systemarchitektur mit Kamera, Frontend, Backend und Datenhaltung.</w:t>
       </w:r>
+      <w:bookmarkEnd w:id="13"/>
     </w:p>
     <w:p>
       <w:pPr>
@@ -4489,7 +5588,7 @@
           <w:color w:val="005076"/>
         </w:rPr>
       </w:pPr>
-      <w:bookmarkStart w:id="12" w:name="_Toc234514569"/>
+      <w:bookmarkStart w:id="14" w:name="_Toc234576332"/>
       <w:r>
         <w:rPr>
           <w:rFonts w:asciiTheme="minorHAnsi" w:hAnsiTheme="minorHAnsi" w:cstheme="minorHAnsi"/>
@@ -4497,7 +5596,7 @@
         </w:rPr>
         <w:t>Gesichts- &amp; Emotionserkennung</w:t>
       </w:r>
-      <w:bookmarkEnd w:id="12"/>
+      <w:bookmarkEnd w:id="14"/>
     </w:p>
     <w:p>
       <w:pPr>
@@ -4522,7 +5621,14 @@
         <w:rPr>
           <w:rFonts w:asciiTheme="minorHAnsi" w:hAnsiTheme="minorHAnsi" w:cstheme="minorHAnsi"/>
         </w:rPr>
-        <w:t>Die Neutralität wird nicht direkt gemessen, sondern aus den sechs übrigen Emotionen berechnet. Sie beginnt bei einem festen Grundwert von 1,5, von dem die Summe der anderen Emotionen abgezogen wird. Bei einem ruhigen Gesicht fallen diese sechs Werte klein aus, sodass ein hoher Neutralitätswert übrig bleibt. Zeigt der Betrachter dagegen deutliche Mimik, sinkt der Wert entsprechend. Ohne diesen Grundwert würde ein entspanntes Gesicht fälschlich als emotionslos erscheinen. Zum Abschluss rechnet das System alle sieben Werte so um, dass sie zusammen 100 Prozent ergeben. Während der Verfremdung misst es die Emotionen zehnmal pro Sekunde.</w:t>
+        <w:t xml:space="preserve">Die Neutralität wird nicht direkt gemessen, sondern aus den sechs übrigen Emotionen berechnet. Sie beginnt bei einem festen Grundwert von 1,5, von dem die Summe der anderen Emotionen abgezogen </w:t>
+      </w:r>
+      <w:r>
+        <w:rPr>
+          <w:rFonts w:asciiTheme="minorHAnsi" w:hAnsiTheme="minorHAnsi" w:cstheme="minorHAnsi"/>
+        </w:rPr>
+        <w:lastRenderedPageBreak/>
+        <w:t>wird. Bei einem ruhigen Gesicht fallen diese sechs Werte klein aus, sodass ein hoher Neutralitätswert übrig bleibt. Zeigt der Betrachter dagegen deutliche Mimik, sinkt der Wert entsprechend. Ohne diesen Grundwert würde ein entspanntes Gesicht fälschlich als emotionslos erscheinen. Zum Abschluss rechnet das System alle sieben Werte so um, dass sie zusammen 100 Prozent ergeben. Während der Verfremdung misst es die Emotionen zehnmal pro Sekunde.</w:t>
       </w:r>
     </w:p>
     <w:p>
@@ -4545,7 +5651,7 @@
           <w:color w:val="005076"/>
         </w:rPr>
       </w:pPr>
-      <w:bookmarkStart w:id="13" w:name="_Toc234514570"/>
+      <w:bookmarkStart w:id="15" w:name="_Toc234576333"/>
       <w:r>
         <w:rPr>
           <w:rFonts w:asciiTheme="minorHAnsi" w:hAnsiTheme="minorHAnsi" w:cstheme="minorHAnsi"/>
@@ -4553,7 +5659,7 @@
         </w:rPr>
         <w:t>Kopfhaltung, Blick &amp; Startgeste</w:t>
       </w:r>
-      <w:bookmarkEnd w:id="13"/>
+      <w:bookmarkEnd w:id="15"/>
     </w:p>
     <w:p>
       <w:pPr>
@@ -4601,7 +5707,7 @@
           <w:color w:val="005076"/>
         </w:rPr>
       </w:pPr>
-      <w:bookmarkStart w:id="14" w:name="_Toc234514571"/>
+      <w:bookmarkStart w:id="16" w:name="_Toc234576334"/>
       <w:r>
         <w:rPr>
           <w:rFonts w:asciiTheme="minorHAnsi" w:hAnsiTheme="minorHAnsi" w:cstheme="minorHAnsi"/>
@@ -4609,7 +5715,7 @@
         </w:rPr>
         <w:t>Bildverfremdung durch KI-Inzest</w:t>
       </w:r>
-      <w:bookmarkEnd w:id="14"/>
+      <w:bookmarkEnd w:id="16"/>
     </w:p>
     <w:p>
       <w:pPr>
@@ -4670,7 +5776,7 @@
           <w:color w:val="005076"/>
         </w:rPr>
       </w:pPr>
-      <w:bookmarkStart w:id="15" w:name="_Toc234514572"/>
+      <w:bookmarkStart w:id="17" w:name="_Toc234576335"/>
       <w:r>
         <w:rPr>
           <w:rFonts w:asciiTheme="minorHAnsi" w:hAnsiTheme="minorHAnsi" w:cstheme="minorHAnsi"/>
@@ -4678,7 +5784,7 @@
         </w:rPr>
         <w:t>Emotionsauswertung &amp; Urteil</w:t>
       </w:r>
-      <w:bookmarkEnd w:id="15"/>
+      <w:bookmarkEnd w:id="17"/>
     </w:p>
     <w:p>
       <w:pPr>
@@ -4744,6 +5850,7 @@
         <w:rPr>
           <w:rFonts w:asciiTheme="minorHAnsi" w:hAnsiTheme="minorHAnsi" w:cstheme="minorHAnsi"/>
         </w:rPr>
+        <w:lastRenderedPageBreak/>
         <w:t>FIRMA (Wert &lt; 0,40): der Betrachter bleibt unberührt auf festem Grund.</w:t>
       </w:r>
     </w:p>
@@ -4764,9 +5871,7 @@
         <w:rPr>
           <w:rFonts w:asciiTheme="minorHAnsi" w:hAnsiTheme="minorHAnsi" w:cstheme="minorHAnsi"/>
         </w:rPr>
-        <w:t xml:space="preserve">Zusätzlich berechnet das System, wie stark das persönliche Emotionsprofil mit dem Durchschnitt aller bisherigen Betrachter desselben Werks übereinstimmt. Diesen Wert bezeichnet die Anwendung als </w:t>
-        <w:lastRenderedPageBreak/>
-        <w:t>Konkordanz. Sämtliche Ergebnisse werden anonym in einer SQLite-Datenbank abgelegt. Im Anschluss zeigt die Anwendung dem Nutzer seinen Emotionsverlauf als Diagramm sowie das ermittelte Urteil.</w:t>
+        <w:t>Zusätzlich berechnet das System, wie stark das persönliche Emotionsprofil mit dem Durchschnitt aller bisherigen Betrachter desselben Werks übereinstimmt. Diesen Wert bezeichnet die Anwendung als Konkordanz. Sämtliche Ergebnisse werden anonym in einer SQLite-Datenbank abgelegt. Im Anschluss zeigt die Anwendung dem Nutzer seinen Emotionsverlauf als Diagramm sowie das ermittelte Urteil.</w:t>
       </w:r>
     </w:p>
     <w:p>
@@ -4789,7 +5894,7 @@
           <w:color w:val="005076"/>
         </w:rPr>
       </w:pPr>
-      <w:bookmarkStart w:id="16" w:name="_Toc234514573"/>
+      <w:bookmarkStart w:id="18" w:name="_Toc234576336"/>
       <w:r>
         <w:rPr>
           <w:rFonts w:asciiTheme="minorHAnsi" w:hAnsiTheme="minorHAnsi" w:cstheme="minorHAnsi"/>
@@ -4797,7 +5902,7 @@
         </w:rPr>
         <w:t>Ablaufsteuerung &amp; Benutzeroberfläche</w:t>
       </w:r>
-      <w:bookmarkEnd w:id="16"/>
+      <w:bookmarkEnd w:id="18"/>
     </w:p>
     <w:p>
       <w:pPr>
@@ -4923,7 +6028,7 @@
           <w:color w:val="005076"/>
         </w:rPr>
       </w:pPr>
-      <w:bookmarkStart w:id="17" w:name="_Toc234514574"/>
+      <w:bookmarkStart w:id="19" w:name="_Toc234576337"/>
       <w:r>
         <w:rPr>
           <w:rFonts w:asciiTheme="minorHAnsi" w:hAnsiTheme="minorHAnsi" w:cstheme="minorHAnsi"/>
@@ -4931,7 +6036,7 @@
         </w:rPr>
         <w:t>Wartung &amp; Instandhaltung</w:t>
       </w:r>
-      <w:bookmarkEnd w:id="17"/>
+      <w:bookmarkEnd w:id="19"/>
     </w:p>
     <w:p>
       <w:pPr>
@@ -5073,15 +6178,16 @@
           <w:color w:val="005076"/>
         </w:rPr>
       </w:pPr>
-      <w:bookmarkStart w:id="18" w:name="_Toc234514575"/>
+      <w:bookmarkStart w:id="20" w:name="_Toc234576338"/>
       <w:r>
         <w:rPr>
           <w:rFonts w:asciiTheme="minorHAnsi" w:hAnsiTheme="minorHAnsi" w:cstheme="minorHAnsi"/>
           <w:color w:val="005076"/>
         </w:rPr>
+        <w:lastRenderedPageBreak/>
         <w:t>BOM &amp; Preiskalkulation</w:t>
       </w:r>
-      <w:bookmarkEnd w:id="18"/>
+      <w:bookmarkEnd w:id="20"/>
     </w:p>
     <w:p>
       <w:pPr>
@@ -5103,16 +6209,15 @@
           <w:color w:val="005076"/>
         </w:rPr>
       </w:pPr>
-      <w:bookmarkStart w:id="19" w:name="_Toc234514576"/>
+      <w:bookmarkStart w:id="21" w:name="_Toc234576339"/>
       <w:r>
         <w:rPr>
           <w:rFonts w:asciiTheme="minorHAnsi" w:hAnsiTheme="minorHAnsi" w:cstheme="minorHAnsi"/>
           <w:color w:val="005076"/>
         </w:rPr>
-        <w:lastRenderedPageBreak/>
         <w:t>Bill of Material (BOM)</w:t>
       </w:r>
-      <w:bookmarkEnd w:id="19"/>
+      <w:bookmarkEnd w:id="21"/>
     </w:p>
     <w:p>
       <w:pPr>
@@ -6167,7 +7272,7 @@
           <w:color w:val="005076"/>
         </w:rPr>
       </w:pPr>
-      <w:bookmarkStart w:id="20" w:name="_Toc234514577"/>
+      <w:bookmarkStart w:id="22" w:name="_Toc234576340"/>
       <w:r>
         <w:rPr>
           <w:rFonts w:asciiTheme="minorHAnsi" w:hAnsiTheme="minorHAnsi" w:cstheme="minorHAnsi"/>
@@ -6175,7 +7280,7 @@
         </w:rPr>
         <w:t>Preiskalkulation</w:t>
       </w:r>
-      <w:bookmarkEnd w:id="20"/>
+      <w:bookmarkEnd w:id="22"/>
     </w:p>
     <w:p>
       <w:pPr>
@@ -6229,7 +7334,7 @@
           <w:color w:val="005076"/>
         </w:rPr>
       </w:pPr>
-      <w:bookmarkStart w:id="21" w:name="_Toc234514578"/>
+      <w:bookmarkStart w:id="23" w:name="_Toc234576341"/>
       <w:r>
         <w:rPr>
           <w:rFonts w:asciiTheme="minorHAnsi" w:hAnsiTheme="minorHAnsi" w:cstheme="minorHAnsi"/>
@@ -6237,7 +7342,7 @@
         </w:rPr>
         <w:t>Test</w:t>
       </w:r>
-      <w:bookmarkEnd w:id="21"/>
+      <w:bookmarkEnd w:id="23"/>
     </w:p>
     <w:p>
       <w:pPr>
@@ -6291,15 +7396,16 @@
           <w:color w:val="005076"/>
         </w:rPr>
       </w:pPr>
-      <w:bookmarkStart w:id="22" w:name="_Toc234514579"/>
+      <w:bookmarkStart w:id="24" w:name="_Toc234576342"/>
       <w:r>
         <w:rPr>
           <w:rFonts w:asciiTheme="minorHAnsi" w:hAnsiTheme="minorHAnsi" w:cstheme="minorHAnsi"/>
           <w:color w:val="005076"/>
         </w:rPr>
+        <w:lastRenderedPageBreak/>
         <w:t>Fazit</w:t>
       </w:r>
-      <w:bookmarkEnd w:id="22"/>
+      <w:bookmarkEnd w:id="24"/>
     </w:p>
     <w:p>
       <w:pPr>
@@ -6321,16 +7427,15 @@
           <w:color w:val="005076"/>
         </w:rPr>
       </w:pPr>
-      <w:bookmarkStart w:id="23" w:name="_Toc234514580"/>
+      <w:bookmarkStart w:id="25" w:name="_Toc234576343"/>
       <w:r>
         <w:rPr>
           <w:rFonts w:asciiTheme="minorHAnsi" w:hAnsiTheme="minorHAnsi" w:cstheme="minorHAnsi"/>
           <w:color w:val="005076"/>
         </w:rPr>
-        <w:lastRenderedPageBreak/>
         <w:t>Zusammenfassung</w:t>
       </w:r>
-      <w:bookmarkEnd w:id="23"/>
+      <w:bookmarkEnd w:id="25"/>
     </w:p>
     <w:p>
       <w:pPr>
@@ -6365,7 +7470,7 @@
           <w:color w:val="005076"/>
         </w:rPr>
       </w:pPr>
-      <w:bookmarkStart w:id="24" w:name="_Toc234514581"/>
+      <w:bookmarkStart w:id="26" w:name="_Toc234576344"/>
       <w:r>
         <w:rPr>
           <w:rFonts w:asciiTheme="minorHAnsi" w:hAnsiTheme="minorHAnsi" w:cstheme="minorHAnsi"/>
@@ -6373,7 +7478,7 @@
         </w:rPr>
         <w:t>Bewertung der Zielerreichung</w:t>
       </w:r>
-      <w:bookmarkEnd w:id="24"/>
+      <w:bookmarkEnd w:id="26"/>
     </w:p>
     <w:p>
       <w:pPr>
@@ -6408,8 +7513,173 @@
         <w:t>Trotz dieser Schwierigkeiten konnte das Projekt insgesamt sehr gut abgeschlossen werden. Die zentralen Ziele wurden erreicht: Die Installation läuft stabil, erzeugt für jeden Besucher ein individuelles Ergebnis und blieb dabei deutlich innerhalb des vorgegebenen Budgets.</w:t>
       </w:r>
     </w:p>
+    <w:p>
+      <w:pPr>
+        <w:pStyle w:val="berschrift1"/>
+        <w:pageBreakBefore/>
+        <w:numPr>
+          <w:ilvl w:val="0"/>
+          <w:numId w:val="0"/>
+        </w:numPr>
+        <w:rPr>
+          <w:rFonts w:asciiTheme="minorHAnsi" w:hAnsiTheme="minorHAnsi" w:cstheme="minorHAnsi"/>
+          <w:color w:val="005076"/>
+        </w:rPr>
+      </w:pPr>
+      <w:bookmarkStart w:id="27" w:name="_Toc234576345"/>
+      <w:r>
+        <w:rPr>
+          <w:rFonts w:asciiTheme="minorHAnsi" w:hAnsiTheme="minorHAnsi" w:cstheme="minorHAnsi"/>
+          <w:color w:val="005076"/>
+        </w:rPr>
+        <w:lastRenderedPageBreak/>
+        <w:t>Anhang</w:t>
+      </w:r>
+      <w:bookmarkEnd w:id="27"/>
+    </w:p>
+    <w:p>
+      <w:pPr>
+        <w:pStyle w:val="berschrift2"/>
+        <w:numPr>
+          <w:ilvl w:val="1"/>
+          <w:numId w:val="0"/>
+        </w:numPr>
+        <w:rPr>
+          <w:rFonts w:asciiTheme="minorHAnsi" w:hAnsiTheme="minorHAnsi" w:cstheme="minorHAnsi"/>
+          <w:color w:val="005076"/>
+        </w:rPr>
+      </w:pPr>
+      <w:bookmarkStart w:id="28" w:name="_Toc234576346"/>
+      <w:r>
+        <w:rPr>
+          <w:rFonts w:asciiTheme="minorHAnsi" w:hAnsiTheme="minorHAnsi" w:cstheme="minorHAnsi"/>
+          <w:color w:val="005076"/>
+        </w:rPr>
+        <w:t>Abbildungsverzeichnis</w:t>
+      </w:r>
+      <w:bookmarkEnd w:id="28"/>
+    </w:p>
+    <w:p>
+      <w:pPr>
+        <w:tabs>
+          <w:tab w:val="right" w:leader="dot" w:pos="9062"/>
+        </w:tabs>
+        <w:jc w:val="left"/>
+        <w:rPr>
+          <w:rFonts w:asciiTheme="minorHAnsi" w:hAnsiTheme="minorHAnsi" w:cstheme="minorHAnsi"/>
+        </w:rPr>
+      </w:pPr>
+      <w:r>
+        <w:rPr>
+          <w:rFonts w:asciiTheme="minorHAnsi" w:hAnsiTheme="minorHAnsi" w:cstheme="minorHAnsi"/>
+        </w:rPr>
+        <w:t>Abb. 1: Ablauf einer Interaktion vom Handheben bis zum Urteil</w:t>
+      </w:r>
+      <w:r>
+        <w:rPr>
+          <w:rFonts w:asciiTheme="minorHAnsi" w:hAnsiTheme="minorHAnsi" w:cstheme="minorHAnsi"/>
+        </w:rPr>
+        <w:tab/>
+      </w:r>
+      <w:r>
+        <w:rPr>
+          <w:rFonts w:asciiTheme="minorHAnsi" w:hAnsiTheme="minorHAnsi" w:cstheme="minorHAnsi"/>
+        </w:rPr>
+        <w:fldChar w:fldCharType="begin"/>
+      </w:r>
+      <w:r>
+        <w:rPr>
+          <w:rFonts w:asciiTheme="minorHAnsi" w:hAnsiTheme="minorHAnsi" w:cstheme="minorHAnsi"/>
+        </w:rPr>
+        <w:instrText xml:space="preserve"> PAGEREF _Abb1 \h </w:instrText>
+      </w:r>
+      <w:r>
+        <w:rPr>
+          <w:rFonts w:asciiTheme="minorHAnsi" w:hAnsiTheme="minorHAnsi" w:cstheme="minorHAnsi"/>
+        </w:rPr>
+      </w:r>
+      <w:r>
+        <w:rPr>
+          <w:rFonts w:asciiTheme="minorHAnsi" w:hAnsiTheme="minorHAnsi" w:cstheme="minorHAnsi"/>
+        </w:rPr>
+        <w:fldChar w:fldCharType="separate"/>
+      </w:r>
+      <w:r>
+        <w:rPr>
+          <w:rFonts w:asciiTheme="minorHAnsi" w:hAnsiTheme="minorHAnsi" w:cstheme="minorHAnsi"/>
+          <w:noProof/>
+        </w:rPr>
+        <w:t>3</w:t>
+      </w:r>
+      <w:r>
+        <w:rPr>
+          <w:rFonts w:asciiTheme="minorHAnsi" w:hAnsiTheme="minorHAnsi" w:cstheme="minorHAnsi"/>
+        </w:rPr>
+        <w:fldChar w:fldCharType="end"/>
+      </w:r>
+    </w:p>
+    <w:p>
+      <w:pPr>
+        <w:tabs>
+          <w:tab w:val="right" w:leader="dot" w:pos="9062"/>
+        </w:tabs>
+        <w:jc w:val="left"/>
+        <w:rPr>
+          <w:rFonts w:asciiTheme="minorHAnsi" w:hAnsiTheme="minorHAnsi" w:cstheme="minorHAnsi"/>
+        </w:rPr>
+      </w:pPr>
+      <w:r>
+        <w:rPr>
+          <w:rFonts w:asciiTheme="minorHAnsi" w:hAnsiTheme="minorHAnsi" w:cstheme="minorHAnsi"/>
+        </w:rPr>
+        <w:t>Abb. 2: Systemarchitektur mit Kamera, Frontend, Backend und Datenhaltung</w:t>
+      </w:r>
+      <w:r>
+        <w:rPr>
+          <w:rFonts w:asciiTheme="minorHAnsi" w:hAnsiTheme="minorHAnsi" w:cstheme="minorHAnsi"/>
+        </w:rPr>
+        <w:tab/>
+      </w:r>
+      <w:r>
+        <w:rPr>
+          <w:rFonts w:asciiTheme="minorHAnsi" w:hAnsiTheme="minorHAnsi" w:cstheme="minorHAnsi"/>
+        </w:rPr>
+        <w:fldChar w:fldCharType="begin"/>
+      </w:r>
+      <w:r>
+        <w:rPr>
+          <w:rFonts w:asciiTheme="minorHAnsi" w:hAnsiTheme="minorHAnsi" w:cstheme="minorHAnsi"/>
+        </w:rPr>
+        <w:instrText xml:space="preserve"> PAGEREF _Abb2 \h </w:instrText>
+      </w:r>
+      <w:r>
+        <w:rPr>
+          <w:rFonts w:asciiTheme="minorHAnsi" w:hAnsiTheme="minorHAnsi" w:cstheme="minorHAnsi"/>
+        </w:rPr>
+      </w:r>
+      <w:r>
+        <w:rPr>
+          <w:rFonts w:asciiTheme="minorHAnsi" w:hAnsiTheme="minorHAnsi" w:cstheme="minorHAnsi"/>
+        </w:rPr>
+        <w:fldChar w:fldCharType="separate"/>
+      </w:r>
+      <w:r>
+        <w:rPr>
+          <w:rFonts w:asciiTheme="minorHAnsi" w:hAnsiTheme="minorHAnsi" w:cstheme="minorHAnsi"/>
+          <w:noProof/>
+        </w:rPr>
+        <w:t>5</w:t>
+      </w:r>
+      <w:r>
+        <w:rPr>
+          <w:rFonts w:asciiTheme="minorHAnsi" w:hAnsiTheme="minorHAnsi" w:cstheme="minorHAnsi"/>
+        </w:rPr>
+        <w:fldChar w:fldCharType="end"/>
+      </w:r>
+    </w:p>
     <w:sectPr>
-      <w:footerReference w:type="first" r:id="rId22"/>
+      <w:footerReference w:type="default" r:id="rId22"/>
+      <w:footerReference w:type="first" r:id="rId23"/>
       <w:pgSz w:w="11906" w:h="16838"/>
       <w:pgMar w:top="1417" w:right="1417" w:bottom="1134" w:left="1417" w:header="708" w:footer="708" w:gutter="0"/>
       <w:pgNumType w:start="1"/>
@@ -6468,7 +7738,101 @@
     <w:pPr>
       <w:pStyle w:val="Fuzeile"/>
       <w:jc w:val="right"/>
+      <w:rPr>
+        <w:rFonts w:asciiTheme="minorHAnsi" w:hAnsiTheme="minorHAnsi" w:cstheme="minorHAnsi"/>
+        <w:color w:val="828991"/>
+      </w:rPr>
     </w:pPr>
+    <w:r>
+      <w:rPr>
+        <w:rFonts w:asciiTheme="minorHAnsi" w:hAnsiTheme="minorHAnsi" w:cstheme="minorHAnsi"/>
+        <w:color w:val="828991"/>
+      </w:rPr>
+      <w:fldChar w:fldCharType="begin"/>
+    </w:r>
+    <w:r>
+      <w:rPr>
+        <w:rFonts w:asciiTheme="minorHAnsi" w:hAnsiTheme="minorHAnsi" w:cstheme="minorHAnsi"/>
+        <w:color w:val="828991"/>
+      </w:rPr>
+      <w:instrText xml:space="preserve"> PAGE </w:instrText>
+    </w:r>
+    <w:r>
+      <w:rPr>
+        <w:rFonts w:asciiTheme="minorHAnsi" w:hAnsiTheme="minorHAnsi" w:cstheme="minorHAnsi"/>
+        <w:color w:val="828991"/>
+      </w:rPr>
+      <w:fldChar w:fldCharType="separate"/>
+    </w:r>
+    <w:r>
+      <w:rPr>
+        <w:rFonts w:asciiTheme="minorHAnsi" w:hAnsiTheme="minorHAnsi" w:cstheme="minorHAnsi"/>
+        <w:color w:val="828991"/>
+      </w:rPr>
+      <w:t>1</w:t>
+    </w:r>
+    <w:r>
+      <w:rPr>
+        <w:rFonts w:asciiTheme="minorHAnsi" w:hAnsiTheme="minorHAnsi" w:cstheme="minorHAnsi"/>
+        <w:color w:val="828991"/>
+      </w:rPr>
+      <w:fldChar w:fldCharType="end"/>
+    </w:r>
+  </w:p>
+  <w:p>
+    <w:pPr>
+      <w:pStyle w:val="Fuzeile"/>
+    </w:pPr>
+  </w:p>
+</w:ftr>
+</file>
+
+<file path=word/footer3.xml><?xml version="1.0" encoding="utf-8"?>
+<w:ftr xmlns:wpc="http://schemas.microsoft.com/office/word/2010/wordprocessingCanvas" xmlns:cx="http://schemas.microsoft.com/office/drawing/2014/chartex" xmlns:cx1="http://schemas.microsoft.com/office/drawing/2015/9/8/chartex" xmlns:cx2="http://schemas.microsoft.com/office/drawing/2015/10/21/chartex" xmlns:cx3="http://schemas.microsoft.com/office/drawing/2016/5/9/chartex" xmlns:cx4="http://schemas.microsoft.com/office/drawing/2016/5/10/chartex" xmlns:cx5="http://schemas.microsoft.com/office/drawing/2016/5/11/chartex" xmlns:cx6="http://schemas.microsoft.com/office/drawing/2016/5/12/chartex" xmlns:cx7="http://schemas.microsoft.com/office/drawing/2016/5/13/chartex" xmlns:cx8="http://schemas.microsoft.com/office/drawing/2016/5/14/chartex" xmlns:mc="http://schemas.openxmlformats.org/markup-compatibility/2006" xmlns:aink="http://schemas.microsoft.com/office/drawing/2016/ink" xmlns:am3d="http://schemas.microsoft.com/office/drawing/2017/model3d" xmlns:o="urn:schemas-microsoft-com:office:office" xmlns:oel="http://schemas.microsoft.com/office/2019/extlst" xmlns:r="http://schemas.openxmlformats.org/officeDocument/2006/relationships" xmlns:m="http://schemas.openxmlformats.org/officeDocument/2006/math" xmlns:v="urn:schemas-microsoft-com:vml" xmlns:wp14="http://schemas.microsoft.com/office/word/2010/wordprocessingDrawing" xmlns:wp="http://schemas.openxmlformats.org/drawingml/2006/wordprocessingDrawing" xmlns:w10="urn:schemas-microsoft-com:office:word" xmlns:w="http://schemas.openxmlformats.org/wordprocessingml/2006/main" xmlns:w14="http://schemas.microsoft.com/office/word/2010/wordml" xmlns:w15="http://schemas.microsoft.com/office/word/2012/wordml" xmlns:w16cex="http://schemas.microsoft.com/office/word/2018/wordml/cex" xmlns:w16cid="http://schemas.microsoft.com/office/word/2016/wordml/cid" xmlns:w16="http://schemas.microsoft.com/office/word/2018/wordml" xmlns:w16du="http://schemas.microsoft.com/office/word/2023/wordml/word16du" xmlns:w16sdtdh="http://schemas.microsoft.com/office/word/2020/wordml/sdtdatahash" xmlns:w16sdtfl="http://schemas.microsoft.com/office/word/2024/wordml/sdtformatlock" xmlns:w16se="http://schemas.microsoft.com/office/word/2015/wordml/symex" xmlns:wpg="http://schemas.microsoft.com/office/word/2010/wordprocessingGroup" xmlns:wpi="http://schemas.microsoft.com/office/word/2010/wordprocessingInk" xmlns:wne="http://schemas.microsoft.com/office/word/2006/wordml" xmlns:wps="http://schemas.microsoft.com/office/word/2010/wordprocessingShape" mc:Ignorable="w14 w15 w16se w16cid w16 w16cex w16sdtdh w16sdtfl w16du wp14">
+  <w:p>
+    <w:pPr>
+      <w:pStyle w:val="Fuzeile"/>
+      <w:jc w:val="right"/>
+      <w:rPr>
+        <w:rFonts w:asciiTheme="minorHAnsi" w:hAnsiTheme="minorHAnsi" w:cstheme="minorHAnsi"/>
+        <w:color w:val="828991"/>
+      </w:rPr>
+    </w:pPr>
+    <w:r>
+      <w:rPr>
+        <w:rFonts w:asciiTheme="minorHAnsi" w:hAnsiTheme="minorHAnsi" w:cstheme="minorHAnsi"/>
+        <w:color w:val="828991"/>
+      </w:rPr>
+      <w:fldChar w:fldCharType="begin"/>
+    </w:r>
+    <w:r>
+      <w:rPr>
+        <w:rFonts w:asciiTheme="minorHAnsi" w:hAnsiTheme="minorHAnsi" w:cstheme="minorHAnsi"/>
+        <w:color w:val="828991"/>
+      </w:rPr>
+      <w:instrText xml:space="preserve"> PAGE </w:instrText>
+    </w:r>
+    <w:r>
+      <w:rPr>
+        <w:rFonts w:asciiTheme="minorHAnsi" w:hAnsiTheme="minorHAnsi" w:cstheme="minorHAnsi"/>
+        <w:color w:val="828991"/>
+      </w:rPr>
+      <w:fldChar w:fldCharType="separate"/>
+    </w:r>
+    <w:r>
+      <w:rPr>
+        <w:rFonts w:asciiTheme="minorHAnsi" w:hAnsiTheme="minorHAnsi" w:cstheme="minorHAnsi"/>
+        <w:color w:val="828991"/>
+      </w:rPr>
+      <w:t>1</w:t>
+    </w:r>
+    <w:r>
+      <w:rPr>
+        <w:rFonts w:asciiTheme="minorHAnsi" w:hAnsiTheme="minorHAnsi" w:cstheme="minorHAnsi"/>
+        <w:color w:val="828991"/>
+      </w:rPr>
+      <w:fldChar w:fldCharType="end"/>
+    </w:r>
   </w:p>
   <w:p>
     <w:pPr>

--- a/docs/PLEB_Consulting_ArsAutAbeat.docx
+++ b/docs/PLEB_Consulting_ArsAutAbeat.docx
@@ -79,13 +79,6 @@
             </wp14:sizeRelV>
           </wp:anchor>
         </w:drawing>
-      </w:r>
-      <w:r>
-        <w:rPr>
-          <w:rFonts w:asciiTheme="minorHAnsi" w:hAnsiTheme="minorHAnsi" w:cstheme="minorHAnsi"/>
-          <w:noProof/>
-          <w:lang w:eastAsia="de-DE"/>
-        </w:rPr>
         <w:drawing>
           <wp:anchor distT="0" distB="0" distL="114300" distR="114300" simplePos="0" relativeHeight="251689984" behindDoc="0" locked="0" layoutInCell="1" allowOverlap="1" wp14:anchorId="6ACF4511" wp14:editId="773C3F74">
             <wp:simplePos x="0" y="0"/>
@@ -135,13 +128,6 @@
             </wp14:sizeRelV>
           </wp:anchor>
         </w:drawing>
-      </w:r>
-      <w:r>
-        <w:rPr>
-          <w:rFonts w:asciiTheme="minorHAnsi" w:hAnsiTheme="minorHAnsi" w:cstheme="minorHAnsi"/>
-          <w:noProof/>
-          <w:lang w:eastAsia="de-DE"/>
-        </w:rPr>
         <mc:AlternateContent>
           <mc:Choice Requires="wps">
             <w:drawing>
@@ -218,7 +204,7 @@
                 <v:stroke joinstyle="miter"/>
                 <v:path gradientshapeok="t" o:connecttype="rect"/>
               </v:shapetype>
-              <v:shape id="Textfeld 6" o:spid="_x0000_s1026" type="#_x0000_t202" style="position:absolute;left:0;text-align:left;margin-left:-43.3pt;margin-top:131.1pt;width:477.75pt;height:92.25pt;z-index:251668480;visibility:visible;mso-wrap-style:square;mso-width-percent:0;mso-wrap-distance-left:9pt;mso-wrap-distance-top:0;mso-wrap-distance-right:9pt;mso-wrap-distance-bottom:0;mso-position-horizontal:absolute;mso-position-horizontal-relative:margin;mso-position-vertical:absolute;mso-position-vertical-relative:text;mso-width-percent:0;mso-width-relative:margin;v-text-anchor:top" o:gfxdata="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" filled="f" stroked="f" strokeweight=".5pt">
+              <v:shape id="Textfeld 6" o:spid="_x0000_s1026" type="#_x0000_t202" style="position:absolute;left:0;text-align:left;margin-left:-43.3pt;margin-top:131.1pt;width:477.75pt;height:92.25pt;z-index:251668480;visibility:visible;mso-wrap-style:square;mso-width-percent:0;mso-wrap-distance-left:9pt;mso-wrap-distance-top:0;mso-wrap-distance-right:9pt;mso-wrap-distance-bottom:0;mso-position-horizontal:absolute;mso-position-horizontal-relative:margin;mso-position-vertical:absolute;mso-position-vertical-relative:text;mso-width-percent:0;mso-width-relative:margin;v-text-anchor:top" o:gfxdata="UEsDBBQABgAIAAAAIQC2gziS/gAAAOEBAAATAAAAW0NvbnRlbnRfVHlwZXNdLnhtbJSRQU7DMBBF 90jcwfIWJU67QAgl6YK0S0CoHGBkTxKLZGx5TGhvj5O2G0SRWNoz/78nu9wcxkFMGNg6quQqL6RA 0s5Y6ir5vt9lD1JwBDIwOMJKHpHlpr69KfdHjyxSmriSfYz+USnWPY7AufNIadK6MEJMx9ApD/oD OlTrorhX2lFEilmcO2RdNtjC5xDF9pCuTyYBB5bi6bQ4syoJ3g9WQ0ymaiLzg5KdCXlKLjvcW893 SUOqXwnz5DrgnHtJTxOsQfEKIT7DmDSUCaxw7Rqn8787ZsmRM9e2VmPeBN4uqYvTtW7jvijg9N/y JsXecLq0q+WD6m8AAAD//wMAUEsDBBQABgAIAAAAIQA4/SH/1gAAAJQBAAALAAAAX3JlbHMvLnJl bHOkkMFqwzAMhu+DvYPRfXGawxijTi+j0GvpHsDYimMaW0Yy2fr2M4PBMnrbUb/Q94l/f/hMi1qR JVI2sOt6UJgd+ZiDgffL8ekFlFSbvV0oo4EbChzGx4f9GRdb25HMsYhqlCwG5lrLq9biZkxWOiqY 22YiTra2kYMu1l1tQD30/bPm3wwYN0x18gb45AdQl1tp5j/sFB2T0FQ7R0nTNEV3j6o9feQzro1i OWA14Fm+Q8a1a8+Bvu/d/dMb2JY5uiPbhG/ktn4cqGU/er3pcvwCAAD//wMAUEsDBBQABgAIAAAA IQCIXgi6IgIAADsEAAAOAAAAZHJzL2Uyb0RvYy54bWysU8tu2zAQvBfoPxC815JcP1LBcuAmcFEg TQI4Rc40RVoCKC5L0pbcr++Sklwj7anohVhyl/uYmV3ddo0iJ2FdDbqg2SSlRGgOZa0PBf3+sv1w Q4nzTJdMgRYFPQtHb9fv361ak4spVKBKYQkm0S5vTUEr702eJI5XomFuAkZodEqwDfN4tYektKzF 7I1Kpmm6SFqwpbHAhXP4et876Trml1Jw/ySlE56ogmJvPp42nvtwJusVyw+WmarmQxvsH7poWK2x 6CXVPfOMHG39R6qm5hYcSD/h0CQgZc1FnAGnydI30+wqZkScBcFx5gKT+39p+eNpZ54t8d1n6JDA AEhrXO7C4779BiWSxo4e4nSdtE2YEvsmGI2Ani8gis4Tjo+LdLGcTeeUcPRl2TKbL+cha8Ly8bux zn8R0JBgFNQiSzE9Oz0434eOIaGahm2tVGRKadJiiY/zNH64eDC50lhjbL0fwnf7bphnD+UZJ7LQ K8AZvq2x+ANz/plZpBxnQRn7JzykAiwCg0VJBfbn395DPDKBXkpalFBB3Y8js4IS9VUjR5+y2Sxo Ll5m8+UUL/bas7/26GNzB6jSDBfG8GiGeK9GU1poXlHtm1AVXUxzrF1QP5p3vhc2bgsXm00MQpUZ 5h/0zvCQOsAZoH3pXpk1A/4eqXuEUWwsf0NDH9sTsUElyDpyFKDuUR1wR4VGlodtCitwfY9Rv3d+ /QsAAP//AwBQSwMEFAAGAAgAAAAhAKQ0tdPkAAAAEAEAAA8AAABkcnMvZG93bnJldi54bWxMT7tO wzAU3ZH4B+sisbUOVjEmjVNVQRUSokNLFzYndpMIP0LstoGv5zLBcqWje57FanKWnM0Y++Al3M0z IMY3Qfe+lXB428wEkJiU18oGbyR8mQir8vqqULkOF78z531qCZr4mCsJXUpDTmlsOuNUnIfBePwd w+hUQji2VI/qgubOUpZlnDrVe0zo1GCqzjQf+5OT8FJttmpXMye+bfX8elwPn4f3eylvb6anJZ71 EkgyU/pTwO8G7A8lFqvDyetIrISZ4BypEhhnDAgyBBePQGoJiwV/AFoW9P+Q8gcAAP//AwBQSwEC LQAUAAYACAAAACEAtoM4kv4AAADhAQAAEwAAAAAAAAAAAAAAAAAAAAAAW0NvbnRlbnRfVHlwZXNd LnhtbFBLAQItABQABgAIAAAAIQA4/SH/1gAAAJQBAAALAAAAAAAAAAAAAAAAAC8BAABfcmVscy8u cmVsc1BLAQItABQABgAIAAAAIQCIXgi6IgIAADsEAAAOAAAAAAAAAAAAAAAAAC4CAABkcnMvZTJv RG9jLnhtbFBLAQItABQABgAIAAAAIQCkNLXT5AAAABABAAAPAAAAAAAAAAAAAAAAAHwEAABkcnMv ZG93bnJldi54bWxQSwUGAAAAAAQABADzAAAAjQUAAAAA " filled="f" stroked="f" strokeweight=".5pt">
                 <v:textbox>
                   <w:txbxContent>
                     <w:p>
@@ -246,13 +232,6 @@
             </w:pict>
           </mc:Fallback>
         </mc:AlternateContent>
-      </w:r>
-      <w:r>
-        <w:rPr>
-          <w:rFonts w:asciiTheme="minorHAnsi" w:hAnsiTheme="minorHAnsi" w:cstheme="minorHAnsi"/>
-          <w:noProof/>
-          <w:lang w:eastAsia="de-DE"/>
-        </w:rPr>
         <mc:AlternateContent>
           <mc:Choice Requires="wpg">
             <w:drawing>
@@ -335,13 +314,6 @@
             </w:pict>
           </mc:Fallback>
         </mc:AlternateContent>
-      </w:r>
-      <w:r>
-        <w:rPr>
-          <w:rFonts w:asciiTheme="minorHAnsi" w:hAnsiTheme="minorHAnsi" w:cstheme="minorHAnsi"/>
-          <w:noProof/>
-          <w:lang w:eastAsia="de-DE"/>
-        </w:rPr>
         <mc:AlternateContent>
           <mc:Choice Requires="wpg">
             <w:drawing>
@@ -419,13 +391,6 @@
             </w:pict>
           </mc:Fallback>
         </mc:AlternateContent>
-      </w:r>
-      <w:r>
-        <w:rPr>
-          <w:rFonts w:asciiTheme="minorHAnsi" w:hAnsiTheme="minorHAnsi" w:cstheme="minorHAnsi"/>
-          <w:noProof/>
-          <w:lang w:eastAsia="de-DE"/>
-        </w:rPr>
         <mc:AlternateContent>
           <mc:Choice Requires="wps">
             <w:drawing>
@@ -567,7 +532,7 @@
                                 <w:color w:val="FFFFFF" w:themeColor="background1"/>
                                 <w:sz w:val="28"/>
                               </w:rPr>
-                              <w:t>Pascal Masny – [Matrikelnr.]</w:t>
+                              <w:t>Pascal Hendrik Masny – 2264884</w:t>
                             </w:r>
                           </w:p>
                           <w:p>
@@ -586,7 +551,7 @@
                                 <w:color w:val="FFFFFF" w:themeColor="background1"/>
                                 <w:sz w:val="28"/>
                               </w:rPr>
-                              <w:t>Lukas Kraus – [Matrikelnr.]</w:t>
+                              <w:t>Lukas Kraus – 2267025</w:t>
                             </w:r>
                           </w:p>
                           <w:p>
@@ -605,7 +570,7 @@
                                 <w:color w:val="FFFFFF" w:themeColor="background1"/>
                                 <w:sz w:val="28"/>
                               </w:rPr>
-                              <w:t>Erik Reusch – [Matrikelnr.]</w:t>
+                              <w:t>Erik Reusch – 2265315</w:t>
                             </w:r>
                           </w:p>
                           <w:p>
@@ -624,7 +589,7 @@
                                 <w:color w:val="FFFFFF" w:themeColor="background1"/>
                                 <w:sz w:val="28"/>
                               </w:rPr>
-                              <w:t>Baha Tombul – [Matrikelnr.]</w:t>
+                              <w:t>Baha Tombul – 2253222</w:t>
                             </w:r>
                           </w:p>
                           <w:p>
@@ -775,7 +740,7 @@
                                 <w:color w:val="FFFFFF" w:themeColor="background1"/>
                                 <w:sz w:val="28"/>
                               </w:rPr>
-                              <w:t>Dr. Constantin Wanninger</w:t>
+                              <w:t>Prof. Dr. Constantin Wanninger</w:t>
                             </w:r>
                           </w:p>
                           <w:p>
@@ -845,7 +810,7 @@
                                 <w:color w:val="FFFFFF" w:themeColor="background1"/>
                                 <w:sz w:val="28"/>
                               </w:rPr>
-                              <w:t>29.06.2026</w:t>
+                              <w:t>13.07.2026</w:t>
                             </w:r>
                           </w:p>
                           <w:p>
@@ -879,7 +844,7 @@
           </mc:Choice>
           <mc:Fallback>
             <w:pict>
-              <v:shape w14:anchorId="70F88DBE" id="Textfeld 8" o:spid="_x0000_s1027" type="#_x0000_t202" style="position:absolute;left:0;text-align:left;margin-left:-42.1pt;margin-top:209.4pt;width:477.75pt;height:696.75pt;z-index:251670528;visibility:visible;mso-wrap-style:square;mso-width-percent:0;mso-height-percent:0;mso-wrap-distance-left:9pt;mso-wrap-distance-top:0;mso-wrap-distance-right:9pt;mso-wrap-distance-bottom:0;mso-position-horizontal:absolute;mso-position-horizontal-relative:margin;mso-position-vertical:absolute;mso-position-vertical-relative:text;mso-width-percent:0;mso-height-percent:0;mso-width-relative:margin;mso-height-relative:margin;v-text-anchor:top" o:gfxdata="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" filled="f" stroked="f" strokeweight=".5pt">
+              <v:shape w14:anchorId="70F88DBE" id="Textfeld 8" o:spid="_x0000_s1027" type="#_x0000_t202" style="position:absolute;left:0;text-align:left;margin-left:-42.1pt;margin-top:209.4pt;width:477.75pt;height:696.75pt;z-index:251670528;visibility:visible;mso-wrap-style:square;mso-width-percent:0;mso-height-percent:0;mso-wrap-distance-left:9pt;mso-wrap-distance-top:0;mso-wrap-distance-right:9pt;mso-wrap-distance-bottom:0;mso-position-horizontal:absolute;mso-position-horizontal-relative:margin;mso-position-vertical:absolute;mso-position-vertical-relative:text;mso-width-percent:0;mso-height-percent:0;mso-width-relative:margin;mso-height-relative:margin;v-text-anchor:top" o:gfxdata="UEsDBBQABgAIAAAAIQC2gziS/gAAAOEBAAATAAAAW0NvbnRlbnRfVHlwZXNdLnhtbJSRQU7DMBBF 90jcwfIWJU67QAgl6YK0S0CoHGBkTxKLZGx5TGhvj5O2G0SRWNoz/78nu9wcxkFMGNg6quQqL6RA 0s5Y6ir5vt9lD1JwBDIwOMJKHpHlpr69KfdHjyxSmriSfYz+USnWPY7AufNIadK6MEJMx9ApD/oD OlTrorhX2lFEilmcO2RdNtjC5xDF9pCuTyYBB5bi6bQ4syoJ3g9WQ0ymaiLzg5KdCXlKLjvcW893 SUOqXwnz5DrgnHtJTxOsQfEKIT7DmDSUCaxw7Rqn8787ZsmRM9e2VmPeBN4uqYvTtW7jvijg9N/y JsXecLq0q+WD6m8AAAD//wMAUEsDBBQABgAIAAAAIQA4/SH/1gAAAJQBAAALAAAAX3JlbHMvLnJl bHOkkMFqwzAMhu+DvYPRfXGawxijTi+j0GvpHsDYimMaW0Yy2fr2M4PBMnrbUb/Q94l/f/hMi1qR JVI2sOt6UJgd+ZiDgffL8ekFlFSbvV0oo4EbChzGx4f9GRdb25HMsYhqlCwG5lrLq9biZkxWOiqY 22YiTra2kYMu1l1tQD30/bPm3wwYN0x18gb45AdQl1tp5j/sFB2T0FQ7R0nTNEV3j6o9feQzro1i OWA14Fm+Q8a1a8+Bvu/d/dMb2JY5uiPbhG/ktn4cqGU/er3pcvwCAAD//wMAUEsDBBQABgAIAAAA IQAkfwLSJAIAAEIEAAAOAAAAZHJzL2Uyb0RvYy54bWysU02P2yAQvVfqf0DcGztpvmrFWaW7SlUp 3V0pW+0ZY4gtYYYCiZ3++g44TqNtT1UvaIYZ3ny8x+quaxQ5Cetq0Dkdj1JKhOZQ1vqQ0+8v2w9L SpxnumQKtMjpWTh6t37/btWaTEygAlUKSxBEu6w1Oa28N1mSOF6JhrkRGKExKME2zKNrD0lpWYvo jUomaTpPWrClscCFc3j70AfpOuJLKbh/ktIJT1ROsTcfTxvPIpzJesWyg2WmqvmlDfYPXTSs1lj0 CvXAPCNHW/8B1dTcggPpRxyaBKSsuYgz4DTj9M00+4oZEWfB5ThzXZP7f7D88bQ3z5b47jN0SGBY SGtc5sJl0X6DEkljRw9xuk7aJkyJfRPMxoWer0sUnSccL+fpfDGdzCjhGFsup8sFOoiasGx4bqzz XwQ0JBg5tchShGennfN96pASqmnY1kpFppQmLZb4OEvjg2sEwZXGGkPr/RC+KzpSlzdjFVCecTAL vRCc4dsae9gx55+ZReZxJFSzf8JDKsBacLEoqcD+/Nt9yEdCMEpJi0rKqftxZFZQor5qpOrTeDoN 0ovOdLaYoGNvI8VtRB+be0CxjvHfGB7NkO/VYEoLzSuKfhOqYohpjrVz6gfz3vf6xk/DxWYTk1Bs hvmd3hseoMNWw4ZfuldmzYUGjww+wqA5lr1ho8/t+digIGQdqQob77d6WT8KNZJ9+VThJ9z6Mev3 11//AgAA//8DAFBLAwQUAAYACAAAACEAKUMCJecAAAARAQAADwAAAGRycy9kb3ducmV2LnhtbEyP zU7DMBCE70i8g7VI3FonaQErjVNVQRUSgkNLL9w2sZtE+CfEbht4epYTXFZa7TezM8V6soad9Rh6 7ySk8wSYdo1XvWslHN62MwEsRHQKjXdawpcOsC6vrwrMlb+4nT7vY8vIxIUcJXQxDjnnoem0xTD3 g3Z0O/rRYqR1bLka8ULm1vAsSe65xd7Rhw4HXXW6+difrITnavuKuzqz4ttUTy/HzfB5eL+T8vZm elzR2KyART3FPwX8dqD8UFKw2p+cCsxImIllRqiEZSqoCBHiIV0AqwkVabYAXhb8f5PyBwAA//8D AFBLAQItABQABgAIAAAAIQC2gziS/gAAAOEBAAATAAAAAAAAAAAAAAAAAAAAAABbQ29udGVudF9U eXBlc10ueG1sUEsBAi0AFAAGAAgAAAAhADj9If/WAAAAlAEAAAsAAAAAAAAAAAAAAAAALwEAAF9y ZWxzLy5yZWxzUEsBAi0AFAAGAAgAAAAhACR/AtIkAgAAQgQAAA4AAAAAAAAAAAAAAAAALgIAAGRy cy9lMm9Eb2MueG1sUEsBAi0AFAAGAAgAAAAhAClDAiXnAAAAEQEAAA8AAAAAAAAAAAAAAAAAfgQA AGRycy9kb3ducmV2LnhtbFBLBQYAAAAABAAEAPMAAACSBQAAAAA= " filled="f" stroked="f" strokeweight=".5pt">
                 <v:textbox>
                   <w:txbxContent>
                     <w:p>
@@ -988,7 +953,7 @@
                           <w:color w:val="FFFFFF" w:themeColor="background1"/>
                           <w:sz w:val="28"/>
                         </w:rPr>
-                        <w:t>Pascal Masny – [Matrikelnr.]</w:t>
+                        <w:t>Pascal Hendrik Masny – 2264884</w:t>
                       </w:r>
                     </w:p>
                     <w:p>
@@ -1007,7 +972,7 @@
                           <w:color w:val="FFFFFF" w:themeColor="background1"/>
                           <w:sz w:val="28"/>
                         </w:rPr>
-                        <w:t>Lukas Kraus – [Matrikelnr.]</w:t>
+                        <w:t>Lukas Kraus – 2267025</w:t>
                       </w:r>
                     </w:p>
                     <w:p>
@@ -1026,7 +991,7 @@
                           <w:color w:val="FFFFFF" w:themeColor="background1"/>
                           <w:sz w:val="28"/>
                         </w:rPr>
-                        <w:t>Erik Reusch – [Matrikelnr.]</w:t>
+                        <w:t>Erik Reusch – 2265315</w:t>
                       </w:r>
                     </w:p>
                     <w:p>
@@ -1045,7 +1010,7 @@
                           <w:color w:val="FFFFFF" w:themeColor="background1"/>
                           <w:sz w:val="28"/>
                         </w:rPr>
-                        <w:t>Baha Tombul – [Matrikelnr.]</w:t>
+                        <w:t>Baha Tombul – 2253222</w:t>
                       </w:r>
                     </w:p>
                     <w:p>
@@ -1196,7 +1161,7 @@
                           <w:color w:val="FFFFFF" w:themeColor="background1"/>
                           <w:sz w:val="28"/>
                         </w:rPr>
-                        <w:t>Dr. Constantin Wanninger</w:t>
+                        <w:t>Prof. Dr. Constantin Wanninger</w:t>
                       </w:r>
                     </w:p>
                     <w:p>
@@ -1266,7 +1231,7 @@
                           <w:color w:val="FFFFFF" w:themeColor="background1"/>
                           <w:sz w:val="28"/>
                         </w:rPr>
-                        <w:t>29.06.2026</w:t>
+                        <w:t>13.07.2026</w:t>
                       </w:r>
                     </w:p>
                     <w:p>
@@ -1372,20 +1337,10 @@
               <w:rFonts w:asciiTheme="minorHAnsi" w:hAnsiTheme="minorHAnsi" w:cstheme="minorHAnsi"/>
             </w:rPr>
             <w:fldChar w:fldCharType="begin"/>
-          </w:r>
-          <w:r>
-            <w:rPr>
-              <w:rFonts w:asciiTheme="minorHAnsi" w:hAnsiTheme="minorHAnsi" w:cstheme="minorHAnsi"/>
-            </w:rPr>
             <w:instrText xml:space="preserve"> TOC \o "1-3" \h \z \u </w:instrText>
-          </w:r>
-          <w:r>
-            <w:rPr>
-              <w:rFonts w:asciiTheme="minorHAnsi" w:hAnsiTheme="minorHAnsi" w:cstheme="minorHAnsi"/>
-            </w:rPr>
             <w:fldChar w:fldCharType="separate"/>
           </w:r>
-          <w:hyperlink w:anchor="_Toc234576320" w:history="1">
+          <w:hyperlink w:anchor="_Toc234588220" w:history="1">
             <w:r>
               <w:rPr>
                 <w:rStyle w:val="Hyperlink"/>
@@ -1400,46 +1355,10 @@
                 <w:webHidden/>
               </w:rPr>
               <w:tab/>
-            </w:r>
-            <w:r>
-              <w:rPr>
-                <w:noProof/>
-                <w:webHidden/>
-              </w:rPr>
               <w:fldChar w:fldCharType="begin"/>
-            </w:r>
-            <w:r>
-              <w:rPr>
-                <w:noProof/>
-                <w:webHidden/>
-              </w:rPr>
-              <w:instrText xml:space="preserve"> PAGEREF _Toc234576320 \h </w:instrText>
-            </w:r>
-            <w:r>
-              <w:rPr>
-                <w:noProof/>
-                <w:webHidden/>
-              </w:rPr>
-            </w:r>
-            <w:r>
-              <w:rPr>
-                <w:noProof/>
-                <w:webHidden/>
-              </w:rPr>
+              <w:instrText xml:space="preserve"> PAGEREF _Toc234588220 \h </w:instrText>
               <w:fldChar w:fldCharType="separate"/>
-            </w:r>
-            <w:r>
-              <w:rPr>
-                <w:noProof/>
-                <w:webHidden/>
-              </w:rPr>
               <w:t>1</w:t>
-            </w:r>
-            <w:r>
-              <w:rPr>
-                <w:noProof/>
-                <w:webHidden/>
-              </w:rPr>
               <w:fldChar w:fldCharType="end"/>
             </w:r>
           </w:hyperlink>
@@ -1461,7 +1380,7 @@
               <w14:ligatures w14:val="standardContextual"/>
             </w:rPr>
           </w:pPr>
-          <w:hyperlink w:anchor="_Toc234576321" w:history="1">
+          <w:hyperlink w:anchor="_Toc234588221" w:history="1">
             <w:r>
               <w:rPr>
                 <w:rStyle w:val="Hyperlink"/>
@@ -1488,7 +1407,7 @@
                 <w:rFonts w:cstheme="minorHAnsi"/>
                 <w:noProof/>
               </w:rPr>
-              <w:t>Motivation &amp; Problemstellung</w:t>
+              <w:t>Abstrakt</w:t>
             </w:r>
             <w:r>
               <w:rPr>
@@ -1496,46 +1415,10 @@
                 <w:webHidden/>
               </w:rPr>
               <w:tab/>
-            </w:r>
-            <w:r>
-              <w:rPr>
-                <w:noProof/>
-                <w:webHidden/>
-              </w:rPr>
               <w:fldChar w:fldCharType="begin"/>
-            </w:r>
-            <w:r>
-              <w:rPr>
-                <w:noProof/>
-                <w:webHidden/>
-              </w:rPr>
-              <w:instrText xml:space="preserve"> PAGEREF _Toc234576321 \h </w:instrText>
-            </w:r>
-            <w:r>
-              <w:rPr>
-                <w:noProof/>
-                <w:webHidden/>
-              </w:rPr>
-            </w:r>
-            <w:r>
-              <w:rPr>
-                <w:noProof/>
-                <w:webHidden/>
-              </w:rPr>
+              <w:instrText xml:space="preserve"> PAGEREF _Toc234588221 \h </w:instrText>
               <w:fldChar w:fldCharType="separate"/>
-            </w:r>
-            <w:r>
-              <w:rPr>
-                <w:noProof/>
-                <w:webHidden/>
-              </w:rPr>
               <w:t>1</w:t>
-            </w:r>
-            <w:r>
-              <w:rPr>
-                <w:noProof/>
-                <w:webHidden/>
-              </w:rPr>
               <w:fldChar w:fldCharType="end"/>
             </w:r>
           </w:hyperlink>
@@ -1557,7 +1440,7 @@
               <w14:ligatures w14:val="standardContextual"/>
             </w:rPr>
           </w:pPr>
-          <w:hyperlink w:anchor="_Toc234576322" w:history="1">
+          <w:hyperlink w:anchor="_Toc234588222" w:history="1">
             <w:r>
               <w:rPr>
                 <w:rStyle w:val="Hyperlink"/>
@@ -1592,46 +1475,10 @@
                 <w:webHidden/>
               </w:rPr>
               <w:tab/>
-            </w:r>
-            <w:r>
-              <w:rPr>
-                <w:noProof/>
-                <w:webHidden/>
-              </w:rPr>
               <w:fldChar w:fldCharType="begin"/>
-            </w:r>
-            <w:r>
-              <w:rPr>
-                <w:noProof/>
-                <w:webHidden/>
-              </w:rPr>
-              <w:instrText xml:space="preserve"> PAGEREF _Toc234576322 \h </w:instrText>
-            </w:r>
-            <w:r>
-              <w:rPr>
-                <w:noProof/>
-                <w:webHidden/>
-              </w:rPr>
-            </w:r>
-            <w:r>
-              <w:rPr>
-                <w:noProof/>
-                <w:webHidden/>
-              </w:rPr>
+              <w:instrText xml:space="preserve"> PAGEREF _Toc234588222 \h </w:instrText>
               <w:fldChar w:fldCharType="separate"/>
-            </w:r>
-            <w:r>
-              <w:rPr>
-                <w:noProof/>
-                <w:webHidden/>
-              </w:rPr>
               <w:t>1</w:t>
-            </w:r>
-            <w:r>
-              <w:rPr>
-                <w:noProof/>
-                <w:webHidden/>
-              </w:rPr>
               <w:fldChar w:fldCharType="end"/>
             </w:r>
           </w:hyperlink>
@@ -1650,7 +1497,7 @@
               <w14:ligatures w14:val="standardContextual"/>
             </w:rPr>
           </w:pPr>
-          <w:hyperlink w:anchor="_Toc234576323" w:history="1">
+          <w:hyperlink w:anchor="_Toc234588223" w:history="1">
             <w:r>
               <w:rPr>
                 <w:rStyle w:val="Hyperlink"/>
@@ -1686,46 +1533,10 @@
                 <w:webHidden/>
               </w:rPr>
               <w:tab/>
-            </w:r>
-            <w:r>
-              <w:rPr>
-                <w:noProof/>
-                <w:webHidden/>
-              </w:rPr>
               <w:fldChar w:fldCharType="begin"/>
-            </w:r>
-            <w:r>
-              <w:rPr>
-                <w:noProof/>
-                <w:webHidden/>
-              </w:rPr>
-              <w:instrText xml:space="preserve"> PAGEREF _Toc234576323 \h </w:instrText>
-            </w:r>
-            <w:r>
-              <w:rPr>
-                <w:noProof/>
-                <w:webHidden/>
-              </w:rPr>
-            </w:r>
-            <w:r>
-              <w:rPr>
-                <w:noProof/>
-                <w:webHidden/>
-              </w:rPr>
+              <w:instrText xml:space="preserve"> PAGEREF _Toc234588223 \h </w:instrText>
               <w:fldChar w:fldCharType="separate"/>
-            </w:r>
-            <w:r>
-              <w:rPr>
-                <w:noProof/>
-                <w:webHidden/>
-              </w:rPr>
               <w:t>1</w:t>
-            </w:r>
-            <w:r>
-              <w:rPr>
-                <w:noProof/>
-                <w:webHidden/>
-              </w:rPr>
               <w:fldChar w:fldCharType="end"/>
             </w:r>
           </w:hyperlink>
@@ -1747,7 +1558,7 @@
               <w14:ligatures w14:val="standardContextual"/>
             </w:rPr>
           </w:pPr>
-          <w:hyperlink w:anchor="_Toc234576324" w:history="1">
+          <w:hyperlink w:anchor="_Toc234588224" w:history="1">
             <w:r>
               <w:rPr>
                 <w:rStyle w:val="Hyperlink"/>
@@ -1782,46 +1593,10 @@
                 <w:webHidden/>
               </w:rPr>
               <w:tab/>
-            </w:r>
-            <w:r>
-              <w:rPr>
-                <w:noProof/>
-                <w:webHidden/>
-              </w:rPr>
               <w:fldChar w:fldCharType="begin"/>
-            </w:r>
-            <w:r>
-              <w:rPr>
-                <w:noProof/>
-                <w:webHidden/>
-              </w:rPr>
-              <w:instrText xml:space="preserve"> PAGEREF _Toc234576324 \h </w:instrText>
-            </w:r>
-            <w:r>
-              <w:rPr>
-                <w:noProof/>
-                <w:webHidden/>
-              </w:rPr>
-            </w:r>
-            <w:r>
-              <w:rPr>
-                <w:noProof/>
-                <w:webHidden/>
-              </w:rPr>
+              <w:instrText xml:space="preserve"> PAGEREF _Toc234588224 \h </w:instrText>
               <w:fldChar w:fldCharType="separate"/>
-            </w:r>
-            <w:r>
-              <w:rPr>
-                <w:noProof/>
-                <w:webHidden/>
-              </w:rPr>
               <w:t>1</w:t>
-            </w:r>
-            <w:r>
-              <w:rPr>
-                <w:noProof/>
-                <w:webHidden/>
-              </w:rPr>
               <w:fldChar w:fldCharType="end"/>
             </w:r>
           </w:hyperlink>
@@ -1843,7 +1618,7 @@
               <w14:ligatures w14:val="standardContextual"/>
             </w:rPr>
           </w:pPr>
-          <w:hyperlink w:anchor="_Toc234576325" w:history="1">
+          <w:hyperlink w:anchor="_Toc234588225" w:history="1">
             <w:r>
               <w:rPr>
                 <w:rStyle w:val="Hyperlink"/>
@@ -1878,46 +1653,10 @@
                 <w:webHidden/>
               </w:rPr>
               <w:tab/>
-            </w:r>
-            <w:r>
-              <w:rPr>
-                <w:noProof/>
-                <w:webHidden/>
-              </w:rPr>
               <w:fldChar w:fldCharType="begin"/>
-            </w:r>
-            <w:r>
-              <w:rPr>
-                <w:noProof/>
-                <w:webHidden/>
-              </w:rPr>
-              <w:instrText xml:space="preserve"> PAGEREF _Toc234576325 \h </w:instrText>
-            </w:r>
-            <w:r>
-              <w:rPr>
-                <w:noProof/>
-                <w:webHidden/>
-              </w:rPr>
-            </w:r>
-            <w:r>
-              <w:rPr>
-                <w:noProof/>
-                <w:webHidden/>
-              </w:rPr>
+              <w:instrText xml:space="preserve"> PAGEREF _Toc234588225 \h </w:instrText>
               <w:fldChar w:fldCharType="separate"/>
-            </w:r>
-            <w:r>
-              <w:rPr>
-                <w:noProof/>
-                <w:webHidden/>
-              </w:rPr>
               <w:t>2</w:t>
-            </w:r>
-            <w:r>
-              <w:rPr>
-                <w:noProof/>
-                <w:webHidden/>
-              </w:rPr>
               <w:fldChar w:fldCharType="end"/>
             </w:r>
           </w:hyperlink>
@@ -1939,7 +1678,7 @@
               <w14:ligatures w14:val="standardContextual"/>
             </w:rPr>
           </w:pPr>
-          <w:hyperlink w:anchor="_Toc234576326" w:history="1">
+          <w:hyperlink w:anchor="_Toc234588226" w:history="1">
             <w:r>
               <w:rPr>
                 <w:rStyle w:val="Hyperlink"/>
@@ -1974,46 +1713,10 @@
                 <w:webHidden/>
               </w:rPr>
               <w:tab/>
-            </w:r>
-            <w:r>
-              <w:rPr>
-                <w:noProof/>
-                <w:webHidden/>
-              </w:rPr>
               <w:fldChar w:fldCharType="begin"/>
-            </w:r>
-            <w:r>
-              <w:rPr>
-                <w:noProof/>
-                <w:webHidden/>
-              </w:rPr>
-              <w:instrText xml:space="preserve"> PAGEREF _Toc234576326 \h </w:instrText>
-            </w:r>
-            <w:r>
-              <w:rPr>
-                <w:noProof/>
-                <w:webHidden/>
-              </w:rPr>
-            </w:r>
-            <w:r>
-              <w:rPr>
-                <w:noProof/>
-                <w:webHidden/>
-              </w:rPr>
+              <w:instrText xml:space="preserve"> PAGEREF _Toc234588226 \h </w:instrText>
               <w:fldChar w:fldCharType="separate"/>
-            </w:r>
-            <w:r>
-              <w:rPr>
-                <w:noProof/>
-                <w:webHidden/>
-              </w:rPr>
               <w:t>2</w:t>
-            </w:r>
-            <w:r>
-              <w:rPr>
-                <w:noProof/>
-                <w:webHidden/>
-              </w:rPr>
               <w:fldChar w:fldCharType="end"/>
             </w:r>
           </w:hyperlink>
@@ -2032,7 +1735,7 @@
               <w14:ligatures w14:val="standardContextual"/>
             </w:rPr>
           </w:pPr>
-          <w:hyperlink w:anchor="_Toc234576327" w:history="1">
+          <w:hyperlink w:anchor="_Toc234588227" w:history="1">
             <w:r>
               <w:rPr>
                 <w:rStyle w:val="Hyperlink"/>
@@ -2068,46 +1771,10 @@
                 <w:webHidden/>
               </w:rPr>
               <w:tab/>
-            </w:r>
-            <w:r>
-              <w:rPr>
-                <w:noProof/>
-                <w:webHidden/>
-              </w:rPr>
               <w:fldChar w:fldCharType="begin"/>
-            </w:r>
-            <w:r>
-              <w:rPr>
-                <w:noProof/>
-                <w:webHidden/>
-              </w:rPr>
-              <w:instrText xml:space="preserve"> PAGEREF _Toc234576327 \h </w:instrText>
-            </w:r>
-            <w:r>
-              <w:rPr>
-                <w:noProof/>
-                <w:webHidden/>
-              </w:rPr>
-            </w:r>
-            <w:r>
-              <w:rPr>
-                <w:noProof/>
-                <w:webHidden/>
-              </w:rPr>
+              <w:instrText xml:space="preserve"> PAGEREF _Toc234588227 \h </w:instrText>
               <w:fldChar w:fldCharType="separate"/>
-            </w:r>
-            <w:r>
-              <w:rPr>
-                <w:noProof/>
-                <w:webHidden/>
-              </w:rPr>
               <w:t>3</w:t>
-            </w:r>
-            <w:r>
-              <w:rPr>
-                <w:noProof/>
-                <w:webHidden/>
-              </w:rPr>
               <w:fldChar w:fldCharType="end"/>
             </w:r>
           </w:hyperlink>
@@ -2129,7 +1796,7 @@
               <w14:ligatures w14:val="standardContextual"/>
             </w:rPr>
           </w:pPr>
-          <w:hyperlink w:anchor="_Toc234576328" w:history="1">
+          <w:hyperlink w:anchor="_Toc234588228" w:history="1">
             <w:r>
               <w:rPr>
                 <w:rStyle w:val="Hyperlink"/>
@@ -2164,46 +1831,10 @@
                 <w:webHidden/>
               </w:rPr>
               <w:tab/>
-            </w:r>
-            <w:r>
-              <w:rPr>
-                <w:noProof/>
-                <w:webHidden/>
-              </w:rPr>
               <w:fldChar w:fldCharType="begin"/>
-            </w:r>
-            <w:r>
-              <w:rPr>
-                <w:noProof/>
-                <w:webHidden/>
-              </w:rPr>
-              <w:instrText xml:space="preserve"> PAGEREF _Toc234576328 \h </w:instrText>
-            </w:r>
-            <w:r>
-              <w:rPr>
-                <w:noProof/>
-                <w:webHidden/>
-              </w:rPr>
-            </w:r>
-            <w:r>
-              <w:rPr>
-                <w:noProof/>
-                <w:webHidden/>
-              </w:rPr>
+              <w:instrText xml:space="preserve"> PAGEREF _Toc234588228 \h </w:instrText>
               <w:fldChar w:fldCharType="separate"/>
-            </w:r>
-            <w:r>
-              <w:rPr>
-                <w:noProof/>
-                <w:webHidden/>
-              </w:rPr>
               <w:t>3</w:t>
-            </w:r>
-            <w:r>
-              <w:rPr>
-                <w:noProof/>
-                <w:webHidden/>
-              </w:rPr>
               <w:fldChar w:fldCharType="end"/>
             </w:r>
           </w:hyperlink>
@@ -2225,7 +1856,7 @@
               <w14:ligatures w14:val="standardContextual"/>
             </w:rPr>
           </w:pPr>
-          <w:hyperlink w:anchor="_Toc234576329" w:history="1">
+          <w:hyperlink w:anchor="_Toc234588229" w:history="1">
             <w:r>
               <w:rPr>
                 <w:rStyle w:val="Hyperlink"/>
@@ -2260,46 +1891,10 @@
                 <w:webHidden/>
               </w:rPr>
               <w:tab/>
-            </w:r>
-            <w:r>
-              <w:rPr>
-                <w:noProof/>
-                <w:webHidden/>
-              </w:rPr>
               <w:fldChar w:fldCharType="begin"/>
-            </w:r>
-            <w:r>
-              <w:rPr>
-                <w:noProof/>
-                <w:webHidden/>
-              </w:rPr>
-              <w:instrText xml:space="preserve"> PAGEREF _Toc234576329 \h </w:instrText>
-            </w:r>
-            <w:r>
-              <w:rPr>
-                <w:noProof/>
-                <w:webHidden/>
-              </w:rPr>
-            </w:r>
-            <w:r>
-              <w:rPr>
-                <w:noProof/>
-                <w:webHidden/>
-              </w:rPr>
+              <w:instrText xml:space="preserve"> PAGEREF _Toc234588229 \h </w:instrText>
               <w:fldChar w:fldCharType="separate"/>
-            </w:r>
-            <w:r>
-              <w:rPr>
-                <w:noProof/>
-                <w:webHidden/>
-              </w:rPr>
-              <w:t>4</w:t>
-            </w:r>
-            <w:r>
-              <w:rPr>
-                <w:noProof/>
-                <w:webHidden/>
-              </w:rPr>
+              <w:t>5</w:t>
               <w:fldChar w:fldCharType="end"/>
             </w:r>
           </w:hyperlink>
@@ -2318,7 +1913,7 @@
               <w14:ligatures w14:val="standardContextual"/>
             </w:rPr>
           </w:pPr>
-          <w:hyperlink w:anchor="_Toc234576330" w:history="1">
+          <w:hyperlink w:anchor="_Toc234588230" w:history="1">
             <w:r>
               <w:rPr>
                 <w:rStyle w:val="Hyperlink"/>
@@ -2354,46 +1949,10 @@
                 <w:webHidden/>
               </w:rPr>
               <w:tab/>
-            </w:r>
-            <w:r>
-              <w:rPr>
-                <w:noProof/>
-                <w:webHidden/>
-              </w:rPr>
               <w:fldChar w:fldCharType="begin"/>
-            </w:r>
-            <w:r>
-              <w:rPr>
-                <w:noProof/>
-                <w:webHidden/>
-              </w:rPr>
-              <w:instrText xml:space="preserve"> PAGEREF _Toc234576330 \h </w:instrText>
-            </w:r>
-            <w:r>
-              <w:rPr>
-                <w:noProof/>
-                <w:webHidden/>
-              </w:rPr>
-            </w:r>
-            <w:r>
-              <w:rPr>
-                <w:noProof/>
-                <w:webHidden/>
-              </w:rPr>
+              <w:instrText xml:space="preserve"> PAGEREF _Toc234588230 \h </w:instrText>
               <w:fldChar w:fldCharType="separate"/>
-            </w:r>
-            <w:r>
-              <w:rPr>
-                <w:noProof/>
-                <w:webHidden/>
-              </w:rPr>
-              <w:t>4</w:t>
-            </w:r>
-            <w:r>
-              <w:rPr>
-                <w:noProof/>
-                <w:webHidden/>
-              </w:rPr>
+              <w:t>5</w:t>
               <w:fldChar w:fldCharType="end"/>
             </w:r>
           </w:hyperlink>
@@ -2415,7 +1974,7 @@
               <w14:ligatures w14:val="standardContextual"/>
             </w:rPr>
           </w:pPr>
-          <w:hyperlink w:anchor="_Toc234576331" w:history="1">
+          <w:hyperlink w:anchor="_Toc234588231" w:history="1">
             <w:r>
               <w:rPr>
                 <w:rStyle w:val="Hyperlink"/>
@@ -2450,46 +2009,10 @@
                 <w:webHidden/>
               </w:rPr>
               <w:tab/>
-            </w:r>
-            <w:r>
-              <w:rPr>
-                <w:noProof/>
-                <w:webHidden/>
-              </w:rPr>
               <w:fldChar w:fldCharType="begin"/>
-            </w:r>
-            <w:r>
-              <w:rPr>
-                <w:noProof/>
-                <w:webHidden/>
-              </w:rPr>
-              <w:instrText xml:space="preserve"> PAGEREF _Toc234576331 \h </w:instrText>
-            </w:r>
-            <w:r>
-              <w:rPr>
-                <w:noProof/>
-                <w:webHidden/>
-              </w:rPr>
-            </w:r>
-            <w:r>
-              <w:rPr>
-                <w:noProof/>
-                <w:webHidden/>
-              </w:rPr>
+              <w:instrText xml:space="preserve"> PAGEREF _Toc234588231 \h </w:instrText>
               <w:fldChar w:fldCharType="separate"/>
-            </w:r>
-            <w:r>
-              <w:rPr>
-                <w:noProof/>
-                <w:webHidden/>
-              </w:rPr>
-              <w:t>4</w:t>
-            </w:r>
-            <w:r>
-              <w:rPr>
-                <w:noProof/>
-                <w:webHidden/>
-              </w:rPr>
+              <w:t>5</w:t>
               <w:fldChar w:fldCharType="end"/>
             </w:r>
           </w:hyperlink>
@@ -2511,7 +2034,7 @@
               <w14:ligatures w14:val="standardContextual"/>
             </w:rPr>
           </w:pPr>
-          <w:hyperlink w:anchor="_Toc234576332" w:history="1">
+          <w:hyperlink w:anchor="_Toc234588232" w:history="1">
             <w:r>
               <w:rPr>
                 <w:rStyle w:val="Hyperlink"/>
@@ -2546,46 +2069,10 @@
                 <w:webHidden/>
               </w:rPr>
               <w:tab/>
-            </w:r>
-            <w:r>
-              <w:rPr>
-                <w:noProof/>
-                <w:webHidden/>
-              </w:rPr>
               <w:fldChar w:fldCharType="begin"/>
-            </w:r>
-            <w:r>
-              <w:rPr>
-                <w:noProof/>
-                <w:webHidden/>
-              </w:rPr>
-              <w:instrText xml:space="preserve"> PAGEREF _Toc234576332 \h </w:instrText>
-            </w:r>
-            <w:r>
-              <w:rPr>
-                <w:noProof/>
-                <w:webHidden/>
-              </w:rPr>
-            </w:r>
-            <w:r>
-              <w:rPr>
-                <w:noProof/>
-                <w:webHidden/>
-              </w:rPr>
+              <w:instrText xml:space="preserve"> PAGEREF _Toc234588232 \h </w:instrText>
               <w:fldChar w:fldCharType="separate"/>
-            </w:r>
-            <w:r>
-              <w:rPr>
-                <w:noProof/>
-                <w:webHidden/>
-              </w:rPr>
-              <w:t>5</w:t>
-            </w:r>
-            <w:r>
-              <w:rPr>
-                <w:noProof/>
-                <w:webHidden/>
-              </w:rPr>
+              <w:t>6</w:t>
               <w:fldChar w:fldCharType="end"/>
             </w:r>
           </w:hyperlink>
@@ -2607,7 +2094,7 @@
               <w14:ligatures w14:val="standardContextual"/>
             </w:rPr>
           </w:pPr>
-          <w:hyperlink w:anchor="_Toc234576333" w:history="1">
+          <w:hyperlink w:anchor="_Toc234588233" w:history="1">
             <w:r>
               <w:rPr>
                 <w:rStyle w:val="Hyperlink"/>
@@ -2642,46 +2129,10 @@
                 <w:webHidden/>
               </w:rPr>
               <w:tab/>
-            </w:r>
-            <w:r>
-              <w:rPr>
-                <w:noProof/>
-                <w:webHidden/>
-              </w:rPr>
               <w:fldChar w:fldCharType="begin"/>
-            </w:r>
-            <w:r>
-              <w:rPr>
-                <w:noProof/>
-                <w:webHidden/>
-              </w:rPr>
-              <w:instrText xml:space="preserve"> PAGEREF _Toc234576333 \h </w:instrText>
-            </w:r>
-            <w:r>
-              <w:rPr>
-                <w:noProof/>
-                <w:webHidden/>
-              </w:rPr>
-            </w:r>
-            <w:r>
-              <w:rPr>
-                <w:noProof/>
-                <w:webHidden/>
-              </w:rPr>
+              <w:instrText xml:space="preserve"> PAGEREF _Toc234588233 \h </w:instrText>
               <w:fldChar w:fldCharType="separate"/>
-            </w:r>
-            <w:r>
-              <w:rPr>
-                <w:noProof/>
-                <w:webHidden/>
-              </w:rPr>
               <w:t>6</w:t>
-            </w:r>
-            <w:r>
-              <w:rPr>
-                <w:noProof/>
-                <w:webHidden/>
-              </w:rPr>
               <w:fldChar w:fldCharType="end"/>
             </w:r>
           </w:hyperlink>
@@ -2703,7 +2154,7 @@
               <w14:ligatures w14:val="standardContextual"/>
             </w:rPr>
           </w:pPr>
-          <w:hyperlink w:anchor="_Toc234576334" w:history="1">
+          <w:hyperlink w:anchor="_Toc234588234" w:history="1">
             <w:r>
               <w:rPr>
                 <w:rStyle w:val="Hyperlink"/>
@@ -2738,46 +2189,10 @@
                 <w:webHidden/>
               </w:rPr>
               <w:tab/>
-            </w:r>
-            <w:r>
-              <w:rPr>
-                <w:noProof/>
-                <w:webHidden/>
-              </w:rPr>
               <w:fldChar w:fldCharType="begin"/>
-            </w:r>
-            <w:r>
-              <w:rPr>
-                <w:noProof/>
-                <w:webHidden/>
-              </w:rPr>
-              <w:instrText xml:space="preserve"> PAGEREF _Toc234576334 \h </w:instrText>
-            </w:r>
-            <w:r>
-              <w:rPr>
-                <w:noProof/>
-                <w:webHidden/>
-              </w:rPr>
-            </w:r>
-            <w:r>
-              <w:rPr>
-                <w:noProof/>
-                <w:webHidden/>
-              </w:rPr>
+              <w:instrText xml:space="preserve"> PAGEREF _Toc234588234 \h </w:instrText>
               <w:fldChar w:fldCharType="separate"/>
-            </w:r>
-            <w:r>
-              <w:rPr>
-                <w:noProof/>
-                <w:webHidden/>
-              </w:rPr>
-              <w:t>6</w:t>
-            </w:r>
-            <w:r>
-              <w:rPr>
-                <w:noProof/>
-                <w:webHidden/>
-              </w:rPr>
+              <w:t>7</w:t>
               <w:fldChar w:fldCharType="end"/>
             </w:r>
           </w:hyperlink>
@@ -2799,7 +2214,7 @@
               <w14:ligatures w14:val="standardContextual"/>
             </w:rPr>
           </w:pPr>
-          <w:hyperlink w:anchor="_Toc234576335" w:history="1">
+          <w:hyperlink w:anchor="_Toc234588235" w:history="1">
             <w:r>
               <w:rPr>
                 <w:rStyle w:val="Hyperlink"/>
@@ -2834,46 +2249,10 @@
                 <w:webHidden/>
               </w:rPr>
               <w:tab/>
-            </w:r>
-            <w:r>
-              <w:rPr>
-                <w:noProof/>
-                <w:webHidden/>
-              </w:rPr>
               <w:fldChar w:fldCharType="begin"/>
-            </w:r>
-            <w:r>
-              <w:rPr>
-                <w:noProof/>
-                <w:webHidden/>
-              </w:rPr>
-              <w:instrText xml:space="preserve"> PAGEREF _Toc234576335 \h </w:instrText>
-            </w:r>
-            <w:r>
-              <w:rPr>
-                <w:noProof/>
-                <w:webHidden/>
-              </w:rPr>
-            </w:r>
-            <w:r>
-              <w:rPr>
-                <w:noProof/>
-                <w:webHidden/>
-              </w:rPr>
+              <w:instrText xml:space="preserve"> PAGEREF _Toc234588235 \h </w:instrText>
               <w:fldChar w:fldCharType="separate"/>
-            </w:r>
-            <w:r>
-              <w:rPr>
-                <w:noProof/>
-                <w:webHidden/>
-              </w:rPr>
-              <w:t>6</w:t>
-            </w:r>
-            <w:r>
-              <w:rPr>
-                <w:noProof/>
-                <w:webHidden/>
-              </w:rPr>
+              <w:t>7</w:t>
               <w:fldChar w:fldCharType="end"/>
             </w:r>
           </w:hyperlink>
@@ -2895,7 +2274,7 @@
               <w14:ligatures w14:val="standardContextual"/>
             </w:rPr>
           </w:pPr>
-          <w:hyperlink w:anchor="_Toc234576336" w:history="1">
+          <w:hyperlink w:anchor="_Toc234588236" w:history="1">
             <w:r>
               <w:rPr>
                 <w:rStyle w:val="Hyperlink"/>
@@ -2930,46 +2309,10 @@
                 <w:webHidden/>
               </w:rPr>
               <w:tab/>
-            </w:r>
-            <w:r>
-              <w:rPr>
-                <w:noProof/>
-                <w:webHidden/>
-              </w:rPr>
               <w:fldChar w:fldCharType="begin"/>
-            </w:r>
-            <w:r>
-              <w:rPr>
-                <w:noProof/>
-                <w:webHidden/>
-              </w:rPr>
-              <w:instrText xml:space="preserve"> PAGEREF _Toc234576336 \h </w:instrText>
-            </w:r>
-            <w:r>
-              <w:rPr>
-                <w:noProof/>
-                <w:webHidden/>
-              </w:rPr>
-            </w:r>
-            <w:r>
-              <w:rPr>
-                <w:noProof/>
-                <w:webHidden/>
-              </w:rPr>
+              <w:instrText xml:space="preserve"> PAGEREF _Toc234588236 \h </w:instrText>
               <w:fldChar w:fldCharType="separate"/>
-            </w:r>
-            <w:r>
-              <w:rPr>
-                <w:noProof/>
-                <w:webHidden/>
-              </w:rPr>
-              <w:t>7</w:t>
-            </w:r>
-            <w:r>
-              <w:rPr>
-                <w:noProof/>
-                <w:webHidden/>
-              </w:rPr>
+              <w:t>8</w:t>
               <w:fldChar w:fldCharType="end"/>
             </w:r>
           </w:hyperlink>
@@ -2988,7 +2331,7 @@
               <w14:ligatures w14:val="standardContextual"/>
             </w:rPr>
           </w:pPr>
-          <w:hyperlink w:anchor="_Toc234576337" w:history="1">
+          <w:hyperlink w:anchor="_Toc234588237" w:history="1">
             <w:r>
               <w:rPr>
                 <w:rStyle w:val="Hyperlink"/>
@@ -3024,46 +2367,10 @@
                 <w:webHidden/>
               </w:rPr>
               <w:tab/>
-            </w:r>
-            <w:r>
-              <w:rPr>
-                <w:noProof/>
-                <w:webHidden/>
-              </w:rPr>
               <w:fldChar w:fldCharType="begin"/>
-            </w:r>
-            <w:r>
-              <w:rPr>
-                <w:noProof/>
-                <w:webHidden/>
-              </w:rPr>
-              <w:instrText xml:space="preserve"> PAGEREF _Toc234576337 \h </w:instrText>
-            </w:r>
-            <w:r>
-              <w:rPr>
-                <w:noProof/>
-                <w:webHidden/>
-              </w:rPr>
-            </w:r>
-            <w:r>
-              <w:rPr>
-                <w:noProof/>
-                <w:webHidden/>
-              </w:rPr>
+              <w:instrText xml:space="preserve"> PAGEREF _Toc234588237 \h </w:instrText>
               <w:fldChar w:fldCharType="separate"/>
-            </w:r>
-            <w:r>
-              <w:rPr>
-                <w:noProof/>
-                <w:webHidden/>
-              </w:rPr>
-              <w:t>7</w:t>
-            </w:r>
-            <w:r>
-              <w:rPr>
-                <w:noProof/>
-                <w:webHidden/>
-              </w:rPr>
+              <w:t>8</w:t>
               <w:fldChar w:fldCharType="end"/>
             </w:r>
           </w:hyperlink>
@@ -3082,7 +2389,7 @@
               <w14:ligatures w14:val="standardContextual"/>
             </w:rPr>
           </w:pPr>
-          <w:hyperlink w:anchor="_Toc234576338" w:history="1">
+          <w:hyperlink w:anchor="_Toc234588238" w:history="1">
             <w:r>
               <w:rPr>
                 <w:rStyle w:val="Hyperlink"/>
@@ -3110,198 +2417,6 @@
                 <w:rFonts w:cstheme="minorHAnsi"/>
                 <w:noProof/>
               </w:rPr>
-              <w:t>BOM &amp; Preiskalkulation</w:t>
-            </w:r>
-            <w:r>
-              <w:rPr>
-                <w:noProof/>
-                <w:webHidden/>
-              </w:rPr>
-              <w:tab/>
-            </w:r>
-            <w:r>
-              <w:rPr>
-                <w:noProof/>
-                <w:webHidden/>
-              </w:rPr>
-              <w:fldChar w:fldCharType="begin"/>
-            </w:r>
-            <w:r>
-              <w:rPr>
-                <w:noProof/>
-                <w:webHidden/>
-              </w:rPr>
-              <w:instrText xml:space="preserve"> PAGEREF _Toc234576338 \h </w:instrText>
-            </w:r>
-            <w:r>
-              <w:rPr>
-                <w:noProof/>
-                <w:webHidden/>
-              </w:rPr>
-            </w:r>
-            <w:r>
-              <w:rPr>
-                <w:noProof/>
-                <w:webHidden/>
-              </w:rPr>
-              <w:fldChar w:fldCharType="separate"/>
-            </w:r>
-            <w:r>
-              <w:rPr>
-                <w:noProof/>
-                <w:webHidden/>
-              </w:rPr>
-              <w:t>7</w:t>
-            </w:r>
-            <w:r>
-              <w:rPr>
-                <w:noProof/>
-                <w:webHidden/>
-              </w:rPr>
-              <w:fldChar w:fldCharType="end"/>
-            </w:r>
-          </w:hyperlink>
-        </w:p>
-        <w:p>
-          <w:pPr>
-            <w:pStyle w:val="Verzeichnis2"/>
-            <w:tabs>
-              <w:tab w:val="left" w:pos="850"/>
-              <w:tab w:val="right" w:leader="dot" w:pos="9062"/>
-            </w:tabs>
-            <w:rPr>
-              <w:rFonts w:asciiTheme="minorHAnsi" w:eastAsiaTheme="minorEastAsia" w:hAnsiTheme="minorHAnsi"/>
-              <w:noProof/>
-              <w:kern w:val="2"/>
-              <w:sz w:val="24"/>
-              <w:szCs w:val="24"/>
-              <w:lang w:eastAsia="de-DE"/>
-              <w14:ligatures w14:val="standardContextual"/>
-            </w:rPr>
-          </w:pPr>
-          <w:hyperlink w:anchor="_Toc234576339" w:history="1">
-            <w:r>
-              <w:rPr>
-                <w:rStyle w:val="Hyperlink"/>
-                <w:rFonts w:cstheme="minorHAnsi"/>
-                <w:noProof/>
-              </w:rPr>
-              <w:t>6.1</w:t>
-            </w:r>
-            <w:r>
-              <w:rPr>
-                <w:rFonts w:asciiTheme="minorHAnsi" w:eastAsiaTheme="minorEastAsia" w:hAnsiTheme="minorHAnsi"/>
-                <w:noProof/>
-                <w:kern w:val="2"/>
-                <w:sz w:val="24"/>
-                <w:szCs w:val="24"/>
-                <w:lang w:eastAsia="de-DE"/>
-                <w14:ligatures w14:val="standardContextual"/>
-              </w:rPr>
-              <w:tab/>
-            </w:r>
-            <w:r>
-              <w:rPr>
-                <w:rStyle w:val="Hyperlink"/>
-                <w:rFonts w:cstheme="minorHAnsi"/>
-                <w:noProof/>
-              </w:rPr>
-              <w:t>Bill of Material (BOM)</w:t>
-            </w:r>
-            <w:r>
-              <w:rPr>
-                <w:noProof/>
-                <w:webHidden/>
-              </w:rPr>
-              <w:tab/>
-            </w:r>
-            <w:r>
-              <w:rPr>
-                <w:noProof/>
-                <w:webHidden/>
-              </w:rPr>
-              <w:fldChar w:fldCharType="begin"/>
-            </w:r>
-            <w:r>
-              <w:rPr>
-                <w:noProof/>
-                <w:webHidden/>
-              </w:rPr>
-              <w:instrText xml:space="preserve"> PAGEREF _Toc234576339 \h </w:instrText>
-            </w:r>
-            <w:r>
-              <w:rPr>
-                <w:noProof/>
-                <w:webHidden/>
-              </w:rPr>
-            </w:r>
-            <w:r>
-              <w:rPr>
-                <w:noProof/>
-                <w:webHidden/>
-              </w:rPr>
-              <w:fldChar w:fldCharType="separate"/>
-            </w:r>
-            <w:r>
-              <w:rPr>
-                <w:noProof/>
-                <w:webHidden/>
-              </w:rPr>
-              <w:t>8</w:t>
-            </w:r>
-            <w:r>
-              <w:rPr>
-                <w:noProof/>
-                <w:webHidden/>
-              </w:rPr>
-              <w:fldChar w:fldCharType="end"/>
-            </w:r>
-          </w:hyperlink>
-        </w:p>
-        <w:p>
-          <w:pPr>
-            <w:pStyle w:val="Verzeichnis2"/>
-            <w:tabs>
-              <w:tab w:val="left" w:pos="850"/>
-              <w:tab w:val="right" w:leader="dot" w:pos="9062"/>
-            </w:tabs>
-            <w:rPr>
-              <w:rFonts w:asciiTheme="minorHAnsi" w:eastAsiaTheme="minorEastAsia" w:hAnsiTheme="minorHAnsi"/>
-              <w:noProof/>
-              <w:kern w:val="2"/>
-              <w:sz w:val="24"/>
-              <w:szCs w:val="24"/>
-              <w:lang w:eastAsia="de-DE"/>
-              <w14:ligatures w14:val="standardContextual"/>
-            </w:rPr>
-          </w:pPr>
-          <w:hyperlink w:anchor="_Toc234576340" w:history="1">
-            <w:r>
-              <w:rPr>
-                <w:rStyle w:val="Hyperlink"/>
-                <w:rFonts w:cstheme="minorHAnsi"/>
-                <w:noProof/>
-              </w:rPr>
-              <w:t>6.2</w:t>
-            </w:r>
-            <w:r>
-              <w:rPr>
-                <w:rFonts w:asciiTheme="minorHAnsi" w:eastAsiaTheme="minorEastAsia" w:hAnsiTheme="minorHAnsi"/>
-                <w:noProof/>
-                <w:kern w:val="2"/>
-                <w:sz w:val="24"/>
-                <w:szCs w:val="24"/>
-                <w:lang w:eastAsia="de-DE"/>
-                <w14:ligatures w14:val="standardContextual"/>
-              </w:rPr>
-              <w:tab/>
-            </w:r>
-            <w:r>
-              <w:rPr>
-                <w:rStyle w:val="Hyperlink"/>
-                <w:rFonts w:cstheme="minorHAnsi"/>
-                <w:noProof/>
-              </w:rPr>
               <w:t>Preiskalkulation</w:t>
             </w:r>
             <w:r>
@@ -3310,46 +2425,10 @@
                 <w:webHidden/>
               </w:rPr>
               <w:tab/>
-            </w:r>
-            <w:r>
-              <w:rPr>
-                <w:noProof/>
-                <w:webHidden/>
-              </w:rPr>
               <w:fldChar w:fldCharType="begin"/>
-            </w:r>
-            <w:r>
-              <w:rPr>
-                <w:noProof/>
-                <w:webHidden/>
-              </w:rPr>
-              <w:instrText xml:space="preserve"> PAGEREF _Toc234576340 \h </w:instrText>
-            </w:r>
-            <w:r>
-              <w:rPr>
-                <w:noProof/>
-                <w:webHidden/>
-              </w:rPr>
-            </w:r>
-            <w:r>
-              <w:rPr>
-                <w:noProof/>
-                <w:webHidden/>
-              </w:rPr>
+              <w:instrText xml:space="preserve"> PAGEREF _Toc234588238 \h </w:instrText>
               <w:fldChar w:fldCharType="separate"/>
-            </w:r>
-            <w:r>
-              <w:rPr>
-                <w:noProof/>
-                <w:webHidden/>
-              </w:rPr>
-              <w:t>8</w:t>
-            </w:r>
-            <w:r>
-              <w:rPr>
-                <w:noProof/>
-                <w:webHidden/>
-              </w:rPr>
+              <w:t>9</w:t>
               <w:fldChar w:fldCharType="end"/>
             </w:r>
           </w:hyperlink>
@@ -3368,7 +2447,7 @@
               <w14:ligatures w14:val="standardContextual"/>
             </w:rPr>
           </w:pPr>
-          <w:hyperlink w:anchor="_Toc234576341" w:history="1">
+          <w:hyperlink w:anchor="_Toc234588239" w:history="1">
             <w:r>
               <w:rPr>
                 <w:rStyle w:val="Hyperlink"/>
@@ -3404,46 +2483,10 @@
                 <w:webHidden/>
               </w:rPr>
               <w:tab/>
-            </w:r>
-            <w:r>
-              <w:rPr>
-                <w:noProof/>
-                <w:webHidden/>
-              </w:rPr>
               <w:fldChar w:fldCharType="begin"/>
-            </w:r>
-            <w:r>
-              <w:rPr>
-                <w:noProof/>
-                <w:webHidden/>
-              </w:rPr>
-              <w:instrText xml:space="preserve"> PAGEREF _Toc234576341 \h </w:instrText>
-            </w:r>
-            <w:r>
-              <w:rPr>
-                <w:noProof/>
-                <w:webHidden/>
-              </w:rPr>
-            </w:r>
-            <w:r>
-              <w:rPr>
-                <w:noProof/>
-                <w:webHidden/>
-              </w:rPr>
+              <w:instrText xml:space="preserve"> PAGEREF _Toc234588239 \h </w:instrText>
               <w:fldChar w:fldCharType="separate"/>
-            </w:r>
-            <w:r>
-              <w:rPr>
-                <w:noProof/>
-                <w:webHidden/>
-              </w:rPr>
-              <w:t>8</w:t>
-            </w:r>
-            <w:r>
-              <w:rPr>
-                <w:noProof/>
-                <w:webHidden/>
-              </w:rPr>
+              <w:t>9</w:t>
               <w:fldChar w:fldCharType="end"/>
             </w:r>
           </w:hyperlink>
@@ -3462,7 +2505,7 @@
               <w14:ligatures w14:val="standardContextual"/>
             </w:rPr>
           </w:pPr>
-          <w:hyperlink w:anchor="_Toc234576342" w:history="1">
+          <w:hyperlink w:anchor="_Toc234588240" w:history="1">
             <w:r>
               <w:rPr>
                 <w:rStyle w:val="Hyperlink"/>
@@ -3498,46 +2541,10 @@
                 <w:webHidden/>
               </w:rPr>
               <w:tab/>
-            </w:r>
-            <w:r>
-              <w:rPr>
-                <w:noProof/>
-                <w:webHidden/>
-              </w:rPr>
               <w:fldChar w:fldCharType="begin"/>
-            </w:r>
-            <w:r>
-              <w:rPr>
-                <w:noProof/>
-                <w:webHidden/>
-              </w:rPr>
-              <w:instrText xml:space="preserve"> PAGEREF _Toc234576342 \h </w:instrText>
-            </w:r>
-            <w:r>
-              <w:rPr>
-                <w:noProof/>
-                <w:webHidden/>
-              </w:rPr>
-            </w:r>
-            <w:r>
-              <w:rPr>
-                <w:noProof/>
-                <w:webHidden/>
-              </w:rPr>
+              <w:instrText xml:space="preserve"> PAGEREF _Toc234588240 \h </w:instrText>
               <w:fldChar w:fldCharType="separate"/>
-            </w:r>
-            <w:r>
-              <w:rPr>
-                <w:noProof/>
-                <w:webHidden/>
-              </w:rPr>
-              <w:t>8</w:t>
-            </w:r>
-            <w:r>
-              <w:rPr>
-                <w:noProof/>
-                <w:webHidden/>
-              </w:rPr>
+              <w:t>9</w:t>
               <w:fldChar w:fldCharType="end"/>
             </w:r>
           </w:hyperlink>
@@ -3559,7 +2566,7 @@
               <w14:ligatures w14:val="standardContextual"/>
             </w:rPr>
           </w:pPr>
-          <w:hyperlink w:anchor="_Toc234576343" w:history="1">
+          <w:hyperlink w:anchor="_Toc234588241" w:history="1">
             <w:r>
               <w:rPr>
                 <w:rStyle w:val="Hyperlink"/>
@@ -3594,46 +2601,10 @@
                 <w:webHidden/>
               </w:rPr>
               <w:tab/>
-            </w:r>
-            <w:r>
-              <w:rPr>
-                <w:noProof/>
-                <w:webHidden/>
-              </w:rPr>
               <w:fldChar w:fldCharType="begin"/>
-            </w:r>
-            <w:r>
-              <w:rPr>
-                <w:noProof/>
-                <w:webHidden/>
-              </w:rPr>
-              <w:instrText xml:space="preserve"> PAGEREF _Toc234576343 \h </w:instrText>
-            </w:r>
-            <w:r>
-              <w:rPr>
-                <w:noProof/>
-                <w:webHidden/>
-              </w:rPr>
-            </w:r>
-            <w:r>
-              <w:rPr>
-                <w:noProof/>
-                <w:webHidden/>
-              </w:rPr>
+              <w:instrText xml:space="preserve"> PAGEREF _Toc234588241 \h </w:instrText>
               <w:fldChar w:fldCharType="separate"/>
-            </w:r>
-            <w:r>
-              <w:rPr>
-                <w:noProof/>
-                <w:webHidden/>
-              </w:rPr>
               <w:t>9</w:t>
-            </w:r>
-            <w:r>
-              <w:rPr>
-                <w:noProof/>
-                <w:webHidden/>
-              </w:rPr>
               <w:fldChar w:fldCharType="end"/>
             </w:r>
           </w:hyperlink>
@@ -3655,7 +2626,7 @@
               <w14:ligatures w14:val="standardContextual"/>
             </w:rPr>
           </w:pPr>
-          <w:hyperlink w:anchor="_Toc234576344" w:history="1">
+          <w:hyperlink w:anchor="_Toc234588242" w:history="1">
             <w:r>
               <w:rPr>
                 <w:rStyle w:val="Hyperlink"/>
@@ -3690,46 +2661,10 @@
                 <w:webHidden/>
               </w:rPr>
               <w:tab/>
-            </w:r>
-            <w:r>
-              <w:rPr>
-                <w:noProof/>
-                <w:webHidden/>
-              </w:rPr>
               <w:fldChar w:fldCharType="begin"/>
-            </w:r>
-            <w:r>
-              <w:rPr>
-                <w:noProof/>
-                <w:webHidden/>
-              </w:rPr>
-              <w:instrText xml:space="preserve"> PAGEREF _Toc234576344 \h </w:instrText>
-            </w:r>
-            <w:r>
-              <w:rPr>
-                <w:noProof/>
-                <w:webHidden/>
-              </w:rPr>
-            </w:r>
-            <w:r>
-              <w:rPr>
-                <w:noProof/>
-                <w:webHidden/>
-              </w:rPr>
+              <w:instrText xml:space="preserve"> PAGEREF _Toc234588242 \h </w:instrText>
               <w:fldChar w:fldCharType="separate"/>
-            </w:r>
-            <w:r>
-              <w:rPr>
-                <w:noProof/>
-                <w:webHidden/>
-              </w:rPr>
               <w:t>9</w:t>
-            </w:r>
-            <w:r>
-              <w:rPr>
-                <w:noProof/>
-                <w:webHidden/>
-              </w:rPr>
               <w:fldChar w:fldCharType="end"/>
             </w:r>
           </w:hyperlink>
@@ -3748,7 +2683,7 @@
               <w14:ligatures w14:val="standardContextual"/>
             </w:rPr>
           </w:pPr>
-          <w:hyperlink w:anchor="_Toc234576345" w:history="1">
+          <w:hyperlink w:anchor="_Toc234588243" w:history="1">
             <w:r>
               <w:rPr>
                 <w:rStyle w:val="Hyperlink"/>
@@ -3763,46 +2698,10 @@
                 <w:webHidden/>
               </w:rPr>
               <w:tab/>
-            </w:r>
-            <w:r>
-              <w:rPr>
-                <w:noProof/>
-                <w:webHidden/>
-              </w:rPr>
               <w:fldChar w:fldCharType="begin"/>
-            </w:r>
-            <w:r>
-              <w:rPr>
-                <w:noProof/>
-                <w:webHidden/>
-              </w:rPr>
-              <w:instrText xml:space="preserve"> PAGEREF _Toc234576345 \h </w:instrText>
-            </w:r>
-            <w:r>
-              <w:rPr>
-                <w:noProof/>
-                <w:webHidden/>
-              </w:rPr>
-            </w:r>
-            <w:r>
-              <w:rPr>
-                <w:noProof/>
-                <w:webHidden/>
-              </w:rPr>
+              <w:instrText xml:space="preserve"> PAGEREF _Toc234588243 \h </w:instrText>
               <w:fldChar w:fldCharType="separate"/>
-            </w:r>
-            <w:r>
-              <w:rPr>
-                <w:noProof/>
-                <w:webHidden/>
-              </w:rPr>
-              <w:t>10</w:t>
-            </w:r>
-            <w:r>
-              <w:rPr>
-                <w:noProof/>
-                <w:webHidden/>
-              </w:rPr>
+              <w:t>11</w:t>
               <w:fldChar w:fldCharType="end"/>
             </w:r>
           </w:hyperlink>
@@ -3823,7 +2722,7 @@
               <w14:ligatures w14:val="standardContextual"/>
             </w:rPr>
           </w:pPr>
-          <w:hyperlink w:anchor="_Toc234576346" w:history="1">
+          <w:hyperlink w:anchor="_Toc234588244" w:history="1">
             <w:r>
               <w:rPr>
                 <w:rStyle w:val="Hyperlink"/>
@@ -3838,46 +2737,10 @@
                 <w:webHidden/>
               </w:rPr>
               <w:tab/>
-            </w:r>
-            <w:r>
-              <w:rPr>
-                <w:noProof/>
-                <w:webHidden/>
-              </w:rPr>
               <w:fldChar w:fldCharType="begin"/>
-            </w:r>
-            <w:r>
-              <w:rPr>
-                <w:noProof/>
-                <w:webHidden/>
-              </w:rPr>
-              <w:instrText xml:space="preserve"> PAGEREF _Toc234576346 \h </w:instrText>
-            </w:r>
-            <w:r>
-              <w:rPr>
-                <w:noProof/>
-                <w:webHidden/>
-              </w:rPr>
-            </w:r>
-            <w:r>
-              <w:rPr>
-                <w:noProof/>
-                <w:webHidden/>
-              </w:rPr>
+              <w:instrText xml:space="preserve"> PAGEREF _Toc234588244 \h </w:instrText>
               <w:fldChar w:fldCharType="separate"/>
-            </w:r>
-            <w:r>
-              <w:rPr>
-                <w:noProof/>
-                <w:webHidden/>
-              </w:rPr>
-              <w:t>10</w:t>
-            </w:r>
-            <w:r>
-              <w:rPr>
-                <w:noProof/>
-                <w:webHidden/>
-              </w:rPr>
+              <w:t>11</w:t>
               <w:fldChar w:fldCharType="end"/>
             </w:r>
           </w:hyperlink>
@@ -3969,7 +2832,6 @@
         <w:rPr>
           <w:noProof/>
         </w:rPr>
-        <w:lastRenderedPageBreak/>
         <mc:AlternateContent>
           <mc:Choice Requires="wps">
             <w:drawing>
@@ -4028,7 +2890,7 @@
           </mc:Choice>
           <mc:Fallback>
             <w:pict>
-              <v:shape w14:anchorId="04CAE81F" id="Textfeld 10" o:spid="_x0000_s1028" type="#_x0000_t202" style="position:absolute;left:0;text-align:left;margin-left:482.2pt;margin-top:62.5pt;width:37.75pt;height:33.65pt;z-index:251710464;visibility:visible;mso-wrap-style:square;mso-wrap-distance-left:9pt;mso-wrap-distance-top:0;mso-wrap-distance-right:9pt;mso-wrap-distance-bottom:0;mso-position-horizontal:absolute;mso-position-horizontal-relative:text;mso-position-vertical:absolute;mso-position-vertical-relative:text;v-text-anchor:top" o:gfxdata="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" fillcolor="white [3201]" stroked="f" strokeweight=".5pt">
+              <v:shape w14:anchorId="04CAE81F" id="Textfeld 10" o:spid="_x0000_s1028" type="#_x0000_t202" style="position:absolute;left:0;text-align:left;margin-left:482.2pt;margin-top:62.5pt;width:37.75pt;height:33.65pt;z-index:251710464;visibility:visible;mso-wrap-style:square;mso-wrap-distance-left:9pt;mso-wrap-distance-top:0;mso-wrap-distance-right:9pt;mso-wrap-distance-bottom:0;mso-position-horizontal:absolute;mso-position-horizontal-relative:text;mso-position-vertical:absolute;mso-position-vertical-relative:text;v-text-anchor:top" o:gfxdata="UEsDBBQABgAIAAAAIQC2gziS/gAAAOEBAAATAAAAW0NvbnRlbnRfVHlwZXNdLnhtbJSRQU7DMBBF 90jcwfIWJU67QAgl6YK0S0CoHGBkTxKLZGx5TGhvj5O2G0SRWNoz/78nu9wcxkFMGNg6quQqL6RA 0s5Y6ir5vt9lD1JwBDIwOMJKHpHlpr69KfdHjyxSmriSfYz+USnWPY7AufNIadK6MEJMx9ApD/oD OlTrorhX2lFEilmcO2RdNtjC5xDF9pCuTyYBB5bi6bQ4syoJ3g9WQ0ymaiLzg5KdCXlKLjvcW893 SUOqXwnz5DrgnHtJTxOsQfEKIT7DmDSUCaxw7Rqn8787ZsmRM9e2VmPeBN4uqYvTtW7jvijg9N/y JsXecLq0q+WD6m8AAAD//wMAUEsDBBQABgAIAAAAIQA4/SH/1gAAAJQBAAALAAAAX3JlbHMvLnJl bHOkkMFqwzAMhu+DvYPRfXGawxijTi+j0GvpHsDYimMaW0Yy2fr2M4PBMnrbUb/Q94l/f/hMi1qR JVI2sOt6UJgd+ZiDgffL8ekFlFSbvV0oo4EbChzGx4f9GRdb25HMsYhqlCwG5lrLq9biZkxWOiqY 22YiTra2kYMu1l1tQD30/bPm3wwYN0x18gb45AdQl1tp5j/sFB2T0FQ7R0nTNEV3j6o9feQzro1i OWA14Fm+Q8a1a8+Bvu/d/dMb2JY5uiPbhG/ktn4cqGU/er3pcvwCAAD//wMAUEsDBBQABgAIAAAA IQBcUsZKMQIAAFoEAAAOAAAAZHJzL2Uyb0RvYy54bWysVNuO2yAQfa/Uf0C8N07cXHatOKs0q1SV ot2VstU+EwwJEmYokNjp13fAuXXbp6oveGCGuZxz8PShrTU5COcVmJIOen1KhOFQKbMt6ffX5ac7 SnxgpmIajCjpUXj6MPv4YdrYQuSwA10JRzCJ8UVjS7oLwRZZ5vlO1Mz3wAqDTgmuZgG3bptVjjWY vdZZ3u+PswZcZR1w4T2ePnZOOkv5pRQ8PEvpRSC6pNhbSKtL6yau2WzKiq1jdqf4qQ32D13UTBks ekn1yAIje6f+SFUr7sCDDD0OdQZSKi7SDDjNoP9umvWOWZFmQXC8vcDk/19a/nRY2xdHQvsFWiQw AtJYX3g8jPO00tXxi50S9COExwtsog2E4+Fwcj++G1HC0TXMJ3meYM2ul63z4auAmkSjpA5ZSWCx w8oHLIih55BYy4NW1VJpnTZRCWKhHTkw5FCH1CLe+C1KG9KUdPx51E+JDcTrXWZtsMB1pGiFdtMS VZU0P4+7geqIKDjoBOItXyrsdcV8eGEOFYGDo8rDMy5SA9aCk0XJDtzPv53HeCQKvZQ0qLCS+h97 5gQl+ptBCu8Hw2GUZNoMRxOEjbhbz+bWY/b1AhCAAb4ny5MZ44M+m9JB/YaPYR6roosZjrVLGs7m InS6x8fExXyeglCEloWVWVseU0fAIxOv7Rtz9kRXQJ6f4KxFVrxjrYuNNw3M9wGkSpRGnDtUT/Cj gBPTp8cWX8jtPkVdfwmzXwAAAP//AwBQSwMEFAAGAAgAAAAhAPLejYXlAAAAEQEAAA8AAABkcnMv ZG93bnJldi54bWxMT8lOwzAQvSPxD9YgcUHUoWkLSeNUiKVI3GhYxM2NhyQiHkexm4S/Z3qCy2hG 781bss1kWzFg7xtHCq5mEQik0pmGKgWvxePlDQgfNBndOkIFP+hhk5+eZDo1bqQXHHahEixCPtUK 6hC6VEpf1mi1n7kOibEv11sd+OwraXo9srht5TyKVtLqhtih1h3e1Vh+7w5WwedF9fHsp+3bGC/j 7uFpKK7fTaHU+dl0v+ZxuwYRcAp/H3DswPkh52B7dyDjRasgWS0WTGVgvuRmR0YUJwmIPW/JPAaZ Z/J/k/wXAAD//wMAUEsBAi0AFAAGAAgAAAAhALaDOJL+AAAA4QEAABMAAAAAAAAAAAAAAAAAAAAA AFtDb250ZW50X1R5cGVzXS54bWxQSwECLQAUAAYACAAAACEAOP0h/9YAAACUAQAACwAAAAAAAAAA AAAAAAAvAQAAX3JlbHMvLnJlbHNQSwECLQAUAAYACAAAACEAXFLGSjECAABaBAAADgAAAAAAAAAA AAAAAAAuAgAAZHJzL2Uyb0RvYy54bWxQSwECLQAUAAYACAAAACEA8t6NheUAAAARAQAADwAAAAAA AAAAAAAAAACLBAAAZHJzL2Rvd25yZXYueG1sUEsFBgAAAAAEAAQA8wAAAJ0FAAAAAA== " fillcolor="white [3201]" stroked="f" strokeweight=".5pt">
                 <v:textbox>
                   <w:txbxContent>
                     <w:p>
@@ -4320,7 +3182,7 @@
           </mc:Choice>
           <mc:Fallback>
             <w:pict>
-              <v:shape w14:anchorId="61EC4F9C" id="_x0000_s1029" type="#_x0000_t202" style="position:absolute;left:0;text-align:left;margin-left:484.45pt;margin-top:89pt;width:37.75pt;height:33.65pt;z-index:251708416;visibility:visible;mso-wrap-style:square;mso-wrap-distance-left:9pt;mso-wrap-distance-top:0;mso-wrap-distance-right:9pt;mso-wrap-distance-bottom:0;mso-position-horizontal:absolute;mso-position-horizontal-relative:text;mso-position-vertical:absolute;mso-position-vertical-relative:text;v-text-anchor:top" o:gfxdata="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" fillcolor="white [3201]" stroked="f" strokeweight=".5pt">
+              <v:shape w14:anchorId="61EC4F9C" id="_x0000_s1029" type="#_x0000_t202" style="position:absolute;left:0;text-align:left;margin-left:484.45pt;margin-top:89pt;width:37.75pt;height:33.65pt;z-index:251708416;visibility:visible;mso-wrap-style:square;mso-wrap-distance-left:9pt;mso-wrap-distance-top:0;mso-wrap-distance-right:9pt;mso-wrap-distance-bottom:0;mso-position-horizontal:absolute;mso-position-horizontal-relative:text;mso-position-vertical:absolute;mso-position-vertical-relative:text;v-text-anchor:top" o:gfxdata="UEsDBBQABgAIAAAAIQC2gziS/gAAAOEBAAATAAAAW0NvbnRlbnRfVHlwZXNdLnhtbJSRQU7DMBBF 90jcwfIWJU67QAgl6YK0S0CoHGBkTxKLZGx5TGhvj5O2G0SRWNoz/78nu9wcxkFMGNg6quQqL6RA 0s5Y6ir5vt9lD1JwBDIwOMJKHpHlpr69KfdHjyxSmriSfYz+USnWPY7AufNIadK6MEJMx9ApD/oD OlTrorhX2lFEilmcO2RdNtjC5xDF9pCuTyYBB5bi6bQ4syoJ3g9WQ0ymaiLzg5KdCXlKLjvcW893 SUOqXwnz5DrgnHtJTxOsQfEKIT7DmDSUCaxw7Rqn8787ZsmRM9e2VmPeBN4uqYvTtW7jvijg9N/y JsXecLq0q+WD6m8AAAD//wMAUEsDBBQABgAIAAAAIQA4/SH/1gAAAJQBAAALAAAAX3JlbHMvLnJl bHOkkMFqwzAMhu+DvYPRfXGawxijTi+j0GvpHsDYimMaW0Yy2fr2M4PBMnrbUb/Q94l/f/hMi1qR JVI2sOt6UJgd+ZiDgffL8ekFlFSbvV0oo4EbChzGx4f9GRdb25HMsYhqlCwG5lrLq9biZkxWOiqY 22YiTra2kYMu1l1tQD30/bPm3wwYN0x18gb45AdQl1tp5j/sFB2T0FQ7R0nTNEV3j6o9feQzro1i OWA14Fm+Q8a1a8+Bvu/d/dMb2JY5uiPbhG/ktn4cqGU/er3pcvwCAAD//wMAUEsDBBQABgAIAAAA IQAj4ImfMQIAAFoEAAAOAAAAZHJzL2Uyb0RvYy54bWysVE1vGjEQvVfqf7B8LwsESLJiiSgRVSWU RCJVzsZrs5a8Htc27NJf37GXr6Q9Vb14x57xfLz3vNOHttZkL5xXYAo66PUpEYZDqcy2oD9el1/u KPGBmZJpMKKgB+Hpw+zzp2ljczGECnQpHMEkxueNLWgVgs2zzPNK1Mz3wAqDTgmuZgG3bpuVjjWY vdbZsN+fZA240jrgwns8feycdJbySyl4eJbSi0B0QbG3kFaX1k1cs9mU5VvHbKX4sQ32D13UTBks ek71yAIjO6f+SFUr7sCDDD0OdQZSKi7SDDjNoP9hmnXFrEizIDjenmHy/y8tf9qv7Ysjof0KLRIY AWmszz0exnla6er4xU4J+hHCwxk20QbC8XB0ez+5G1PC0TUa3g6HCdbsctk6H74JqEk0CuqQlQQW 2698wIIYegqJtTxoVS6V1mkTlSAW2pE9Qw51SC3ijXdR2pCmoJObcT8lNhCvd5m1wQKXkaIV2k1L VFnQm9O4GygPiIKDTiDe8qXCXlfMhxfmUBE4OKo8POMiNWAtOFqUVOB+/e08xiNR6KWkQYUV1P/c MSco0d8NUng/GI2iJNNmNL5F2Ii79myuPWZXLwABGOB7sjyZMT7okykd1G/4GOaxKrqY4Vi7oOFk LkKne3xMXMznKQhFaFlYmbXlMXUEPDLx2r4xZ490BeT5CU5aZPkH1rrYeNPAfBdAqkRpxLlD9Qg/ CjgxfXxs8YVc71PU5Zcw+w0AAP//AwBQSwMEFAAGAAgAAAAhAAhsBzPoAAAAEQEAAA8AAABkcnMv ZG93bnJldi54bWxMj0tvgzAQhO+V8h+sjdRL1ZgGkhCCiao+Uqm3hj6Um4M3gIpthB2g/76bU3tZ aTWzs/Ol21E3rMfO1dYIuJsFwNAUVtWmFPCeP9/GwJyXRsnGGhTwgw622eQqlYmyg3nDfu9LRiHG JVJA5X2bcO6KCrV0M9uiIe1kOy09rV3JVScHCtcNnwfBkmtZG/pQyRYfKiy+92ct4HBTfr26cfcx hIuwfXrp89WnyoW4no6PGxr3G2AeR/93ARcG6g8ZFTvas1GONQLWy3hNVhJWMZFdHEEURcCOAubR IgSepfw/SfYLAAD//wMAUEsBAi0AFAAGAAgAAAAhALaDOJL+AAAA4QEAABMAAAAAAAAAAAAAAAAA AAAAAFtDb250ZW50X1R5cGVzXS54bWxQSwECLQAUAAYACAAAACEAOP0h/9YAAACUAQAACwAAAAAA AAAAAAAAAAAvAQAAX3JlbHMvLnJlbHNQSwECLQAUAAYACAAAACEAI+CJnzECAABaBAAADgAAAAAA AAAAAAAAAAAuAgAAZHJzL2Uyb0RvYy54bWxQSwECLQAUAAYACAAAACEACGwHM+gAAAARAQAADwAA AAAAAAAAAAAAAACLBAAAZHJzL2Rvd25yZXYueG1sUEsFBgAAAAAEAAQA8wAAAKAFAAAAAA== " fillcolor="white [3201]" stroked="f" strokeweight=".5pt">
                 <v:textbox>
                   <w:txbxContent>
                     <w:p/>
@@ -4350,7 +3212,7 @@
           <w:color w:val="005076"/>
         </w:rPr>
       </w:pPr>
-      <w:bookmarkStart w:id="0" w:name="_Toc234576320"/>
+      <w:bookmarkStart w:id="0" w:name="_Toc234588220"/>
       <w:r>
         <w:rPr>
           <w:rFonts w:asciiTheme="minorHAnsi" w:hAnsiTheme="minorHAnsi" w:cstheme="minorHAnsi"/>
@@ -4381,13 +3243,13 @@
           <w:color w:val="005076"/>
         </w:rPr>
       </w:pPr>
-      <w:bookmarkStart w:id="1" w:name="_Toc234576321"/>
+      <w:bookmarkStart w:id="1" w:name="_Toc234588221"/>
       <w:r>
         <w:rPr>
           <w:rFonts w:asciiTheme="minorHAnsi" w:hAnsiTheme="minorHAnsi" w:cstheme="minorHAnsi"/>
           <w:color w:val="005076"/>
         </w:rPr>
-        <w:t>Motivation &amp; Problemstellung</w:t>
+        <w:t>Abstrakt</w:t>
       </w:r>
       <w:bookmarkEnd w:id="1"/>
     </w:p>
@@ -4403,13 +3265,6 @@
         </w:rPr>
         <w:t>Künstliche Intelligenz zählt derzeit zu den meistdiskutierten Themen. Generative Modelle erzeugen in kurzer Zeit enorme Mengen an Bildern, die zunehmend das Netz füllen und oft abwertend als „KI-Slop“ bezeichnet werden. Damit rückt eine Frage in den Vordergrund: Was passiert, wenn eine KI immer wieder ihre eigenen Erzeugnisse als Vorlage verwendet? Dieser Rückkopplungseffekt lässt klassische Kunst schrittweise ins Unheimliche kippen und bildet den inhaltlichen Kern der Installation.</w:t>
       </w:r>
-    </w:p>
-    <w:p>
-      <w:pPr>
-        <w:rPr>
-          <w:rFonts w:asciiTheme="minorHAnsi" w:hAnsiTheme="minorHAnsi" w:cstheme="minorHAnsi"/>
-        </w:rPr>
-      </w:pPr>
     </w:p>
     <w:p>
       <w:pPr>
@@ -4444,7 +3299,7 @@
           <w:color w:val="005076"/>
         </w:rPr>
       </w:pPr>
-      <w:bookmarkStart w:id="2" w:name="_Toc234576322"/>
+      <w:bookmarkStart w:id="2" w:name="_Toc234588222"/>
       <w:r>
         <w:rPr>
           <w:rFonts w:asciiTheme="minorHAnsi" w:hAnsiTheme="minorHAnsi" w:cstheme="minorHAnsi"/>
@@ -4466,13 +3321,6 @@
         </w:rPr>
         <w:t>Ziel des Projekts ist der Prototyp einer interaktiven Installation, die das Uncanny Valley erfahrbar und messbar macht. Dazu verbindet sie die schrittweise Verfremdung klassischer Werke durch KI mit einer Emotionserkennung in Echtzeit.</w:t>
       </w:r>
-    </w:p>
-    <w:p>
-      <w:pPr>
-        <w:rPr>
-          <w:rFonts w:asciiTheme="minorHAnsi" w:hAnsiTheme="minorHAnsi" w:cstheme="minorHAnsi"/>
-        </w:rPr>
-      </w:pPr>
     </w:p>
     <w:p>
       <w:pPr>
@@ -4506,7 +3354,7 @@
           <w:color w:val="005076"/>
         </w:rPr>
       </w:pPr>
-      <w:bookmarkStart w:id="3" w:name="_Toc234576323"/>
+      <w:bookmarkStart w:id="3" w:name="_Toc234588223"/>
       <w:r>
         <w:rPr>
           <w:rFonts w:asciiTheme="minorHAnsi" w:hAnsiTheme="minorHAnsi" w:cstheme="minorHAnsi"/>
@@ -4536,7 +3384,7 @@
           <w:color w:val="005076"/>
         </w:rPr>
       </w:pPr>
-      <w:bookmarkStart w:id="4" w:name="_Toc234576324"/>
+      <w:bookmarkStart w:id="4" w:name="_Toc234588224"/>
       <w:r>
         <w:rPr>
           <w:rFonts w:asciiTheme="minorHAnsi" w:hAnsiTheme="minorHAnsi" w:cstheme="minorHAnsi"/>
@@ -4555,8 +3403,16 @@
       <w:r>
         <w:rPr>
           <w:rFonts w:asciiTheme="minorHAnsi" w:hAnsiTheme="minorHAnsi" w:cstheme="minorHAnsi"/>
-        </w:rPr>
-        <w:t>Ars Aut Abeat ist eine interaktive Kunstinstallation. Sie führt vor, wie klassische Kunstwerke durch den wiederholten Einsatz einer KI Schritt für Schritt verfremdet werden. Den Ausgangspunkt bildet jeweils ein bekanntes Gemälde oder eine Skulptur, das über eine Rückkopplungsschleife immer wieder neu von der KI erzeugt wird. Mit jeder Wiederholung entfernt sich das Werk weiter von seiner ursprünglichen Form.</w:t>
+          <w:b/>
+          <w:bCs/>
+        </w:rPr>
+        <w:t>Ars Aut Abeat</w:t>
+      </w:r>
+      <w:r>
+        <w:rPr>
+          <w:rFonts w:asciiTheme="minorHAnsi" w:hAnsiTheme="minorHAnsi" w:cstheme="minorHAnsi"/>
+        </w:rPr>
+        <w:t xml:space="preserve"> (Lat. ist dass Kunst oder kann das weg) ist eine interaktive Kunstinstallation. Sie führt vor, wie klassische Kunstwerke durch den wiederholten Einsatz einer KI Schritt für Schritt verfremdet werden. Den Ausgangspunkt bildet jeweils ein bekanntes Gemälde oder eine Skulptur, das über eine Rückkopplungsschleife immer wieder neu von der KI erzeugt wird. Mit jeder Wiederholung entfernt sich das Werk weiter von seiner ursprünglichen Form.</w:t>
       </w:r>
     </w:p>
     <w:p>
@@ -4565,6 +3421,12 @@
           <w:rFonts w:asciiTheme="minorHAnsi" w:hAnsiTheme="minorHAnsi" w:cstheme="minorHAnsi"/>
         </w:rPr>
       </w:pPr>
+      <w:r>
+        <w:rPr>
+          <w:rFonts w:asciiTheme="minorHAnsi" w:hAnsiTheme="minorHAnsi" w:cstheme="minorHAnsi"/>
+        </w:rPr>
+        <w:t>Der eigentliche Kern der Installation ist ihre Interaktivität. Während der Besucher die Verfremdung betrachtet, erfasst eine Kamera fortlaufend seine Mimik. Die Anwendung wertet daraus in Echtzeit sieben Grundemotionen aus und zeichnet ihren Verlauf auf. Am Ende erhält der Besucher eine Rückmeldung darüber, wie stark er auf die zunehmend fremd wirkenden Bilder reagiert hat.</w:t>
+      </w:r>
     </w:p>
     <w:p>
       <w:pPr>
@@ -4576,34 +3438,7 @@
         <w:rPr>
           <w:rFonts w:asciiTheme="minorHAnsi" w:hAnsiTheme="minorHAnsi" w:cstheme="minorHAnsi"/>
         </w:rPr>
-        <w:t>Der eigentliche Kern der Installation ist ihre Interaktivität. Während der Besucher die Verfremdung betrachtet, erfasst eine Kamera fortlaufend seine Mimik. Die Anwendung wertet daraus in Echtzeit sieben Grundemotionen aus und zeichnet ihren Verlauf auf. Am Ende erhält der Besucher eine Rückmeldung darüber, wie stark er auf die zunehmend fremd wirkenden Bilder reagiert hat.</w:t>
-      </w:r>
-    </w:p>
-    <w:p>
-      <w:pPr>
-        <w:rPr>
-          <w:rFonts w:asciiTheme="minorHAnsi" w:hAnsiTheme="minorHAnsi" w:cstheme="minorHAnsi"/>
-        </w:rPr>
-      </w:pPr>
-    </w:p>
-    <w:p>
-      <w:pPr>
-        <w:rPr>
-          <w:rFonts w:asciiTheme="minorHAnsi" w:hAnsiTheme="minorHAnsi" w:cstheme="minorHAnsi"/>
-        </w:rPr>
-      </w:pPr>
-      <w:r>
-        <w:rPr>
-          <w:rFonts w:asciiTheme="minorHAnsi" w:hAnsiTheme="minorHAnsi" w:cstheme="minorHAnsi"/>
-        </w:rPr>
-        <w:t xml:space="preserve">Ziel ist es, das Phänomen des Uncanny Valley erfahrbar und messbar zu machen. Die verfremdeten Bilder erzeugen den unheimlichen Reiz, doch der eigentliche Nachweis entsteht erst durch die </w:t>
-      </w:r>
-      <w:r>
-        <w:rPr>
-          <w:rFonts w:asciiTheme="minorHAnsi" w:hAnsiTheme="minorHAnsi" w:cstheme="minorHAnsi"/>
-        </w:rPr>
-        <w:lastRenderedPageBreak/>
-        <w:t>gemessene Reaktion des Betrachters. Auf diese Weise wird der Besucher selbst zum Teil des Kunstwerks.</w:t>
+        <w:t>Ziel ist es, das Phänomen des Uncanny Valley erfahrbar und messbar zu machen. Die verfremdeten Bilder erzeugen den unheimlichen Reiz, doch der eigentliche Nachweis entsteht erst durch die gemessene Reaktion des Betrachters. Auf diese Weise wird der Besucher selbst zum Teil des Kunstwerks.</w:t>
       </w:r>
     </w:p>
     <w:p>
@@ -4626,12 +3461,13 @@
           <w:color w:val="005076"/>
         </w:rPr>
       </w:pPr>
-      <w:bookmarkStart w:id="5" w:name="_Toc234576325"/>
+      <w:bookmarkStart w:id="5" w:name="_Toc234588225"/>
       <w:r>
         <w:rPr>
           <w:rFonts w:asciiTheme="minorHAnsi" w:hAnsiTheme="minorHAnsi" w:cstheme="minorHAnsi"/>
           <w:color w:val="005076"/>
         </w:rPr>
+        <w:lastRenderedPageBreak/>
         <w:t>Konzept &amp; Inszenierung</w:t>
       </w:r>
       <w:bookmarkEnd w:id="5"/>
@@ -4646,7 +3482,35 @@
         <w:rPr>
           <w:rFonts w:asciiTheme="minorHAnsi" w:hAnsiTheme="minorHAnsi" w:cstheme="minorHAnsi"/>
         </w:rPr>
-        <w:t>Dem Projekt liegt die Theorie des Uncanny Valley zugrunde, die der Robotikforscher Masahiro Mori 1970 beschrieb. Nach dieser Theorie wirkt eine künstliche Figur umso sympathischer, je menschenähnlicher sie ist. Dieser Zusammenhang gilt jedoch nur bis zu einem bestimmten Punkt. Kurz bevor die Ähnlichkeit perfekt ist, schlägt die Vertrautheit unvermittelt in Ablehnung um. Dieser Bereich der Abstoßung wird als unheimliches Tal bezeichnet.</w:t>
+        <w:t xml:space="preserve">Dem Projekt liegt die Theorie des </w:t>
+      </w:r>
+      <w:r>
+        <w:rPr>
+          <w:rFonts w:asciiTheme="minorHAnsi" w:hAnsiTheme="minorHAnsi" w:cstheme="minorHAnsi"/>
+          <w:b/>
+          <w:bCs/>
+        </w:rPr>
+        <w:t>Uncanny Valley</w:t>
+      </w:r>
+      <w:r>
+        <w:rPr>
+          <w:rFonts w:asciiTheme="minorHAnsi" w:hAnsiTheme="minorHAnsi" w:cstheme="minorHAnsi"/>
+        </w:rPr>
+        <w:t xml:space="preserve"> zugrunde, die der </w:t>
+      </w:r>
+      <w:r>
+        <w:rPr>
+          <w:rFonts w:asciiTheme="minorHAnsi" w:hAnsiTheme="minorHAnsi" w:cstheme="minorHAnsi"/>
+          <w:b/>
+          <w:bCs/>
+        </w:rPr>
+        <w:t>Robotikforscher Masahiro Mori</w:t>
+      </w:r>
+      <w:r>
+        <w:rPr>
+          <w:rFonts w:asciiTheme="minorHAnsi" w:hAnsiTheme="minorHAnsi" w:cstheme="minorHAnsi"/>
+        </w:rPr>
+        <w:t xml:space="preserve"> 1970 beschrieb. Nach dieser Theorie wirkt eine künstliche Figur umso sympathischer, je menschenähnlicher sie ist. Dieser Zusammenhang gilt jedoch nur bis zu einem bestimmten Punkt. Kurz bevor die Ähnlichkeit perfekt ist, schlägt die Vertrautheit unvermittelt in Ablehnung um. Dieser Bereich der Abstoßung wird als unheimliches Tal bezeichnet.</w:t>
       </w:r>
     </w:p>
     <w:p>
@@ -4655,6 +3519,26 @@
           <w:rFonts w:asciiTheme="minorHAnsi" w:hAnsiTheme="minorHAnsi" w:cstheme="minorHAnsi"/>
         </w:rPr>
       </w:pPr>
+      <w:r>
+        <w:rPr>
+          <w:rFonts w:asciiTheme="minorHAnsi" w:hAnsiTheme="minorHAnsi" w:cstheme="minorHAnsi"/>
+        </w:rPr>
+        <w:t xml:space="preserve">Diesen Effekt erzeugt die Installation gezielt durch den sogenannten </w:t>
+      </w:r>
+      <w:r>
+        <w:rPr>
+          <w:rFonts w:asciiTheme="minorHAnsi" w:hAnsiTheme="minorHAnsi" w:cstheme="minorHAnsi"/>
+          <w:b/>
+          <w:bCs/>
+        </w:rPr>
+        <w:t>KI-Inzest</w:t>
+      </w:r>
+      <w:r>
+        <w:rPr>
+          <w:rFonts w:asciiTheme="minorHAnsi" w:hAnsiTheme="minorHAnsi" w:cstheme="minorHAnsi"/>
+        </w:rPr>
+        <w:t>. Ein klassisches Werk wird in einer Endlosschleife immer wieder von einer KI reproduziert. Da die KI dabei nur noch aus ihren eigenen Ergebnissen lernt, verstärken sich kleine Fehler mit jeder Wiederholung. Das Werk verliert nach und nach seine menschliche Ausstrahlung und rutscht sichtbar in das unheimliche Tal ab, in dem es verstörend und fremd wirkt. Erst die Emotionserkennung macht diesen Vorgang am Besucher selbst ablesbar.</w:t>
+      </w:r>
     </w:p>
     <w:p>
       <w:pPr>
@@ -4666,7 +3550,7 @@
         <w:rPr>
           <w:rFonts w:asciiTheme="minorHAnsi" w:hAnsiTheme="minorHAnsi" w:cstheme="minorHAnsi"/>
         </w:rPr>
-        <w:t>Diesen Effekt erzeugt die Installation gezielt durch den sogenannten KI-Inzest. Ein klassisches Werk wird in einer Endlosschleife immer wieder von einer KI reproduziert. Da die KI dabei nur noch aus ihren eigenen Ergebnissen lernt, verstärken sich kleine Fehler mit jeder Wiederholung. Das Werk verliert nach und nach seine menschliche Ausstrahlung und rutscht sichtbar in das unheimliche Tal ab, in dem es verstörend und fremd wirkt. Erst die Emotionserkennung macht diesen Vorgang am Besucher selbst ablesbar.</w:t>
+        <w:t>Für die Präsentation ist eine bewusst zurückhaltende Inszenierung vorgesehen. Das Werk wird in einem unscheinbaren, antik wirkenden Bilderrahmen gezeigt, in den ein Bildschirm eingelassen ist. Im ausgeschalteten Zustand erinnert die Fläche an einen alten Spiegel oder ein gerahmtes Gemälde, sodass die dahinterliegende Technik zunächst verborgen bleibt.</w:t>
       </w:r>
     </w:p>
     <w:p>
@@ -4675,6 +3559,12 @@
           <w:rFonts w:asciiTheme="minorHAnsi" w:hAnsiTheme="minorHAnsi" w:cstheme="minorHAnsi"/>
         </w:rPr>
       </w:pPr>
+      <w:r>
+        <w:rPr>
+          <w:rFonts w:asciiTheme="minorHAnsi" w:hAnsiTheme="minorHAnsi" w:cstheme="minorHAnsi"/>
+        </w:rPr>
+        <w:t>Sobald ein Besucher davor tritt, erscheint im antiken Rahmen ein klassisches Bild, das sich anschließend durch den KI-Inzest zunehmend verfremdet. Der Reiz der Installation liegt in diesem Gegensatz zwischen dem historischen Rahmen und der modernen KI in seinem Inneren. Eine bewusst abgedunkelte und leicht mystische Atmosphäre unterstützt die Wirkung und lenkt die Aufmerksamkeit ganz auf den Wandel des Bildes.</w:t>
+      </w:r>
     </w:p>
     <w:p>
       <w:pPr>
@@ -4686,35 +3576,22 @@
         <w:rPr>
           <w:rFonts w:asciiTheme="minorHAnsi" w:hAnsiTheme="minorHAnsi" w:cstheme="minorHAnsi"/>
         </w:rPr>
-        <w:t>Für die Präsentation ist eine bewusst zurückhaltende Inszenierung vorgesehen. Das Werk wird in einem unscheinbaren, antik wirkenden Bilderrahmen gezeigt, in den ein Bildschirm eingelassen ist. Im ausgeschalteten Zustand erinnert die Fläche an einen alten Spiegel oder ein gerahmtes Gemälde, sodass die dahinterliegende Technik zunächst verborgen bleibt.</w:t>
+        <w:t>Am Projekttag wird das Werk im Schloss der Hochschule auf einer 200 Zoll großen Videowand gezeigt. Gegenüber der ursprünglichen Idee eines kleinen, spiegelartigen Bilderrahmens verschiebt sich die Wirkung damit ins Monumentale. Statt eines intimen Objekts, das aus der Nähe wie ein Gemälde betrachtet wird, tritt der Besucher einer großflächigen Projektion gegenüber. Der inhaltliche Kern der Installation bleibt dabei unverändert; lediglich der Rahmen der Inszenierung passt sich an die räumlichen Gegebenheiten des Ausstellungsorts an.</w:t>
       </w:r>
     </w:p>
     <w:p>
       <w:pPr>
-        <w:rPr>
-          <w:rFonts w:asciiTheme="minorHAnsi" w:hAnsiTheme="minorHAnsi" w:cstheme="minorHAnsi"/>
-        </w:rPr>
-      </w:pPr>
-    </w:p>
-    <w:p>
-      <w:pPr>
-        <w:rPr>
-          <w:rFonts w:asciiTheme="minorHAnsi" w:hAnsiTheme="minorHAnsi" w:cstheme="minorHAnsi"/>
-        </w:rPr>
-      </w:pPr>
-      <w:r>
-        <w:rPr>
-          <w:rFonts w:asciiTheme="minorHAnsi" w:hAnsiTheme="minorHAnsi" w:cstheme="minorHAnsi"/>
-        </w:rPr>
-        <w:t>Sobald ein Besucher davortritt, erscheint im antiken Rahmen ein klassisches Bild, das sich anschließend durch den KI-Inzest zunehmend verfremdet. Der Reiz der Installation liegt in diesem Gegensatz zwischen dem historischen Rahmen und der modernen KI in seinem Inneren. Eine bewusst abgedunkelte und leicht mystische Atmosphäre unterstützt die Wirkung und lenkt die Aufmerksamkeit ganz auf den Wandel des Bildes.</w:t>
-      </w:r>
-    </w:p>
-    <w:p>
-      <w:pPr>
-        <w:rPr>
-          <w:rFonts w:asciiTheme="minorHAnsi" w:hAnsiTheme="minorHAnsi" w:cstheme="minorHAnsi"/>
-        </w:rPr>
-      </w:pPr>
+        <w:jc w:val="left"/>
+        <w:rPr>
+          <w:rFonts w:asciiTheme="minorHAnsi" w:hAnsiTheme="minorHAnsi" w:cstheme="minorHAnsi"/>
+        </w:rPr>
+      </w:pPr>
+      <w:r>
+        <w:rPr>
+          <w:rFonts w:asciiTheme="minorHAnsi" w:hAnsiTheme="minorHAnsi" w:cstheme="minorHAnsi"/>
+        </w:rPr>
+        <w:br w:type="page"/>
+      </w:r>
     </w:p>
     <w:p>
       <w:pPr>
@@ -4729,12 +3606,13 @@
           <w:color w:val="005076"/>
         </w:rPr>
       </w:pPr>
-      <w:bookmarkStart w:id="6" w:name="_Toc234576326"/>
+      <w:bookmarkStart w:id="6" w:name="_Toc234588226"/>
       <w:r>
         <w:rPr>
           <w:rFonts w:asciiTheme="minorHAnsi" w:hAnsiTheme="minorHAnsi" w:cstheme="minorHAnsi"/>
           <w:color w:val="005076"/>
         </w:rPr>
+        <w:lastRenderedPageBreak/>
         <w:t>Ablauf einer Interaktion (Nutzererlebnis)</w:t>
       </w:r>
       <w:bookmarkEnd w:id="6"/>
@@ -4754,18 +3632,25 @@
     </w:p>
     <w:p>
       <w:pPr>
+        <w:rPr>
+          <w:rFonts w:asciiTheme="minorHAnsi" w:hAnsiTheme="minorHAnsi" w:cstheme="minorHAnsi"/>
+        </w:rPr>
+      </w:pPr>
+    </w:p>
+    <w:p>
+      <w:pPr>
         <w:spacing w:before="120" w:after="60"/>
         <w:jc w:val="center"/>
       </w:pPr>
+      <w:commentRangeStart w:id="7"/>
       <w:r>
         <w:rPr>
           <w:noProof/>
         </w:rPr>
-        <w:lastRenderedPageBreak/>
         <w:drawing>
-          <wp:inline distT="0" distB="0" distL="0" distR="0" wp14:anchorId="4AC3C377" wp14:editId="532E96DA">
-            <wp:extent cx="5212080" cy="3843909"/>
-            <wp:effectExtent l="0" t="0" r="0" b="0"/>
+          <wp:inline distT="0" distB="0" distL="0" distR="0" wp14:anchorId="4AC3C377" wp14:editId="4874867C">
+            <wp:extent cx="5161447" cy="3806566"/>
+            <wp:effectExtent l="0" t="0" r="0" b="3810"/>
             <wp:docPr id="4101" name="Sequenzdiagramm Nutzererlebnis"/>
             <wp:cNvGraphicFramePr>
               <a:graphicFrameLocks xmlns:a="http://schemas.openxmlformats.org/drawingml/2006/main" noChangeAspect="1"/>
@@ -4786,7 +3671,7 @@
                   <pic:spPr>
                     <a:xfrm>
                       <a:off x="0" y="0"/>
-                      <a:ext cx="5212080" cy="3843909"/>
+                      <a:ext cx="5254932" cy="3875511"/>
                     </a:xfrm>
                     <a:prstGeom prst="rect">
                       <a:avLst/>
@@ -4798,6 +3683,15 @@
           </wp:inline>
         </w:drawing>
       </w:r>
+      <w:commentRangeEnd w:id="7"/>
+      <w:r>
+        <w:rPr>
+          <w:rStyle w:val="Kommentarzeichen"/>
+          <w:sz w:val="22"/>
+          <w:szCs w:val="22"/>
+        </w:rPr>
+        <w:commentReference w:id="7"/>
+      </w:r>
     </w:p>
     <w:p>
       <w:pPr>
@@ -4809,7 +3703,7 @@
           <w:sz w:val="18"/>
         </w:rPr>
       </w:pPr>
-      <w:bookmarkStart w:id="7" w:name="_Abb1"/>
+      <w:bookmarkStart w:id="8" w:name="_Abb1"/>
       <w:r>
         <w:rPr>
           <w:i/>
@@ -4818,7 +3712,7 @@
         </w:rPr>
         <w:t>Abb. 1: Ablauf einer Interaktion vom Handheben bis zum Urteil.</w:t>
       </w:r>
-      <w:bookmarkEnd w:id="7"/>
+      <w:bookmarkEnd w:id="8"/>
     </w:p>
     <w:p>
       <w:pPr>
@@ -4846,6 +3740,12 @@
           <w:rFonts w:asciiTheme="minorHAnsi" w:hAnsiTheme="minorHAnsi" w:cstheme="minorHAnsi"/>
         </w:rPr>
       </w:pPr>
+      <w:r>
+        <w:rPr>
+          <w:rFonts w:asciiTheme="minorHAnsi" w:hAnsiTheme="minorHAnsi" w:cstheme="minorHAnsi"/>
+        </w:rPr>
+        <w:t>Danach erscheint für einige Sekunden das unveränderte Originalwerk. Anschließend beginnt die Verfremdung. Über etwa 30 Sekunden verwandelt sich das Bild schrittweise, während daneben die gemessenen Emotionen des Besuchers als Balken sichtbar werden. Der Besucher sieht also in Echtzeit, wie das Werk zerfällt und wie seine eigene Reaktion darauf erfasst wird.</w:t>
+      </w:r>
     </w:p>
     <w:p>
       <w:pPr>
@@ -4857,35 +3757,22 @@
         <w:rPr>
           <w:rFonts w:asciiTheme="minorHAnsi" w:hAnsiTheme="minorHAnsi" w:cstheme="minorHAnsi"/>
         </w:rPr>
-        <w:t>Danach erscheint für einige Sekunden das unveränderte Originalwerk. Anschließend beginnt die Verfremdung. Über etwa 30 Sekunden verwandelt sich das Bild schrittweise, während daneben die gemessenen Emotionen des Besuchers als Balken sichtbar werden. Der Besucher sieht also in Echtzeit, wie das Werk zerfällt und wie seine eigene Reaktion darauf erfasst wird.</w:t>
+        <w:t>Zum Abschluss stellt die Installation das Original und den verfremdeten Endzustand nebeneinander. Ein Diagramm zeigt den zeitlichen Verlauf der Emotionen, dazu erscheint ein kurzes Urteil, das die Stärke der Reaktion zusammenfasst. Nach wenigen Sekunden kehrt die Anwendung in den Ruhezustand zurück und ist bereit für den nächsten Besucher.</w:t>
       </w:r>
     </w:p>
     <w:p>
       <w:pPr>
-        <w:rPr>
-          <w:rFonts w:asciiTheme="minorHAnsi" w:hAnsiTheme="minorHAnsi" w:cstheme="minorHAnsi"/>
-        </w:rPr>
-      </w:pPr>
-    </w:p>
-    <w:p>
-      <w:pPr>
-        <w:rPr>
-          <w:rFonts w:asciiTheme="minorHAnsi" w:hAnsiTheme="minorHAnsi" w:cstheme="minorHAnsi"/>
-        </w:rPr>
-      </w:pPr>
-      <w:r>
-        <w:rPr>
-          <w:rFonts w:asciiTheme="minorHAnsi" w:hAnsiTheme="minorHAnsi" w:cstheme="minorHAnsi"/>
-        </w:rPr>
-        <w:t>Zum Abschluss stellt die Installation das Original und den verfremdeten Endzustand nebeneinander. Ein Diagramm zeigt den zeitlichen Verlauf der Emotionen, dazu erscheint ein kurzes Urteil, das die Stärke der Reaktion zusammenfasst. Nach wenigen Sekunden kehrt die Anwendung in den Ruhezustand zurück und ist bereit für den nächsten Besucher.</w:t>
-      </w:r>
-    </w:p>
-    <w:p>
-      <w:pPr>
-        <w:rPr>
-          <w:rFonts w:asciiTheme="minorHAnsi" w:hAnsiTheme="minorHAnsi" w:cstheme="minorHAnsi"/>
-        </w:rPr>
-      </w:pPr>
+        <w:jc w:val="left"/>
+        <w:rPr>
+          <w:rFonts w:asciiTheme="minorHAnsi" w:hAnsiTheme="minorHAnsi" w:cstheme="minorHAnsi"/>
+        </w:rPr>
+      </w:pPr>
+      <w:r>
+        <w:rPr>
+          <w:rFonts w:asciiTheme="minorHAnsi" w:hAnsiTheme="minorHAnsi" w:cstheme="minorHAnsi"/>
+        </w:rPr>
+        <w:br w:type="page"/>
+      </w:r>
     </w:p>
     <w:p>
       <w:pPr>
@@ -4899,15 +3786,16 @@
           <w:color w:val="005076"/>
         </w:rPr>
       </w:pPr>
-      <w:bookmarkStart w:id="8" w:name="_Toc234576327"/>
+      <w:bookmarkStart w:id="9" w:name="_Toc234588227"/>
       <w:r>
         <w:rPr>
           <w:rFonts w:asciiTheme="minorHAnsi" w:hAnsiTheme="minorHAnsi" w:cstheme="minorHAnsi"/>
           <w:color w:val="005076"/>
         </w:rPr>
+        <w:lastRenderedPageBreak/>
         <w:t>Projektanforderungen</w:t>
       </w:r>
-      <w:bookmarkEnd w:id="8"/>
+      <w:bookmarkEnd w:id="9"/>
     </w:p>
     <w:p>
       <w:pPr>
@@ -4929,7 +3817,7 @@
           <w:color w:val="005076"/>
         </w:rPr>
       </w:pPr>
-      <w:bookmarkStart w:id="9" w:name="_Toc234576328"/>
+      <w:bookmarkStart w:id="10" w:name="_Toc234588228"/>
       <w:r>
         <w:rPr>
           <w:rFonts w:asciiTheme="minorHAnsi" w:hAnsiTheme="minorHAnsi" w:cstheme="minorHAnsi"/>
@@ -4937,7 +3825,7 @@
         </w:rPr>
         <w:t>Funktionale Anforderungen</w:t>
       </w:r>
-      <w:bookmarkEnd w:id="9"/>
+      <w:bookmarkEnd w:id="10"/>
     </w:p>
     <w:p>
       <w:pPr>
@@ -4985,7 +3873,6 @@
         <w:rPr>
           <w:rFonts w:asciiTheme="minorHAnsi" w:hAnsiTheme="minorHAnsi" w:cstheme="minorHAnsi"/>
         </w:rPr>
-        <w:lastRenderedPageBreak/>
         <w:t>Der Ablauf startet über eine eindeutige Geste, bei der beide Hände mindestens 1,5 Sekunden erhoben werden.</w:t>
       </w:r>
     </w:p>
@@ -5135,6 +4022,7 @@
     </w:p>
     <w:p>
       <w:pPr>
+        <w:jc w:val="left"/>
         <w:rPr>
           <w:rFonts w:asciiTheme="minorHAnsi" w:hAnsiTheme="minorHAnsi" w:cstheme="minorHAnsi"/>
         </w:rPr>
@@ -5153,7 +4041,7 @@
           <w:color w:val="005076"/>
         </w:rPr>
       </w:pPr>
-      <w:bookmarkStart w:id="10" w:name="_Toc234576329"/>
+      <w:bookmarkStart w:id="11" w:name="_Toc234588229"/>
       <w:r>
         <w:rPr>
           <w:rFonts w:asciiTheme="minorHAnsi" w:hAnsiTheme="minorHAnsi" w:cstheme="minorHAnsi"/>
@@ -5161,7 +4049,7 @@
         </w:rPr>
         <w:t>Nicht-funktionale Anforderungen</w:t>
       </w:r>
-      <w:bookmarkEnd w:id="10"/>
+      <w:bookmarkEnd w:id="11"/>
     </w:p>
     <w:p>
       <w:pPr>
@@ -5304,10 +4192,17 @@
     </w:p>
     <w:p>
       <w:pPr>
-        <w:rPr>
-          <w:rFonts w:asciiTheme="minorHAnsi" w:hAnsiTheme="minorHAnsi" w:cstheme="minorHAnsi"/>
-        </w:rPr>
-      </w:pPr>
+        <w:jc w:val="left"/>
+        <w:rPr>
+          <w:rFonts w:asciiTheme="minorHAnsi" w:hAnsiTheme="minorHAnsi" w:cstheme="minorHAnsi"/>
+        </w:rPr>
+      </w:pPr>
+      <w:r>
+        <w:rPr>
+          <w:rFonts w:asciiTheme="minorHAnsi" w:hAnsiTheme="minorHAnsi" w:cstheme="minorHAnsi"/>
+        </w:rPr>
+        <w:br w:type="page"/>
+      </w:r>
     </w:p>
     <w:p>
       <w:pPr>
@@ -5321,15 +4216,16 @@
           <w:color w:val="005076"/>
         </w:rPr>
       </w:pPr>
-      <w:bookmarkStart w:id="11" w:name="_Toc234576330"/>
+      <w:bookmarkStart w:id="12" w:name="_Toc234588230"/>
       <w:r>
         <w:rPr>
           <w:rFonts w:asciiTheme="minorHAnsi" w:hAnsiTheme="minorHAnsi" w:cstheme="minorHAnsi"/>
           <w:color w:val="005076"/>
         </w:rPr>
+        <w:lastRenderedPageBreak/>
         <w:t>Technische Umsetzung</w:t>
       </w:r>
-      <w:bookmarkEnd w:id="11"/>
+      <w:bookmarkEnd w:id="12"/>
     </w:p>
     <w:p>
       <w:pPr>
@@ -5348,7 +4244,78 @@
         <w:rPr>
           <w:rFonts w:asciiTheme="minorHAnsi" w:hAnsiTheme="minorHAnsi" w:cstheme="minorHAnsi"/>
         </w:rPr>
-        <w:t>Das Projekt gliedert sich in zwei Teilsysteme, die nur über das Dateisystem verbunden sind. Die Vorverarbeitung „uncanny_maker“ erzeugt einmalig die verfremdeten Bildsequenzen und wird vor der Ausstellung ausgeführt. Die eigentliche Ausstellungsanwendung „ars_aut_abeat“ läuft während des Betriebs und greift auf diese Sequenzen zu. Sie ist als Webanwendung umgesetzt. Ein Python-Backend auf Basis von FastAPI übernimmt die Verarbeitung, während die Anzeige in einem Frontend mit React erfolgt. Beide Seiten tauschen ihre Daten über eine dauerhafte WebSocket-Verbindung aus.</w:t>
+        <w:t xml:space="preserve">Das Projekt gliedert sich in zwei Teilsysteme, die nur über das Dateisystem verbunden sind. Die Vorverarbeitung </w:t>
+      </w:r>
+      <w:r>
+        <w:rPr>
+          <w:rFonts w:asciiTheme="minorHAnsi" w:hAnsiTheme="minorHAnsi" w:cstheme="minorHAnsi"/>
+          <w:i/>
+        </w:rPr>
+        <w:t>uncanny_maker</w:t>
+      </w:r>
+      <w:r>
+        <w:rPr>
+          <w:rFonts w:asciiTheme="minorHAnsi" w:hAnsiTheme="minorHAnsi" w:cstheme="minorHAnsi"/>
+        </w:rPr>
+        <w:t xml:space="preserve"> erzeugt einmalig die verfremdeten Bildsequenzen und wird vor der </w:t>
+      </w:r>
+      <w:commentRangeStart w:id="13"/>
+      <w:commentRangeStart w:id="14"/>
+      <w:commentRangeStart w:id="15"/>
+      <w:r>
+        <w:rPr>
+          <w:rFonts w:asciiTheme="minorHAnsi" w:hAnsiTheme="minorHAnsi" w:cstheme="minorHAnsi"/>
+        </w:rPr>
+        <w:t>Ausstellung</w:t>
+      </w:r>
+      <w:commentRangeEnd w:id="13"/>
+      <w:r>
+        <w:rPr>
+          <w:rStyle w:val="Kommentarzeichen"/>
+          <w:rFonts w:asciiTheme="minorHAnsi" w:hAnsiTheme="minorHAnsi" w:cstheme="minorHAnsi"/>
+          <w:sz w:val="22"/>
+          <w:szCs w:val="22"/>
+        </w:rPr>
+        <w:commentReference w:id="13"/>
+      </w:r>
+      <w:commentRangeEnd w:id="14"/>
+      <w:r>
+        <w:rPr>
+          <w:rStyle w:val="Kommentarzeichen"/>
+          <w:rFonts w:asciiTheme="minorHAnsi" w:hAnsiTheme="minorHAnsi" w:cstheme="minorHAnsi"/>
+          <w:sz w:val="22"/>
+          <w:szCs w:val="22"/>
+        </w:rPr>
+        <w:commentReference w:id="14"/>
+      </w:r>
+      <w:commentRangeEnd w:id="15"/>
+      <w:r>
+        <w:rPr>
+          <w:rStyle w:val="Kommentarzeichen"/>
+          <w:rFonts w:asciiTheme="minorHAnsi" w:hAnsiTheme="minorHAnsi" w:cstheme="minorHAnsi"/>
+          <w:sz w:val="22"/>
+          <w:szCs w:val="22"/>
+        </w:rPr>
+        <w:commentReference w:id="15"/>
+      </w:r>
+      <w:r>
+        <w:rPr>
+          <w:rFonts w:asciiTheme="minorHAnsi" w:hAnsiTheme="minorHAnsi" w:cstheme="minorHAnsi"/>
+        </w:rPr>
+        <w:t xml:space="preserve"> ausgeführt. Die eigentliche Ausstellungsanwendung </w:t>
+      </w:r>
+      <w:r>
+        <w:rPr>
+          <w:rFonts w:asciiTheme="minorHAnsi" w:hAnsiTheme="minorHAnsi" w:cstheme="minorHAnsi"/>
+          <w:i/>
+        </w:rPr>
+        <w:t>ars_aut_abeat</w:t>
+      </w:r>
+      <w:r>
+        <w:rPr>
+          <w:rFonts w:asciiTheme="minorHAnsi" w:hAnsiTheme="minorHAnsi" w:cstheme="minorHAnsi"/>
+        </w:rPr>
+        <w:t xml:space="preserve"> läuft während des Betriebs und greift auf diese Sequenzen zu. Sie ist als Webanwendung umgesetzt. Ein Python-Backend auf Basis von FastAPI übernimmt die Verarbeitung, während die Anzeige in einem Frontend mit React erfolgt. Beide Seiten tauschen ihre Daten über eine dauerhafte WebSocket-Verbindung aus.</w:t>
       </w:r>
     </w:p>
     <w:p>
@@ -5357,13 +4324,12 @@
           <w:rFonts w:asciiTheme="minorHAnsi" w:hAnsiTheme="minorHAnsi" w:cstheme="minorHAnsi"/>
         </w:rPr>
       </w:pPr>
-    </w:p>
-    <w:p>
-      <w:pPr>
-        <w:rPr>
-          <w:rFonts w:asciiTheme="minorHAnsi" w:hAnsiTheme="minorHAnsi" w:cstheme="minorHAnsi"/>
-        </w:rPr>
-      </w:pPr>
+      <w:r>
+        <w:rPr>
+          <w:rFonts w:asciiTheme="minorHAnsi" w:hAnsiTheme="minorHAnsi" w:cstheme="minorHAnsi"/>
+        </w:rPr>
+        <w:t>Der gesamte Backend-Code und die Vorverarbeitung sind in Python geschrieben. Das Frontend ist mit React und TypeScript umgesetzt, die beide auf JavaScript (JS) aufbauen.</w:t>
+      </w:r>
     </w:p>
     <w:p>
       <w:pPr>
@@ -5385,16 +4351,15 @@
           <w:color w:val="005076"/>
         </w:rPr>
       </w:pPr>
-      <w:bookmarkStart w:id="12" w:name="_Toc234576331"/>
+      <w:bookmarkStart w:id="16" w:name="_Toc234588231"/>
       <w:r>
         <w:rPr>
           <w:rFonts w:asciiTheme="minorHAnsi" w:hAnsiTheme="minorHAnsi" w:cstheme="minorHAnsi"/>
           <w:color w:val="005076"/>
         </w:rPr>
-        <w:lastRenderedPageBreak/>
         <w:t>Systemarchitektur &amp; Überblick</w:t>
       </w:r>
-      <w:bookmarkEnd w:id="12"/>
+      <w:bookmarkEnd w:id="16"/>
     </w:p>
     <w:p>
       <w:pPr>
@@ -5424,7 +4389,30 @@
         <w:rPr>
           <w:rFonts w:asciiTheme="minorHAnsi" w:hAnsiTheme="minorHAnsi" w:cstheme="minorHAnsi"/>
         </w:rPr>
-        <w:t>Frontend (React/TypeScript): greift über den Browser auf die Kamera zu, zeigt die Bilder im Vollbild und sendet zehn Kamerabilder pro Sekunde an das Backend.</w:t>
+        <w:t>Frontend (React/</w:t>
+      </w:r>
+      <w:commentRangeStart w:id="17"/>
+      <w:r>
+        <w:rPr>
+          <w:rFonts w:asciiTheme="minorHAnsi" w:hAnsiTheme="minorHAnsi" w:cstheme="minorHAnsi"/>
+        </w:rPr>
+        <w:t>TypeScript</w:t>
+      </w:r>
+      <w:commentRangeEnd w:id="17"/>
+      <w:r>
+        <w:rPr>
+          <w:rStyle w:val="Kommentarzeichen"/>
+          <w:rFonts w:asciiTheme="minorHAnsi" w:hAnsiTheme="minorHAnsi" w:cstheme="minorHAnsi"/>
+          <w:sz w:val="22"/>
+          <w:szCs w:val="22"/>
+        </w:rPr>
+        <w:commentReference w:id="17"/>
+      </w:r>
+      <w:r>
+        <w:rPr>
+          <w:rFonts w:asciiTheme="minorHAnsi" w:hAnsiTheme="minorHAnsi" w:cstheme="minorHAnsi"/>
+        </w:rPr>
+        <w:t>): greift über den Browser auf die Kamera zu, zeigt die Bilder im Vollbild und sendet zehn Kamerabilder pro Sekunde an das Backend.</w:t>
       </w:r>
     </w:p>
     <w:p>
@@ -5513,7 +4501,7 @@
                     <pic:cNvPicPr/>
                   </pic:nvPicPr>
                   <pic:blipFill>
-                    <a:blip r:embed="rId21"/>
+                    <a:blip r:embed="rId25"/>
                     <a:stretch>
                       <a:fillRect/>
                     </a:stretch>
@@ -5544,7 +4532,7 @@
           <w:sz w:val="18"/>
         </w:rPr>
       </w:pPr>
-      <w:bookmarkStart w:id="13" w:name="_Abb2"/>
+      <w:bookmarkStart w:id="18" w:name="_Abb2"/>
       <w:r>
         <w:rPr>
           <w:i/>
@@ -5553,7 +4541,7 @@
         </w:rPr>
         <w:t>Abb. 2: Systemarchitektur mit Kamera, Frontend, Backend und Datenhaltung.</w:t>
       </w:r>
-      <w:bookmarkEnd w:id="13"/>
+      <w:bookmarkEnd w:id="18"/>
     </w:p>
     <w:p>
       <w:pPr>
@@ -5565,6 +4553,7 @@
         <w:rPr>
           <w:rFonts w:asciiTheme="minorHAnsi" w:hAnsiTheme="minorHAnsi" w:cstheme="minorHAnsi"/>
         </w:rPr>
+        <w:lastRenderedPageBreak/>
         <w:t>Die zentralen Bausteine der Bildanalyse und der Ablaufsteuerung sind als Singleton ausgelegt und existieren daher nur ein einziges Mal. Dadurch läuft die Analyse dauerhaft im Hintergrund, und die KI-Modelle sind bereits geladen, bevor der erste Besucher eintrifft. Ein Neuladen der Seite unterbricht eine laufende Sitzung nicht.</w:t>
       </w:r>
     </w:p>
@@ -5588,7 +4577,7 @@
           <w:color w:val="005076"/>
         </w:rPr>
       </w:pPr>
-      <w:bookmarkStart w:id="14" w:name="_Toc234576332"/>
+      <w:bookmarkStart w:id="19" w:name="_Toc234588232"/>
       <w:r>
         <w:rPr>
           <w:rFonts w:asciiTheme="minorHAnsi" w:hAnsiTheme="minorHAnsi" w:cstheme="minorHAnsi"/>
@@ -5596,7 +4585,7 @@
         </w:rPr>
         <w:t>Gesichts- &amp; Emotionserkennung</w:t>
       </w:r>
-      <w:bookmarkEnd w:id="14"/>
+      <w:bookmarkEnd w:id="19"/>
     </w:p>
     <w:p>
       <w:pPr>
@@ -5621,14 +4610,7 @@
         <w:rPr>
           <w:rFonts w:asciiTheme="minorHAnsi" w:hAnsiTheme="minorHAnsi" w:cstheme="minorHAnsi"/>
         </w:rPr>
-        <w:t xml:space="preserve">Die Neutralität wird nicht direkt gemessen, sondern aus den sechs übrigen Emotionen berechnet. Sie beginnt bei einem festen Grundwert von 1,5, von dem die Summe der anderen Emotionen abgezogen </w:t>
-      </w:r>
-      <w:r>
-        <w:rPr>
-          <w:rFonts w:asciiTheme="minorHAnsi" w:hAnsiTheme="minorHAnsi" w:cstheme="minorHAnsi"/>
-        </w:rPr>
-        <w:lastRenderedPageBreak/>
-        <w:t>wird. Bei einem ruhigen Gesicht fallen diese sechs Werte klein aus, sodass ein hoher Neutralitätswert übrig bleibt. Zeigt der Betrachter dagegen deutliche Mimik, sinkt der Wert entsprechend. Ohne diesen Grundwert würde ein entspanntes Gesicht fälschlich als emotionslos erscheinen. Zum Abschluss rechnet das System alle sieben Werte so um, dass sie zusammen 100 Prozent ergeben. Während der Verfremdung misst es die Emotionen zehnmal pro Sekunde.</w:t>
+        <w:t>Die Neutralität wird nicht direkt gemessen, sondern aus den sechs übrigen Emotionen berechnet. Sie beginnt bei einem festen Grundwert von 1,5, von dem die Summe der anderen Emotionen abgezogen wird. Bei einem ruhigen Gesicht fallen diese sechs Werte klein aus, sodass ein hoher Neutralitätswert übrig bleibt. Zeigt der Betrachter dagegen deutliche Mimik, sinkt der Wert entsprechend. Ohne diesen Grundwert würde ein entspanntes Gesicht fälschlich als emotionslos erscheinen. Zum Abschluss rechnet das System alle sieben Werte so um, dass sie zusammen 100 Prozent ergeben. Während der Verfremdung misst es die Emotionen zehnmal pro Sekunde.</w:t>
       </w:r>
     </w:p>
     <w:p>
@@ -5651,7 +4633,7 @@
           <w:color w:val="005076"/>
         </w:rPr>
       </w:pPr>
-      <w:bookmarkStart w:id="15" w:name="_Toc234576333"/>
+      <w:bookmarkStart w:id="20" w:name="_Toc234588233"/>
       <w:r>
         <w:rPr>
           <w:rFonts w:asciiTheme="minorHAnsi" w:hAnsiTheme="minorHAnsi" w:cstheme="minorHAnsi"/>
@@ -5659,7 +4641,7 @@
         </w:rPr>
         <w:t>Kopfhaltung, Blick &amp; Startgeste</w:t>
       </w:r>
-      <w:bookmarkEnd w:id="15"/>
+      <w:bookmarkEnd w:id="20"/>
     </w:p>
     <w:p>
       <w:pPr>
@@ -5707,7 +4689,7 @@
           <w:color w:val="005076"/>
         </w:rPr>
       </w:pPr>
-      <w:bookmarkStart w:id="16" w:name="_Toc234576334"/>
+      <w:bookmarkStart w:id="21" w:name="_Toc234588234"/>
       <w:r>
         <w:rPr>
           <w:rFonts w:asciiTheme="minorHAnsi" w:hAnsiTheme="minorHAnsi" w:cstheme="minorHAnsi"/>
@@ -5715,7 +4697,7 @@
         </w:rPr>
         <w:t>Bildverfremdung durch KI-Inzest</w:t>
       </w:r>
-      <w:bookmarkEnd w:id="16"/>
+      <w:bookmarkEnd w:id="21"/>
     </w:p>
     <w:p>
       <w:pPr>
@@ -5727,7 +4709,39 @@
         <w:rPr>
           <w:rFonts w:asciiTheme="minorHAnsi" w:hAnsiTheme="minorHAnsi" w:cstheme="minorHAnsi"/>
         </w:rPr>
-        <w:t>Die verfremdeten Bilder entstehen nicht während des Betriebs, sondern einmalig im Vorfeld durch die Pipeline „uncanny_maker“. Als Ausgangsmaterial dienen gemeinfreie Werke aus der Open-Access-Sammlung des Metropolitan Museum of Art, die automatisch heruntergeladen werden.</w:t>
+        <w:t xml:space="preserve">Die verfremdeten Bilder entstehen nicht während des Betriebs, sondern einmalig im Vorfeld durch die Pipeline </w:t>
+      </w:r>
+      <w:commentRangeStart w:id="22"/>
+      <w:r>
+        <w:rPr>
+          <w:rFonts w:asciiTheme="minorHAnsi" w:hAnsiTheme="minorHAnsi" w:cstheme="minorHAnsi"/>
+          <w:i/>
+        </w:rPr>
+        <w:t>uncanny</w:t>
+      </w:r>
+      <w:commentRangeEnd w:id="22"/>
+      <w:r>
+        <w:rPr>
+          <w:rStyle w:val="Kommentarzeichen"/>
+          <w:rFonts w:asciiTheme="minorHAnsi" w:hAnsiTheme="minorHAnsi" w:cstheme="minorHAnsi"/>
+          <w:i/>
+          <w:sz w:val="22"/>
+          <w:szCs w:val="22"/>
+        </w:rPr>
+        <w:commentReference w:id="22"/>
+      </w:r>
+      <w:r>
+        <w:rPr>
+          <w:rFonts w:asciiTheme="minorHAnsi" w:hAnsiTheme="minorHAnsi" w:cstheme="minorHAnsi"/>
+          <w:i/>
+        </w:rPr>
+        <w:t>_maker</w:t>
+      </w:r>
+      <w:r>
+        <w:rPr>
+          <w:rFonts w:asciiTheme="minorHAnsi" w:hAnsiTheme="minorHAnsi" w:cstheme="minorHAnsi"/>
+        </w:rPr>
+        <w:t>. Als Ausgangsmaterial dienen gemeinfreie Werke aus der Open-Access-Sammlung des Metropolitan Museum of Art, die automatisch heruntergeladen werden.</w:t>
       </w:r>
     </w:p>
     <w:p>
@@ -5753,6 +4767,7 @@
         <w:rPr>
           <w:rFonts w:asciiTheme="minorHAnsi" w:hAnsiTheme="minorHAnsi" w:cstheme="minorHAnsi"/>
         </w:rPr>
+        <w:lastRenderedPageBreak/>
         <w:t>Damit die Verfremdung nicht in reines Rauschen umschlägt, ist die Stärke je Durchgang bewusst niedrig gewählt und liegt bei 0,45. Ein einmal pro Werk erzeugter Textbaustein hält die Umwandlung thematisch am ursprünglichen Motiv fest. Aus jeder Sequenz entstehen 51 Einzelbilder, nämlich das Original als Bild 0 sowie 50 Verfremdungsstufen. Das Frontend blendet diese später flüssig ineinander über.</w:t>
       </w:r>
     </w:p>
@@ -5776,7 +4791,7 @@
           <w:color w:val="005076"/>
         </w:rPr>
       </w:pPr>
-      <w:bookmarkStart w:id="17" w:name="_Toc234576335"/>
+      <w:bookmarkStart w:id="23" w:name="_Toc234588235"/>
       <w:r>
         <w:rPr>
           <w:rFonts w:asciiTheme="minorHAnsi" w:hAnsiTheme="minorHAnsi" w:cstheme="minorHAnsi"/>
@@ -5784,7 +4799,7 @@
         </w:rPr>
         <w:t>Emotionsauswertung &amp; Urteil</w:t>
       </w:r>
-      <w:bookmarkEnd w:id="17"/>
+      <w:bookmarkEnd w:id="23"/>
     </w:p>
     <w:p>
       <w:pPr>
@@ -5801,58 +4816,103 @@
     </w:p>
     <w:p>
       <w:pPr>
-        <w:pStyle w:val="Listenabsatz"/>
-        <w:numPr>
-          <w:ilvl w:val="0"/>
-          <w:numId w:val="12"/>
-        </w:numPr>
-        <w:rPr>
-          <w:rFonts w:asciiTheme="minorHAnsi" w:hAnsiTheme="minorHAnsi" w:cstheme="minorHAnsi"/>
-        </w:rPr>
-      </w:pPr>
-      <w:r>
-        <w:rPr>
-          <w:rFonts w:asciiTheme="minorHAnsi" w:hAnsiTheme="minorHAnsi" w:cstheme="minorHAnsi"/>
-        </w:rPr>
-        <w:t>VALLIS (Wert ≥ 0,60): der Betrachter ist deutlich ins unheimliche Tal gefallen.</w:t>
+        <w:spacing w:before="120" w:after="60"/>
+        <w:jc w:val="center"/>
+      </w:pPr>
+      <w:r>
+        <w:rPr>
+          <w:noProof/>
+        </w:rPr>
+        <w:drawing>
+          <wp:inline distT="0" distB="0" distL="0" distR="0" wp14:anchorId="3C3CA6B5" wp14:editId="7DD441E5">
+            <wp:extent cx="5486400" cy="2263140"/>
+            <wp:effectExtent l="0" t="0" r="0" b="0"/>
+            <wp:docPr id="6161" name="Urteilsskala"/>
+            <wp:cNvGraphicFramePr>
+              <a:graphicFrameLocks xmlns:a="http://schemas.openxmlformats.org/drawingml/2006/main" noChangeAspect="1"/>
+            </wp:cNvGraphicFramePr>
+            <a:graphic xmlns:a="http://schemas.openxmlformats.org/drawingml/2006/main">
+              <a:graphicData uri="http://schemas.openxmlformats.org/drawingml/2006/picture">
+                <pic:pic xmlns:pic="http://schemas.openxmlformats.org/drawingml/2006/picture">
+                  <pic:nvPicPr>
+                    <pic:cNvPr id="6161" name="Urteilsskala"/>
+                    <pic:cNvPicPr/>
+                  </pic:nvPicPr>
+                  <pic:blipFill>
+                    <a:blip r:embed="rId26"/>
+                    <a:stretch>
+                      <a:fillRect/>
+                    </a:stretch>
+                  </pic:blipFill>
+                  <pic:spPr>
+                    <a:xfrm>
+                      <a:off x="0" y="0"/>
+                      <a:ext cx="5486400" cy="2263140"/>
+                    </a:xfrm>
+                    <a:prstGeom prst="rect">
+                      <a:avLst/>
+                    </a:prstGeom>
+                  </pic:spPr>
+                </pic:pic>
+              </a:graphicData>
+            </a:graphic>
+          </wp:inline>
+        </w:drawing>
       </w:r>
     </w:p>
     <w:p>
       <w:pPr>
-        <w:pStyle w:val="Listenabsatz"/>
-        <w:numPr>
-          <w:ilvl w:val="0"/>
-          <w:numId w:val="12"/>
-        </w:numPr>
-        <w:rPr>
-          <w:rFonts w:asciiTheme="minorHAnsi" w:hAnsiTheme="minorHAnsi" w:cstheme="minorHAnsi"/>
-        </w:rPr>
-      </w:pPr>
-      <w:r>
-        <w:rPr>
-          <w:rFonts w:asciiTheme="minorHAnsi" w:hAnsiTheme="minorHAnsi" w:cstheme="minorHAnsi"/>
-        </w:rPr>
-        <w:t>LIMEN (0,40 bis 0,60): der Betrachter steht an der Schwelle.</w:t>
+        <w:jc w:val="center"/>
+        <w:rPr>
+          <w:rFonts w:asciiTheme="minorHAnsi" w:hAnsiTheme="minorHAnsi" w:cstheme="minorHAnsi"/>
+          <w:i/>
+          <w:color w:val="55606A"/>
+          <w:sz w:val="18"/>
+        </w:rPr>
+      </w:pPr>
+      <w:bookmarkStart w:id="24" w:name="_Abb4"/>
+      <w:commentRangeStart w:id="25"/>
+      <w:commentRangeStart w:id="26"/>
+      <w:r>
+        <w:rPr>
+          <w:i/>
+          <w:color w:val="55606A"/>
+          <w:sz w:val="18"/>
+        </w:rPr>
+        <w:t>Abb. 4: Die drei Urteile in Abhängigkeit vom Emotions-Score.</w:t>
+      </w:r>
+      <w:bookmarkEnd w:id="24"/>
+      <w:commentRangeEnd w:id="26"/>
+      <w:r>
+        <w:rPr>
+          <w:rStyle w:val="Kommentarzeichen"/>
+          <w:rFonts w:asciiTheme="minorHAnsi" w:hAnsiTheme="minorHAnsi" w:cstheme="minorHAnsi"/>
+          <w:i/>
+          <w:color w:val="55606A"/>
+          <w:sz w:val="18"/>
+          <w:szCs w:val="22"/>
+        </w:rPr>
+        <w:commentReference w:id="26"/>
+      </w:r>
+      <w:commentRangeEnd w:id="25"/>
+      <w:r>
+        <w:rPr>
+          <w:rStyle w:val="Kommentarzeichen"/>
+          <w:rFonts w:asciiTheme="minorHAnsi" w:hAnsiTheme="minorHAnsi" w:cstheme="minorHAnsi"/>
+          <w:i/>
+          <w:color w:val="55606A"/>
+          <w:sz w:val="18"/>
+          <w:szCs w:val="22"/>
+        </w:rPr>
+        <w:commentReference w:id="25"/>
       </w:r>
     </w:p>
     <w:p>
       <w:pPr>
-        <w:pStyle w:val="Listenabsatz"/>
-        <w:numPr>
-          <w:ilvl w:val="0"/>
-          <w:numId w:val="12"/>
-        </w:numPr>
-        <w:rPr>
-          <w:rFonts w:asciiTheme="minorHAnsi" w:hAnsiTheme="minorHAnsi" w:cstheme="minorHAnsi"/>
-        </w:rPr>
-      </w:pPr>
-      <w:r>
-        <w:rPr>
-          <w:rFonts w:asciiTheme="minorHAnsi" w:hAnsiTheme="minorHAnsi" w:cstheme="minorHAnsi"/>
-        </w:rPr>
-        <w:lastRenderedPageBreak/>
-        <w:t>FIRMA (Wert &lt; 0,40): der Betrachter bleibt unberührt auf festem Grund.</w:t>
-      </w:r>
+        <w:rPr>
+          <w:rFonts w:asciiTheme="minorHAnsi" w:hAnsiTheme="minorHAnsi" w:cstheme="minorHAnsi"/>
+        </w:rPr>
+      </w:pPr>
     </w:p>
     <w:p>
       <w:pPr>
@@ -5860,26 +4920,26 @@
           <w:rFonts w:asciiTheme="minorHAnsi" w:hAnsiTheme="minorHAnsi" w:cstheme="minorHAnsi"/>
         </w:rPr>
       </w:pPr>
+      <w:r>
+        <w:rPr>
+          <w:rFonts w:asciiTheme="minorHAnsi" w:hAnsiTheme="minorHAnsi" w:cstheme="minorHAnsi"/>
+        </w:rPr>
+        <w:t>Zusätzlich berechnet das System, wie stark das persönliche Emotionsprofil mit dem Durchschnitt aller bisherigen Betrachter desselben Werks übereinstimmt. Diesen Wert bezeichnet die Anwendung als Konkordanz. Sämtliche Ergebnisse werden anonym in einer SQLite-Datenbank abgelegt. Im Anschluss zeigt die Anwendung dem Nutzer seinen Emotionsverlauf als Diagramm sowie das ermittelte Urteil.</w:t>
+      </w:r>
     </w:p>
     <w:p>
       <w:pPr>
-        <w:rPr>
-          <w:rFonts w:asciiTheme="minorHAnsi" w:hAnsiTheme="minorHAnsi" w:cstheme="minorHAnsi"/>
-        </w:rPr>
-      </w:pPr>
-      <w:r>
-        <w:rPr>
-          <w:rFonts w:asciiTheme="minorHAnsi" w:hAnsiTheme="minorHAnsi" w:cstheme="minorHAnsi"/>
-        </w:rPr>
-        <w:t>Zusätzlich berechnet das System, wie stark das persönliche Emotionsprofil mit dem Durchschnitt aller bisherigen Betrachter desselben Werks übereinstimmt. Diesen Wert bezeichnet die Anwendung als Konkordanz. Sämtliche Ergebnisse werden anonym in einer SQLite-Datenbank abgelegt. Im Anschluss zeigt die Anwendung dem Nutzer seinen Emotionsverlauf als Diagramm sowie das ermittelte Urteil.</w:t>
-      </w:r>
-    </w:p>
-    <w:p>
-      <w:pPr>
-        <w:rPr>
-          <w:rFonts w:asciiTheme="minorHAnsi" w:hAnsiTheme="minorHAnsi" w:cstheme="minorHAnsi"/>
-        </w:rPr>
-      </w:pPr>
+        <w:jc w:val="left"/>
+        <w:rPr>
+          <w:rFonts w:asciiTheme="minorHAnsi" w:hAnsiTheme="minorHAnsi" w:cstheme="minorHAnsi"/>
+        </w:rPr>
+      </w:pPr>
+      <w:r>
+        <w:rPr>
+          <w:rFonts w:asciiTheme="minorHAnsi" w:hAnsiTheme="minorHAnsi" w:cstheme="minorHAnsi"/>
+        </w:rPr>
+        <w:br w:type="page"/>
+      </w:r>
     </w:p>
     <w:p>
       <w:pPr>
@@ -5894,15 +4954,16 @@
           <w:color w:val="005076"/>
         </w:rPr>
       </w:pPr>
-      <w:bookmarkStart w:id="18" w:name="_Toc234576336"/>
+      <w:bookmarkStart w:id="27" w:name="_Toc234588236"/>
       <w:r>
         <w:rPr>
           <w:rFonts w:asciiTheme="minorHAnsi" w:hAnsiTheme="minorHAnsi" w:cstheme="minorHAnsi"/>
           <w:color w:val="005076"/>
         </w:rPr>
+        <w:lastRenderedPageBreak/>
         <w:t>Ablaufsteuerung &amp; Benutzeroberfläche</w:t>
       </w:r>
-      <w:bookmarkEnd w:id="18"/>
+      <w:bookmarkEnd w:id="27"/>
     </w:p>
     <w:p>
       <w:pPr>
@@ -5914,7 +4975,153 @@
         <w:rPr>
           <w:rFonts w:asciiTheme="minorHAnsi" w:hAnsiTheme="minorHAnsi" w:cstheme="minorHAnsi"/>
         </w:rPr>
-        <w:t>Die Anwendung durchläuft vier Phasen, die ein Zustandsautomat im Backend steuert. Ändert sich der Zustand, sendet das Backend ihn an das Frontend, das daraufhin die passende Ansicht darstellt:</w:t>
+        <w:t xml:space="preserve">Die Anwendung durchläuft vier Phasen, die ein Zustandsautomat im Backend steuert. Ändert sich der Zustand, sendet </w:t>
+      </w:r>
+      <w:commentRangeStart w:id="28"/>
+      <w:r>
+        <w:rPr>
+          <w:rFonts w:asciiTheme="minorHAnsi" w:hAnsiTheme="minorHAnsi" w:cstheme="minorHAnsi"/>
+        </w:rPr>
+        <w:t>das Backend ihn an das Frontend, das daraufhin die passende Ansicht darstellt:</w:t>
+      </w:r>
+      <w:commentRangeEnd w:id="28"/>
+      <w:r>
+        <w:rPr>
+          <w:rStyle w:val="Kommentarzeichen"/>
+          <w:rFonts w:asciiTheme="minorHAnsi" w:hAnsiTheme="minorHAnsi" w:cstheme="minorHAnsi"/>
+          <w:sz w:val="22"/>
+          <w:szCs w:val="22"/>
+        </w:rPr>
+        <w:commentReference w:id="28"/>
+      </w:r>
+    </w:p>
+    <w:p>
+      <w:pPr>
+        <w:spacing w:before="120" w:after="60"/>
+        <w:jc w:val="center"/>
+      </w:pPr>
+      <w:r>
+        <w:rPr>
+          <w:noProof/>
+        </w:rPr>
+        <w:drawing>
+          <wp:inline distT="0" distB="0" distL="0" distR="0" wp14:anchorId="52F0EDB8" wp14:editId="7FDC8B86">
+            <wp:extent cx="5486400" cy="2331720"/>
+            <wp:effectExtent l="0" t="0" r="0" b="0"/>
+            <wp:docPr id="6060" name="Zustandsdiagramm"/>
+            <wp:cNvGraphicFramePr>
+              <a:graphicFrameLocks xmlns:a="http://schemas.openxmlformats.org/drawingml/2006/main" noChangeAspect="1"/>
+            </wp:cNvGraphicFramePr>
+            <a:graphic xmlns:a="http://schemas.openxmlformats.org/drawingml/2006/main">
+              <a:graphicData uri="http://schemas.openxmlformats.org/drawingml/2006/picture">
+                <pic:pic xmlns:pic="http://schemas.openxmlformats.org/drawingml/2006/picture">
+                  <pic:nvPicPr>
+                    <pic:cNvPr id="6060" name="Zustandsdiagramm"/>
+                    <pic:cNvPicPr/>
+                  </pic:nvPicPr>
+                  <pic:blipFill>
+                    <a:blip r:embed="rId27"/>
+                    <a:stretch>
+                      <a:fillRect/>
+                    </a:stretch>
+                  </pic:blipFill>
+                  <pic:spPr>
+                    <a:xfrm>
+                      <a:off x="0" y="0"/>
+                      <a:ext cx="5486400" cy="2331720"/>
+                    </a:xfrm>
+                    <a:prstGeom prst="rect">
+                      <a:avLst/>
+                    </a:prstGeom>
+                  </pic:spPr>
+                </pic:pic>
+              </a:graphicData>
+            </a:graphic>
+          </wp:inline>
+        </w:drawing>
+      </w:r>
+    </w:p>
+    <w:p>
+      <w:pPr>
+        <w:jc w:val="center"/>
+        <w:rPr>
+          <w:rFonts w:asciiTheme="minorHAnsi" w:hAnsiTheme="minorHAnsi" w:cstheme="minorHAnsi"/>
+          <w:i/>
+          <w:color w:val="55606A"/>
+          <w:sz w:val="18"/>
+        </w:rPr>
+      </w:pPr>
+      <w:bookmarkStart w:id="29" w:name="_Abb3"/>
+      <w:r>
+        <w:rPr>
+          <w:i/>
+          <w:color w:val="55606A"/>
+          <w:sz w:val="18"/>
+        </w:rPr>
+        <w:t>Abb. 3: Zustandsautomat der Installation mit den vier Phasen.</w:t>
+      </w:r>
+      <w:bookmarkEnd w:id="29"/>
+    </w:p>
+    <w:p>
+      <w:pPr>
+        <w:rPr>
+          <w:rFonts w:asciiTheme="minorHAnsi" w:hAnsiTheme="minorHAnsi" w:cstheme="minorHAnsi"/>
+        </w:rPr>
+      </w:pPr>
+    </w:p>
+    <w:p>
+      <w:pPr>
+        <w:rPr>
+          <w:rFonts w:asciiTheme="minorHAnsi" w:hAnsiTheme="minorHAnsi" w:cstheme="minorHAnsi"/>
+        </w:rPr>
+      </w:pPr>
+      <w:r>
+        <w:rPr>
+          <w:rFonts w:asciiTheme="minorHAnsi" w:hAnsiTheme="minorHAnsi" w:cstheme="minorHAnsi"/>
+        </w:rPr>
+        <w:t>Der zeitliche Ablauf der Überblendung ist an einen Zeitstempel des Servers gekoppelt. Dadurch bleibt die Animation auch dann synchron, wenn die Seite neu geladen wird. Die ersten Verfremdungsstufen laufen bewusst langsamer ab, damit der Beginn der Veränderung deutlich erkennbar ist. Neben dem regulären Betrieb gibt es einen „Show-Modus“. In diesem lässt sich der Ablauf per Tastendruck starten, was bei Vorführungen unabhängig von den Lichtverhältnissen praktisch ist.</w:t>
+      </w:r>
+    </w:p>
+    <w:p>
+      <w:pPr>
+        <w:rPr>
+          <w:rFonts w:asciiTheme="minorHAnsi" w:hAnsiTheme="minorHAnsi" w:cstheme="minorHAnsi"/>
+        </w:rPr>
+      </w:pPr>
+    </w:p>
+    <w:p>
+      <w:pPr>
+        <w:pStyle w:val="berschrift1"/>
+        <w:numPr>
+          <w:ilvl w:val="0"/>
+          <w:numId w:val="1"/>
+        </w:numPr>
+        <w:rPr>
+          <w:rFonts w:asciiTheme="minorHAnsi" w:hAnsiTheme="minorHAnsi" w:cstheme="minorHAnsi"/>
+          <w:color w:val="005076"/>
+        </w:rPr>
+      </w:pPr>
+      <w:bookmarkStart w:id="30" w:name="_Toc234588237"/>
+      <w:r>
+        <w:rPr>
+          <w:rFonts w:asciiTheme="minorHAnsi" w:hAnsiTheme="minorHAnsi" w:cstheme="minorHAnsi"/>
+          <w:color w:val="005076"/>
+        </w:rPr>
+        <w:t>Wartung &amp; Instandhaltung</w:t>
+      </w:r>
+      <w:bookmarkEnd w:id="30"/>
+    </w:p>
+    <w:p>
+      <w:pPr>
+        <w:rPr>
+          <w:rFonts w:asciiTheme="minorHAnsi" w:hAnsiTheme="minorHAnsi" w:cstheme="minorHAnsi"/>
+        </w:rPr>
+      </w:pPr>
+      <w:r>
+        <w:rPr>
+          <w:rFonts w:asciiTheme="minorHAnsi" w:hAnsiTheme="minorHAnsi" w:cstheme="minorHAnsi"/>
+        </w:rPr>
+        <w:t>Die Installation erfordert im laufenden Betrieb keine besondere Wartung. Für Inbetriebnahme, Pflege und spätere Anpassungen sind folgende Punkte zu beachten:</w:t>
       </w:r>
     </w:p>
     <w:p>
@@ -5932,7 +5139,7 @@
         <w:rPr>
           <w:rFonts w:asciiTheme="minorHAnsi" w:hAnsiTheme="minorHAnsi" w:cstheme="minorHAnsi"/>
         </w:rPr>
-        <w:t>IDLE (Ruhezustand): Der Bildschirm zeigt das Kamerabild als Spiegel; im Wechsel erscheinen aggregierte Auswertungen früherer Besucher. Das Heben beider Hände startet den Ablauf.</w:t>
+        <w:t>Start und Stopp der Anwendung erfolgen über bereitgestellte Skripte. Ein Neustart genügt, um die Installation nach einer Störung wieder in den Ausgangszustand zu versetzen.</w:t>
       </w:r>
     </w:p>
     <w:p>
@@ -5950,7 +5157,7 @@
         <w:rPr>
           <w:rFonts w:asciiTheme="minorHAnsi" w:hAnsiTheme="minorHAnsi" w:cstheme="minorHAnsi"/>
         </w:rPr>
-        <w:t>INTRO (8 Sekunden): Das unveränderte Originalwerk wird gezeigt; im Hintergrund lädt das Frontend bereits alle Einzelbilder vor.</w:t>
+        <w:t>Die benötigten KI-Modelle werden beim ersten Start automatisch heruntergeladen und danach lokal zwischengespeichert.</w:t>
       </w:r>
     </w:p>
     <w:p>
@@ -5968,7 +5175,7 @@
         <w:rPr>
           <w:rFonts w:asciiTheme="minorHAnsi" w:hAnsiTheme="minorHAnsi" w:cstheme="minorHAnsi"/>
         </w:rPr>
-        <w:t>MORPHING (30 Sekunden): Die Bildfolge wird flüssig überblendet, während rechts die live gemessenen Emotionen als Balken erscheinen.</w:t>
+        <w:t>Die verfremdeten Bildsequenzen werden einmalig im Vorfeld erzeugt. Neue Werke lassen sich ergänzen, indem die Vorverarbeitung erneut ausgeführt wird.</w:t>
       </w:r>
     </w:p>
     <w:p>
@@ -5986,35 +5193,58 @@
         <w:rPr>
           <w:rFonts w:asciiTheme="minorHAnsi" w:hAnsiTheme="minorHAnsi" w:cstheme="minorHAnsi"/>
         </w:rPr>
-        <w:t>RECAP (15 Sekunden): Original und Endzustand stehen nebeneinander, dazu der Emotionsverlauf als Diagramm und das gesiegelte Urteil.</w:t>
+        <w:t>Die gesammelten Auswertungsdaten liegen in einer einzelnen Datenbankdatei. Sie kann bei Bedarf gelöscht werden und wird beim nächsten Start neu angelegt.</w:t>
       </w:r>
     </w:p>
     <w:p>
       <w:pPr>
-        <w:rPr>
-          <w:rFonts w:asciiTheme="minorHAnsi" w:hAnsiTheme="minorHAnsi" w:cstheme="minorHAnsi"/>
-        </w:rPr>
-      </w:pPr>
+        <w:pStyle w:val="Listenabsatz"/>
+        <w:numPr>
+          <w:ilvl w:val="0"/>
+          <w:numId w:val="12"/>
+        </w:numPr>
+        <w:rPr>
+          <w:rFonts w:asciiTheme="minorHAnsi" w:hAnsiTheme="minorHAnsi" w:cstheme="minorHAnsi"/>
+        </w:rPr>
+      </w:pPr>
+      <w:r>
+        <w:rPr>
+          <w:rFonts w:asciiTheme="minorHAnsi" w:hAnsiTheme="minorHAnsi" w:cstheme="minorHAnsi"/>
+        </w:rPr>
+        <w:t>Vor jeder Vorführung ist zu prüfen, dass die Kamera angeschlossen ist und freie Sicht auf den Besucher hat.</w:t>
+      </w:r>
     </w:p>
     <w:p>
       <w:pPr>
-        <w:rPr>
-          <w:rFonts w:asciiTheme="minorHAnsi" w:hAnsiTheme="minorHAnsi" w:cstheme="minorHAnsi"/>
-        </w:rPr>
-      </w:pPr>
-      <w:r>
-        <w:rPr>
-          <w:rFonts w:asciiTheme="minorHAnsi" w:hAnsiTheme="minorHAnsi" w:cstheme="minorHAnsi"/>
-        </w:rPr>
-        <w:t>Der zeitliche Ablauf der Überblendung ist an einen Zeitstempel des Servers gekoppelt. Dadurch bleibt die Animation auch dann synchron, wenn die Seite neu geladen wird. Die ersten Verfremdungsstufen laufen bewusst langsamer ab, damit der Beginn der Veränderung deutlich erkennbar ist. Neben dem regulären Betrieb gibt es einen „Show-Modus“. In diesem lässt sich der Ablauf per Tastendruck starten, was bei Vorführungen unabhängig von den Lichtverhältnissen praktisch ist.</w:t>
+        <w:pStyle w:val="Listenabsatz"/>
+        <w:numPr>
+          <w:ilvl w:val="0"/>
+          <w:numId w:val="12"/>
+        </w:numPr>
+        <w:rPr>
+          <w:rFonts w:asciiTheme="minorHAnsi" w:hAnsiTheme="minorHAnsi" w:cstheme="minorHAnsi"/>
+        </w:rPr>
+      </w:pPr>
+      <w:r>
+        <w:rPr>
+          <w:rFonts w:asciiTheme="minorHAnsi" w:hAnsiTheme="minorHAnsi" w:cstheme="minorHAnsi"/>
+        </w:rPr>
+        <w:t>Der vollständige Quellcode ist der Dokumentation als Anhang beigefügt und dient als Grundlage für künftige Änderungen.</w:t>
       </w:r>
     </w:p>
     <w:p>
       <w:pPr>
-        <w:rPr>
-          <w:rFonts w:asciiTheme="minorHAnsi" w:hAnsiTheme="minorHAnsi" w:cstheme="minorHAnsi"/>
-        </w:rPr>
-      </w:pPr>
+        <w:jc w:val="left"/>
+        <w:rPr>
+          <w:rFonts w:asciiTheme="minorHAnsi" w:hAnsiTheme="minorHAnsi" w:cstheme="minorHAnsi"/>
+        </w:rPr>
+      </w:pPr>
+      <w:r>
+        <w:rPr>
+          <w:rFonts w:asciiTheme="minorHAnsi" w:hAnsiTheme="minorHAnsi" w:cstheme="minorHAnsi"/>
+        </w:rPr>
+        <w:br w:type="page"/>
+      </w:r>
     </w:p>
     <w:p>
       <w:pPr>
@@ -6028,15 +5258,16 @@
           <w:color w:val="005076"/>
         </w:rPr>
       </w:pPr>
-      <w:bookmarkStart w:id="19" w:name="_Toc234576337"/>
+      <w:bookmarkStart w:id="31" w:name="_Toc234588238"/>
       <w:r>
         <w:rPr>
           <w:rFonts w:asciiTheme="minorHAnsi" w:hAnsiTheme="minorHAnsi" w:cstheme="minorHAnsi"/>
           <w:color w:val="005076"/>
         </w:rPr>
-        <w:t>Wartung &amp; Instandhaltung</w:t>
-      </w:r>
-      <w:bookmarkEnd w:id="19"/>
+        <w:lastRenderedPageBreak/>
+        <w:t>Preiskalkulation</w:t>
+      </w:r>
+      <w:bookmarkEnd w:id="31"/>
     </w:p>
     <w:p>
       <w:pPr>
@@ -6044,119 +5275,31 @@
           <w:rFonts w:asciiTheme="minorHAnsi" w:hAnsiTheme="minorHAnsi" w:cstheme="minorHAnsi"/>
         </w:rPr>
       </w:pPr>
-      <w:r>
-        <w:rPr>
-          <w:rFonts w:asciiTheme="minorHAnsi" w:hAnsiTheme="minorHAnsi" w:cstheme="minorHAnsi"/>
-        </w:rPr>
-        <w:t>Die Installation erfordert im laufenden Betrieb keine besondere Wartung. Für Inbetriebnahme, Pflege und spätere Anpassungen sind folgende Punkte zu beachten:</w:t>
-      </w:r>
     </w:p>
     <w:p>
       <w:pPr>
-        <w:pStyle w:val="Listenabsatz"/>
-        <w:numPr>
-          <w:ilvl w:val="0"/>
-          <w:numId w:val="12"/>
-        </w:numPr>
-        <w:rPr>
-          <w:rFonts w:asciiTheme="minorHAnsi" w:hAnsiTheme="minorHAnsi" w:cstheme="minorHAnsi"/>
-        </w:rPr>
-      </w:pPr>
-      <w:r>
-        <w:rPr>
-          <w:rFonts w:asciiTheme="minorHAnsi" w:hAnsiTheme="minorHAnsi" w:cstheme="minorHAnsi"/>
-        </w:rPr>
-        <w:t>Start und Stopp der Anwendung erfolgen über bereitgestellte Skripte. Ein Neustart genügt, um die Installation nach einer Störung wieder in den Ausgangszustand zu versetzen.</w:t>
+        <w:rPr>
+          <w:rFonts w:asciiTheme="minorHAnsi" w:hAnsiTheme="minorHAnsi" w:cstheme="minorHAnsi"/>
+        </w:rPr>
+      </w:pPr>
+      <w:r>
+        <w:rPr>
+          <w:rFonts w:asciiTheme="minorHAnsi" w:hAnsiTheme="minorHAnsi" w:cstheme="minorHAnsi"/>
+        </w:rPr>
+        <w:t>Ursprünglich waren 50 Euro für einen Bilderrahmen eingeplant, in den der Bildschirm für die Inszenierung eingelassen werden sollte. Da am Projekttag kein Rahmen um den bereitgestellten Fernseher gebaut werden durfte, entfiel diese Position.</w:t>
       </w:r>
     </w:p>
     <w:p>
       <w:pPr>
-        <w:pStyle w:val="Listenabsatz"/>
-        <w:numPr>
-          <w:ilvl w:val="0"/>
-          <w:numId w:val="12"/>
-        </w:numPr>
-        <w:rPr>
-          <w:rFonts w:asciiTheme="minorHAnsi" w:hAnsiTheme="minorHAnsi" w:cstheme="minorHAnsi"/>
-        </w:rPr>
-      </w:pPr>
-      <w:r>
-        <w:rPr>
-          <w:rFonts w:asciiTheme="minorHAnsi" w:hAnsiTheme="minorHAnsi" w:cstheme="minorHAnsi"/>
-        </w:rPr>
-        <w:t>Die benötigten KI-Modelle werden beim ersten Start automatisch heruntergeladen und danach lokal zwischengespeichert.</w:t>
-      </w:r>
-    </w:p>
-    <w:p>
-      <w:pPr>
-        <w:pStyle w:val="Listenabsatz"/>
-        <w:numPr>
-          <w:ilvl w:val="0"/>
-          <w:numId w:val="12"/>
-        </w:numPr>
-        <w:rPr>
-          <w:rFonts w:asciiTheme="minorHAnsi" w:hAnsiTheme="minorHAnsi" w:cstheme="minorHAnsi"/>
-        </w:rPr>
-      </w:pPr>
-      <w:r>
-        <w:rPr>
-          <w:rFonts w:asciiTheme="minorHAnsi" w:hAnsiTheme="minorHAnsi" w:cstheme="minorHAnsi"/>
-        </w:rPr>
-        <w:t>Die verfremdeten Bildsequenzen werden einmalig im Vorfeld erzeugt. Neue Werke lassen sich ergänzen, indem die Vorverarbeitung erneut ausgeführt wird.</w:t>
-      </w:r>
-    </w:p>
-    <w:p>
-      <w:pPr>
-        <w:pStyle w:val="Listenabsatz"/>
-        <w:numPr>
-          <w:ilvl w:val="0"/>
-          <w:numId w:val="12"/>
-        </w:numPr>
-        <w:rPr>
-          <w:rFonts w:asciiTheme="minorHAnsi" w:hAnsiTheme="minorHAnsi" w:cstheme="minorHAnsi"/>
-        </w:rPr>
-      </w:pPr>
-      <w:r>
-        <w:rPr>
-          <w:rFonts w:asciiTheme="minorHAnsi" w:hAnsiTheme="minorHAnsi" w:cstheme="minorHAnsi"/>
-        </w:rPr>
-        <w:t>Die gesammelten Auswertungsdaten liegen in einer einzelnen Datenbankdatei. Sie kann bei Bedarf gelöscht werden und wird beim nächsten Start neu angelegt.</w:t>
-      </w:r>
-    </w:p>
-    <w:p>
-      <w:pPr>
-        <w:pStyle w:val="Listenabsatz"/>
-        <w:numPr>
-          <w:ilvl w:val="0"/>
-          <w:numId w:val="12"/>
-        </w:numPr>
-        <w:rPr>
-          <w:rFonts w:asciiTheme="minorHAnsi" w:hAnsiTheme="minorHAnsi" w:cstheme="minorHAnsi"/>
-        </w:rPr>
-      </w:pPr>
-      <w:r>
-        <w:rPr>
-          <w:rFonts w:asciiTheme="minorHAnsi" w:hAnsiTheme="minorHAnsi" w:cstheme="minorHAnsi"/>
-        </w:rPr>
-        <w:t>Vor jeder Vorführung ist zu prüfen, dass die Kamera angeschlossen ist und freie Sicht auf den Besucher hat.</w:t>
-      </w:r>
-    </w:p>
-    <w:p>
-      <w:pPr>
-        <w:pStyle w:val="Listenabsatz"/>
-        <w:numPr>
-          <w:ilvl w:val="0"/>
-          <w:numId w:val="12"/>
-        </w:numPr>
-        <w:rPr>
-          <w:rFonts w:asciiTheme="minorHAnsi" w:hAnsiTheme="minorHAnsi" w:cstheme="minorHAnsi"/>
-        </w:rPr>
-      </w:pPr>
-      <w:r>
-        <w:rPr>
-          <w:rFonts w:asciiTheme="minorHAnsi" w:hAnsiTheme="minorHAnsi" w:cstheme="minorHAnsi"/>
-        </w:rPr>
-        <w:t>Der vollständige Quellcode ist der Dokumentation als Anhang beigefügt und dient als Grundlage für künftige Änderungen.</w:t>
+        <w:rPr>
+          <w:rFonts w:asciiTheme="minorHAnsi" w:hAnsiTheme="minorHAnsi" w:cstheme="minorHAnsi"/>
+        </w:rPr>
+      </w:pPr>
+      <w:r>
+        <w:rPr>
+          <w:rFonts w:asciiTheme="minorHAnsi" w:hAnsiTheme="minorHAnsi" w:cstheme="minorHAnsi"/>
+        </w:rPr>
+        <w:t>Alle übrigen Komponenten waren Beistellungen oder bereits vorhanden. Für den Betrieb dienen ein eigener Laptop und ein Smartphone als Kamera, die Anzeige erfolgt über einen bereitgestellten Bildschirm, und das Stativ war vorhanden. Die verwendete Software ist quelloffen und das Bildmaterial gemeinfrei. Damit belaufen sich die tatsächlichen Kosten auf 0 Euro und liegen deutlich unter dem Budget von 100 Euro.</w:t>
       </w:r>
     </w:p>
     <w:p>
@@ -6178,16 +5321,82 @@
           <w:color w:val="005076"/>
         </w:rPr>
       </w:pPr>
-      <w:bookmarkStart w:id="20" w:name="_Toc234576338"/>
+      <w:bookmarkStart w:id="32" w:name="_Toc234588239"/>
       <w:r>
         <w:rPr>
           <w:rFonts w:asciiTheme="minorHAnsi" w:hAnsiTheme="minorHAnsi" w:cstheme="minorHAnsi"/>
           <w:color w:val="005076"/>
         </w:rPr>
-        <w:lastRenderedPageBreak/>
-        <w:t>BOM &amp; Preiskalkulation</w:t>
-      </w:r>
-      <w:bookmarkEnd w:id="20"/>
+        <w:t>Test</w:t>
+      </w:r>
+      <w:bookmarkEnd w:id="32"/>
+    </w:p>
+    <w:p>
+      <w:pPr>
+        <w:rPr>
+          <w:rFonts w:asciiTheme="minorHAnsi" w:hAnsiTheme="minorHAnsi" w:cstheme="minorHAnsi"/>
+        </w:rPr>
+      </w:pPr>
+      <w:r>
+        <w:rPr>
+          <w:rFonts w:asciiTheme="minorHAnsi" w:hAnsiTheme="minorHAnsi" w:cstheme="minorHAnsi"/>
+        </w:rPr>
+        <w:t>Etwa zwei Wochen vor der Ausstellung wurde die Anwendung in dem Raum getestet, in dem sie am Projekttag gezeigt wird. Im Vordergrund stand die Prüfung der Funktion unter den realen Bedingungen vor Ort. Der gesamte Ablauf von der Besuchererkennung über die Verfremdung bis zum Urteil lief dabei fehlerfrei.</w:t>
+      </w:r>
+    </w:p>
+    <w:p>
+      <w:pPr>
+        <w:rPr>
+          <w:rFonts w:asciiTheme="minorHAnsi" w:hAnsiTheme="minorHAnsi" w:cstheme="minorHAnsi"/>
+        </w:rPr>
+      </w:pPr>
+      <w:r>
+        <w:rPr>
+          <w:rFonts w:asciiTheme="minorHAnsi" w:hAnsiTheme="minorHAnsi" w:cstheme="minorHAnsi"/>
+        </w:rPr>
+        <w:t>Ergänzend sind zentrale Bestandteile der Anwendung durch automatische Tests abgesichert, darunter die Berechnung des Urteils und die Erkennung der Blickrichtung.</w:t>
+      </w:r>
+    </w:p>
+    <w:p>
+      <w:pPr>
+        <w:rPr>
+          <w:rFonts w:asciiTheme="minorHAnsi" w:hAnsiTheme="minorHAnsi" w:cstheme="minorHAnsi"/>
+        </w:rPr>
+      </w:pPr>
+    </w:p>
+    <w:p>
+      <w:pPr>
+        <w:pStyle w:val="berschrift1"/>
+        <w:numPr>
+          <w:ilvl w:val="0"/>
+          <w:numId w:val="1"/>
+        </w:numPr>
+        <w:rPr>
+          <w:rFonts w:asciiTheme="minorHAnsi" w:hAnsiTheme="minorHAnsi" w:cstheme="minorHAnsi"/>
+          <w:color w:val="005076"/>
+        </w:rPr>
+      </w:pPr>
+      <w:bookmarkStart w:id="33" w:name="_Toc234588240"/>
+      <w:commentRangeStart w:id="34"/>
+      <w:r>
+        <w:rPr>
+          <w:rFonts w:asciiTheme="minorHAnsi" w:hAnsiTheme="minorHAnsi" w:cstheme="minorHAnsi"/>
+          <w:color w:val="005076"/>
+        </w:rPr>
+        <w:t>Fazit</w:t>
+      </w:r>
+      <w:bookmarkEnd w:id="33"/>
+      <w:commentRangeEnd w:id="34"/>
+      <w:r>
+        <w:rPr>
+          <w:rStyle w:val="Kommentarzeichen"/>
+          <w:rFonts w:asciiTheme="minorHAnsi" w:hAnsiTheme="minorHAnsi" w:cstheme="minorHAnsi"/>
+          <w:color w:val="005076"/>
+          <w:sz w:val="32"/>
+          <w:szCs w:val="32"/>
+        </w:rPr>
+        <w:commentReference w:id="34"/>
+      </w:r>
     </w:p>
     <w:p>
       <w:pPr>
@@ -6209,15 +5418,15 @@
           <w:color w:val="005076"/>
         </w:rPr>
       </w:pPr>
-      <w:bookmarkStart w:id="21" w:name="_Toc234576339"/>
+      <w:bookmarkStart w:id="35" w:name="_Toc234588241"/>
       <w:r>
         <w:rPr>
           <w:rFonts w:asciiTheme="minorHAnsi" w:hAnsiTheme="minorHAnsi" w:cstheme="minorHAnsi"/>
           <w:color w:val="005076"/>
         </w:rPr>
-        <w:t>Bill of Material (BOM)</w:t>
-      </w:r>
-      <w:bookmarkEnd w:id="21"/>
+        <w:t>Zusammenfassung</w:t>
+      </w:r>
+      <w:bookmarkEnd w:id="35"/>
     </w:p>
     <w:p>
       <w:pPr>
@@ -6229,1029 +5438,9 @@
         <w:rPr>
           <w:rFonts w:asciiTheme="minorHAnsi" w:hAnsiTheme="minorHAnsi" w:cstheme="minorHAnsi"/>
         </w:rPr>
-        <w:t>Die folgende Tabelle listet alle für den Prototyp benötigten Komponenten sowie die geplanten und die tatsächlich angefallenen Kosten auf.</w:t>
+        <w:t>Im Rahmen des Projekts ist ein funktionsfähiger Prototyp der interaktiven Installation Ars Aut Abeat entstanden. Die Anwendung verfremdet klassische Werke schrittweise durch KI, erfasst dabei die Emotionen des Betrachters und macht das Phänomen des Uncanny Valley auf diese Weise erfahrbar und messbar.</w:t>
       </w:r>
     </w:p>
-    <w:p>
-      <w:pPr>
-        <w:rPr>
-          <w:rFonts w:asciiTheme="minorHAnsi" w:hAnsiTheme="minorHAnsi" w:cstheme="minorHAnsi"/>
-        </w:rPr>
-      </w:pPr>
-    </w:p>
-    <w:tbl>
-      <w:tblPr>
-        <w:tblW w:w="9072" w:type="dxa"/>
-        <w:tblBorders>
-          <w:top w:val="single" w:sz="4" w:space="0" w:color="B9C4CC"/>
-          <w:left w:val="single" w:sz="4" w:space="0" w:color="B9C4CC"/>
-          <w:bottom w:val="single" w:sz="4" w:space="0" w:color="B9C4CC"/>
-          <w:right w:val="single" w:sz="4" w:space="0" w:color="B9C4CC"/>
-          <w:insideH w:val="single" w:sz="4" w:space="0" w:color="B9C4CC"/>
-          <w:insideV w:val="single" w:sz="4" w:space="0" w:color="B9C4CC"/>
-        </w:tblBorders>
-        <w:tblLook w:val="04A0" w:firstRow="1" w:lastRow="0" w:firstColumn="1" w:lastColumn="0" w:noHBand="0" w:noVBand="1"/>
-      </w:tblPr>
-      <w:tblGrid>
-        <w:gridCol w:w="3760"/>
-        <w:gridCol w:w="2660"/>
-        <w:gridCol w:w="1326"/>
-        <w:gridCol w:w="1326"/>
-      </w:tblGrid>
-      <w:tr>
-        <w:tc>
-          <w:tcPr>
-            <w:tcW w:w="3760" w:type="dxa"/>
-            <w:shd w:val="clear" w:color="auto" w:fill="005076"/>
-            <w:tcMar>
-              <w:top w:w="40" w:type="dxa"/>
-              <w:left w:w="90" w:type="dxa"/>
-              <w:bottom w:w="40" w:type="dxa"/>
-              <w:right w:w="90" w:type="dxa"/>
-            </w:tcMar>
-            <w:vAlign w:val="center"/>
-          </w:tcPr>
-          <w:p>
-            <w:pPr>
-              <w:spacing w:after="0" w:line="240" w:lineRule="auto"/>
-              <w:rPr>
-                <w:rFonts w:asciiTheme="minorHAnsi" w:hAnsiTheme="minorHAnsi" w:cstheme="minorHAnsi"/>
-                <w:b/>
-                <w:color w:val="FFFFFF"/>
-              </w:rPr>
-            </w:pPr>
-            <w:r>
-              <w:rPr>
-                <w:rFonts w:asciiTheme="minorHAnsi" w:hAnsiTheme="minorHAnsi" w:cstheme="minorHAnsi"/>
-                <w:b/>
-                <w:color w:val="FFFFFF"/>
-              </w:rPr>
-              <w:t>Komponente</w:t>
-            </w:r>
-          </w:p>
-        </w:tc>
-        <w:tc>
-          <w:tcPr>
-            <w:tcW w:w="2660" w:type="dxa"/>
-            <w:shd w:val="clear" w:color="auto" w:fill="005076"/>
-            <w:tcMar>
-              <w:top w:w="40" w:type="dxa"/>
-              <w:left w:w="90" w:type="dxa"/>
-              <w:bottom w:w="40" w:type="dxa"/>
-              <w:right w:w="90" w:type="dxa"/>
-            </w:tcMar>
-            <w:vAlign w:val="center"/>
-          </w:tcPr>
-          <w:p>
-            <w:pPr>
-              <w:spacing w:after="0" w:line="240" w:lineRule="auto"/>
-              <w:rPr>
-                <w:rFonts w:asciiTheme="minorHAnsi" w:hAnsiTheme="minorHAnsi" w:cstheme="minorHAnsi"/>
-                <w:b/>
-                <w:color w:val="FFFFFF"/>
-              </w:rPr>
-            </w:pPr>
-            <w:r>
-              <w:rPr>
-                <w:rFonts w:asciiTheme="minorHAnsi" w:hAnsiTheme="minorHAnsi" w:cstheme="minorHAnsi"/>
-                <w:b/>
-                <w:color w:val="FFFFFF"/>
-              </w:rPr>
-              <w:t>Herkunft</w:t>
-            </w:r>
-          </w:p>
-        </w:tc>
-        <w:tc>
-          <w:tcPr>
-            <w:tcW w:w="1326" w:type="dxa"/>
-            <w:shd w:val="clear" w:color="auto" w:fill="005076"/>
-            <w:tcMar>
-              <w:top w:w="40" w:type="dxa"/>
-              <w:left w:w="90" w:type="dxa"/>
-              <w:bottom w:w="40" w:type="dxa"/>
-              <w:right w:w="90" w:type="dxa"/>
-            </w:tcMar>
-            <w:vAlign w:val="center"/>
-          </w:tcPr>
-          <w:p>
-            <w:pPr>
-              <w:spacing w:after="0" w:line="240" w:lineRule="auto"/>
-              <w:jc w:val="right"/>
-              <w:rPr>
-                <w:rFonts w:asciiTheme="minorHAnsi" w:hAnsiTheme="minorHAnsi" w:cstheme="minorHAnsi"/>
-                <w:b/>
-                <w:color w:val="FFFFFF"/>
-              </w:rPr>
-            </w:pPr>
-            <w:r>
-              <w:rPr>
-                <w:rFonts w:asciiTheme="minorHAnsi" w:hAnsiTheme="minorHAnsi" w:cstheme="minorHAnsi"/>
-                <w:b/>
-                <w:color w:val="FFFFFF"/>
-              </w:rPr>
-              <w:t>geplant</w:t>
-            </w:r>
-          </w:p>
-        </w:tc>
-        <w:tc>
-          <w:tcPr>
-            <w:tcW w:w="1326" w:type="dxa"/>
-            <w:shd w:val="clear" w:color="auto" w:fill="005076"/>
-            <w:tcMar>
-              <w:top w:w="40" w:type="dxa"/>
-              <w:left w:w="90" w:type="dxa"/>
-              <w:bottom w:w="40" w:type="dxa"/>
-              <w:right w:w="90" w:type="dxa"/>
-            </w:tcMar>
-            <w:vAlign w:val="center"/>
-          </w:tcPr>
-          <w:p>
-            <w:pPr>
-              <w:spacing w:after="0" w:line="240" w:lineRule="auto"/>
-              <w:jc w:val="right"/>
-              <w:rPr>
-                <w:rFonts w:asciiTheme="minorHAnsi" w:hAnsiTheme="minorHAnsi" w:cstheme="minorHAnsi"/>
-                <w:b/>
-                <w:color w:val="FFFFFF"/>
-              </w:rPr>
-            </w:pPr>
-            <w:r>
-              <w:rPr>
-                <w:rFonts w:asciiTheme="minorHAnsi" w:hAnsiTheme="minorHAnsi" w:cstheme="minorHAnsi"/>
-                <w:b/>
-                <w:color w:val="FFFFFF"/>
-              </w:rPr>
-              <w:t>tatsächlich</w:t>
-            </w:r>
-          </w:p>
-        </w:tc>
-      </w:tr>
-      <w:tr>
-        <w:tc>
-          <w:tcPr>
-            <w:tcW w:w="3760" w:type="dxa"/>
-            <w:tcMar>
-              <w:top w:w="40" w:type="dxa"/>
-              <w:left w:w="90" w:type="dxa"/>
-              <w:bottom w:w="40" w:type="dxa"/>
-              <w:right w:w="90" w:type="dxa"/>
-            </w:tcMar>
-            <w:vAlign w:val="center"/>
-          </w:tcPr>
-          <w:p>
-            <w:pPr>
-              <w:spacing w:after="0" w:line="240" w:lineRule="auto"/>
-              <w:rPr>
-                <w:rFonts w:asciiTheme="minorHAnsi" w:hAnsiTheme="minorHAnsi" w:cstheme="minorHAnsi"/>
-              </w:rPr>
-            </w:pPr>
-            <w:r>
-              <w:rPr>
-                <w:rFonts w:asciiTheme="minorHAnsi" w:hAnsiTheme="minorHAnsi" w:cstheme="minorHAnsi"/>
-              </w:rPr>
-              <w:t>Laptop (Betrieb der Anwendung)</w:t>
-            </w:r>
-          </w:p>
-        </w:tc>
-        <w:tc>
-          <w:tcPr>
-            <w:tcW w:w="2660" w:type="dxa"/>
-            <w:tcMar>
-              <w:top w:w="40" w:type="dxa"/>
-              <w:left w:w="90" w:type="dxa"/>
-              <w:bottom w:w="40" w:type="dxa"/>
-              <w:right w:w="90" w:type="dxa"/>
-            </w:tcMar>
-            <w:vAlign w:val="center"/>
-          </w:tcPr>
-          <w:p>
-            <w:pPr>
-              <w:spacing w:after="0" w:line="240" w:lineRule="auto"/>
-              <w:rPr>
-                <w:rFonts w:asciiTheme="minorHAnsi" w:hAnsiTheme="minorHAnsi" w:cstheme="minorHAnsi"/>
-              </w:rPr>
-            </w:pPr>
-            <w:r>
-              <w:rPr>
-                <w:rFonts w:asciiTheme="minorHAnsi" w:hAnsiTheme="minorHAnsi" w:cstheme="minorHAnsi"/>
-              </w:rPr>
-              <w:t>Beistellung, eigenes Gerät</w:t>
-            </w:r>
-          </w:p>
-        </w:tc>
-        <w:tc>
-          <w:tcPr>
-            <w:tcW w:w="1326" w:type="dxa"/>
-            <w:tcMar>
-              <w:top w:w="40" w:type="dxa"/>
-              <w:left w:w="90" w:type="dxa"/>
-              <w:bottom w:w="40" w:type="dxa"/>
-              <w:right w:w="90" w:type="dxa"/>
-            </w:tcMar>
-            <w:vAlign w:val="center"/>
-          </w:tcPr>
-          <w:p>
-            <w:pPr>
-              <w:spacing w:after="0" w:line="240" w:lineRule="auto"/>
-              <w:jc w:val="right"/>
-              <w:rPr>
-                <w:rFonts w:asciiTheme="minorHAnsi" w:hAnsiTheme="minorHAnsi" w:cstheme="minorHAnsi"/>
-              </w:rPr>
-            </w:pPr>
-            <w:r>
-              <w:rPr>
-                <w:rFonts w:asciiTheme="minorHAnsi" w:hAnsiTheme="minorHAnsi" w:cstheme="minorHAnsi"/>
-              </w:rPr>
-              <w:t>0 €</w:t>
-            </w:r>
-          </w:p>
-        </w:tc>
-        <w:tc>
-          <w:tcPr>
-            <w:tcW w:w="1326" w:type="dxa"/>
-            <w:tcMar>
-              <w:top w:w="40" w:type="dxa"/>
-              <w:left w:w="90" w:type="dxa"/>
-              <w:bottom w:w="40" w:type="dxa"/>
-              <w:right w:w="90" w:type="dxa"/>
-            </w:tcMar>
-            <w:vAlign w:val="center"/>
-          </w:tcPr>
-          <w:p>
-            <w:pPr>
-              <w:spacing w:after="0" w:line="240" w:lineRule="auto"/>
-              <w:jc w:val="right"/>
-              <w:rPr>
-                <w:rFonts w:asciiTheme="minorHAnsi" w:hAnsiTheme="minorHAnsi" w:cstheme="minorHAnsi"/>
-              </w:rPr>
-            </w:pPr>
-            <w:r>
-              <w:rPr>
-                <w:rFonts w:asciiTheme="minorHAnsi" w:hAnsiTheme="minorHAnsi" w:cstheme="minorHAnsi"/>
-              </w:rPr>
-              <w:t>0 €</w:t>
-            </w:r>
-          </w:p>
-        </w:tc>
-      </w:tr>
-      <w:tr>
-        <w:tc>
-          <w:tcPr>
-            <w:tcW w:w="3760" w:type="dxa"/>
-            <w:tcMar>
-              <w:top w:w="40" w:type="dxa"/>
-              <w:left w:w="90" w:type="dxa"/>
-              <w:bottom w:w="40" w:type="dxa"/>
-              <w:right w:w="90" w:type="dxa"/>
-            </w:tcMar>
-            <w:vAlign w:val="center"/>
-          </w:tcPr>
-          <w:p>
-            <w:pPr>
-              <w:spacing w:after="0" w:line="240" w:lineRule="auto"/>
-              <w:rPr>
-                <w:rFonts w:asciiTheme="minorHAnsi" w:hAnsiTheme="minorHAnsi" w:cstheme="minorHAnsi"/>
-              </w:rPr>
-            </w:pPr>
-            <w:r>
-              <w:rPr>
-                <w:rFonts w:asciiTheme="minorHAnsi" w:hAnsiTheme="minorHAnsi" w:cstheme="minorHAnsi"/>
-              </w:rPr>
-              <w:t>Bildschirm / Fernseher (Anzeige)</w:t>
-            </w:r>
-          </w:p>
-        </w:tc>
-        <w:tc>
-          <w:tcPr>
-            <w:tcW w:w="2660" w:type="dxa"/>
-            <w:tcMar>
-              <w:top w:w="40" w:type="dxa"/>
-              <w:left w:w="90" w:type="dxa"/>
-              <w:bottom w:w="40" w:type="dxa"/>
-              <w:right w:w="90" w:type="dxa"/>
-            </w:tcMar>
-            <w:vAlign w:val="center"/>
-          </w:tcPr>
-          <w:p>
-            <w:pPr>
-              <w:spacing w:after="0" w:line="240" w:lineRule="auto"/>
-              <w:rPr>
-                <w:rFonts w:asciiTheme="minorHAnsi" w:hAnsiTheme="minorHAnsi" w:cstheme="minorHAnsi"/>
-              </w:rPr>
-            </w:pPr>
-            <w:r>
-              <w:rPr>
-                <w:rFonts w:asciiTheme="minorHAnsi" w:hAnsiTheme="minorHAnsi" w:cstheme="minorHAnsi"/>
-              </w:rPr>
-              <w:t>von der Hochschule bereitgestellt</w:t>
-            </w:r>
-          </w:p>
-        </w:tc>
-        <w:tc>
-          <w:tcPr>
-            <w:tcW w:w="1326" w:type="dxa"/>
-            <w:tcMar>
-              <w:top w:w="40" w:type="dxa"/>
-              <w:left w:w="90" w:type="dxa"/>
-              <w:bottom w:w="40" w:type="dxa"/>
-              <w:right w:w="90" w:type="dxa"/>
-            </w:tcMar>
-            <w:vAlign w:val="center"/>
-          </w:tcPr>
-          <w:p>
-            <w:pPr>
-              <w:spacing w:after="0" w:line="240" w:lineRule="auto"/>
-              <w:jc w:val="right"/>
-              <w:rPr>
-                <w:rFonts w:asciiTheme="minorHAnsi" w:hAnsiTheme="minorHAnsi" w:cstheme="minorHAnsi"/>
-              </w:rPr>
-            </w:pPr>
-            <w:r>
-              <w:rPr>
-                <w:rFonts w:asciiTheme="minorHAnsi" w:hAnsiTheme="minorHAnsi" w:cstheme="minorHAnsi"/>
-              </w:rPr>
-              <w:t>0 €</w:t>
-            </w:r>
-          </w:p>
-        </w:tc>
-        <w:tc>
-          <w:tcPr>
-            <w:tcW w:w="1326" w:type="dxa"/>
-            <w:tcMar>
-              <w:top w:w="40" w:type="dxa"/>
-              <w:left w:w="90" w:type="dxa"/>
-              <w:bottom w:w="40" w:type="dxa"/>
-              <w:right w:w="90" w:type="dxa"/>
-            </w:tcMar>
-            <w:vAlign w:val="center"/>
-          </w:tcPr>
-          <w:p>
-            <w:pPr>
-              <w:spacing w:after="0" w:line="240" w:lineRule="auto"/>
-              <w:jc w:val="right"/>
-              <w:rPr>
-                <w:rFonts w:asciiTheme="minorHAnsi" w:hAnsiTheme="minorHAnsi" w:cstheme="minorHAnsi"/>
-              </w:rPr>
-            </w:pPr>
-            <w:r>
-              <w:rPr>
-                <w:rFonts w:asciiTheme="minorHAnsi" w:hAnsiTheme="minorHAnsi" w:cstheme="minorHAnsi"/>
-              </w:rPr>
-              <w:t>0 €</w:t>
-            </w:r>
-          </w:p>
-        </w:tc>
-      </w:tr>
-      <w:tr>
-        <w:tc>
-          <w:tcPr>
-            <w:tcW w:w="3760" w:type="dxa"/>
-            <w:tcMar>
-              <w:top w:w="40" w:type="dxa"/>
-              <w:left w:w="90" w:type="dxa"/>
-              <w:bottom w:w="40" w:type="dxa"/>
-              <w:right w:w="90" w:type="dxa"/>
-            </w:tcMar>
-            <w:vAlign w:val="center"/>
-          </w:tcPr>
-          <w:p>
-            <w:pPr>
-              <w:spacing w:after="0" w:line="240" w:lineRule="auto"/>
-              <w:rPr>
-                <w:rFonts w:asciiTheme="minorHAnsi" w:hAnsiTheme="minorHAnsi" w:cstheme="minorHAnsi"/>
-              </w:rPr>
-            </w:pPr>
-            <w:r>
-              <w:rPr>
-                <w:rFonts w:asciiTheme="minorHAnsi" w:hAnsiTheme="minorHAnsi" w:cstheme="minorHAnsi"/>
-              </w:rPr>
-              <w:t>Smartphone (Kamera)</w:t>
-            </w:r>
-          </w:p>
-        </w:tc>
-        <w:tc>
-          <w:tcPr>
-            <w:tcW w:w="2660" w:type="dxa"/>
-            <w:tcMar>
-              <w:top w:w="40" w:type="dxa"/>
-              <w:left w:w="90" w:type="dxa"/>
-              <w:bottom w:w="40" w:type="dxa"/>
-              <w:right w:w="90" w:type="dxa"/>
-            </w:tcMar>
-            <w:vAlign w:val="center"/>
-          </w:tcPr>
-          <w:p>
-            <w:pPr>
-              <w:spacing w:after="0" w:line="240" w:lineRule="auto"/>
-              <w:rPr>
-                <w:rFonts w:asciiTheme="minorHAnsi" w:hAnsiTheme="minorHAnsi" w:cstheme="minorHAnsi"/>
-              </w:rPr>
-            </w:pPr>
-            <w:r>
-              <w:rPr>
-                <w:rFonts w:asciiTheme="minorHAnsi" w:hAnsiTheme="minorHAnsi" w:cstheme="minorHAnsi"/>
-              </w:rPr>
-              <w:t>Beistellung, eigenes Gerät</w:t>
-            </w:r>
-          </w:p>
-        </w:tc>
-        <w:tc>
-          <w:tcPr>
-            <w:tcW w:w="1326" w:type="dxa"/>
-            <w:tcMar>
-              <w:top w:w="40" w:type="dxa"/>
-              <w:left w:w="90" w:type="dxa"/>
-              <w:bottom w:w="40" w:type="dxa"/>
-              <w:right w:w="90" w:type="dxa"/>
-            </w:tcMar>
-            <w:vAlign w:val="center"/>
-          </w:tcPr>
-          <w:p>
-            <w:pPr>
-              <w:spacing w:after="0" w:line="240" w:lineRule="auto"/>
-              <w:jc w:val="right"/>
-              <w:rPr>
-                <w:rFonts w:asciiTheme="minorHAnsi" w:hAnsiTheme="minorHAnsi" w:cstheme="minorHAnsi"/>
-              </w:rPr>
-            </w:pPr>
-            <w:r>
-              <w:rPr>
-                <w:rFonts w:asciiTheme="minorHAnsi" w:hAnsiTheme="minorHAnsi" w:cstheme="minorHAnsi"/>
-              </w:rPr>
-              <w:t>0 €</w:t>
-            </w:r>
-          </w:p>
-        </w:tc>
-        <w:tc>
-          <w:tcPr>
-            <w:tcW w:w="1326" w:type="dxa"/>
-            <w:tcMar>
-              <w:top w:w="40" w:type="dxa"/>
-              <w:left w:w="90" w:type="dxa"/>
-              <w:bottom w:w="40" w:type="dxa"/>
-              <w:right w:w="90" w:type="dxa"/>
-            </w:tcMar>
-            <w:vAlign w:val="center"/>
-          </w:tcPr>
-          <w:p>
-            <w:pPr>
-              <w:spacing w:after="0" w:line="240" w:lineRule="auto"/>
-              <w:jc w:val="right"/>
-              <w:rPr>
-                <w:rFonts w:asciiTheme="minorHAnsi" w:hAnsiTheme="minorHAnsi" w:cstheme="minorHAnsi"/>
-              </w:rPr>
-            </w:pPr>
-            <w:r>
-              <w:rPr>
-                <w:rFonts w:asciiTheme="minorHAnsi" w:hAnsiTheme="minorHAnsi" w:cstheme="minorHAnsi"/>
-              </w:rPr>
-              <w:t>0 €</w:t>
-            </w:r>
-          </w:p>
-        </w:tc>
-      </w:tr>
-      <w:tr>
-        <w:tc>
-          <w:tcPr>
-            <w:tcW w:w="3760" w:type="dxa"/>
-            <w:tcMar>
-              <w:top w:w="40" w:type="dxa"/>
-              <w:left w:w="90" w:type="dxa"/>
-              <w:bottom w:w="40" w:type="dxa"/>
-              <w:right w:w="90" w:type="dxa"/>
-            </w:tcMar>
-            <w:vAlign w:val="center"/>
-          </w:tcPr>
-          <w:p>
-            <w:pPr>
-              <w:spacing w:after="0" w:line="240" w:lineRule="auto"/>
-              <w:rPr>
-                <w:rFonts w:asciiTheme="minorHAnsi" w:hAnsiTheme="minorHAnsi" w:cstheme="minorHAnsi"/>
-              </w:rPr>
-            </w:pPr>
-            <w:r>
-              <w:rPr>
-                <w:rFonts w:asciiTheme="minorHAnsi" w:hAnsiTheme="minorHAnsi" w:cstheme="minorHAnsi"/>
-              </w:rPr>
-              <w:t>Stativ</w:t>
-            </w:r>
-          </w:p>
-        </w:tc>
-        <w:tc>
-          <w:tcPr>
-            <w:tcW w:w="2660" w:type="dxa"/>
-            <w:tcMar>
-              <w:top w:w="40" w:type="dxa"/>
-              <w:left w:w="90" w:type="dxa"/>
-              <w:bottom w:w="40" w:type="dxa"/>
-              <w:right w:w="90" w:type="dxa"/>
-            </w:tcMar>
-            <w:vAlign w:val="center"/>
-          </w:tcPr>
-          <w:p>
-            <w:pPr>
-              <w:spacing w:after="0" w:line="240" w:lineRule="auto"/>
-              <w:rPr>
-                <w:rFonts w:asciiTheme="minorHAnsi" w:hAnsiTheme="minorHAnsi" w:cstheme="minorHAnsi"/>
-              </w:rPr>
-            </w:pPr>
-            <w:r>
-              <w:rPr>
-                <w:rFonts w:asciiTheme="minorHAnsi" w:hAnsiTheme="minorHAnsi" w:cstheme="minorHAnsi"/>
-              </w:rPr>
-              <w:t>bereits vorhanden</w:t>
-            </w:r>
-          </w:p>
-        </w:tc>
-        <w:tc>
-          <w:tcPr>
-            <w:tcW w:w="1326" w:type="dxa"/>
-            <w:tcMar>
-              <w:top w:w="40" w:type="dxa"/>
-              <w:left w:w="90" w:type="dxa"/>
-              <w:bottom w:w="40" w:type="dxa"/>
-              <w:right w:w="90" w:type="dxa"/>
-            </w:tcMar>
-            <w:vAlign w:val="center"/>
-          </w:tcPr>
-          <w:p>
-            <w:pPr>
-              <w:spacing w:after="0" w:line="240" w:lineRule="auto"/>
-              <w:jc w:val="right"/>
-              <w:rPr>
-                <w:rFonts w:asciiTheme="minorHAnsi" w:hAnsiTheme="minorHAnsi" w:cstheme="minorHAnsi"/>
-              </w:rPr>
-            </w:pPr>
-            <w:r>
-              <w:rPr>
-                <w:rFonts w:asciiTheme="minorHAnsi" w:hAnsiTheme="minorHAnsi" w:cstheme="minorHAnsi"/>
-              </w:rPr>
-              <w:t>0 €</w:t>
-            </w:r>
-          </w:p>
-        </w:tc>
-        <w:tc>
-          <w:tcPr>
-            <w:tcW w:w="1326" w:type="dxa"/>
-            <w:tcMar>
-              <w:top w:w="40" w:type="dxa"/>
-              <w:left w:w="90" w:type="dxa"/>
-              <w:bottom w:w="40" w:type="dxa"/>
-              <w:right w:w="90" w:type="dxa"/>
-            </w:tcMar>
-            <w:vAlign w:val="center"/>
-          </w:tcPr>
-          <w:p>
-            <w:pPr>
-              <w:spacing w:after="0" w:line="240" w:lineRule="auto"/>
-              <w:jc w:val="right"/>
-              <w:rPr>
-                <w:rFonts w:asciiTheme="minorHAnsi" w:hAnsiTheme="minorHAnsi" w:cstheme="minorHAnsi"/>
-              </w:rPr>
-            </w:pPr>
-            <w:r>
-              <w:rPr>
-                <w:rFonts w:asciiTheme="minorHAnsi" w:hAnsiTheme="minorHAnsi" w:cstheme="minorHAnsi"/>
-              </w:rPr>
-              <w:t>0 €</w:t>
-            </w:r>
-          </w:p>
-        </w:tc>
-      </w:tr>
-      <w:tr>
-        <w:tc>
-          <w:tcPr>
-            <w:tcW w:w="3760" w:type="dxa"/>
-            <w:tcMar>
-              <w:top w:w="40" w:type="dxa"/>
-              <w:left w:w="90" w:type="dxa"/>
-              <w:bottom w:w="40" w:type="dxa"/>
-              <w:right w:w="90" w:type="dxa"/>
-            </w:tcMar>
-            <w:vAlign w:val="center"/>
-          </w:tcPr>
-          <w:p>
-            <w:pPr>
-              <w:spacing w:after="0" w:line="240" w:lineRule="auto"/>
-              <w:rPr>
-                <w:rFonts w:asciiTheme="minorHAnsi" w:hAnsiTheme="minorHAnsi" w:cstheme="minorHAnsi"/>
-              </w:rPr>
-            </w:pPr>
-            <w:r>
-              <w:rPr>
-                <w:rFonts w:asciiTheme="minorHAnsi" w:hAnsiTheme="minorHAnsi" w:cstheme="minorHAnsi"/>
-              </w:rPr>
-              <w:t>Bilderrahmen (Inszenierung)</w:t>
-            </w:r>
-          </w:p>
-        </w:tc>
-        <w:tc>
-          <w:tcPr>
-            <w:tcW w:w="2660" w:type="dxa"/>
-            <w:tcMar>
-              <w:top w:w="40" w:type="dxa"/>
-              <w:left w:w="90" w:type="dxa"/>
-              <w:bottom w:w="40" w:type="dxa"/>
-              <w:right w:w="90" w:type="dxa"/>
-            </w:tcMar>
-            <w:vAlign w:val="center"/>
-          </w:tcPr>
-          <w:p>
-            <w:pPr>
-              <w:spacing w:after="0" w:line="240" w:lineRule="auto"/>
-              <w:rPr>
-                <w:rFonts w:asciiTheme="minorHAnsi" w:hAnsiTheme="minorHAnsi" w:cstheme="minorHAnsi"/>
-              </w:rPr>
-            </w:pPr>
-            <w:r>
-              <w:rPr>
-                <w:rFonts w:asciiTheme="minorHAnsi" w:hAnsiTheme="minorHAnsi" w:cstheme="minorHAnsi"/>
-              </w:rPr>
-              <w:t>entfällt</w:t>
-            </w:r>
-          </w:p>
-        </w:tc>
-        <w:tc>
-          <w:tcPr>
-            <w:tcW w:w="1326" w:type="dxa"/>
-            <w:tcMar>
-              <w:top w:w="40" w:type="dxa"/>
-              <w:left w:w="90" w:type="dxa"/>
-              <w:bottom w:w="40" w:type="dxa"/>
-              <w:right w:w="90" w:type="dxa"/>
-            </w:tcMar>
-            <w:vAlign w:val="center"/>
-          </w:tcPr>
-          <w:p>
-            <w:pPr>
-              <w:spacing w:after="0" w:line="240" w:lineRule="auto"/>
-              <w:jc w:val="right"/>
-              <w:rPr>
-                <w:rFonts w:asciiTheme="minorHAnsi" w:hAnsiTheme="minorHAnsi" w:cstheme="minorHAnsi"/>
-              </w:rPr>
-            </w:pPr>
-            <w:r>
-              <w:rPr>
-                <w:rFonts w:asciiTheme="minorHAnsi" w:hAnsiTheme="minorHAnsi" w:cstheme="minorHAnsi"/>
-              </w:rPr>
-              <w:t>50 €</w:t>
-            </w:r>
-          </w:p>
-        </w:tc>
-        <w:tc>
-          <w:tcPr>
-            <w:tcW w:w="1326" w:type="dxa"/>
-            <w:tcMar>
-              <w:top w:w="40" w:type="dxa"/>
-              <w:left w:w="90" w:type="dxa"/>
-              <w:bottom w:w="40" w:type="dxa"/>
-              <w:right w:w="90" w:type="dxa"/>
-            </w:tcMar>
-            <w:vAlign w:val="center"/>
-          </w:tcPr>
-          <w:p>
-            <w:pPr>
-              <w:spacing w:after="0" w:line="240" w:lineRule="auto"/>
-              <w:jc w:val="right"/>
-              <w:rPr>
-                <w:rFonts w:asciiTheme="minorHAnsi" w:hAnsiTheme="minorHAnsi" w:cstheme="minorHAnsi"/>
-              </w:rPr>
-            </w:pPr>
-            <w:r>
-              <w:rPr>
-                <w:rFonts w:asciiTheme="minorHAnsi" w:hAnsiTheme="minorHAnsi" w:cstheme="minorHAnsi"/>
-              </w:rPr>
-              <w:t>0 €</w:t>
-            </w:r>
-          </w:p>
-        </w:tc>
-      </w:tr>
-      <w:tr>
-        <w:tc>
-          <w:tcPr>
-            <w:tcW w:w="3760" w:type="dxa"/>
-            <w:tcMar>
-              <w:top w:w="40" w:type="dxa"/>
-              <w:left w:w="90" w:type="dxa"/>
-              <w:bottom w:w="40" w:type="dxa"/>
-              <w:right w:w="90" w:type="dxa"/>
-            </w:tcMar>
-            <w:vAlign w:val="center"/>
-          </w:tcPr>
-          <w:p>
-            <w:pPr>
-              <w:spacing w:after="0" w:line="240" w:lineRule="auto"/>
-              <w:rPr>
-                <w:rFonts w:asciiTheme="minorHAnsi" w:hAnsiTheme="minorHAnsi" w:cstheme="minorHAnsi"/>
-              </w:rPr>
-            </w:pPr>
-            <w:r>
-              <w:rPr>
-                <w:rFonts w:asciiTheme="minorHAnsi" w:hAnsiTheme="minorHAnsi" w:cstheme="minorHAnsi"/>
-              </w:rPr>
-              <w:t>Software und Bibliotheken</w:t>
-            </w:r>
-          </w:p>
-        </w:tc>
-        <w:tc>
-          <w:tcPr>
-            <w:tcW w:w="2660" w:type="dxa"/>
-            <w:tcMar>
-              <w:top w:w="40" w:type="dxa"/>
-              <w:left w:w="90" w:type="dxa"/>
-              <w:bottom w:w="40" w:type="dxa"/>
-              <w:right w:w="90" w:type="dxa"/>
-            </w:tcMar>
-            <w:vAlign w:val="center"/>
-          </w:tcPr>
-          <w:p>
-            <w:pPr>
-              <w:spacing w:after="0" w:line="240" w:lineRule="auto"/>
-              <w:rPr>
-                <w:rFonts w:asciiTheme="minorHAnsi" w:hAnsiTheme="minorHAnsi" w:cstheme="minorHAnsi"/>
-              </w:rPr>
-            </w:pPr>
-            <w:r>
-              <w:rPr>
-                <w:rFonts w:asciiTheme="minorHAnsi" w:hAnsiTheme="minorHAnsi" w:cstheme="minorHAnsi"/>
-              </w:rPr>
-              <w:t>Open Source</w:t>
-            </w:r>
-          </w:p>
-        </w:tc>
-        <w:tc>
-          <w:tcPr>
-            <w:tcW w:w="1326" w:type="dxa"/>
-            <w:tcMar>
-              <w:top w:w="40" w:type="dxa"/>
-              <w:left w:w="90" w:type="dxa"/>
-              <w:bottom w:w="40" w:type="dxa"/>
-              <w:right w:w="90" w:type="dxa"/>
-            </w:tcMar>
-            <w:vAlign w:val="center"/>
-          </w:tcPr>
-          <w:p>
-            <w:pPr>
-              <w:spacing w:after="0" w:line="240" w:lineRule="auto"/>
-              <w:jc w:val="right"/>
-              <w:rPr>
-                <w:rFonts w:asciiTheme="minorHAnsi" w:hAnsiTheme="minorHAnsi" w:cstheme="minorHAnsi"/>
-              </w:rPr>
-            </w:pPr>
-            <w:r>
-              <w:rPr>
-                <w:rFonts w:asciiTheme="minorHAnsi" w:hAnsiTheme="minorHAnsi" w:cstheme="minorHAnsi"/>
-              </w:rPr>
-              <w:t>0 €</w:t>
-            </w:r>
-          </w:p>
-        </w:tc>
-        <w:tc>
-          <w:tcPr>
-            <w:tcW w:w="1326" w:type="dxa"/>
-            <w:tcMar>
-              <w:top w:w="40" w:type="dxa"/>
-              <w:left w:w="90" w:type="dxa"/>
-              <w:bottom w:w="40" w:type="dxa"/>
-              <w:right w:w="90" w:type="dxa"/>
-            </w:tcMar>
-            <w:vAlign w:val="center"/>
-          </w:tcPr>
-          <w:p>
-            <w:pPr>
-              <w:spacing w:after="0" w:line="240" w:lineRule="auto"/>
-              <w:jc w:val="right"/>
-              <w:rPr>
-                <w:rFonts w:asciiTheme="minorHAnsi" w:hAnsiTheme="minorHAnsi" w:cstheme="minorHAnsi"/>
-              </w:rPr>
-            </w:pPr>
-            <w:r>
-              <w:rPr>
-                <w:rFonts w:asciiTheme="minorHAnsi" w:hAnsiTheme="minorHAnsi" w:cstheme="minorHAnsi"/>
-              </w:rPr>
-              <w:t>0 €</w:t>
-            </w:r>
-          </w:p>
-        </w:tc>
-      </w:tr>
-      <w:tr>
-        <w:tc>
-          <w:tcPr>
-            <w:tcW w:w="3760" w:type="dxa"/>
-            <w:tcMar>
-              <w:top w:w="40" w:type="dxa"/>
-              <w:left w:w="90" w:type="dxa"/>
-              <w:bottom w:w="40" w:type="dxa"/>
-              <w:right w:w="90" w:type="dxa"/>
-            </w:tcMar>
-            <w:vAlign w:val="center"/>
-          </w:tcPr>
-          <w:p>
-            <w:pPr>
-              <w:spacing w:after="0" w:line="240" w:lineRule="auto"/>
-              <w:rPr>
-                <w:rFonts w:asciiTheme="minorHAnsi" w:hAnsiTheme="minorHAnsi" w:cstheme="minorHAnsi"/>
-              </w:rPr>
-            </w:pPr>
-            <w:r>
-              <w:rPr>
-                <w:rFonts w:asciiTheme="minorHAnsi" w:hAnsiTheme="minorHAnsi" w:cstheme="minorHAnsi"/>
-              </w:rPr>
-              <w:t>Bildmaterial</w:t>
-            </w:r>
-          </w:p>
-        </w:tc>
-        <w:tc>
-          <w:tcPr>
-            <w:tcW w:w="2660" w:type="dxa"/>
-            <w:tcMar>
-              <w:top w:w="40" w:type="dxa"/>
-              <w:left w:w="90" w:type="dxa"/>
-              <w:bottom w:w="40" w:type="dxa"/>
-              <w:right w:w="90" w:type="dxa"/>
-            </w:tcMar>
-            <w:vAlign w:val="center"/>
-          </w:tcPr>
-          <w:p>
-            <w:pPr>
-              <w:spacing w:after="0" w:line="240" w:lineRule="auto"/>
-              <w:rPr>
-                <w:rFonts w:asciiTheme="minorHAnsi" w:hAnsiTheme="minorHAnsi" w:cstheme="minorHAnsi"/>
-              </w:rPr>
-            </w:pPr>
-            <w:r>
-              <w:rPr>
-                <w:rFonts w:asciiTheme="minorHAnsi" w:hAnsiTheme="minorHAnsi" w:cstheme="minorHAnsi"/>
-              </w:rPr>
-              <w:t>Met Museum, gemeinfrei</w:t>
-            </w:r>
-          </w:p>
-        </w:tc>
-        <w:tc>
-          <w:tcPr>
-            <w:tcW w:w="1326" w:type="dxa"/>
-            <w:tcMar>
-              <w:top w:w="40" w:type="dxa"/>
-              <w:left w:w="90" w:type="dxa"/>
-              <w:bottom w:w="40" w:type="dxa"/>
-              <w:right w:w="90" w:type="dxa"/>
-            </w:tcMar>
-            <w:vAlign w:val="center"/>
-          </w:tcPr>
-          <w:p>
-            <w:pPr>
-              <w:spacing w:after="0" w:line="240" w:lineRule="auto"/>
-              <w:jc w:val="right"/>
-              <w:rPr>
-                <w:rFonts w:asciiTheme="minorHAnsi" w:hAnsiTheme="minorHAnsi" w:cstheme="minorHAnsi"/>
-              </w:rPr>
-            </w:pPr>
-            <w:r>
-              <w:rPr>
-                <w:rFonts w:asciiTheme="minorHAnsi" w:hAnsiTheme="minorHAnsi" w:cstheme="minorHAnsi"/>
-              </w:rPr>
-              <w:t>0 €</w:t>
-            </w:r>
-          </w:p>
-        </w:tc>
-        <w:tc>
-          <w:tcPr>
-            <w:tcW w:w="1326" w:type="dxa"/>
-            <w:tcMar>
-              <w:top w:w="40" w:type="dxa"/>
-              <w:left w:w="90" w:type="dxa"/>
-              <w:bottom w:w="40" w:type="dxa"/>
-              <w:right w:w="90" w:type="dxa"/>
-            </w:tcMar>
-            <w:vAlign w:val="center"/>
-          </w:tcPr>
-          <w:p>
-            <w:pPr>
-              <w:spacing w:after="0" w:line="240" w:lineRule="auto"/>
-              <w:jc w:val="right"/>
-              <w:rPr>
-                <w:rFonts w:asciiTheme="minorHAnsi" w:hAnsiTheme="minorHAnsi" w:cstheme="minorHAnsi"/>
-              </w:rPr>
-            </w:pPr>
-            <w:r>
-              <w:rPr>
-                <w:rFonts w:asciiTheme="minorHAnsi" w:hAnsiTheme="minorHAnsi" w:cstheme="minorHAnsi"/>
-              </w:rPr>
-              <w:t>0 €</w:t>
-            </w:r>
-          </w:p>
-        </w:tc>
-      </w:tr>
-      <w:tr>
-        <w:tc>
-          <w:tcPr>
-            <w:tcW w:w="3760" w:type="dxa"/>
-            <w:tcMar>
-              <w:top w:w="40" w:type="dxa"/>
-              <w:left w:w="90" w:type="dxa"/>
-              <w:bottom w:w="40" w:type="dxa"/>
-              <w:right w:w="90" w:type="dxa"/>
-            </w:tcMar>
-            <w:vAlign w:val="center"/>
-          </w:tcPr>
-          <w:p>
-            <w:pPr>
-              <w:spacing w:after="0" w:line="240" w:lineRule="auto"/>
-              <w:rPr>
-                <w:rFonts w:asciiTheme="minorHAnsi" w:hAnsiTheme="minorHAnsi" w:cstheme="minorHAnsi"/>
-                <w:b/>
-              </w:rPr>
-            </w:pPr>
-            <w:r>
-              <w:rPr>
-                <w:rFonts w:asciiTheme="minorHAnsi" w:hAnsiTheme="minorHAnsi" w:cstheme="minorHAnsi"/>
-                <w:b/>
-              </w:rPr>
-              <w:t>Gesamt</w:t>
-            </w:r>
-          </w:p>
-        </w:tc>
-        <w:tc>
-          <w:tcPr>
-            <w:tcW w:w="2660" w:type="dxa"/>
-            <w:tcMar>
-              <w:top w:w="40" w:type="dxa"/>
-              <w:left w:w="90" w:type="dxa"/>
-              <w:bottom w:w="40" w:type="dxa"/>
-              <w:right w:w="90" w:type="dxa"/>
-            </w:tcMar>
-            <w:vAlign w:val="center"/>
-          </w:tcPr>
-          <w:p>
-            <w:pPr>
-              <w:spacing w:after="0" w:line="240" w:lineRule="auto"/>
-              <w:rPr>
-                <w:rFonts w:asciiTheme="minorHAnsi" w:hAnsiTheme="minorHAnsi" w:cstheme="minorHAnsi"/>
-                <w:b/>
-              </w:rPr>
-            </w:pPr>
-          </w:p>
-        </w:tc>
-        <w:tc>
-          <w:tcPr>
-            <w:tcW w:w="1326" w:type="dxa"/>
-            <w:tcMar>
-              <w:top w:w="40" w:type="dxa"/>
-              <w:left w:w="90" w:type="dxa"/>
-              <w:bottom w:w="40" w:type="dxa"/>
-              <w:right w:w="90" w:type="dxa"/>
-            </w:tcMar>
-            <w:vAlign w:val="center"/>
-          </w:tcPr>
-          <w:p>
-            <w:pPr>
-              <w:spacing w:after="0" w:line="240" w:lineRule="auto"/>
-              <w:jc w:val="right"/>
-              <w:rPr>
-                <w:rFonts w:asciiTheme="minorHAnsi" w:hAnsiTheme="minorHAnsi" w:cstheme="minorHAnsi"/>
-                <w:b/>
-              </w:rPr>
-            </w:pPr>
-            <w:r>
-              <w:rPr>
-                <w:rFonts w:asciiTheme="minorHAnsi" w:hAnsiTheme="minorHAnsi" w:cstheme="minorHAnsi"/>
-                <w:b/>
-              </w:rPr>
-              <w:t>50 €</w:t>
-            </w:r>
-          </w:p>
-        </w:tc>
-        <w:tc>
-          <w:tcPr>
-            <w:tcW w:w="1326" w:type="dxa"/>
-            <w:tcMar>
-              <w:top w:w="40" w:type="dxa"/>
-              <w:left w:w="90" w:type="dxa"/>
-              <w:bottom w:w="40" w:type="dxa"/>
-              <w:right w:w="90" w:type="dxa"/>
-            </w:tcMar>
-            <w:vAlign w:val="center"/>
-          </w:tcPr>
-          <w:p>
-            <w:pPr>
-              <w:spacing w:after="0" w:line="240" w:lineRule="auto"/>
-              <w:jc w:val="right"/>
-              <w:rPr>
-                <w:rFonts w:asciiTheme="minorHAnsi" w:hAnsiTheme="minorHAnsi" w:cstheme="minorHAnsi"/>
-                <w:b/>
-              </w:rPr>
-            </w:pPr>
-            <w:r>
-              <w:rPr>
-                <w:rFonts w:asciiTheme="minorHAnsi" w:hAnsiTheme="minorHAnsi" w:cstheme="minorHAnsi"/>
-                <w:b/>
-              </w:rPr>
-              <w:t>0 €</w:t>
-            </w:r>
-          </w:p>
-        </w:tc>
-      </w:tr>
-    </w:tbl>
     <w:p>
       <w:pPr>
         <w:rPr>
@@ -7272,15 +5461,15 @@
           <w:color w:val="005076"/>
         </w:rPr>
       </w:pPr>
-      <w:bookmarkStart w:id="22" w:name="_Toc234576340"/>
+      <w:bookmarkStart w:id="36" w:name="_Toc234588242"/>
       <w:r>
         <w:rPr>
           <w:rFonts w:asciiTheme="minorHAnsi" w:hAnsiTheme="minorHAnsi" w:cstheme="minorHAnsi"/>
           <w:color w:val="005076"/>
         </w:rPr>
-        <w:t>Preiskalkulation</w:t>
-      </w:r>
-      <w:bookmarkEnd w:id="22"/>
+        <w:t>Bewertung der Zielerreichung</w:t>
+      </w:r>
+      <w:bookmarkEnd w:id="36"/>
     </w:p>
     <w:p>
       <w:pPr>
@@ -7292,7 +5481,30 @@
         <w:rPr>
           <w:rFonts w:asciiTheme="minorHAnsi" w:hAnsiTheme="minorHAnsi" w:cstheme="minorHAnsi"/>
         </w:rPr>
-        <w:t>Ursprünglich waren 50 Euro für einen Bilderrahmen eingeplant, in den der Bildschirm für die Inszenierung eingelassen werden sollte. Da am Projekttag kein Rahmen um den bereitgestellten Fernseher gebaut werden durfte, entfiel diese Position.</w:t>
+        <w:t xml:space="preserve">Der Weg zum fertigen Prototyp war nicht durchgängig einfach. Besonders herausfordernd war es, eine tragfähige Idee zu finden, die als Kunstwerk Anklang findet und </w:t>
+      </w:r>
+      <w:commentRangeStart w:id="37"/>
+      <w:r>
+        <w:rPr>
+          <w:rFonts w:asciiTheme="minorHAnsi" w:hAnsiTheme="minorHAnsi" w:cstheme="minorHAnsi"/>
+        </w:rPr>
+        <w:t>sich</w:t>
+      </w:r>
+      <w:commentRangeEnd w:id="37"/>
+      <w:r>
+        <w:rPr>
+          <w:rStyle w:val="Kommentarzeichen"/>
+          <w:rFonts w:asciiTheme="minorHAnsi" w:hAnsiTheme="minorHAnsi" w:cstheme="minorHAnsi"/>
+          <w:sz w:val="22"/>
+          <w:szCs w:val="22"/>
+        </w:rPr>
+        <w:commentReference w:id="37"/>
+      </w:r>
+      <w:r>
+        <w:rPr>
+          <w:rFonts w:asciiTheme="minorHAnsi" w:hAnsiTheme="minorHAnsi" w:cstheme="minorHAnsi"/>
+        </w:rPr>
+        <w:t xml:space="preserve"> zugleich technisch umsetzen lässt. Erschwerend kam hinzu, dass sich die Anforderungen im Verlauf des Projekts fortlaufend änderten. Die Stakeholder passten ihre Vorstellungen immer wieder an, sodass die Requirements bis kurz vor Abschluss mehrfach überarbeitet werden mussten.</w:t>
       </w:r>
     </w:p>
     <w:p>
@@ -7301,6 +5513,12 @@
           <w:rFonts w:asciiTheme="minorHAnsi" w:hAnsiTheme="minorHAnsi" w:cstheme="minorHAnsi"/>
         </w:rPr>
       </w:pPr>
+      <w:r>
+        <w:rPr>
+          <w:rFonts w:asciiTheme="minorHAnsi" w:hAnsiTheme="minorHAnsi" w:cstheme="minorHAnsi"/>
+        </w:rPr>
+        <w:t>Trotz dieser Schwierigkeiten konnte das Projekt insgesamt sehr gut abgeschlossen werden. Die zentralen Ziele wurden erreicht: Die Installation läuft stabil, erzeugt für jeden Besucher ein individuelles Ergebnis und blieb dabei deutlich innerhalb des vorgegebenen Budgets.</w:t>
+      </w:r>
     </w:p>
     <w:p>
       <w:pPr>
@@ -7308,12 +5526,6 @@
           <w:rFonts w:asciiTheme="minorHAnsi" w:hAnsiTheme="minorHAnsi" w:cstheme="minorHAnsi"/>
         </w:rPr>
       </w:pPr>
-      <w:r>
-        <w:rPr>
-          <w:rFonts w:asciiTheme="minorHAnsi" w:hAnsiTheme="minorHAnsi" w:cstheme="minorHAnsi"/>
-        </w:rPr>
-        <w:t>Alle übrigen Komponenten waren Beistellungen oder bereits vorhanden. Für den Betrieb dienen ein eigener Laptop und ein Smartphone als Kamera, die Anzeige erfolgt über einen bereitgestellten Bildschirm, und das Stativ war vorhanden. Die verwendete Software ist quelloffen und das Bildmaterial gemeinfrei. Damit belaufen sich die tatsächlichen Kosten auf 0 Euro und liegen deutlich unter dem Budget von 100 Euro.</w:t>
-      </w:r>
     </w:p>
     <w:p>
       <w:pPr>
@@ -7321,197 +5533,6 @@
           <w:rFonts w:asciiTheme="minorHAnsi" w:hAnsiTheme="minorHAnsi" w:cstheme="minorHAnsi"/>
         </w:rPr>
       </w:pPr>
-    </w:p>
-    <w:p>
-      <w:pPr>
-        <w:pStyle w:val="berschrift1"/>
-        <w:numPr>
-          <w:ilvl w:val="0"/>
-          <w:numId w:val="1"/>
-        </w:numPr>
-        <w:rPr>
-          <w:rFonts w:asciiTheme="minorHAnsi" w:hAnsiTheme="minorHAnsi" w:cstheme="minorHAnsi"/>
-          <w:color w:val="005076"/>
-        </w:rPr>
-      </w:pPr>
-      <w:bookmarkStart w:id="23" w:name="_Toc234576341"/>
-      <w:r>
-        <w:rPr>
-          <w:rFonts w:asciiTheme="minorHAnsi" w:hAnsiTheme="minorHAnsi" w:cstheme="minorHAnsi"/>
-          <w:color w:val="005076"/>
-        </w:rPr>
-        <w:t>Test</w:t>
-      </w:r>
-      <w:bookmarkEnd w:id="23"/>
-    </w:p>
-    <w:p>
-      <w:pPr>
-        <w:rPr>
-          <w:rFonts w:asciiTheme="minorHAnsi" w:hAnsiTheme="minorHAnsi" w:cstheme="minorHAnsi"/>
-        </w:rPr>
-      </w:pPr>
-      <w:r>
-        <w:rPr>
-          <w:rFonts w:asciiTheme="minorHAnsi" w:hAnsiTheme="minorHAnsi" w:cstheme="minorHAnsi"/>
-        </w:rPr>
-        <w:t>Etwa zwei Wochen vor der Ausstellung wurde die Anwendung in dem Raum getestet, in dem sie am Projekttag gezeigt wird. Im Vordergrund stand die Prüfung der Funktion unter den realen Bedingungen vor Ort. Der gesamte Ablauf von der Besuchererkennung über die Verfremdung bis zum Urteil lief dabei fehlerfrei.</w:t>
-      </w:r>
-    </w:p>
-    <w:p>
-      <w:pPr>
-        <w:rPr>
-          <w:rFonts w:asciiTheme="minorHAnsi" w:hAnsiTheme="minorHAnsi" w:cstheme="minorHAnsi"/>
-        </w:rPr>
-      </w:pPr>
-    </w:p>
-    <w:p>
-      <w:pPr>
-        <w:rPr>
-          <w:rFonts w:asciiTheme="minorHAnsi" w:hAnsiTheme="minorHAnsi" w:cstheme="minorHAnsi"/>
-        </w:rPr>
-      </w:pPr>
-      <w:r>
-        <w:rPr>
-          <w:rFonts w:asciiTheme="minorHAnsi" w:hAnsiTheme="minorHAnsi" w:cstheme="minorHAnsi"/>
-        </w:rPr>
-        <w:t>Ergänzend sind zentrale Bestandteile der Anwendung durch automatische Tests abgesichert, darunter die Berechnung des Urteils und die Erkennung der Blickrichtung.</w:t>
-      </w:r>
-    </w:p>
-    <w:p>
-      <w:pPr>
-        <w:rPr>
-          <w:rFonts w:asciiTheme="minorHAnsi" w:hAnsiTheme="minorHAnsi" w:cstheme="minorHAnsi"/>
-        </w:rPr>
-      </w:pPr>
-    </w:p>
-    <w:p>
-      <w:pPr>
-        <w:pStyle w:val="berschrift1"/>
-        <w:numPr>
-          <w:ilvl w:val="0"/>
-          <w:numId w:val="1"/>
-        </w:numPr>
-        <w:rPr>
-          <w:rFonts w:asciiTheme="minorHAnsi" w:hAnsiTheme="minorHAnsi" w:cstheme="minorHAnsi"/>
-          <w:color w:val="005076"/>
-        </w:rPr>
-      </w:pPr>
-      <w:bookmarkStart w:id="24" w:name="_Toc234576342"/>
-      <w:r>
-        <w:rPr>
-          <w:rFonts w:asciiTheme="minorHAnsi" w:hAnsiTheme="minorHAnsi" w:cstheme="minorHAnsi"/>
-          <w:color w:val="005076"/>
-        </w:rPr>
-        <w:lastRenderedPageBreak/>
-        <w:t>Fazit</w:t>
-      </w:r>
-      <w:bookmarkEnd w:id="24"/>
-    </w:p>
-    <w:p>
-      <w:pPr>
-        <w:rPr>
-          <w:rFonts w:asciiTheme="minorHAnsi" w:hAnsiTheme="minorHAnsi" w:cstheme="minorHAnsi"/>
-        </w:rPr>
-      </w:pPr>
-    </w:p>
-    <w:p>
-      <w:pPr>
-        <w:pStyle w:val="berschrift2"/>
-        <w:numPr>
-          <w:ilvl w:val="1"/>
-          <w:numId w:val="1"/>
-        </w:numPr>
-        <w:jc w:val="both"/>
-        <w:rPr>
-          <w:rFonts w:asciiTheme="minorHAnsi" w:hAnsiTheme="minorHAnsi" w:cstheme="minorHAnsi"/>
-          <w:color w:val="005076"/>
-        </w:rPr>
-      </w:pPr>
-      <w:bookmarkStart w:id="25" w:name="_Toc234576343"/>
-      <w:r>
-        <w:rPr>
-          <w:rFonts w:asciiTheme="minorHAnsi" w:hAnsiTheme="minorHAnsi" w:cstheme="minorHAnsi"/>
-          <w:color w:val="005076"/>
-        </w:rPr>
-        <w:t>Zusammenfassung</w:t>
-      </w:r>
-      <w:bookmarkEnd w:id="25"/>
-    </w:p>
-    <w:p>
-      <w:pPr>
-        <w:rPr>
-          <w:rFonts w:asciiTheme="minorHAnsi" w:hAnsiTheme="minorHAnsi" w:cstheme="minorHAnsi"/>
-        </w:rPr>
-      </w:pPr>
-      <w:r>
-        <w:rPr>
-          <w:rFonts w:asciiTheme="minorHAnsi" w:hAnsiTheme="minorHAnsi" w:cstheme="minorHAnsi"/>
-        </w:rPr>
-        <w:t>Im Rahmen des Projekts ist ein funktionsfähiger Prototyp der interaktiven Installation Ars Aut Abeat entstanden. Die Anwendung verfremdet klassische Werke schrittweise durch KI, erfasst dabei die Emotionen des Betrachters und macht das Phänomen des Uncanny Valley auf diese Weise erfahrbar und messbar.</w:t>
-      </w:r>
-    </w:p>
-    <w:p>
-      <w:pPr>
-        <w:rPr>
-          <w:rFonts w:asciiTheme="minorHAnsi" w:hAnsiTheme="minorHAnsi" w:cstheme="minorHAnsi"/>
-        </w:rPr>
-      </w:pPr>
-    </w:p>
-    <w:p>
-      <w:pPr>
-        <w:pStyle w:val="berschrift2"/>
-        <w:numPr>
-          <w:ilvl w:val="1"/>
-          <w:numId w:val="1"/>
-        </w:numPr>
-        <w:jc w:val="both"/>
-        <w:rPr>
-          <w:rFonts w:asciiTheme="minorHAnsi" w:hAnsiTheme="minorHAnsi" w:cstheme="minorHAnsi"/>
-          <w:color w:val="005076"/>
-        </w:rPr>
-      </w:pPr>
-      <w:bookmarkStart w:id="26" w:name="_Toc234576344"/>
-      <w:r>
-        <w:rPr>
-          <w:rFonts w:asciiTheme="minorHAnsi" w:hAnsiTheme="minorHAnsi" w:cstheme="minorHAnsi"/>
-          <w:color w:val="005076"/>
-        </w:rPr>
-        <w:t>Bewertung der Zielerreichung</w:t>
-      </w:r>
-      <w:bookmarkEnd w:id="26"/>
-    </w:p>
-    <w:p>
-      <w:pPr>
-        <w:rPr>
-          <w:rFonts w:asciiTheme="minorHAnsi" w:hAnsiTheme="minorHAnsi" w:cstheme="minorHAnsi"/>
-        </w:rPr>
-      </w:pPr>
-      <w:r>
-        <w:rPr>
-          <w:rFonts w:asciiTheme="minorHAnsi" w:hAnsiTheme="minorHAnsi" w:cstheme="minorHAnsi"/>
-        </w:rPr>
-        <w:t>Der Weg zum fertigen Prototyp war nicht durchgängig einfach. Besonders herausfordernd war es, eine tragfähige Idee zu finden, die als Kunstwerk Anklang findet und sich zugleich technisch umsetzen lässt. Auch der Projektverlauf gestaltete sich nicht völlig reibungslos, da sich einzelne Anforderungen bis gegen Ende der Projektarbeit noch änderten.</w:t>
-      </w:r>
-    </w:p>
-    <w:p>
-      <w:pPr>
-        <w:rPr>
-          <w:rFonts w:asciiTheme="minorHAnsi" w:hAnsiTheme="minorHAnsi" w:cstheme="minorHAnsi"/>
-        </w:rPr>
-      </w:pPr>
-    </w:p>
-    <w:p>
-      <w:pPr>
-        <w:rPr>
-          <w:rFonts w:asciiTheme="minorHAnsi" w:hAnsiTheme="minorHAnsi" w:cstheme="minorHAnsi"/>
-        </w:rPr>
-      </w:pPr>
-      <w:r>
-        <w:rPr>
-          <w:rFonts w:asciiTheme="minorHAnsi" w:hAnsiTheme="minorHAnsi" w:cstheme="minorHAnsi"/>
-        </w:rPr>
-        <w:t>Trotz dieser Schwierigkeiten konnte das Projekt insgesamt sehr gut abgeschlossen werden. Die zentralen Ziele wurden erreicht: Die Installation läuft stabil, erzeugt für jeden Besucher ein individuelles Ergebnis und blieb dabei deutlich innerhalb des vorgegebenen Budgets.</w:t>
-      </w:r>
     </w:p>
     <w:p>
       <w:pPr>
@@ -7526,7 +5547,7 @@
           <w:color w:val="005076"/>
         </w:rPr>
       </w:pPr>
-      <w:bookmarkStart w:id="27" w:name="_Toc234576345"/>
+      <w:bookmarkStart w:id="38" w:name="_Toc234588243"/>
       <w:r>
         <w:rPr>
           <w:rFonts w:asciiTheme="minorHAnsi" w:hAnsiTheme="minorHAnsi" w:cstheme="minorHAnsi"/>
@@ -7535,7 +5556,7 @@
         <w:lastRenderedPageBreak/>
         <w:t>Anhang</w:t>
       </w:r>
-      <w:bookmarkEnd w:id="27"/>
+      <w:bookmarkEnd w:id="38"/>
     </w:p>
     <w:p>
       <w:pPr>
@@ -7549,7 +5570,7 @@
           <w:color w:val="005076"/>
         </w:rPr>
       </w:pPr>
-      <w:bookmarkStart w:id="28" w:name="_Toc234576346"/>
+      <w:bookmarkStart w:id="39" w:name="_Toc234588244"/>
       <w:r>
         <w:rPr>
           <w:rFonts w:asciiTheme="minorHAnsi" w:hAnsiTheme="minorHAnsi" w:cstheme="minorHAnsi"/>
@@ -7557,7 +5578,7 @@
         </w:rPr>
         <w:t>Abbildungsverzeichnis</w:t>
       </w:r>
-      <w:bookmarkEnd w:id="28"/>
+      <w:bookmarkEnd w:id="39"/>
     </w:p>
     <w:p>
       <w:pPr>
@@ -7574,34 +5595,9 @@
           <w:rFonts w:asciiTheme="minorHAnsi" w:hAnsiTheme="minorHAnsi" w:cstheme="minorHAnsi"/>
         </w:rPr>
         <w:t>Abb. 1: Ablauf einer Interaktion vom Handheben bis zum Urteil</w:t>
-      </w:r>
-      <w:r>
-        <w:rPr>
-          <w:rFonts w:asciiTheme="minorHAnsi" w:hAnsiTheme="minorHAnsi" w:cstheme="minorHAnsi"/>
-        </w:rPr>
         <w:tab/>
-      </w:r>
-      <w:r>
-        <w:rPr>
-          <w:rFonts w:asciiTheme="minorHAnsi" w:hAnsiTheme="minorHAnsi" w:cstheme="minorHAnsi"/>
-        </w:rPr>
         <w:fldChar w:fldCharType="begin"/>
-      </w:r>
-      <w:r>
-        <w:rPr>
-          <w:rFonts w:asciiTheme="minorHAnsi" w:hAnsiTheme="minorHAnsi" w:cstheme="minorHAnsi"/>
-        </w:rPr>
         <w:instrText xml:space="preserve"> PAGEREF _Abb1 \h </w:instrText>
-      </w:r>
-      <w:r>
-        <w:rPr>
-          <w:rFonts w:asciiTheme="minorHAnsi" w:hAnsiTheme="minorHAnsi" w:cstheme="minorHAnsi"/>
-        </w:rPr>
-      </w:r>
-      <w:r>
-        <w:rPr>
-          <w:rFonts w:asciiTheme="minorHAnsi" w:hAnsiTheme="minorHAnsi" w:cstheme="minorHAnsi"/>
-        </w:rPr>
         <w:fldChar w:fldCharType="separate"/>
       </w:r>
       <w:r>
@@ -7633,34 +5629,9 @@
           <w:rFonts w:asciiTheme="minorHAnsi" w:hAnsiTheme="minorHAnsi" w:cstheme="minorHAnsi"/>
         </w:rPr>
         <w:t>Abb. 2: Systemarchitektur mit Kamera, Frontend, Backend und Datenhaltung</w:t>
-      </w:r>
-      <w:r>
-        <w:rPr>
-          <w:rFonts w:asciiTheme="minorHAnsi" w:hAnsiTheme="minorHAnsi" w:cstheme="minorHAnsi"/>
-        </w:rPr>
         <w:tab/>
-      </w:r>
-      <w:r>
-        <w:rPr>
-          <w:rFonts w:asciiTheme="minorHAnsi" w:hAnsiTheme="minorHAnsi" w:cstheme="minorHAnsi"/>
-        </w:rPr>
         <w:fldChar w:fldCharType="begin"/>
-      </w:r>
-      <w:r>
-        <w:rPr>
-          <w:rFonts w:asciiTheme="minorHAnsi" w:hAnsiTheme="minorHAnsi" w:cstheme="minorHAnsi"/>
-        </w:rPr>
         <w:instrText xml:space="preserve"> PAGEREF _Abb2 \h </w:instrText>
-      </w:r>
-      <w:r>
-        <w:rPr>
-          <w:rFonts w:asciiTheme="minorHAnsi" w:hAnsiTheme="minorHAnsi" w:cstheme="minorHAnsi"/>
-        </w:rPr>
-      </w:r>
-      <w:r>
-        <w:rPr>
-          <w:rFonts w:asciiTheme="minorHAnsi" w:hAnsiTheme="minorHAnsi" w:cstheme="minorHAnsi"/>
-        </w:rPr>
         <w:fldChar w:fldCharType="separate"/>
       </w:r>
       <w:r>
@@ -7674,12 +5645,58 @@
         <w:rPr>
           <w:rFonts w:asciiTheme="minorHAnsi" w:hAnsiTheme="minorHAnsi" w:cstheme="minorHAnsi"/>
         </w:rPr>
+        <w:fldChar w:fldCharType="end"/>
+      </w:r>
+    </w:p>
+    <w:p>
+      <w:pPr>
+        <w:tabs>
+          <w:tab w:val="right" w:leader="dot" w:pos="9062"/>
+        </w:tabs>
+        <w:jc w:val="left"/>
+        <w:rPr>
+          <w:rFonts w:asciiTheme="minorHAnsi" w:hAnsiTheme="minorHAnsi" w:cstheme="minorHAnsi"/>
+        </w:rPr>
+      </w:pPr>
+      <w:r>
+        <w:rPr>
+          <w:rFonts w:asciiTheme="minorHAnsi" w:hAnsiTheme="minorHAnsi" w:cstheme="minorHAnsi"/>
+        </w:rPr>
+        <w:t>Abb. 3: Zustandsautomat der Installation mit den vier Phasen</w:t>
+        <w:tab/>
+        <w:fldChar w:fldCharType="begin"/>
+        <w:instrText xml:space="preserve"> PAGEREF _Abb3 \h </w:instrText>
+        <w:fldChar w:fldCharType="separate"/>
+        <w:t>8</w:t>
+        <w:fldChar w:fldCharType="end"/>
+      </w:r>
+    </w:p>
+    <w:p>
+      <w:pPr>
+        <w:tabs>
+          <w:tab w:val="right" w:leader="dot" w:pos="9062"/>
+        </w:tabs>
+        <w:jc w:val="left"/>
+        <w:rPr>
+          <w:rFonts w:asciiTheme="minorHAnsi" w:hAnsiTheme="minorHAnsi" w:cstheme="minorHAnsi"/>
+        </w:rPr>
+      </w:pPr>
+      <w:r>
+        <w:rPr>
+          <w:rFonts w:asciiTheme="minorHAnsi" w:hAnsiTheme="minorHAnsi" w:cstheme="minorHAnsi"/>
+        </w:rPr>
+        <w:t>Abb. 4: Die drei Urteile in Abhängigkeit vom Emotions-Score</w:t>
+        <w:tab/>
+        <w:fldChar w:fldCharType="begin"/>
+        <w:instrText xml:space="preserve"> PAGEREF _Abb4 \h </w:instrText>
+        <w:fldChar w:fldCharType="separate"/>
+        <w:t>7</w:t>
         <w:fldChar w:fldCharType="end"/>
       </w:r>
     </w:p>
     <w:sectPr>
-      <w:footerReference w:type="default" r:id="rId22"/>
-      <w:footerReference w:type="first" r:id="rId23"/>
+      <w:footerReference w:type="default" r:id="rId28"/>
+      <w:footerReference w:type="first" r:id="rId29"/>
       <w:pgSz w:w="11906" w:h="16838"/>
       <w:pgMar w:top="1417" w:right="1417" w:bottom="1134" w:left="1417" w:header="708" w:footer="708" w:gutter="0"/>
       <w:pgNumType w:start="1"/>
@@ -7689,6 +5706,653 @@
     </w:sectPr>
   </w:body>
 </w:document>
+</file>
+
+<file path=word/comments.xml><?xml version="1.0" encoding="utf-8"?>
+<w:comments xmlns:wpc="http://schemas.microsoft.com/office/word/2010/wordprocessingCanvas" xmlns:cx="http://schemas.microsoft.com/office/drawing/2014/chartex" xmlns:cx1="http://schemas.microsoft.com/office/drawing/2015/9/8/chartex" xmlns:cx2="http://schemas.microsoft.com/office/drawing/2015/10/21/chartex" xmlns:cx3="http://schemas.microsoft.com/office/drawing/2016/5/9/chartex" xmlns:cx4="http://schemas.microsoft.com/office/drawing/2016/5/10/chartex" xmlns:cx5="http://schemas.microsoft.com/office/drawing/2016/5/11/chartex" xmlns:cx6="http://schemas.microsoft.com/office/drawing/2016/5/12/chartex" xmlns:cx7="http://schemas.microsoft.com/office/drawing/2016/5/13/chartex" xmlns:cx8="http://schemas.microsoft.com/office/drawing/2016/5/14/chartex" xmlns:mc="http://schemas.openxmlformats.org/markup-compatibility/2006" xmlns:aink="http://schemas.microsoft.com/office/drawing/2016/ink" xmlns:am3d="http://schemas.microsoft.com/office/drawing/2017/model3d" xmlns:o="urn:schemas-microsoft-com:office:office" xmlns:oel="http://schemas.microsoft.com/office/2019/extlst" xmlns:r="http://schemas.openxmlformats.org/officeDocument/2006/relationships" xmlns:m="http://schemas.openxmlformats.org/officeDocument/2006/math" xmlns:v="urn:schemas-microsoft-com:vml" xmlns:wp14="http://schemas.microsoft.com/office/word/2010/wordprocessingDrawing" xmlns:wp="http://schemas.openxmlformats.org/drawingml/2006/wordprocessingDrawing" xmlns:w10="urn:schemas-microsoft-com:office:word" xmlns:w="http://schemas.openxmlformats.org/wordprocessingml/2006/main" xmlns:w14="http://schemas.microsoft.com/office/word/2010/wordml" xmlns:w15="http://schemas.microsoft.com/office/word/2012/wordml" xmlns:w16cex="http://schemas.microsoft.com/office/word/2018/wordml/cex" xmlns:w16cid="http://schemas.microsoft.com/office/word/2016/wordml/cid" xmlns:w16="http://schemas.microsoft.com/office/word/2018/wordml" xmlns:w16du="http://schemas.microsoft.com/office/word/2023/wordml/word16du" xmlns:w16sdtdh="http://schemas.microsoft.com/office/word/2020/wordml/sdtdatahash" xmlns:w16sdtfl="http://schemas.microsoft.com/office/word/2024/wordml/sdtformatlock" xmlns:w16se="http://schemas.microsoft.com/office/word/2015/wordml/symex" xmlns:wpg="http://schemas.microsoft.com/office/word/2010/wordprocessingGroup" xmlns:wpi="http://schemas.microsoft.com/office/word/2010/wordprocessingInk" xmlns:wne="http://schemas.microsoft.com/office/word/2006/wordml" xmlns:wps="http://schemas.microsoft.com/office/word/2010/wordprocessingShape" mc:Ignorable="w14 w15 w16se w16cid w16 w16cex w16sdtdh w16sdtfl w16du wp14">
+  <w:comment w:id="7" w:author="Lukas Kraus" w:date="2026-07-10T13:06:00Z" w:initials="LK">
+    <w:p>
+      <w:pPr>
+        <w:jc w:val="left"/>
+      </w:pPr>
+      <w:r>
+        <w:rPr>
+          <w:rStyle w:val="Kommentarzeichen"/>
+        </w:rPr>
+        <w:annotationRef/>
+      </w:r>
+      <w:r>
+        <w:rPr>
+          <w:sz w:val="20"/>
+          <w:szCs w:val="20"/>
+        </w:rPr>
+        <w:t>bild nach oben</w:t>
+      </w:r>
+    </w:p>
+  </w:comment>
+  <w:comment w:id="13" w:author="Lukas Kraus" w:date="2026-07-10T13:06:00Z" w:initials="LK">
+    <w:p>
+      <w:pPr>
+        <w:jc w:val="left"/>
+      </w:pPr>
+      <w:r>
+        <w:rPr>
+          <w:rStyle w:val="Kommentarzeichen"/>
+        </w:rPr>
+        <w:annotationRef/>
+      </w:r>
+      <w:r>
+        <w:rPr>
+          <w:sz w:val="20"/>
+          <w:szCs w:val="20"/>
+        </w:rPr>
+        <w:t>keine naf</w:t>
+      </w:r>
+      <w:r>
+        <w:rPr>
+          <w:rFonts w:hint="eastAsia"/>
+          <w:sz w:val="20"/>
+          <w:szCs w:val="20"/>
+        </w:rPr>
+        <w:t>ü</w:t>
+      </w:r>
+      <w:r>
+        <w:rPr>
+          <w:sz w:val="20"/>
+          <w:szCs w:val="20"/>
+        </w:rPr>
+        <w:t>hrungszeichen, kussiv bitte</w:t>
+      </w:r>
+    </w:p>
+    <w:p>
+      <w:pPr>
+        <w:jc w:val="left"/>
+      </w:pPr>
+    </w:p>
+  </w:comment>
+  <w:comment w:id="14" w:author="Lukas Kraus" w:date="2026-07-10T13:07:00Z" w:initials="LK">
+    <w:p>
+      <w:pPr>
+        <w:jc w:val="left"/>
+      </w:pPr>
+      <w:r>
+        <w:rPr>
+          <w:rStyle w:val="Kommentarzeichen"/>
+        </w:rPr>
+        <w:annotationRef/>
+      </w:r>
+      <w:r>
+        <w:rPr>
+          <w:sz w:val="20"/>
+          <w:szCs w:val="20"/>
+        </w:rPr>
+        <w:t>zudem sind das .py dazuf</w:t>
+      </w:r>
+      <w:r>
+        <w:rPr>
+          <w:rFonts w:hint="eastAsia"/>
+          <w:sz w:val="20"/>
+          <w:szCs w:val="20"/>
+        </w:rPr>
+        <w:t>ü</w:t>
+      </w:r>
+      <w:r>
+        <w:rPr>
+          <w:sz w:val="20"/>
+          <w:szCs w:val="20"/>
+        </w:rPr>
+        <w:t>gen</w:t>
+      </w:r>
+    </w:p>
+    <w:p>
+      <w:pPr>
+        <w:jc w:val="left"/>
+      </w:pPr>
+    </w:p>
+  </w:comment>
+  <w:comment w:id="15" w:author="Lukas Kraus" w:date="2026-07-10T13:07:00Z" w:initials="LK">
+    <w:p>
+      <w:pPr>
+        <w:jc w:val="left"/>
+      </w:pPr>
+      <w:r>
+        <w:rPr>
+          <w:rStyle w:val="Kommentarzeichen"/>
+        </w:rPr>
+        <w:annotationRef/>
+      </w:r>
+      <w:r>
+        <w:rPr>
+          <w:sz w:val="20"/>
+          <w:szCs w:val="20"/>
+        </w:rPr>
+        <w:t>python muss fr</w:t>
+      </w:r>
+      <w:r>
+        <w:rPr>
+          <w:rFonts w:hint="eastAsia"/>
+          <w:sz w:val="20"/>
+          <w:szCs w:val="20"/>
+        </w:rPr>
+        <w:t>ü</w:t>
+      </w:r>
+      <w:r>
+        <w:rPr>
+          <w:sz w:val="20"/>
+          <w:szCs w:val="20"/>
+        </w:rPr>
+        <w:t>her srtehen</w:t>
+      </w:r>
+    </w:p>
+  </w:comment>
+  <w:comment w:id="17" w:author="Lukas Kraus" w:date="2026-07-10T13:08:00Z" w:initials="LK">
+    <w:p>
+      <w:pPr>
+        <w:jc w:val="left"/>
+      </w:pPr>
+      <w:r>
+        <w:rPr>
+          <w:rStyle w:val="Kommentarzeichen"/>
+        </w:rPr>
+        <w:annotationRef/>
+      </w:r>
+      <w:r>
+        <w:rPr>
+          <w:sz w:val="20"/>
+          <w:szCs w:val="20"/>
+        </w:rPr>
+        <w:t>react und type script ist in JS, dass muss dazu stehen</w:t>
+      </w:r>
+    </w:p>
+    <w:p>
+      <w:pPr>
+        <w:jc w:val="left"/>
+      </w:pPr>
+    </w:p>
+  </w:comment>
+  <w:comment w:id="22" w:author="Lukas Kraus" w:date="2026-07-10T13:09:00Z" w:initials="LK">
+    <w:p>
+      <w:pPr>
+        <w:jc w:val="left"/>
+      </w:pPr>
+      <w:r>
+        <w:rPr>
+          <w:rStyle w:val="Kommentarzeichen"/>
+        </w:rPr>
+        <w:annotationRef/>
+      </w:r>
+      <w:r>
+        <w:rPr>
+          <w:sz w:val="20"/>
+          <w:szCs w:val="20"/>
+        </w:rPr>
+        <w:t>kussiv keine anf</w:t>
+      </w:r>
+      <w:r>
+        <w:rPr>
+          <w:rFonts w:hint="eastAsia"/>
+          <w:sz w:val="20"/>
+          <w:szCs w:val="20"/>
+        </w:rPr>
+        <w:t>ü</w:t>
+      </w:r>
+      <w:r>
+        <w:rPr>
+          <w:sz w:val="20"/>
+          <w:szCs w:val="20"/>
+        </w:rPr>
+        <w:t>hrungszeichen und .py</w:t>
+      </w:r>
+    </w:p>
+  </w:comment>
+  <w:comment w:id="26" w:author="Lukas Kraus" w:date="2026-07-10T13:09:00Z" w:initials="LK">
+    <w:p>
+      <w:pPr>
+        <w:jc w:val="left"/>
+      </w:pPr>
+      <w:r>
+        <w:rPr>
+          <w:rStyle w:val="Kommentarzeichen"/>
+        </w:rPr>
+        <w:annotationRef/>
+      </w:r>
+      <w:r>
+        <w:rPr>
+          <w:sz w:val="20"/>
+          <w:szCs w:val="20"/>
+        </w:rPr>
+        <w:t>latein erkl</w:t>
+      </w:r>
+      <w:r>
+        <w:rPr>
+          <w:rFonts w:hint="eastAsia"/>
+          <w:sz w:val="20"/>
+          <w:szCs w:val="20"/>
+        </w:rPr>
+        <w:t>ä</w:t>
+      </w:r>
+      <w:r>
+        <w:rPr>
+          <w:sz w:val="20"/>
+          <w:szCs w:val="20"/>
+        </w:rPr>
+        <w:t>ren</w:t>
+      </w:r>
+    </w:p>
+  </w:comment>
+  <w:comment w:id="25" w:author="Lukas Kraus" w:date="2026-07-10T13:10:00Z" w:initials="LK">
+    <w:p>
+      <w:pPr>
+        <w:jc w:val="left"/>
+      </w:pPr>
+      <w:r>
+        <w:rPr>
+          <w:rStyle w:val="Kommentarzeichen"/>
+        </w:rPr>
+        <w:annotationRef/>
+      </w:r>
+      <w:r>
+        <w:rPr>
+          <w:sz w:val="20"/>
+          <w:szCs w:val="20"/>
+        </w:rPr>
+        <w:t>statiustik oder grafik zu viel text</w:t>
+      </w:r>
+    </w:p>
+  </w:comment>
+  <w:comment w:id="28" w:author="Lukas Kraus" w:date="2026-07-10T13:09:00Z" w:initials="LK">
+    <w:p>
+      <w:pPr>
+        <w:jc w:val="left"/>
+      </w:pPr>
+      <w:r>
+        <w:rPr>
+          <w:rStyle w:val="Kommentarzeichen"/>
+        </w:rPr>
+        <w:annotationRef/>
+      </w:r>
+      <w:r>
+        <w:rPr>
+          <w:sz w:val="20"/>
+          <w:szCs w:val="20"/>
+        </w:rPr>
+        <w:t>UML daraus machen und text k</w:t>
+      </w:r>
+      <w:r>
+        <w:rPr>
+          <w:rFonts w:hint="eastAsia"/>
+          <w:sz w:val="20"/>
+          <w:szCs w:val="20"/>
+        </w:rPr>
+        <w:t>ü</w:t>
+      </w:r>
+      <w:r>
+        <w:rPr>
+          <w:sz w:val="20"/>
+          <w:szCs w:val="20"/>
+        </w:rPr>
+        <w:t>rzen bzw kein UML sondern grafik</w:t>
+      </w:r>
+    </w:p>
+  </w:comment>
+  <w:comment w:id="34" w:author="Lukas Kraus" w:date="2026-07-10T15:06:00Z" w:initials="LK">
+    <w:p>
+      <w:pPr>
+        <w:jc w:val="left"/>
+      </w:pPr>
+      <w:r>
+        <w:rPr>
+          <w:rStyle w:val="Kommentarzeichen"/>
+        </w:rPr>
+        <w:annotationRef/>
+      </w:r>
+      <w:r>
+        <w:rPr>
+          <w:color w:val="F6F6F6"/>
+          <w:sz w:val="20"/>
+          <w:szCs w:val="20"/>
+        </w:rPr>
+        <w:t xml:space="preserve">Allgemienr kommentar: </w:t>
+      </w:r>
+    </w:p>
+    <w:p>
+      <w:pPr>
+        <w:jc w:val="left"/>
+      </w:pPr>
+      <w:r>
+        <w:rPr>
+          <w:color w:val="F6F6F6"/>
+          <w:sz w:val="20"/>
+          <w:szCs w:val="20"/>
+        </w:rPr>
+        <w:t>Kieine unn</w:t>
+      </w:r>
+      <w:r>
+        <w:rPr>
+          <w:rFonts w:hint="eastAsia"/>
+          <w:color w:val="F6F6F6"/>
+          <w:sz w:val="20"/>
+          <w:szCs w:val="20"/>
+        </w:rPr>
+        <w:t>ö</w:t>
+      </w:r>
+      <w:r>
+        <w:rPr>
+          <w:color w:val="F6F6F6"/>
+          <w:sz w:val="20"/>
+          <w:szCs w:val="20"/>
+        </w:rPr>
+        <w:t>tigen leerzeiclen, alles sch</w:t>
+      </w:r>
+      <w:r>
+        <w:rPr>
+          <w:rFonts w:hint="eastAsia"/>
+          <w:color w:val="F6F6F6"/>
+          <w:sz w:val="20"/>
+          <w:szCs w:val="20"/>
+        </w:rPr>
+        <w:t>ö</w:t>
+      </w:r>
+      <w:r>
+        <w:rPr>
+          <w:color w:val="F6F6F6"/>
+          <w:sz w:val="20"/>
+          <w:szCs w:val="20"/>
+        </w:rPr>
+        <w:t>n neat und eng halten, zudem muss die 200 zoll vieowand und und der raum in hochschullschloss sowie die art der pr</w:t>
+      </w:r>
+      <w:r>
+        <w:rPr>
+          <w:rFonts w:hint="eastAsia"/>
+          <w:color w:val="F6F6F6"/>
+          <w:sz w:val="20"/>
+          <w:szCs w:val="20"/>
+        </w:rPr>
+        <w:t>ä</w:t>
+      </w:r>
+      <w:r>
+        <w:rPr>
+          <w:color w:val="F6F6F6"/>
+          <w:sz w:val="20"/>
+          <w:szCs w:val="20"/>
+        </w:rPr>
+        <w:t>sentation auch beschriebne werden. Das wird ja alles in einer kinstaustellung pr</w:t>
+      </w:r>
+      <w:r>
+        <w:rPr>
+          <w:rFonts w:hint="eastAsia"/>
+          <w:color w:val="F6F6F6"/>
+          <w:sz w:val="20"/>
+          <w:szCs w:val="20"/>
+        </w:rPr>
+        <w:t>ä</w:t>
+      </w:r>
+      <w:r>
+        <w:rPr>
+          <w:color w:val="F6F6F6"/>
+          <w:sz w:val="20"/>
+          <w:szCs w:val="20"/>
+        </w:rPr>
+        <w:t>sentiert die muss daher auch irgendwie erkl</w:t>
+      </w:r>
+      <w:r>
+        <w:rPr>
+          <w:rFonts w:hint="eastAsia"/>
+          <w:color w:val="F6F6F6"/>
+          <w:sz w:val="20"/>
+          <w:szCs w:val="20"/>
+        </w:rPr>
+        <w:t>ä</w:t>
+      </w:r>
+      <w:r>
+        <w:rPr>
+          <w:color w:val="F6F6F6"/>
+          <w:sz w:val="20"/>
+          <w:szCs w:val="20"/>
+        </w:rPr>
+        <w:t>rt werden also ist die location, der raum, die videowand und das setup relevant. Es muss auch einen vergleich geben zwischen ursp</w:t>
+      </w:r>
+      <w:r>
+        <w:rPr>
+          <w:rFonts w:hint="eastAsia"/>
+          <w:color w:val="F6F6F6"/>
+          <w:sz w:val="20"/>
+          <w:szCs w:val="20"/>
+        </w:rPr>
+        <w:t>ü</w:t>
+      </w:r>
+      <w:r>
+        <w:rPr>
+          <w:color w:val="F6F6F6"/>
+          <w:sz w:val="20"/>
+          <w:szCs w:val="20"/>
+        </w:rPr>
+        <w:t>rglicher idee und der tats</w:t>
+      </w:r>
+      <w:r>
+        <w:rPr>
+          <w:rFonts w:hint="eastAsia"/>
+          <w:color w:val="F6F6F6"/>
+          <w:sz w:val="20"/>
+          <w:szCs w:val="20"/>
+        </w:rPr>
+        <w:t>ä</w:t>
+      </w:r>
+      <w:r>
+        <w:rPr>
+          <w:color w:val="F6F6F6"/>
+          <w:sz w:val="20"/>
+          <w:szCs w:val="20"/>
+        </w:rPr>
+        <w:t>chlichen umsetzung,</w:t>
+      </w:r>
+      <w:r>
+        <w:rPr>
+          <w:rFonts w:hint="eastAsia"/>
+          <w:color w:val="F6F6F6"/>
+          <w:sz w:val="20"/>
+          <w:szCs w:val="20"/>
+        </w:rPr>
+        <w:t> </w:t>
+      </w:r>
+      <w:r>
+        <w:rPr>
+          <w:color w:val="F6F6F6"/>
+          <w:sz w:val="20"/>
+          <w:szCs w:val="20"/>
+        </w:rPr>
+        <w:t xml:space="preserve"> vlt paart mockups von dem urspr</w:t>
+      </w:r>
+      <w:r>
+        <w:rPr>
+          <w:rFonts w:hint="eastAsia"/>
+          <w:color w:val="F6F6F6"/>
+          <w:sz w:val="20"/>
+          <w:szCs w:val="20"/>
+        </w:rPr>
+        <w:t>ü</w:t>
+      </w:r>
+      <w:r>
+        <w:rPr>
+          <w:color w:val="F6F6F6"/>
+          <w:sz w:val="20"/>
+          <w:szCs w:val="20"/>
+        </w:rPr>
+        <w:t>nglichen prototypen oder sogar bilder von dem produkt in action,. Devinitiv so viele bilder oder grafikgen wie m</w:t>
+      </w:r>
+      <w:r>
+        <w:rPr>
+          <w:rFonts w:hint="eastAsia"/>
+          <w:color w:val="F6F6F6"/>
+          <w:sz w:val="20"/>
+          <w:szCs w:val="20"/>
+        </w:rPr>
+        <w:t>ö</w:t>
+      </w:r>
+      <w:r>
+        <w:rPr>
+          <w:color w:val="F6F6F6"/>
+          <w:sz w:val="20"/>
+          <w:szCs w:val="20"/>
+        </w:rPr>
+        <w:t xml:space="preserve">glich. </w:t>
+      </w:r>
+    </w:p>
+    <w:p>
+      <w:pPr>
+        <w:jc w:val="left"/>
+      </w:pPr>
+    </w:p>
+  </w:comment>
+  <w:comment w:id="37" w:author="Lukas Kraus" w:date="2026-07-10T13:13:00Z" w:initials="LK">
+    <w:p>
+      <w:pPr>
+        <w:jc w:val="left"/>
+      </w:pPr>
+      <w:r>
+        <w:rPr>
+          <w:rStyle w:val="Kommentarzeichen"/>
+        </w:rPr>
+        <w:annotationRef/>
+      </w:r>
+      <w:r>
+        <w:rPr>
+          <w:sz w:val="20"/>
+          <w:szCs w:val="20"/>
+        </w:rPr>
+        <w:t>hier hinzuf</w:t>
+      </w:r>
+      <w:r>
+        <w:rPr>
+          <w:rFonts w:hint="eastAsia"/>
+          <w:sz w:val="20"/>
+          <w:szCs w:val="20"/>
+        </w:rPr>
+        <w:t>ü</w:t>
+      </w:r>
+      <w:r>
+        <w:rPr>
+          <w:sz w:val="20"/>
+          <w:szCs w:val="20"/>
+        </w:rPr>
+        <w:t>gen dass das projekt von den steakholdern st</w:t>
+      </w:r>
+      <w:r>
+        <w:rPr>
+          <w:rFonts w:hint="eastAsia"/>
+          <w:sz w:val="20"/>
+          <w:szCs w:val="20"/>
+        </w:rPr>
+        <w:t>ä</w:t>
+      </w:r>
+      <w:r>
+        <w:rPr>
+          <w:sz w:val="20"/>
+          <w:szCs w:val="20"/>
+        </w:rPr>
+        <w:t>tog ver</w:t>
+      </w:r>
+      <w:r>
+        <w:rPr>
+          <w:rFonts w:hint="eastAsia"/>
+          <w:sz w:val="20"/>
+          <w:szCs w:val="20"/>
+        </w:rPr>
+        <w:t>ä</w:t>
+      </w:r>
+      <w:r>
+        <w:rPr>
+          <w:sz w:val="20"/>
+          <w:szCs w:val="20"/>
+        </w:rPr>
+        <w:t>ndert wurde undd dass ich die reqirements st</w:t>
+      </w:r>
+      <w:r>
+        <w:rPr>
+          <w:rFonts w:hint="eastAsia"/>
+          <w:sz w:val="20"/>
+          <w:szCs w:val="20"/>
+        </w:rPr>
+        <w:t>ä</w:t>
+      </w:r>
+      <w:r>
+        <w:rPr>
+          <w:sz w:val="20"/>
+          <w:szCs w:val="20"/>
+        </w:rPr>
+        <w:t>tioge ge</w:t>
+      </w:r>
+      <w:r>
+        <w:rPr>
+          <w:rFonts w:hint="eastAsia"/>
+          <w:sz w:val="20"/>
+          <w:szCs w:val="20"/>
+        </w:rPr>
+        <w:t>ä</w:t>
+      </w:r>
+      <w:r>
+        <w:rPr>
+          <w:sz w:val="20"/>
+          <w:szCs w:val="20"/>
+        </w:rPr>
+        <w:t xml:space="preserve">ndert werden, muss aber deutlicher werden zudem muss dranstehen dass das projekt erfolgreich war. </w:t>
+      </w:r>
+    </w:p>
+    <w:p>
+      <w:pPr>
+        <w:jc w:val="left"/>
+      </w:pPr>
+    </w:p>
+  </w:comment>
+</w:comments>
+</file>
+
+<file path=word/commentsExtended.xml><?xml version="1.0" encoding="utf-8"?>
+<w15:commentsEx xmlns:wpc="http://schemas.microsoft.com/office/word/2010/wordprocessingCanvas" xmlns:cx="http://schemas.microsoft.com/office/drawing/2014/chartex" xmlns:cx1="http://schemas.microsoft.com/office/drawing/2015/9/8/chartex" xmlns:cx2="http://schemas.microsoft.com/office/drawing/2015/10/21/chartex" xmlns:cx3="http://schemas.microsoft.com/office/drawing/2016/5/9/chartex" xmlns:cx4="http://schemas.microsoft.com/office/drawing/2016/5/10/chartex" xmlns:cx5="http://schemas.microsoft.com/office/drawing/2016/5/11/chartex" xmlns:cx6="http://schemas.microsoft.com/office/drawing/2016/5/12/chartex" xmlns:cx7="http://schemas.microsoft.com/office/drawing/2016/5/13/chartex" xmlns:cx8="http://schemas.microsoft.com/office/drawing/2016/5/14/chartex" xmlns:mc="http://schemas.openxmlformats.org/markup-compatibility/2006" xmlns:aink="http://schemas.microsoft.com/office/drawing/2016/ink" xmlns:am3d="http://schemas.microsoft.com/office/drawing/2017/model3d" xmlns:o="urn:schemas-microsoft-com:office:office" xmlns:oel="http://schemas.microsoft.com/office/2019/extlst" xmlns:r="http://schemas.openxmlformats.org/officeDocument/2006/relationships" xmlns:m="http://schemas.openxmlformats.org/officeDocument/2006/math" xmlns:v="urn:schemas-microsoft-com:vml" xmlns:wp14="http://schemas.microsoft.com/office/word/2010/wordprocessingDrawing" xmlns:wp="http://schemas.openxmlformats.org/drawingml/2006/wordprocessingDrawing" xmlns:w10="urn:schemas-microsoft-com:office:word" xmlns:w="http://schemas.openxmlformats.org/wordprocessingml/2006/main" xmlns:w14="http://schemas.microsoft.com/office/word/2010/wordml" xmlns:w15="http://schemas.microsoft.com/office/word/2012/wordml" xmlns:w16cex="http://schemas.microsoft.com/office/word/2018/wordml/cex" xmlns:w16cid="http://schemas.microsoft.com/office/word/2016/wordml/cid" xmlns:w16="http://schemas.microsoft.com/office/word/2018/wordml" xmlns:w16du="http://schemas.microsoft.com/office/word/2023/wordml/word16du" xmlns:w16sdtdh="http://schemas.microsoft.com/office/word/2020/wordml/sdtdatahash" xmlns:w16sdtfl="http://schemas.microsoft.com/office/word/2024/wordml/sdtformatlock" xmlns:w16se="http://schemas.microsoft.com/office/word/2015/wordml/symex" xmlns:wpg="http://schemas.microsoft.com/office/word/2010/wordprocessingGroup" xmlns:wpi="http://schemas.microsoft.com/office/word/2010/wordprocessingInk" xmlns:wne="http://schemas.microsoft.com/office/word/2006/wordml" xmlns:wps="http://schemas.microsoft.com/office/word/2010/wordprocessingShape" mc:Ignorable="w14 w15 w16se w16cid w16 w16cex w16sdtdh w16sdtfl w16du wp14">
+  <w15:commentEx w15:paraId="739EE25C" w15:done="0"/>
+  <w15:commentEx w15:paraId="4C005767" w15:done="0"/>
+  <w15:commentEx w15:paraId="0CDD2C0C" w15:paraIdParent="4C005767" w15:done="0"/>
+  <w15:commentEx w15:paraId="38BAF334" w15:paraIdParent="4C005767" w15:done="0"/>
+  <w15:commentEx w15:paraId="61888EC5" w15:done="0"/>
+  <w15:commentEx w15:paraId="094717B7" w15:done="0"/>
+  <w15:commentEx w15:paraId="7BE4C26A" w15:done="0"/>
+  <w15:commentEx w15:paraId="1A03DF3A" w15:done="0"/>
+  <w15:commentEx w15:paraId="1979DD24" w15:done="0"/>
+  <w15:commentEx w15:paraId="1335588F" w15:done="0"/>
+  <w15:commentEx w15:paraId="5B1733A7" w15:done="0"/>
+</w15:commentsEx>
+</file>
+
+<file path=word/commentsExtensible.xml><?xml version="1.0" encoding="utf-8"?>
+<w16cex:commentsExtensible xmlns:wpc="http://schemas.microsoft.com/office/word/2010/wordprocessingCanvas" xmlns:cx="http://schemas.microsoft.com/office/drawing/2014/chartex" xmlns:cx1="http://schemas.microsoft.com/office/drawing/2015/9/8/chartex" xmlns:cx2="http://schemas.microsoft.com/office/drawing/2015/10/21/chartex" xmlns:cx3="http://schemas.microsoft.com/office/drawing/2016/5/9/chartex" xmlns:cx4="http://schemas.microsoft.com/office/drawing/2016/5/10/chartex" xmlns:cx5="http://schemas.microsoft.com/office/drawing/2016/5/11/chartex" xmlns:cx6="http://schemas.microsoft.com/office/drawing/2016/5/12/chartex" xmlns:cx7="http://schemas.microsoft.com/office/drawing/2016/5/13/chartex" xmlns:cx8="http://schemas.microsoft.com/office/drawing/2016/5/14/chartex" xmlns:cr="http://schemas.microsoft.com/office/comments/2020/reactions" xmlns:mc="http://schemas.openxmlformats.org/markup-compatibility/2006" xmlns:aink="http://schemas.microsoft.com/office/drawing/2016/ink" xmlns:am3d="http://schemas.microsoft.com/office/drawing/2017/model3d" xmlns:o="urn:schemas-microsoft-com:office:office" xmlns:oel="http://schemas.microsoft.com/office/2019/extlst" xmlns:r="http://schemas.openxmlformats.org/officeDocument/2006/relationships" xmlns:m="http://schemas.openxmlformats.org/officeDocument/2006/math" xmlns:v="urn:schemas-microsoft-com:vml" xmlns:wp14="http://schemas.microsoft.com/office/word/2010/wordprocessingDrawing" xmlns:wp="http://schemas.openxmlformats.org/drawingml/2006/wordprocessingDrawing" xmlns:w10="urn:schemas-microsoft-com:office:word" xmlns:w="http://schemas.openxmlformats.org/wordprocessingml/2006/main" xmlns:w14="http://schemas.microsoft.com/office/word/2010/wordml" xmlns:w15="http://schemas.microsoft.com/office/word/2012/wordml" xmlns:w16cex="http://schemas.microsoft.com/office/word/2018/wordml/cex" xmlns:w16cid="http://schemas.microsoft.com/office/word/2016/wordml/cid" xmlns:w16="http://schemas.microsoft.com/office/word/2018/wordml" xmlns:w16du="http://schemas.microsoft.com/office/word/2023/wordml/word16du" xmlns:w16sdtdh="http://schemas.microsoft.com/office/word/2020/wordml/sdtdatahash" xmlns:w16sdtfl="http://schemas.microsoft.com/office/word/2024/wordml/sdtformatlock" xmlns:w16se="http://schemas.microsoft.com/office/word/2015/wordml/symex" xmlns:wpg="http://schemas.microsoft.com/office/word/2010/wordprocessingGroup" xmlns:wpi="http://schemas.microsoft.com/office/word/2010/wordprocessingInk" xmlns:wne="http://schemas.microsoft.com/office/word/2006/wordml" xmlns:wps="http://schemas.microsoft.com/office/word/2010/wordprocessingShape" mc:Ignorable="w14 w15 w16se w16cid w16 w16cex w16sdtdh w16sdtfl cr w16du wp14">
+  <w16cex:commentExtensible w16cex:durableId="56189C9D" w16cex:dateUtc="2026-07-10T11:06:00Z"/>
+  <w16cex:commentExtensible w16cex:durableId="72ADC598" w16cex:dateUtc="2026-07-10T11:06:00Z"/>
+  <w16cex:commentExtensible w16cex:durableId="343835A9" w16cex:dateUtc="2026-07-10T11:07:00Z"/>
+  <w16cex:commentExtensible w16cex:durableId="7C529D95" w16cex:dateUtc="2026-07-10T11:07:00Z"/>
+  <w16cex:commentExtensible w16cex:durableId="469F2AB2" w16cex:dateUtc="2026-07-10T11:08:00Z"/>
+  <w16cex:commentExtensible w16cex:durableId="2D7F6DD0" w16cex:dateUtc="2026-07-10T11:09:00Z"/>
+  <w16cex:commentExtensible w16cex:durableId="13F5DF43" w16cex:dateUtc="2026-07-10T11:09:00Z"/>
+  <w16cex:commentExtensible w16cex:durableId="79A83065" w16cex:dateUtc="2026-07-10T11:10:00Z"/>
+  <w16cex:commentExtensible w16cex:durableId="294FC8F6" w16cex:dateUtc="2026-07-10T11:09:00Z"/>
+  <w16cex:commentExtensible w16cex:durableId="3D9B9542" w16cex:dateUtc="2026-07-10T13:06:00Z"/>
+  <w16cex:commentExtensible w16cex:durableId="50EFEDB5" w16cex:dateUtc="2026-07-10T11:13:00Z"/>
+</w16cex:commentsExtensible>
+</file>
+
+<file path=word/commentsIds.xml><?xml version="1.0" encoding="utf-8"?>
+<w16cid:commentsIds xmlns:wpc="http://schemas.microsoft.com/office/word/2010/wordprocessingCanvas" xmlns:cx="http://schemas.microsoft.com/office/drawing/2014/chartex" xmlns:cx1="http://schemas.microsoft.com/office/drawing/2015/9/8/chartex" xmlns:cx2="http://schemas.microsoft.com/office/drawing/2015/10/21/chartex" xmlns:cx3="http://schemas.microsoft.com/office/drawing/2016/5/9/chartex" xmlns:cx4="http://schemas.microsoft.com/office/drawing/2016/5/10/chartex" xmlns:cx5="http://schemas.microsoft.com/office/drawing/2016/5/11/chartex" xmlns:cx6="http://schemas.microsoft.com/office/drawing/2016/5/12/chartex" xmlns:cx7="http://schemas.microsoft.com/office/drawing/2016/5/13/chartex" xmlns:cx8="http://schemas.microsoft.com/office/drawing/2016/5/14/chartex" xmlns:mc="http://schemas.openxmlformats.org/markup-compatibility/2006" xmlns:aink="http://schemas.microsoft.com/office/drawing/2016/ink" xmlns:am3d="http://schemas.microsoft.com/office/drawing/2017/model3d" xmlns:o="urn:schemas-microsoft-com:office:office" xmlns:oel="http://schemas.microsoft.com/office/2019/extlst" xmlns:r="http://schemas.openxmlformats.org/officeDocument/2006/relationships" xmlns:m="http://schemas.openxmlformats.org/officeDocument/2006/math" xmlns:v="urn:schemas-microsoft-com:vml" xmlns:wp14="http://schemas.microsoft.com/office/word/2010/wordprocessingDrawing" xmlns:wp="http://schemas.openxmlformats.org/drawingml/2006/wordprocessingDrawing" xmlns:w10="urn:schemas-microsoft-com:office:word" xmlns:w="http://schemas.openxmlformats.org/wordprocessingml/2006/main" xmlns:w14="http://schemas.microsoft.com/office/word/2010/wordml" xmlns:w15="http://schemas.microsoft.com/office/word/2012/wordml" xmlns:w16cex="http://schemas.microsoft.com/office/word/2018/wordml/cex" xmlns:w16cid="http://schemas.microsoft.com/office/word/2016/wordml/cid" xmlns:w16="http://schemas.microsoft.com/office/word/2018/wordml" xmlns:w16du="http://schemas.microsoft.com/office/word/2023/wordml/word16du" xmlns:w16sdtdh="http://schemas.microsoft.com/office/word/2020/wordml/sdtdatahash" xmlns:w16sdtfl="http://schemas.microsoft.com/office/word/2024/wordml/sdtformatlock" xmlns:w16se="http://schemas.microsoft.com/office/word/2015/wordml/symex" xmlns:wpg="http://schemas.microsoft.com/office/word/2010/wordprocessingGroup" xmlns:wpi="http://schemas.microsoft.com/office/word/2010/wordprocessingInk" xmlns:wne="http://schemas.microsoft.com/office/word/2006/wordml" xmlns:wps="http://schemas.microsoft.com/office/word/2010/wordprocessingShape" mc:Ignorable="w14 w15 w16se w16cid w16 w16cex w16sdtdh w16sdtfl w16du wp14">
+  <w16cid:commentId w16cid:paraId="739EE25C" w16cid:durableId="56189C9D"/>
+  <w16cid:commentId w16cid:paraId="4C005767" w16cid:durableId="72ADC598"/>
+  <w16cid:commentId w16cid:paraId="0CDD2C0C" w16cid:durableId="343835A9"/>
+  <w16cid:commentId w16cid:paraId="38BAF334" w16cid:durableId="7C529D95"/>
+  <w16cid:commentId w16cid:paraId="61888EC5" w16cid:durableId="469F2AB2"/>
+  <w16cid:commentId w16cid:paraId="094717B7" w16cid:durableId="2D7F6DD0"/>
+  <w16cid:commentId w16cid:paraId="7BE4C26A" w16cid:durableId="13F5DF43"/>
+  <w16cid:commentId w16cid:paraId="1A03DF3A" w16cid:durableId="79A83065"/>
+  <w16cid:commentId w16cid:paraId="1979DD24" w16cid:durableId="294FC8F6"/>
+  <w16cid:commentId w16cid:paraId="1335588F" w16cid:durableId="3D9B9542"/>
+  <w16cid:commentId w16cid:paraId="5B1733A7" w16cid:durableId="50EFEDB5"/>
+</w16cid:commentsIds>
 </file>
 
 <file path=word/endnotes.xml><?xml version="1.0" encoding="utf-8"?>
@@ -7932,47 +6596,13 @@
         </wp:anchor>
       </w:drawing>
     </w:r>
-    <w:proofErr w:type="spellStart"/>
     <w:r>
       <w:rPr>
         <w:color w:val="828991"/>
         <w:lang w:eastAsia="de-DE"/>
       </w:rPr>
-      <w:t>SoSe</w:t>
+      <w:t>SoSe 2026 Projekt 2.1 – 2.3 – Ars Aut Abeat</w:t>
     </w:r>
-    <w:proofErr w:type="spellEnd"/>
-    <w:r>
-      <w:rPr>
-        <w:color w:val="828991"/>
-        <w:lang w:eastAsia="de-DE"/>
-      </w:rPr>
-      <w:t xml:space="preserve"> 2026 Projekt 2.1 – 2.3 – Ars </w:t>
-    </w:r>
-    <w:proofErr w:type="spellStart"/>
-    <w:r>
-      <w:rPr>
-        <w:color w:val="828991"/>
-        <w:lang w:eastAsia="de-DE"/>
-      </w:rPr>
-      <w:t>Aut</w:t>
-    </w:r>
-    <w:proofErr w:type="spellEnd"/>
-    <w:r>
-      <w:rPr>
-        <w:color w:val="828991"/>
-        <w:lang w:eastAsia="de-DE"/>
-      </w:rPr>
-      <w:t xml:space="preserve"> </w:t>
-    </w:r>
-    <w:proofErr w:type="spellStart"/>
-    <w:r>
-      <w:rPr>
-        <w:color w:val="828991"/>
-        <w:lang w:eastAsia="de-DE"/>
-      </w:rPr>
-      <w:t>Abeat</w:t>
-    </w:r>
-    <w:proofErr w:type="spellEnd"/>
   </w:p>
   <w:p>
     <w:pPr>
@@ -8047,52 +6677,14 @@
         </wp:anchor>
       </w:drawing>
     </w:r>
-    <w:proofErr w:type="spellStart"/>
     <w:r>
       <w:rPr>
         <w:rFonts w:asciiTheme="minorHAnsi" w:hAnsiTheme="minorHAnsi" w:cstheme="minorHAnsi"/>
         <w:color w:val="828991"/>
         <w:lang w:eastAsia="de-DE"/>
       </w:rPr>
-      <w:t>SoSe</w:t>
+      <w:t>SoSe 2026 Projekt 2.1 – 2.3 – Ars Aut Abeat</w:t>
     </w:r>
-    <w:proofErr w:type="spellEnd"/>
-    <w:r>
-      <w:rPr>
-        <w:rFonts w:asciiTheme="minorHAnsi" w:hAnsiTheme="minorHAnsi" w:cstheme="minorHAnsi"/>
-        <w:color w:val="828991"/>
-        <w:lang w:eastAsia="de-DE"/>
-      </w:rPr>
-      <w:t xml:space="preserve"> 2026 Projekt 2.1 – 2.3 – Ars </w:t>
-    </w:r>
-    <w:proofErr w:type="spellStart"/>
-    <w:r>
-      <w:rPr>
-        <w:rFonts w:asciiTheme="minorHAnsi" w:hAnsiTheme="minorHAnsi" w:cstheme="minorHAnsi"/>
-        <w:color w:val="828991"/>
-        <w:lang w:eastAsia="de-DE"/>
-      </w:rPr>
-      <w:t>Aut</w:t>
-    </w:r>
-    <w:proofErr w:type="spellEnd"/>
-    <w:r>
-      <w:rPr>
-        <w:rFonts w:asciiTheme="minorHAnsi" w:hAnsiTheme="minorHAnsi" w:cstheme="minorHAnsi"/>
-        <w:color w:val="828991"/>
-        <w:lang w:eastAsia="de-DE"/>
-      </w:rPr>
-      <w:t xml:space="preserve"> </w:t>
-    </w:r>
-    <w:proofErr w:type="spellStart"/>
-    <w:r>
-      <w:rPr>
-        <w:rFonts w:asciiTheme="minorHAnsi" w:hAnsiTheme="minorHAnsi" w:cstheme="minorHAnsi"/>
-        <w:color w:val="828991"/>
-        <w:lang w:eastAsia="de-DE"/>
-      </w:rPr>
-      <w:t>Abeat</w:t>
-    </w:r>
-    <w:proofErr w:type="spellEnd"/>
   </w:p>
 </w:hdr>
 </file>
@@ -10279,6 +8871,14 @@
     <w:abstractNumId w:val="3"/>
   </w:num>
 </w:numbering>
+</file>
+
+<file path=word/people.xml><?xml version="1.0" encoding="utf-8"?>
+<w15:people xmlns:wpc="http://schemas.microsoft.com/office/word/2010/wordprocessingCanvas" xmlns:cx="http://schemas.microsoft.com/office/drawing/2014/chartex" xmlns:cx1="http://schemas.microsoft.com/office/drawing/2015/9/8/chartex" xmlns:cx2="http://schemas.microsoft.com/office/drawing/2015/10/21/chartex" xmlns:cx3="http://schemas.microsoft.com/office/drawing/2016/5/9/chartex" xmlns:cx4="http://schemas.microsoft.com/office/drawing/2016/5/10/chartex" xmlns:cx5="http://schemas.microsoft.com/office/drawing/2016/5/11/chartex" xmlns:cx6="http://schemas.microsoft.com/office/drawing/2016/5/12/chartex" xmlns:cx7="http://schemas.microsoft.com/office/drawing/2016/5/13/chartex" xmlns:cx8="http://schemas.microsoft.com/office/drawing/2016/5/14/chartex" xmlns:mc="http://schemas.openxmlformats.org/markup-compatibility/2006" xmlns:aink="http://schemas.microsoft.com/office/drawing/2016/ink" xmlns:am3d="http://schemas.microsoft.com/office/drawing/2017/model3d" xmlns:o="urn:schemas-microsoft-com:office:office" xmlns:oel="http://schemas.microsoft.com/office/2019/extlst" xmlns:r="http://schemas.openxmlformats.org/officeDocument/2006/relationships" xmlns:m="http://schemas.openxmlformats.org/officeDocument/2006/math" xmlns:v="urn:schemas-microsoft-com:vml" xmlns:wp14="http://schemas.microsoft.com/office/word/2010/wordprocessingDrawing" xmlns:wp="http://schemas.openxmlformats.org/drawingml/2006/wordprocessingDrawing" xmlns:w10="urn:schemas-microsoft-com:office:word" xmlns:w="http://schemas.openxmlformats.org/wordprocessingml/2006/main" xmlns:w14="http://schemas.microsoft.com/office/word/2010/wordml" xmlns:w15="http://schemas.microsoft.com/office/word/2012/wordml" xmlns:w16cex="http://schemas.microsoft.com/office/word/2018/wordml/cex" xmlns:w16cid="http://schemas.microsoft.com/office/word/2016/wordml/cid" xmlns:w16="http://schemas.microsoft.com/office/word/2018/wordml" xmlns:w16du="http://schemas.microsoft.com/office/word/2023/wordml/word16du" xmlns:w16sdtdh="http://schemas.microsoft.com/office/word/2020/wordml/sdtdatahash" xmlns:w16sdtfl="http://schemas.microsoft.com/office/word/2024/wordml/sdtformatlock" xmlns:w16se="http://schemas.microsoft.com/office/word/2015/wordml/symex" xmlns:wpg="http://schemas.microsoft.com/office/word/2010/wordprocessingGroup" xmlns:wpi="http://schemas.microsoft.com/office/word/2010/wordprocessingInk" xmlns:wne="http://schemas.microsoft.com/office/word/2006/wordml" xmlns:wps="http://schemas.microsoft.com/office/word/2010/wordprocessingShape" mc:Ignorable="w14 w15 w16se w16cid w16 w16cex w16sdtdh w16sdtfl w16du wp14">
+  <w15:person w15:author="Lukas Kraus">
+    <w15:presenceInfo w15:providerId="Windows Live" w15:userId="7279b20b52ea4997"/>
+  </w15:person>
+</w15:people>
 </file>
 
 <file path=word/styles.xml><?xml version="1.0" encoding="utf-8"?>
